--- a/docs/tables/carbo/sec5_grade_2_aes.docx
+++ b/docs/tables/carbo/sec5_grade_2_aes.docx
@@ -838,7 +838,7 @@
                 <w:szCs w:val="22"/>
                 <w:color w:val="000000"/>
               </w:rPr>
-              <w:t xml:space="preserve">190</w:t>
+              <w:t xml:space="preserve">189</w:t>
             </w:r>
           </w:p>
         </w:tc>
@@ -944,7 +944,7 @@
                 <w:szCs w:val="22"/>
                 <w:color w:val="000000"/>
               </w:rPr>
-              <w:t xml:space="preserve">1.02, 1.26</w:t>
+              <w:t xml:space="preserve">1.01, 1.26</w:t>
             </w:r>
           </w:p>
         </w:tc>
@@ -997,7 +997,7 @@
                 <w:szCs w:val="22"/>
                 <w:color w:val="000000"/>
               </w:rPr>
-              <w:t xml:space="preserve">0.024</w:t>
+              <w:t xml:space="preserve">0.031</w:t>
             </w:r>
           </w:p>
         </w:tc>
@@ -1050,7 +1050,7 @@
                 <w:szCs w:val="22"/>
                 <w:color w:val="000000"/>
               </w:rPr>
-              <w:t xml:space="preserve">190</w:t>
+              <w:t xml:space="preserve">189</w:t>
             </w:r>
           </w:p>
         </w:tc>
@@ -1156,7 +1156,7 @@
                 <w:szCs w:val="22"/>
                 <w:color w:val="000000"/>
               </w:rPr>
-              <w:t xml:space="preserve">1.19, 1.74</w:t>
+              <w:t xml:space="preserve">1.19, 1.73</w:t>
             </w:r>
           </w:p>
         </w:tc>
@@ -1321,7 +1321,7 @@
                 <w:szCs w:val="22"/>
                 <w:color w:val="000000"/>
               </w:rPr>
-              <w:t xml:space="preserve">190</w:t>
+              <w:t xml:space="preserve">189</w:t>
             </w:r>
           </w:p>
         </w:tc>
@@ -1427,113 +1427,113 @@
                 <w:szCs w:val="22"/>
                 <w:color w:val="000000"/>
               </w:rPr>
-              <w:t xml:space="preserve">0.98, 1.01</w:t>
-            </w:r>
-          </w:p>
-        </w:tc>
-        <w:tc>
-          <w:tcPr>
-            <w:tcBorders>
-              <w:bottom w:val="none" w:sz="0" w:space="0" w:color="000000"/>
-              <w:top w:val="none" w:sz="0" w:space="0" w:color="000000"/>
-              <w:left w:val="none" w:sz="0" w:space="0" w:color="000000"/>
-              <w:right w:val="none" w:sz="0" w:space="0" w:color="000000"/>
-            </w:tcBorders>
-            <w:shd w:val="clear" w:color="auto" w:fill="FFFFFF"/>
-            <w:tcMar>
-              <w:top w:w="0" w:type="dxa"/>
-              <w:bottom w:w="0" w:type="dxa"/>
-              <w:left w:w="0" w:type="dxa"/>
-              <w:right w:w="0" w:type="dxa"/>
-            </w:tcMar>
-            <w:vAlign w:val="top"/>
-          </w:tcPr>
-          <w:p>
-            <w:pPr>
-              <w:pStyle w:val="Normal"/>
-              <w:jc w:val="center"/>
-              <w:pBdr>
-                <w:bottom w:val="none" w:sz="0" w:space="0" w:color="000000"/>
-                <w:top w:val="none" w:sz="0" w:space="0" w:color="000000"/>
-                <w:left w:val="none" w:sz="0" w:space="0" w:color="000000"/>
-                <w:right w:val="none" w:sz="0" w:space="0" w:color="000000"/>
-              </w:pBdr>
-              <w:spacing w:after="100" w:before="100" w:line="240"/>
-              <w:ind w:left="100" w:right="100" w:firstLine="0" w:firstLineChars="0"/>
-              <w:rPr>
-                <w:rFonts w:ascii="Helvetica" w:hAnsi="Helvetica" w:eastAsia="Helvetica" w:cs="Helvetica"/>
-                <w:i w:val="false"/>
-                <w:b w:val="false"/>
-                <w:u w:val="none"/>
-                <w:sz w:val="22"/>
-                <w:szCs w:val="22"/>
-                <w:color w:val="000000"/>
-              </w:rPr>
-            </w:pPr>
-            <w:r>
-              <w:rPr>
-                <w:rFonts w:ascii="Helvetica" w:hAnsi="Helvetica" w:eastAsia="Helvetica" w:cs="Helvetica"/>
-                <w:i w:val="false"/>
-                <w:b w:val="false"/>
-                <w:u w:val="none"/>
-                <w:sz w:val="22"/>
-                <w:szCs w:val="22"/>
-                <w:color w:val="000000"/>
-              </w:rPr>
-              <w:t xml:space="preserve">0.930</w:t>
-            </w:r>
-          </w:p>
-        </w:tc>
-        <w:tc>
-          <w:tcPr>
-            <w:tcBorders>
-              <w:bottom w:val="none" w:sz="0" w:space="0" w:color="000000"/>
-              <w:top w:val="none" w:sz="0" w:space="0" w:color="000000"/>
-              <w:left w:val="none" w:sz="0" w:space="0" w:color="000000"/>
-              <w:right w:val="none" w:sz="0" w:space="0" w:color="000000"/>
-            </w:tcBorders>
-            <w:shd w:val="clear" w:color="auto" w:fill="FFFFFF"/>
-            <w:tcMar>
-              <w:top w:w="0" w:type="dxa"/>
-              <w:bottom w:w="0" w:type="dxa"/>
-              <w:left w:w="0" w:type="dxa"/>
-              <w:right w:w="0" w:type="dxa"/>
-            </w:tcMar>
-            <w:vAlign w:val="top"/>
-          </w:tcPr>
-          <w:p>
-            <w:pPr>
-              <w:pStyle w:val="Normal"/>
-              <w:jc w:val="center"/>
-              <w:pBdr>
-                <w:bottom w:val="none" w:sz="0" w:space="0" w:color="000000"/>
-                <w:top w:val="none" w:sz="0" w:space="0" w:color="000000"/>
-                <w:left w:val="none" w:sz="0" w:space="0" w:color="000000"/>
-                <w:right w:val="none" w:sz="0" w:space="0" w:color="000000"/>
-              </w:pBdr>
-              <w:spacing w:after="100" w:before="100" w:line="240"/>
-              <w:ind w:left="100" w:right="100" w:firstLine="0" w:firstLineChars="0"/>
-              <w:rPr>
-                <w:rFonts w:ascii="Helvetica" w:hAnsi="Helvetica" w:eastAsia="Helvetica" w:cs="Helvetica"/>
-                <w:i w:val="false"/>
-                <w:b w:val="false"/>
-                <w:u w:val="none"/>
-                <w:sz w:val="22"/>
-                <w:szCs w:val="22"/>
-                <w:color w:val="000000"/>
-              </w:rPr>
-            </w:pPr>
-            <w:r>
-              <w:rPr>
-                <w:rFonts w:ascii="Helvetica" w:hAnsi="Helvetica" w:eastAsia="Helvetica" w:cs="Helvetica"/>
-                <w:i w:val="false"/>
-                <w:b w:val="false"/>
-                <w:u w:val="none"/>
-                <w:sz w:val="22"/>
-                <w:szCs w:val="22"/>
-                <w:color w:val="000000"/>
-              </w:rPr>
-              <w:t xml:space="preserve">190</w:t>
+              <w:t xml:space="preserve">0.98, 1.02</w:t>
+            </w:r>
+          </w:p>
+        </w:tc>
+        <w:tc>
+          <w:tcPr>
+            <w:tcBorders>
+              <w:bottom w:val="none" w:sz="0" w:space="0" w:color="000000"/>
+              <w:top w:val="none" w:sz="0" w:space="0" w:color="000000"/>
+              <w:left w:val="none" w:sz="0" w:space="0" w:color="000000"/>
+              <w:right w:val="none" w:sz="0" w:space="0" w:color="000000"/>
+            </w:tcBorders>
+            <w:shd w:val="clear" w:color="auto" w:fill="FFFFFF"/>
+            <w:tcMar>
+              <w:top w:w="0" w:type="dxa"/>
+              <w:bottom w:w="0" w:type="dxa"/>
+              <w:left w:w="0" w:type="dxa"/>
+              <w:right w:w="0" w:type="dxa"/>
+            </w:tcMar>
+            <w:vAlign w:val="top"/>
+          </w:tcPr>
+          <w:p>
+            <w:pPr>
+              <w:pStyle w:val="Normal"/>
+              <w:jc w:val="center"/>
+              <w:pBdr>
+                <w:bottom w:val="none" w:sz="0" w:space="0" w:color="000000"/>
+                <w:top w:val="none" w:sz="0" w:space="0" w:color="000000"/>
+                <w:left w:val="none" w:sz="0" w:space="0" w:color="000000"/>
+                <w:right w:val="none" w:sz="0" w:space="0" w:color="000000"/>
+              </w:pBdr>
+              <w:spacing w:after="100" w:before="100" w:line="240"/>
+              <w:ind w:left="100" w:right="100" w:firstLine="0" w:firstLineChars="0"/>
+              <w:rPr>
+                <w:rFonts w:ascii="Helvetica" w:hAnsi="Helvetica" w:eastAsia="Helvetica" w:cs="Helvetica"/>
+                <w:i w:val="false"/>
+                <w:b w:val="false"/>
+                <w:u w:val="none"/>
+                <w:sz w:val="22"/>
+                <w:szCs w:val="22"/>
+                <w:color w:val="000000"/>
+              </w:rPr>
+            </w:pPr>
+            <w:r>
+              <w:rPr>
+                <w:rFonts w:ascii="Helvetica" w:hAnsi="Helvetica" w:eastAsia="Helvetica" w:cs="Helvetica"/>
+                <w:i w:val="false"/>
+                <w:b w:val="false"/>
+                <w:u w:val="none"/>
+                <w:sz w:val="22"/>
+                <w:szCs w:val="22"/>
+                <w:color w:val="000000"/>
+              </w:rPr>
+              <w:t xml:space="preserve">0.990</w:t>
+            </w:r>
+          </w:p>
+        </w:tc>
+        <w:tc>
+          <w:tcPr>
+            <w:tcBorders>
+              <w:bottom w:val="none" w:sz="0" w:space="0" w:color="000000"/>
+              <w:top w:val="none" w:sz="0" w:space="0" w:color="000000"/>
+              <w:left w:val="none" w:sz="0" w:space="0" w:color="000000"/>
+              <w:right w:val="none" w:sz="0" w:space="0" w:color="000000"/>
+            </w:tcBorders>
+            <w:shd w:val="clear" w:color="auto" w:fill="FFFFFF"/>
+            <w:tcMar>
+              <w:top w:w="0" w:type="dxa"/>
+              <w:bottom w:w="0" w:type="dxa"/>
+              <w:left w:w="0" w:type="dxa"/>
+              <w:right w:w="0" w:type="dxa"/>
+            </w:tcMar>
+            <w:vAlign w:val="top"/>
+          </w:tcPr>
+          <w:p>
+            <w:pPr>
+              <w:pStyle w:val="Normal"/>
+              <w:jc w:val="center"/>
+              <w:pBdr>
+                <w:bottom w:val="none" w:sz="0" w:space="0" w:color="000000"/>
+                <w:top w:val="none" w:sz="0" w:space="0" w:color="000000"/>
+                <w:left w:val="none" w:sz="0" w:space="0" w:color="000000"/>
+                <w:right w:val="none" w:sz="0" w:space="0" w:color="000000"/>
+              </w:pBdr>
+              <w:spacing w:after="100" w:before="100" w:line="240"/>
+              <w:ind w:left="100" w:right="100" w:firstLine="0" w:firstLineChars="0"/>
+              <w:rPr>
+                <w:rFonts w:ascii="Helvetica" w:hAnsi="Helvetica" w:eastAsia="Helvetica" w:cs="Helvetica"/>
+                <w:i w:val="false"/>
+                <w:b w:val="false"/>
+                <w:u w:val="none"/>
+                <w:sz w:val="22"/>
+                <w:szCs w:val="22"/>
+                <w:color w:val="000000"/>
+              </w:rPr>
+            </w:pPr>
+            <w:r>
+              <w:rPr>
+                <w:rFonts w:ascii="Helvetica" w:hAnsi="Helvetica" w:eastAsia="Helvetica" w:cs="Helvetica"/>
+                <w:i w:val="false"/>
+                <w:b w:val="false"/>
+                <w:u w:val="none"/>
+                <w:sz w:val="22"/>
+                <w:szCs w:val="22"/>
+                <w:color w:val="000000"/>
+              </w:rPr>
+              <w:t xml:space="preserve">189</w:t>
             </w:r>
           </w:p>
         </w:tc>
@@ -1692,7 +1692,7 @@
                 <w:szCs w:val="22"/>
                 <w:color w:val="000000"/>
               </w:rPr>
-              <w:t xml:space="preserve">0.170</w:t>
+              <w:t xml:space="preserve">0.240</w:t>
             </w:r>
           </w:p>
         </w:tc>
@@ -1804,7 +1804,7 @@
                 <w:szCs w:val="22"/>
                 <w:color w:val="000000"/>
               </w:rPr>
-              <w:t xml:space="preserve">190</w:t>
+              <w:t xml:space="preserve">189</w:t>
             </w:r>
           </w:p>
         </w:tc>
@@ -2016,7 +2016,7 @@
                 <w:szCs w:val="22"/>
                 <w:color w:val="000000"/>
               </w:rPr>
-              <w:t xml:space="preserve">190</w:t>
+              <w:t xml:space="preserve">189</w:t>
             </w:r>
           </w:p>
         </w:tc>
@@ -2665,7 +2665,7 @@
       </w:tr>
       <w:tr>
         <w:trPr>
-          <w:trHeight w:val="598" w:hRule="auto"/>
+          <w:trHeight w:val="597" w:hRule="auto"/>
         </w:trPr>
         body 5
         <w:tc>
@@ -2823,113 +2823,113 @@
                 <w:szCs w:val="22"/>
                 <w:color w:val="000000"/>
               </w:rPr>
-              <w:t xml:space="preserve">0.55</w:t>
-            </w:r>
-          </w:p>
-        </w:tc>
-        <w:tc>
-          <w:tcPr>
-            <w:tcBorders>
-              <w:bottom w:val="none" w:sz="0" w:space="0" w:color="000000"/>
-              <w:top w:val="none" w:sz="0" w:space="0" w:color="000000"/>
-              <w:left w:val="none" w:sz="0" w:space="0" w:color="000000"/>
-              <w:right w:val="none" w:sz="0" w:space="0" w:color="000000"/>
-            </w:tcBorders>
-            <w:shd w:val="clear" w:color="auto" w:fill="FFFFFF"/>
-            <w:tcMar>
-              <w:top w:w="0" w:type="dxa"/>
-              <w:bottom w:w="0" w:type="dxa"/>
-              <w:left w:w="0" w:type="dxa"/>
-              <w:right w:w="0" w:type="dxa"/>
-            </w:tcMar>
-            <w:vAlign w:val="top"/>
-          </w:tcPr>
-          <w:p>
-            <w:pPr>
-              <w:pStyle w:val="Normal"/>
-              <w:jc w:val="center"/>
-              <w:pBdr>
-                <w:bottom w:val="none" w:sz="0" w:space="0" w:color="000000"/>
-                <w:top w:val="none" w:sz="0" w:space="0" w:color="000000"/>
-                <w:left w:val="none" w:sz="0" w:space="0" w:color="000000"/>
-                <w:right w:val="none" w:sz="0" w:space="0" w:color="000000"/>
-              </w:pBdr>
-              <w:spacing w:after="100" w:before="100" w:line="240"/>
-              <w:ind w:left="100" w:right="100" w:firstLine="0" w:firstLineChars="0"/>
-              <w:rPr>
-                <w:rFonts w:ascii="Helvetica" w:hAnsi="Helvetica" w:eastAsia="Helvetica" w:cs="Helvetica"/>
-                <w:i w:val="false"/>
-                <w:b w:val="false"/>
-                <w:u w:val="none"/>
-                <w:sz w:val="22"/>
-                <w:szCs w:val="22"/>
-                <w:color w:val="000000"/>
-              </w:rPr>
-            </w:pPr>
-            <w:r>
-              <w:rPr>
-                <w:rFonts w:ascii="Helvetica" w:hAnsi="Helvetica" w:eastAsia="Helvetica" w:cs="Helvetica"/>
-                <w:i w:val="false"/>
-                <w:b w:val="false"/>
-                <w:u w:val="none"/>
-                <w:sz w:val="22"/>
-                <w:szCs w:val="22"/>
-                <w:color w:val="000000"/>
-              </w:rPr>
-              <w:t xml:space="preserve">0.30, 1.02</w:t>
-            </w:r>
-          </w:p>
-        </w:tc>
-        <w:tc>
-          <w:tcPr>
-            <w:tcBorders>
-              <w:bottom w:val="none" w:sz="0" w:space="0" w:color="000000"/>
-              <w:top w:val="none" w:sz="0" w:space="0" w:color="000000"/>
-              <w:left w:val="none" w:sz="0" w:space="0" w:color="000000"/>
-              <w:right w:val="none" w:sz="0" w:space="0" w:color="000000"/>
-            </w:tcBorders>
-            <w:shd w:val="clear" w:color="auto" w:fill="FFFFFF"/>
-            <w:tcMar>
-              <w:top w:w="0" w:type="dxa"/>
-              <w:bottom w:w="0" w:type="dxa"/>
-              <w:left w:w="0" w:type="dxa"/>
-              <w:right w:w="0" w:type="dxa"/>
-            </w:tcMar>
-            <w:vAlign w:val="top"/>
-          </w:tcPr>
-          <w:p>
-            <w:pPr>
-              <w:pStyle w:val="Normal"/>
-              <w:jc w:val="center"/>
-              <w:pBdr>
-                <w:bottom w:val="none" w:sz="0" w:space="0" w:color="000000"/>
-                <w:top w:val="none" w:sz="0" w:space="0" w:color="000000"/>
-                <w:left w:val="none" w:sz="0" w:space="0" w:color="000000"/>
-                <w:right w:val="none" w:sz="0" w:space="0" w:color="000000"/>
-              </w:pBdr>
-              <w:spacing w:after="100" w:before="100" w:line="240"/>
-              <w:ind w:left="100" w:right="100" w:firstLine="0" w:firstLineChars="0"/>
-              <w:rPr>
-                <w:rFonts w:ascii="Helvetica" w:hAnsi="Helvetica" w:eastAsia="Helvetica" w:cs="Helvetica"/>
-                <w:i w:val="false"/>
-                <w:b w:val="false"/>
-                <w:u w:val="none"/>
-                <w:sz w:val="22"/>
-                <w:szCs w:val="22"/>
-                <w:color w:val="000000"/>
-              </w:rPr>
-            </w:pPr>
-            <w:r>
-              <w:rPr>
-                <w:rFonts w:ascii="Helvetica" w:hAnsi="Helvetica" w:eastAsia="Helvetica" w:cs="Helvetica"/>
-                <w:i w:val="false"/>
-                <w:b w:val="false"/>
-                <w:u w:val="none"/>
-                <w:sz w:val="22"/>
-                <w:szCs w:val="22"/>
-                <w:color w:val="000000"/>
-              </w:rPr>
-              <w:t xml:space="preserve">0.057</w:t>
+              <w:t xml:space="preserve">0.56</w:t>
+            </w:r>
+          </w:p>
+        </w:tc>
+        <w:tc>
+          <w:tcPr>
+            <w:tcBorders>
+              <w:bottom w:val="none" w:sz="0" w:space="0" w:color="000000"/>
+              <w:top w:val="none" w:sz="0" w:space="0" w:color="000000"/>
+              <w:left w:val="none" w:sz="0" w:space="0" w:color="000000"/>
+              <w:right w:val="none" w:sz="0" w:space="0" w:color="000000"/>
+            </w:tcBorders>
+            <w:shd w:val="clear" w:color="auto" w:fill="FFFFFF"/>
+            <w:tcMar>
+              <w:top w:w="0" w:type="dxa"/>
+              <w:bottom w:w="0" w:type="dxa"/>
+              <w:left w:w="0" w:type="dxa"/>
+              <w:right w:w="0" w:type="dxa"/>
+            </w:tcMar>
+            <w:vAlign w:val="top"/>
+          </w:tcPr>
+          <w:p>
+            <w:pPr>
+              <w:pStyle w:val="Normal"/>
+              <w:jc w:val="center"/>
+              <w:pBdr>
+                <w:bottom w:val="none" w:sz="0" w:space="0" w:color="000000"/>
+                <w:top w:val="none" w:sz="0" w:space="0" w:color="000000"/>
+                <w:left w:val="none" w:sz="0" w:space="0" w:color="000000"/>
+                <w:right w:val="none" w:sz="0" w:space="0" w:color="000000"/>
+              </w:pBdr>
+              <w:spacing w:after="100" w:before="100" w:line="240"/>
+              <w:ind w:left="100" w:right="100" w:firstLine="0" w:firstLineChars="0"/>
+              <w:rPr>
+                <w:rFonts w:ascii="Helvetica" w:hAnsi="Helvetica" w:eastAsia="Helvetica" w:cs="Helvetica"/>
+                <w:i w:val="false"/>
+                <w:b w:val="false"/>
+                <w:u w:val="none"/>
+                <w:sz w:val="22"/>
+                <w:szCs w:val="22"/>
+                <w:color w:val="000000"/>
+              </w:rPr>
+            </w:pPr>
+            <w:r>
+              <w:rPr>
+                <w:rFonts w:ascii="Helvetica" w:hAnsi="Helvetica" w:eastAsia="Helvetica" w:cs="Helvetica"/>
+                <w:i w:val="false"/>
+                <w:b w:val="false"/>
+                <w:u w:val="none"/>
+                <w:sz w:val="22"/>
+                <w:szCs w:val="22"/>
+                <w:color w:val="000000"/>
+              </w:rPr>
+              <w:t xml:space="preserve">0.30, 1.03</w:t>
+            </w:r>
+          </w:p>
+        </w:tc>
+        <w:tc>
+          <w:tcPr>
+            <w:tcBorders>
+              <w:bottom w:val="none" w:sz="0" w:space="0" w:color="000000"/>
+              <w:top w:val="none" w:sz="0" w:space="0" w:color="000000"/>
+              <w:left w:val="none" w:sz="0" w:space="0" w:color="000000"/>
+              <w:right w:val="none" w:sz="0" w:space="0" w:color="000000"/>
+            </w:tcBorders>
+            <w:shd w:val="clear" w:color="auto" w:fill="FFFFFF"/>
+            <w:tcMar>
+              <w:top w:w="0" w:type="dxa"/>
+              <w:bottom w:w="0" w:type="dxa"/>
+              <w:left w:w="0" w:type="dxa"/>
+              <w:right w:w="0" w:type="dxa"/>
+            </w:tcMar>
+            <w:vAlign w:val="top"/>
+          </w:tcPr>
+          <w:p>
+            <w:pPr>
+              <w:pStyle w:val="Normal"/>
+              <w:jc w:val="center"/>
+              <w:pBdr>
+                <w:bottom w:val="none" w:sz="0" w:space="0" w:color="000000"/>
+                <w:top w:val="none" w:sz="0" w:space="0" w:color="000000"/>
+                <w:left w:val="none" w:sz="0" w:space="0" w:color="000000"/>
+                <w:right w:val="none" w:sz="0" w:space="0" w:color="000000"/>
+              </w:pBdr>
+              <w:spacing w:after="100" w:before="100" w:line="240"/>
+              <w:ind w:left="100" w:right="100" w:firstLine="0" w:firstLineChars="0"/>
+              <w:rPr>
+                <w:rFonts w:ascii="Helvetica" w:hAnsi="Helvetica" w:eastAsia="Helvetica" w:cs="Helvetica"/>
+                <w:i w:val="false"/>
+                <w:b w:val="false"/>
+                <w:u w:val="none"/>
+                <w:sz w:val="22"/>
+                <w:szCs w:val="22"/>
+                <w:color w:val="000000"/>
+              </w:rPr>
+            </w:pPr>
+            <w:r>
+              <w:rPr>
+                <w:rFonts w:ascii="Helvetica" w:hAnsi="Helvetica" w:eastAsia="Helvetica" w:cs="Helvetica"/>
+                <w:i w:val="false"/>
+                <w:b w:val="false"/>
+                <w:u w:val="none"/>
+                <w:sz w:val="22"/>
+                <w:szCs w:val="22"/>
+                <w:color w:val="000000"/>
+              </w:rPr>
+              <w:t xml:space="preserve">0.062</w:t>
             </w:r>
           </w:p>
         </w:tc>
@@ -3035,60 +3035,60 @@
                 <w:szCs w:val="22"/>
                 <w:color w:val="000000"/>
               </w:rPr>
-              <w:t xml:space="preserve">0.37</w:t>
-            </w:r>
-          </w:p>
-        </w:tc>
-        <w:tc>
-          <w:tcPr>
-            <w:tcBorders>
-              <w:bottom w:val="none" w:sz="0" w:space="0" w:color="000000"/>
-              <w:top w:val="none" w:sz="0" w:space="0" w:color="000000"/>
-              <w:left w:val="none" w:sz="0" w:space="0" w:color="000000"/>
-              <w:right w:val="none" w:sz="0" w:space="0" w:color="000000"/>
-            </w:tcBorders>
-            <w:shd w:val="clear" w:color="auto" w:fill="FFFFFF"/>
-            <w:tcMar>
-              <w:top w:w="0" w:type="dxa"/>
-              <w:bottom w:w="0" w:type="dxa"/>
-              <w:left w:w="0" w:type="dxa"/>
-              <w:right w:w="0" w:type="dxa"/>
-            </w:tcMar>
-            <w:vAlign w:val="top"/>
-          </w:tcPr>
-          <w:p>
-            <w:pPr>
-              <w:pStyle w:val="Normal"/>
-              <w:jc w:val="center"/>
-              <w:pBdr>
-                <w:bottom w:val="none" w:sz="0" w:space="0" w:color="000000"/>
-                <w:top w:val="none" w:sz="0" w:space="0" w:color="000000"/>
-                <w:left w:val="none" w:sz="0" w:space="0" w:color="000000"/>
-                <w:right w:val="none" w:sz="0" w:space="0" w:color="000000"/>
-              </w:pBdr>
-              <w:spacing w:after="100" w:before="100" w:line="240"/>
-              <w:ind w:left="100" w:right="100" w:firstLine="0" w:firstLineChars="0"/>
-              <w:rPr>
-                <w:rFonts w:ascii="Helvetica" w:hAnsi="Helvetica" w:eastAsia="Helvetica" w:cs="Helvetica"/>
-                <w:i w:val="false"/>
-                <w:b w:val="false"/>
-                <w:u w:val="none"/>
-                <w:sz w:val="22"/>
-                <w:szCs w:val="22"/>
-                <w:color w:val="000000"/>
-              </w:rPr>
-            </w:pPr>
-            <w:r>
-              <w:rPr>
-                <w:rFonts w:ascii="Helvetica" w:hAnsi="Helvetica" w:eastAsia="Helvetica" w:cs="Helvetica"/>
-                <w:i w:val="false"/>
-                <w:b w:val="false"/>
-                <w:u w:val="none"/>
-                <w:sz w:val="22"/>
-                <w:szCs w:val="22"/>
-                <w:color w:val="000000"/>
-              </w:rPr>
-              <w:t xml:space="preserve">0.14, 0.97</w:t>
+              <w:t xml:space="preserve">0.36</w:t>
+            </w:r>
+          </w:p>
+        </w:tc>
+        <w:tc>
+          <w:tcPr>
+            <w:tcBorders>
+              <w:bottom w:val="none" w:sz="0" w:space="0" w:color="000000"/>
+              <w:top w:val="none" w:sz="0" w:space="0" w:color="000000"/>
+              <w:left w:val="none" w:sz="0" w:space="0" w:color="000000"/>
+              <w:right w:val="none" w:sz="0" w:space="0" w:color="000000"/>
+            </w:tcBorders>
+            <w:shd w:val="clear" w:color="auto" w:fill="FFFFFF"/>
+            <w:tcMar>
+              <w:top w:w="0" w:type="dxa"/>
+              <w:bottom w:w="0" w:type="dxa"/>
+              <w:left w:w="0" w:type="dxa"/>
+              <w:right w:w="0" w:type="dxa"/>
+            </w:tcMar>
+            <w:vAlign w:val="top"/>
+          </w:tcPr>
+          <w:p>
+            <w:pPr>
+              <w:pStyle w:val="Normal"/>
+              <w:jc w:val="center"/>
+              <w:pBdr>
+                <w:bottom w:val="none" w:sz="0" w:space="0" w:color="000000"/>
+                <w:top w:val="none" w:sz="0" w:space="0" w:color="000000"/>
+                <w:left w:val="none" w:sz="0" w:space="0" w:color="000000"/>
+                <w:right w:val="none" w:sz="0" w:space="0" w:color="000000"/>
+              </w:pBdr>
+              <w:spacing w:after="100" w:before="100" w:line="240"/>
+              <w:ind w:left="100" w:right="100" w:firstLine="0" w:firstLineChars="0"/>
+              <w:rPr>
+                <w:rFonts w:ascii="Helvetica" w:hAnsi="Helvetica" w:eastAsia="Helvetica" w:cs="Helvetica"/>
+                <w:i w:val="false"/>
+                <w:b w:val="false"/>
+                <w:u w:val="none"/>
+                <w:sz w:val="22"/>
+                <w:szCs w:val="22"/>
+                <w:color w:val="000000"/>
+              </w:rPr>
+            </w:pPr>
+            <w:r>
+              <w:rPr>
+                <w:rFonts w:ascii="Helvetica" w:hAnsi="Helvetica" w:eastAsia="Helvetica" w:cs="Helvetica"/>
+                <w:i w:val="false"/>
+                <w:b w:val="false"/>
+                <w:u w:val="none"/>
+                <w:sz w:val="22"/>
+                <w:szCs w:val="22"/>
+                <w:color w:val="000000"/>
+              </w:rPr>
+              <w:t xml:space="preserve">0.13, 0.97</w:t>
             </w:r>
           </w:p>
         </w:tc>
@@ -3253,7 +3253,7 @@
                 <w:szCs w:val="22"/>
                 <w:color w:val="000000"/>
               </w:rPr>
-              <w:t xml:space="preserve">190</w:t>
+              <w:t xml:space="preserve">189</w:t>
             </w:r>
           </w:p>
         </w:tc>
@@ -3465,7 +3465,7 @@
                 <w:szCs w:val="22"/>
                 <w:color w:val="000000"/>
               </w:rPr>
-              <w:t xml:space="preserve">190</w:t>
+              <w:t xml:space="preserve">189</w:t>
             </w:r>
           </w:p>
         </w:tc>
@@ -3571,7 +3571,7 @@
                 <w:szCs w:val="22"/>
                 <w:color w:val="000000"/>
               </w:rPr>
-              <w:t xml:space="preserve">1.12, 1.32</w:t>
+              <w:t xml:space="preserve">1.12, 1.33</w:t>
             </w:r>
           </w:p>
         </w:tc>
@@ -3736,7 +3736,7 @@
                 <w:szCs w:val="22"/>
                 <w:color w:val="000000"/>
               </w:rPr>
-              <w:t xml:space="preserve">190</w:t>
+              <w:t xml:space="preserve">189</w:t>
             </w:r>
           </w:p>
         </w:tc>
@@ -3948,7 +3948,7 @@
                 <w:szCs w:val="22"/>
                 <w:color w:val="000000"/>
               </w:rPr>
-              <w:t xml:space="preserve">190</w:t>
+              <w:t xml:space="preserve">189</w:t>
             </w:r>
           </w:p>
         </w:tc>
@@ -4755,113 +4755,113 @@
                 <w:szCs w:val="22"/>
                 <w:color w:val="000000"/>
               </w:rPr>
-              <w:t xml:space="preserve">1.16</w:t>
-            </w:r>
-          </w:p>
-        </w:tc>
-        <w:tc>
-          <w:tcPr>
-            <w:tcBorders>
-              <w:bottom w:val="none" w:sz="0" w:space="0" w:color="000000"/>
-              <w:top w:val="none" w:sz="0" w:space="0" w:color="000000"/>
-              <w:left w:val="none" w:sz="0" w:space="0" w:color="000000"/>
-              <w:right w:val="none" w:sz="0" w:space="0" w:color="000000"/>
-            </w:tcBorders>
-            <w:shd w:val="clear" w:color="auto" w:fill="FFFFFF"/>
-            <w:tcMar>
-              <w:top w:w="0" w:type="dxa"/>
-              <w:bottom w:w="0" w:type="dxa"/>
-              <w:left w:w="0" w:type="dxa"/>
-              <w:right w:w="0" w:type="dxa"/>
-            </w:tcMar>
-            <w:vAlign w:val="top"/>
-          </w:tcPr>
-          <w:p>
-            <w:pPr>
-              <w:pStyle w:val="Normal"/>
-              <w:jc w:val="center"/>
-              <w:pBdr>
-                <w:bottom w:val="none" w:sz="0" w:space="0" w:color="000000"/>
-                <w:top w:val="none" w:sz="0" w:space="0" w:color="000000"/>
-                <w:left w:val="none" w:sz="0" w:space="0" w:color="000000"/>
-                <w:right w:val="none" w:sz="0" w:space="0" w:color="000000"/>
-              </w:pBdr>
-              <w:spacing w:after="100" w:before="100" w:line="240"/>
-              <w:ind w:left="100" w:right="100" w:firstLine="0" w:firstLineChars="0"/>
-              <w:rPr>
-                <w:rFonts w:ascii="Helvetica" w:hAnsi="Helvetica" w:eastAsia="Helvetica" w:cs="Helvetica"/>
-                <w:i w:val="false"/>
-                <w:b w:val="false"/>
-                <w:u w:val="none"/>
-                <w:sz w:val="22"/>
-                <w:szCs w:val="22"/>
-                <w:color w:val="000000"/>
-              </w:rPr>
-            </w:pPr>
-            <w:r>
-              <w:rPr>
-                <w:rFonts w:ascii="Helvetica" w:hAnsi="Helvetica" w:eastAsia="Helvetica" w:cs="Helvetica"/>
-                <w:i w:val="false"/>
-                <w:b w:val="false"/>
-                <w:u w:val="none"/>
-                <w:sz w:val="22"/>
-                <w:szCs w:val="22"/>
-                <w:color w:val="000000"/>
-              </w:rPr>
-              <w:t xml:space="preserve">0.73, 1.82</w:t>
-            </w:r>
-          </w:p>
-        </w:tc>
-        <w:tc>
-          <w:tcPr>
-            <w:tcBorders>
-              <w:bottom w:val="none" w:sz="0" w:space="0" w:color="000000"/>
-              <w:top w:val="none" w:sz="0" w:space="0" w:color="000000"/>
-              <w:left w:val="none" w:sz="0" w:space="0" w:color="000000"/>
-              <w:right w:val="none" w:sz="0" w:space="0" w:color="000000"/>
-            </w:tcBorders>
-            <w:shd w:val="clear" w:color="auto" w:fill="FFFFFF"/>
-            <w:tcMar>
-              <w:top w:w="0" w:type="dxa"/>
-              <w:bottom w:w="0" w:type="dxa"/>
-              <w:left w:w="0" w:type="dxa"/>
-              <w:right w:w="0" w:type="dxa"/>
-            </w:tcMar>
-            <w:vAlign w:val="top"/>
-          </w:tcPr>
-          <w:p>
-            <w:pPr>
-              <w:pStyle w:val="Normal"/>
-              <w:jc w:val="center"/>
-              <w:pBdr>
-                <w:bottom w:val="none" w:sz="0" w:space="0" w:color="000000"/>
-                <w:top w:val="none" w:sz="0" w:space="0" w:color="000000"/>
-                <w:left w:val="none" w:sz="0" w:space="0" w:color="000000"/>
-                <w:right w:val="none" w:sz="0" w:space="0" w:color="000000"/>
-              </w:pBdr>
-              <w:spacing w:after="100" w:before="100" w:line="240"/>
-              <w:ind w:left="100" w:right="100" w:firstLine="0" w:firstLineChars="0"/>
-              <w:rPr>
-                <w:rFonts w:ascii="Helvetica" w:hAnsi="Helvetica" w:eastAsia="Helvetica" w:cs="Helvetica"/>
-                <w:i w:val="false"/>
-                <w:b w:val="false"/>
-                <w:u w:val="none"/>
-                <w:sz w:val="22"/>
-                <w:szCs w:val="22"/>
-                <w:color w:val="000000"/>
-              </w:rPr>
-            </w:pPr>
-            <w:r>
-              <w:rPr>
-                <w:rFonts w:ascii="Helvetica" w:hAnsi="Helvetica" w:eastAsia="Helvetica" w:cs="Helvetica"/>
-                <w:i w:val="false"/>
-                <w:b w:val="false"/>
-                <w:u w:val="none"/>
-                <w:sz w:val="22"/>
-                <w:szCs w:val="22"/>
-                <w:color w:val="000000"/>
-              </w:rPr>
-              <w:t xml:space="preserve">0.530</w:t>
+              <w:t xml:space="preserve">1.13</w:t>
+            </w:r>
+          </w:p>
+        </w:tc>
+        <w:tc>
+          <w:tcPr>
+            <w:tcBorders>
+              <w:bottom w:val="none" w:sz="0" w:space="0" w:color="000000"/>
+              <w:top w:val="none" w:sz="0" w:space="0" w:color="000000"/>
+              <w:left w:val="none" w:sz="0" w:space="0" w:color="000000"/>
+              <w:right w:val="none" w:sz="0" w:space="0" w:color="000000"/>
+            </w:tcBorders>
+            <w:shd w:val="clear" w:color="auto" w:fill="FFFFFF"/>
+            <w:tcMar>
+              <w:top w:w="0" w:type="dxa"/>
+              <w:bottom w:w="0" w:type="dxa"/>
+              <w:left w:w="0" w:type="dxa"/>
+              <w:right w:w="0" w:type="dxa"/>
+            </w:tcMar>
+            <w:vAlign w:val="top"/>
+          </w:tcPr>
+          <w:p>
+            <w:pPr>
+              <w:pStyle w:val="Normal"/>
+              <w:jc w:val="center"/>
+              <w:pBdr>
+                <w:bottom w:val="none" w:sz="0" w:space="0" w:color="000000"/>
+                <w:top w:val="none" w:sz="0" w:space="0" w:color="000000"/>
+                <w:left w:val="none" w:sz="0" w:space="0" w:color="000000"/>
+                <w:right w:val="none" w:sz="0" w:space="0" w:color="000000"/>
+              </w:pBdr>
+              <w:spacing w:after="100" w:before="100" w:line="240"/>
+              <w:ind w:left="100" w:right="100" w:firstLine="0" w:firstLineChars="0"/>
+              <w:rPr>
+                <w:rFonts w:ascii="Helvetica" w:hAnsi="Helvetica" w:eastAsia="Helvetica" w:cs="Helvetica"/>
+                <w:i w:val="false"/>
+                <w:b w:val="false"/>
+                <w:u w:val="none"/>
+                <w:sz w:val="22"/>
+                <w:szCs w:val="22"/>
+                <w:color w:val="000000"/>
+              </w:rPr>
+            </w:pPr>
+            <w:r>
+              <w:rPr>
+                <w:rFonts w:ascii="Helvetica" w:hAnsi="Helvetica" w:eastAsia="Helvetica" w:cs="Helvetica"/>
+                <w:i w:val="false"/>
+                <w:b w:val="false"/>
+                <w:u w:val="none"/>
+                <w:sz w:val="22"/>
+                <w:szCs w:val="22"/>
+                <w:color w:val="000000"/>
+              </w:rPr>
+              <w:t xml:space="preserve">0.71, 1.78</w:t>
+            </w:r>
+          </w:p>
+        </w:tc>
+        <w:tc>
+          <w:tcPr>
+            <w:tcBorders>
+              <w:bottom w:val="none" w:sz="0" w:space="0" w:color="000000"/>
+              <w:top w:val="none" w:sz="0" w:space="0" w:color="000000"/>
+              <w:left w:val="none" w:sz="0" w:space="0" w:color="000000"/>
+              <w:right w:val="none" w:sz="0" w:space="0" w:color="000000"/>
+            </w:tcBorders>
+            <w:shd w:val="clear" w:color="auto" w:fill="FFFFFF"/>
+            <w:tcMar>
+              <w:top w:w="0" w:type="dxa"/>
+              <w:bottom w:w="0" w:type="dxa"/>
+              <w:left w:w="0" w:type="dxa"/>
+              <w:right w:w="0" w:type="dxa"/>
+            </w:tcMar>
+            <w:vAlign w:val="top"/>
+          </w:tcPr>
+          <w:p>
+            <w:pPr>
+              <w:pStyle w:val="Normal"/>
+              <w:jc w:val="center"/>
+              <w:pBdr>
+                <w:bottom w:val="none" w:sz="0" w:space="0" w:color="000000"/>
+                <w:top w:val="none" w:sz="0" w:space="0" w:color="000000"/>
+                <w:left w:val="none" w:sz="0" w:space="0" w:color="000000"/>
+                <w:right w:val="none" w:sz="0" w:space="0" w:color="000000"/>
+              </w:pBdr>
+              <w:spacing w:after="100" w:before="100" w:line="240"/>
+              <w:ind w:left="100" w:right="100" w:firstLine="0" w:firstLineChars="0"/>
+              <w:rPr>
+                <w:rFonts w:ascii="Helvetica" w:hAnsi="Helvetica" w:eastAsia="Helvetica" w:cs="Helvetica"/>
+                <w:i w:val="false"/>
+                <w:b w:val="false"/>
+                <w:u w:val="none"/>
+                <w:sz w:val="22"/>
+                <w:szCs w:val="22"/>
+                <w:color w:val="000000"/>
+              </w:rPr>
+            </w:pPr>
+            <w:r>
+              <w:rPr>
+                <w:rFonts w:ascii="Helvetica" w:hAnsi="Helvetica" w:eastAsia="Helvetica" w:cs="Helvetica"/>
+                <w:i w:val="false"/>
+                <w:b w:val="false"/>
+                <w:u w:val="none"/>
+                <w:sz w:val="22"/>
+                <w:szCs w:val="22"/>
+                <w:color w:val="000000"/>
+              </w:rPr>
+              <w:t xml:space="preserve">0.610</w:t>
             </w:r>
           </w:p>
         </w:tc>
@@ -5020,60 +5020,60 @@
                 <w:szCs w:val="22"/>
                 <w:color w:val="000000"/>
               </w:rPr>
-              <w:t xml:space="preserve">0.61, 1.68</w:t>
-            </w:r>
-          </w:p>
-        </w:tc>
-        <w:tc>
-          <w:tcPr>
-            <w:tcBorders>
-              <w:bottom w:val="none" w:sz="0" w:space="0" w:color="000000"/>
-              <w:top w:val="none" w:sz="0" w:space="0" w:color="000000"/>
-              <w:left w:val="none" w:sz="0" w:space="0" w:color="000000"/>
-              <w:right w:val="none" w:sz="0" w:space="0" w:color="000000"/>
-            </w:tcBorders>
-            <w:shd w:val="clear" w:color="auto" w:fill="FFFFFF"/>
-            <w:tcMar>
-              <w:top w:w="0" w:type="dxa"/>
-              <w:bottom w:w="0" w:type="dxa"/>
-              <w:left w:w="0" w:type="dxa"/>
-              <w:right w:w="0" w:type="dxa"/>
-            </w:tcMar>
-            <w:vAlign w:val="top"/>
-          </w:tcPr>
-          <w:p>
-            <w:pPr>
-              <w:pStyle w:val="Normal"/>
-              <w:jc w:val="center"/>
-              <w:pBdr>
-                <w:bottom w:val="none" w:sz="0" w:space="0" w:color="000000"/>
-                <w:top w:val="none" w:sz="0" w:space="0" w:color="000000"/>
-                <w:left w:val="none" w:sz="0" w:space="0" w:color="000000"/>
-                <w:right w:val="none" w:sz="0" w:space="0" w:color="000000"/>
-              </w:pBdr>
-              <w:spacing w:after="100" w:before="100" w:line="240"/>
-              <w:ind w:left="100" w:right="100" w:firstLine="0" w:firstLineChars="0"/>
-              <w:rPr>
-                <w:rFonts w:ascii="Helvetica" w:hAnsi="Helvetica" w:eastAsia="Helvetica" w:cs="Helvetica"/>
-                <w:i w:val="false"/>
-                <w:b w:val="false"/>
-                <w:u w:val="none"/>
-                <w:sz w:val="22"/>
-                <w:szCs w:val="22"/>
-                <w:color w:val="000000"/>
-              </w:rPr>
-            </w:pPr>
-            <w:r>
-              <w:rPr>
-                <w:rFonts w:ascii="Helvetica" w:hAnsi="Helvetica" w:eastAsia="Helvetica" w:cs="Helvetica"/>
-                <w:i w:val="false"/>
-                <w:b w:val="false"/>
-                <w:u w:val="none"/>
-                <w:sz w:val="22"/>
-                <w:szCs w:val="22"/>
-                <w:color w:val="000000"/>
-              </w:rPr>
-              <w:t xml:space="preserve">0.960</w:t>
+              <w:t xml:space="preserve">0.61, 1.66</w:t>
+            </w:r>
+          </w:p>
+        </w:tc>
+        <w:tc>
+          <w:tcPr>
+            <w:tcBorders>
+              <w:bottom w:val="none" w:sz="0" w:space="0" w:color="000000"/>
+              <w:top w:val="none" w:sz="0" w:space="0" w:color="000000"/>
+              <w:left w:val="none" w:sz="0" w:space="0" w:color="000000"/>
+              <w:right w:val="none" w:sz="0" w:space="0" w:color="000000"/>
+            </w:tcBorders>
+            <w:shd w:val="clear" w:color="auto" w:fill="FFFFFF"/>
+            <w:tcMar>
+              <w:top w:w="0" w:type="dxa"/>
+              <w:bottom w:w="0" w:type="dxa"/>
+              <w:left w:w="0" w:type="dxa"/>
+              <w:right w:w="0" w:type="dxa"/>
+            </w:tcMar>
+            <w:vAlign w:val="top"/>
+          </w:tcPr>
+          <w:p>
+            <w:pPr>
+              <w:pStyle w:val="Normal"/>
+              <w:jc w:val="center"/>
+              <w:pBdr>
+                <w:bottom w:val="none" w:sz="0" w:space="0" w:color="000000"/>
+                <w:top w:val="none" w:sz="0" w:space="0" w:color="000000"/>
+                <w:left w:val="none" w:sz="0" w:space="0" w:color="000000"/>
+                <w:right w:val="none" w:sz="0" w:space="0" w:color="000000"/>
+              </w:pBdr>
+              <w:spacing w:after="100" w:before="100" w:line="240"/>
+              <w:ind w:left="100" w:right="100" w:firstLine="0" w:firstLineChars="0"/>
+              <w:rPr>
+                <w:rFonts w:ascii="Helvetica" w:hAnsi="Helvetica" w:eastAsia="Helvetica" w:cs="Helvetica"/>
+                <w:i w:val="false"/>
+                <w:b w:val="false"/>
+                <w:u w:val="none"/>
+                <w:sz w:val="22"/>
+                <w:szCs w:val="22"/>
+                <w:color w:val="000000"/>
+              </w:rPr>
+            </w:pPr>
+            <w:r>
+              <w:rPr>
+                <w:rFonts w:ascii="Helvetica" w:hAnsi="Helvetica" w:eastAsia="Helvetica" w:cs="Helvetica"/>
+                <w:i w:val="false"/>
+                <w:b w:val="false"/>
+                <w:u w:val="none"/>
+                <w:sz w:val="22"/>
+                <w:szCs w:val="22"/>
+                <w:color w:val="000000"/>
+              </w:rPr>
+              <w:t xml:space="preserve">0.980</w:t>
             </w:r>
           </w:p>
         </w:tc>
@@ -5185,7 +5185,7 @@
                 <w:szCs w:val="22"/>
                 <w:color w:val="000000"/>
               </w:rPr>
-              <w:t xml:space="preserve">190</w:t>
+              <w:t xml:space="preserve">189</w:t>
             </w:r>
           </w:p>
         </w:tc>
@@ -5397,7 +5397,7 @@
                 <w:szCs w:val="22"/>
                 <w:color w:val="000000"/>
               </w:rPr>
-              <w:t xml:space="preserve">190</w:t>
+              <w:t xml:space="preserve">189</w:t>
             </w:r>
           </w:p>
         </w:tc>
@@ -6204,113 +6204,113 @@
                 <w:szCs w:val="22"/>
                 <w:color w:val="000000"/>
               </w:rPr>
-              <w:t xml:space="preserve">1.15</w:t>
-            </w:r>
-          </w:p>
-        </w:tc>
-        <w:tc>
-          <w:tcPr>
-            <w:tcBorders>
-              <w:bottom w:val="none" w:sz="0" w:space="0" w:color="000000"/>
-              <w:top w:val="none" w:sz="0" w:space="0" w:color="000000"/>
-              <w:left w:val="none" w:sz="0" w:space="0" w:color="000000"/>
-              <w:right w:val="none" w:sz="0" w:space="0" w:color="000000"/>
-            </w:tcBorders>
-            <w:shd w:val="clear" w:color="auto" w:fill="FFFFFF"/>
-            <w:tcMar>
-              <w:top w:w="0" w:type="dxa"/>
-              <w:bottom w:w="0" w:type="dxa"/>
-              <w:left w:w="0" w:type="dxa"/>
-              <w:right w:w="0" w:type="dxa"/>
-            </w:tcMar>
-            <w:vAlign w:val="top"/>
-          </w:tcPr>
-          <w:p>
-            <w:pPr>
-              <w:pStyle w:val="Normal"/>
-              <w:jc w:val="center"/>
-              <w:pBdr>
-                <w:bottom w:val="none" w:sz="0" w:space="0" w:color="000000"/>
-                <w:top w:val="none" w:sz="0" w:space="0" w:color="000000"/>
-                <w:left w:val="none" w:sz="0" w:space="0" w:color="000000"/>
-                <w:right w:val="none" w:sz="0" w:space="0" w:color="000000"/>
-              </w:pBdr>
-              <w:spacing w:after="100" w:before="100" w:line="240"/>
-              <w:ind w:left="100" w:right="100" w:firstLine="0" w:firstLineChars="0"/>
-              <w:rPr>
-                <w:rFonts w:ascii="Helvetica" w:hAnsi="Helvetica" w:eastAsia="Helvetica" w:cs="Helvetica"/>
-                <w:i w:val="false"/>
-                <w:b w:val="false"/>
-                <w:u w:val="none"/>
-                <w:sz w:val="22"/>
-                <w:szCs w:val="22"/>
-                <w:color w:val="000000"/>
-              </w:rPr>
-            </w:pPr>
-            <w:r>
-              <w:rPr>
-                <w:rFonts w:ascii="Helvetica" w:hAnsi="Helvetica" w:eastAsia="Helvetica" w:cs="Helvetica"/>
-                <w:i w:val="false"/>
-                <w:b w:val="false"/>
-                <w:u w:val="none"/>
-                <w:sz w:val="22"/>
-                <w:szCs w:val="22"/>
-                <w:color w:val="000000"/>
-              </w:rPr>
-              <w:t xml:space="preserve">0.53, 2.51</w:t>
-            </w:r>
-          </w:p>
-        </w:tc>
-        <w:tc>
-          <w:tcPr>
-            <w:tcBorders>
-              <w:bottom w:val="none" w:sz="0" w:space="0" w:color="000000"/>
-              <w:top w:val="none" w:sz="0" w:space="0" w:color="000000"/>
-              <w:left w:val="none" w:sz="0" w:space="0" w:color="000000"/>
-              <w:right w:val="none" w:sz="0" w:space="0" w:color="000000"/>
-            </w:tcBorders>
-            <w:shd w:val="clear" w:color="auto" w:fill="FFFFFF"/>
-            <w:tcMar>
-              <w:top w:w="0" w:type="dxa"/>
-              <w:bottom w:w="0" w:type="dxa"/>
-              <w:left w:w="0" w:type="dxa"/>
-              <w:right w:w="0" w:type="dxa"/>
-            </w:tcMar>
-            <w:vAlign w:val="top"/>
-          </w:tcPr>
-          <w:p>
-            <w:pPr>
-              <w:pStyle w:val="Normal"/>
-              <w:jc w:val="center"/>
-              <w:pBdr>
-                <w:bottom w:val="none" w:sz="0" w:space="0" w:color="000000"/>
-                <w:top w:val="none" w:sz="0" w:space="0" w:color="000000"/>
-                <w:left w:val="none" w:sz="0" w:space="0" w:color="000000"/>
-                <w:right w:val="none" w:sz="0" w:space="0" w:color="000000"/>
-              </w:pBdr>
-              <w:spacing w:after="100" w:before="100" w:line="240"/>
-              <w:ind w:left="100" w:right="100" w:firstLine="0" w:firstLineChars="0"/>
-              <w:rPr>
-                <w:rFonts w:ascii="Helvetica" w:hAnsi="Helvetica" w:eastAsia="Helvetica" w:cs="Helvetica"/>
-                <w:i w:val="false"/>
-                <w:b w:val="false"/>
-                <w:u w:val="none"/>
-                <w:sz w:val="22"/>
-                <w:szCs w:val="22"/>
-                <w:color w:val="000000"/>
-              </w:rPr>
-            </w:pPr>
-            <w:r>
-              <w:rPr>
-                <w:rFonts w:ascii="Helvetica" w:hAnsi="Helvetica" w:eastAsia="Helvetica" w:cs="Helvetica"/>
-                <w:i w:val="false"/>
-                <w:b w:val="false"/>
-                <w:u w:val="none"/>
-                <w:sz w:val="22"/>
-                <w:szCs w:val="22"/>
-                <w:color w:val="000000"/>
-              </w:rPr>
-              <w:t xml:space="preserve">0.730</w:t>
+              <w:t xml:space="preserve">1.25</w:t>
+            </w:r>
+          </w:p>
+        </w:tc>
+        <w:tc>
+          <w:tcPr>
+            <w:tcBorders>
+              <w:bottom w:val="none" w:sz="0" w:space="0" w:color="000000"/>
+              <w:top w:val="none" w:sz="0" w:space="0" w:color="000000"/>
+              <w:left w:val="none" w:sz="0" w:space="0" w:color="000000"/>
+              <w:right w:val="none" w:sz="0" w:space="0" w:color="000000"/>
+            </w:tcBorders>
+            <w:shd w:val="clear" w:color="auto" w:fill="FFFFFF"/>
+            <w:tcMar>
+              <w:top w:w="0" w:type="dxa"/>
+              <w:bottom w:w="0" w:type="dxa"/>
+              <w:left w:w="0" w:type="dxa"/>
+              <w:right w:w="0" w:type="dxa"/>
+            </w:tcMar>
+            <w:vAlign w:val="top"/>
+          </w:tcPr>
+          <w:p>
+            <w:pPr>
+              <w:pStyle w:val="Normal"/>
+              <w:jc w:val="center"/>
+              <w:pBdr>
+                <w:bottom w:val="none" w:sz="0" w:space="0" w:color="000000"/>
+                <w:top w:val="none" w:sz="0" w:space="0" w:color="000000"/>
+                <w:left w:val="none" w:sz="0" w:space="0" w:color="000000"/>
+                <w:right w:val="none" w:sz="0" w:space="0" w:color="000000"/>
+              </w:pBdr>
+              <w:spacing w:after="100" w:before="100" w:line="240"/>
+              <w:ind w:left="100" w:right="100" w:firstLine="0" w:firstLineChars="0"/>
+              <w:rPr>
+                <w:rFonts w:ascii="Helvetica" w:hAnsi="Helvetica" w:eastAsia="Helvetica" w:cs="Helvetica"/>
+                <w:i w:val="false"/>
+                <w:b w:val="false"/>
+                <w:u w:val="none"/>
+                <w:sz w:val="22"/>
+                <w:szCs w:val="22"/>
+                <w:color w:val="000000"/>
+              </w:rPr>
+            </w:pPr>
+            <w:r>
+              <w:rPr>
+                <w:rFonts w:ascii="Helvetica" w:hAnsi="Helvetica" w:eastAsia="Helvetica" w:cs="Helvetica"/>
+                <w:i w:val="false"/>
+                <w:b w:val="false"/>
+                <w:u w:val="none"/>
+                <w:sz w:val="22"/>
+                <w:szCs w:val="22"/>
+                <w:color w:val="000000"/>
+              </w:rPr>
+              <w:t xml:space="preserve">0.55, 2.82</w:t>
+            </w:r>
+          </w:p>
+        </w:tc>
+        <w:tc>
+          <w:tcPr>
+            <w:tcBorders>
+              <w:bottom w:val="none" w:sz="0" w:space="0" w:color="000000"/>
+              <w:top w:val="none" w:sz="0" w:space="0" w:color="000000"/>
+              <w:left w:val="none" w:sz="0" w:space="0" w:color="000000"/>
+              <w:right w:val="none" w:sz="0" w:space="0" w:color="000000"/>
+            </w:tcBorders>
+            <w:shd w:val="clear" w:color="auto" w:fill="FFFFFF"/>
+            <w:tcMar>
+              <w:top w:w="0" w:type="dxa"/>
+              <w:bottom w:w="0" w:type="dxa"/>
+              <w:left w:w="0" w:type="dxa"/>
+              <w:right w:w="0" w:type="dxa"/>
+            </w:tcMar>
+            <w:vAlign w:val="top"/>
+          </w:tcPr>
+          <w:p>
+            <w:pPr>
+              <w:pStyle w:val="Normal"/>
+              <w:jc w:val="center"/>
+              <w:pBdr>
+                <w:bottom w:val="none" w:sz="0" w:space="0" w:color="000000"/>
+                <w:top w:val="none" w:sz="0" w:space="0" w:color="000000"/>
+                <w:left w:val="none" w:sz="0" w:space="0" w:color="000000"/>
+                <w:right w:val="none" w:sz="0" w:space="0" w:color="000000"/>
+              </w:pBdr>
+              <w:spacing w:after="100" w:before="100" w:line="240"/>
+              <w:ind w:left="100" w:right="100" w:firstLine="0" w:firstLineChars="0"/>
+              <w:rPr>
+                <w:rFonts w:ascii="Helvetica" w:hAnsi="Helvetica" w:eastAsia="Helvetica" w:cs="Helvetica"/>
+                <w:i w:val="false"/>
+                <w:b w:val="false"/>
+                <w:u w:val="none"/>
+                <w:sz w:val="22"/>
+                <w:szCs w:val="22"/>
+                <w:color w:val="000000"/>
+              </w:rPr>
+            </w:pPr>
+            <w:r>
+              <w:rPr>
+                <w:rFonts w:ascii="Helvetica" w:hAnsi="Helvetica" w:eastAsia="Helvetica" w:cs="Helvetica"/>
+                <w:i w:val="false"/>
+                <w:b w:val="false"/>
+                <w:u w:val="none"/>
+                <w:sz w:val="22"/>
+                <w:szCs w:val="22"/>
+                <w:color w:val="000000"/>
+              </w:rPr>
+              <w:t xml:space="preserve">0.590</w:t>
             </w:r>
           </w:p>
         </w:tc>
@@ -6416,113 +6416,113 @@
                 <w:szCs w:val="22"/>
                 <w:color w:val="000000"/>
               </w:rPr>
-              <w:t xml:space="preserve">1.02</w:t>
-            </w:r>
-          </w:p>
-        </w:tc>
-        <w:tc>
-          <w:tcPr>
-            <w:tcBorders>
-              <w:bottom w:val="none" w:sz="0" w:space="0" w:color="000000"/>
-              <w:top w:val="none" w:sz="0" w:space="0" w:color="000000"/>
-              <w:left w:val="none" w:sz="0" w:space="0" w:color="000000"/>
-              <w:right w:val="none" w:sz="0" w:space="0" w:color="000000"/>
-            </w:tcBorders>
-            <w:shd w:val="clear" w:color="auto" w:fill="FFFFFF"/>
-            <w:tcMar>
-              <w:top w:w="0" w:type="dxa"/>
-              <w:bottom w:w="0" w:type="dxa"/>
-              <w:left w:w="0" w:type="dxa"/>
-              <w:right w:w="0" w:type="dxa"/>
-            </w:tcMar>
-            <w:vAlign w:val="top"/>
-          </w:tcPr>
-          <w:p>
-            <w:pPr>
-              <w:pStyle w:val="Normal"/>
-              <w:jc w:val="center"/>
-              <w:pBdr>
-                <w:bottom w:val="none" w:sz="0" w:space="0" w:color="000000"/>
-                <w:top w:val="none" w:sz="0" w:space="0" w:color="000000"/>
-                <w:left w:val="none" w:sz="0" w:space="0" w:color="000000"/>
-                <w:right w:val="none" w:sz="0" w:space="0" w:color="000000"/>
-              </w:pBdr>
-              <w:spacing w:after="100" w:before="100" w:line="240"/>
-              <w:ind w:left="100" w:right="100" w:firstLine="0" w:firstLineChars="0"/>
-              <w:rPr>
-                <w:rFonts w:ascii="Helvetica" w:hAnsi="Helvetica" w:eastAsia="Helvetica" w:cs="Helvetica"/>
-                <w:i w:val="false"/>
-                <w:b w:val="false"/>
-                <w:u w:val="none"/>
-                <w:sz w:val="22"/>
-                <w:szCs w:val="22"/>
-                <w:color w:val="000000"/>
-              </w:rPr>
-            </w:pPr>
-            <w:r>
-              <w:rPr>
-                <w:rFonts w:ascii="Helvetica" w:hAnsi="Helvetica" w:eastAsia="Helvetica" w:cs="Helvetica"/>
-                <w:i w:val="false"/>
-                <w:b w:val="false"/>
-                <w:u w:val="none"/>
-                <w:sz w:val="22"/>
-                <w:szCs w:val="22"/>
-                <w:color w:val="000000"/>
-              </w:rPr>
-              <w:t xml:space="preserve">0.27, 3.82</w:t>
-            </w:r>
-          </w:p>
-        </w:tc>
-        <w:tc>
-          <w:tcPr>
-            <w:tcBorders>
-              <w:bottom w:val="none" w:sz="0" w:space="0" w:color="000000"/>
-              <w:top w:val="none" w:sz="0" w:space="0" w:color="000000"/>
-              <w:left w:val="none" w:sz="0" w:space="0" w:color="000000"/>
-              <w:right w:val="none" w:sz="0" w:space="0" w:color="000000"/>
-            </w:tcBorders>
-            <w:shd w:val="clear" w:color="auto" w:fill="FFFFFF"/>
-            <w:tcMar>
-              <w:top w:w="0" w:type="dxa"/>
-              <w:bottom w:w="0" w:type="dxa"/>
-              <w:left w:w="0" w:type="dxa"/>
-              <w:right w:w="0" w:type="dxa"/>
-            </w:tcMar>
-            <w:vAlign w:val="top"/>
-          </w:tcPr>
-          <w:p>
-            <w:pPr>
-              <w:pStyle w:val="Normal"/>
-              <w:jc w:val="center"/>
-              <w:pBdr>
-                <w:bottom w:val="none" w:sz="0" w:space="0" w:color="000000"/>
-                <w:top w:val="none" w:sz="0" w:space="0" w:color="000000"/>
-                <w:left w:val="none" w:sz="0" w:space="0" w:color="000000"/>
-                <w:right w:val="none" w:sz="0" w:space="0" w:color="000000"/>
-              </w:pBdr>
-              <w:spacing w:after="100" w:before="100" w:line="240"/>
-              <w:ind w:left="100" w:right="100" w:firstLine="0" w:firstLineChars="0"/>
-              <w:rPr>
-                <w:rFonts w:ascii="Helvetica" w:hAnsi="Helvetica" w:eastAsia="Helvetica" w:cs="Helvetica"/>
-                <w:i w:val="false"/>
-                <w:b w:val="false"/>
-                <w:u w:val="none"/>
-                <w:sz w:val="22"/>
-                <w:szCs w:val="22"/>
-                <w:color w:val="000000"/>
-              </w:rPr>
-            </w:pPr>
-            <w:r>
-              <w:rPr>
-                <w:rFonts w:ascii="Helvetica" w:hAnsi="Helvetica" w:eastAsia="Helvetica" w:cs="Helvetica"/>
-                <w:i w:val="false"/>
-                <w:b w:val="false"/>
-                <w:u w:val="none"/>
-                <w:sz w:val="22"/>
-                <w:szCs w:val="22"/>
-                <w:color w:val="000000"/>
-              </w:rPr>
-              <w:t xml:space="preserve">0.980</w:t>
+              <w:t xml:space="preserve">0.98</w:t>
+            </w:r>
+          </w:p>
+        </w:tc>
+        <w:tc>
+          <w:tcPr>
+            <w:tcBorders>
+              <w:bottom w:val="none" w:sz="0" w:space="0" w:color="000000"/>
+              <w:top w:val="none" w:sz="0" w:space="0" w:color="000000"/>
+              <w:left w:val="none" w:sz="0" w:space="0" w:color="000000"/>
+              <w:right w:val="none" w:sz="0" w:space="0" w:color="000000"/>
+            </w:tcBorders>
+            <w:shd w:val="clear" w:color="auto" w:fill="FFFFFF"/>
+            <w:tcMar>
+              <w:top w:w="0" w:type="dxa"/>
+              <w:bottom w:w="0" w:type="dxa"/>
+              <w:left w:w="0" w:type="dxa"/>
+              <w:right w:w="0" w:type="dxa"/>
+            </w:tcMar>
+            <w:vAlign w:val="top"/>
+          </w:tcPr>
+          <w:p>
+            <w:pPr>
+              <w:pStyle w:val="Normal"/>
+              <w:jc w:val="center"/>
+              <w:pBdr>
+                <w:bottom w:val="none" w:sz="0" w:space="0" w:color="000000"/>
+                <w:top w:val="none" w:sz="0" w:space="0" w:color="000000"/>
+                <w:left w:val="none" w:sz="0" w:space="0" w:color="000000"/>
+                <w:right w:val="none" w:sz="0" w:space="0" w:color="000000"/>
+              </w:pBdr>
+              <w:spacing w:after="100" w:before="100" w:line="240"/>
+              <w:ind w:left="100" w:right="100" w:firstLine="0" w:firstLineChars="0"/>
+              <w:rPr>
+                <w:rFonts w:ascii="Helvetica" w:hAnsi="Helvetica" w:eastAsia="Helvetica" w:cs="Helvetica"/>
+                <w:i w:val="false"/>
+                <w:b w:val="false"/>
+                <w:u w:val="none"/>
+                <w:sz w:val="22"/>
+                <w:szCs w:val="22"/>
+                <w:color w:val="000000"/>
+              </w:rPr>
+            </w:pPr>
+            <w:r>
+              <w:rPr>
+                <w:rFonts w:ascii="Helvetica" w:hAnsi="Helvetica" w:eastAsia="Helvetica" w:cs="Helvetica"/>
+                <w:i w:val="false"/>
+                <w:b w:val="false"/>
+                <w:u w:val="none"/>
+                <w:sz w:val="22"/>
+                <w:szCs w:val="22"/>
+                <w:color w:val="000000"/>
+              </w:rPr>
+              <w:t xml:space="preserve">0.27, 3.61</w:t>
+            </w:r>
+          </w:p>
+        </w:tc>
+        <w:tc>
+          <w:tcPr>
+            <w:tcBorders>
+              <w:bottom w:val="none" w:sz="0" w:space="0" w:color="000000"/>
+              <w:top w:val="none" w:sz="0" w:space="0" w:color="000000"/>
+              <w:left w:val="none" w:sz="0" w:space="0" w:color="000000"/>
+              <w:right w:val="none" w:sz="0" w:space="0" w:color="000000"/>
+            </w:tcBorders>
+            <w:shd w:val="clear" w:color="auto" w:fill="FFFFFF"/>
+            <w:tcMar>
+              <w:top w:w="0" w:type="dxa"/>
+              <w:bottom w:w="0" w:type="dxa"/>
+              <w:left w:w="0" w:type="dxa"/>
+              <w:right w:w="0" w:type="dxa"/>
+            </w:tcMar>
+            <w:vAlign w:val="top"/>
+          </w:tcPr>
+          <w:p>
+            <w:pPr>
+              <w:pStyle w:val="Normal"/>
+              <w:jc w:val="center"/>
+              <w:pBdr>
+                <w:bottom w:val="none" w:sz="0" w:space="0" w:color="000000"/>
+                <w:top w:val="none" w:sz="0" w:space="0" w:color="000000"/>
+                <w:left w:val="none" w:sz="0" w:space="0" w:color="000000"/>
+                <w:right w:val="none" w:sz="0" w:space="0" w:color="000000"/>
+              </w:pBdr>
+              <w:spacing w:after="100" w:before="100" w:line="240"/>
+              <w:ind w:left="100" w:right="100" w:firstLine="0" w:firstLineChars="0"/>
+              <w:rPr>
+                <w:rFonts w:ascii="Helvetica" w:hAnsi="Helvetica" w:eastAsia="Helvetica" w:cs="Helvetica"/>
+                <w:i w:val="false"/>
+                <w:b w:val="false"/>
+                <w:u w:val="none"/>
+                <w:sz w:val="22"/>
+                <w:szCs w:val="22"/>
+                <w:color w:val="000000"/>
+              </w:rPr>
+            </w:pPr>
+            <w:r>
+              <w:rPr>
+                <w:rFonts w:ascii="Helvetica" w:hAnsi="Helvetica" w:eastAsia="Helvetica" w:cs="Helvetica"/>
+                <w:i w:val="false"/>
+                <w:b w:val="false"/>
+                <w:u w:val="none"/>
+                <w:sz w:val="22"/>
+                <w:szCs w:val="22"/>
+                <w:color w:val="000000"/>
+              </w:rPr>
+              <w:t xml:space="preserve">0.970</w:t>
             </w:r>
           </w:p>
         </w:tc>
@@ -6687,113 +6687,113 @@
                 <w:szCs w:val="22"/>
                 <w:color w:val="000000"/>
               </w:rPr>
-              <w:t xml:space="preserve">0.47</w:t>
-            </w:r>
-          </w:p>
-        </w:tc>
-        <w:tc>
-          <w:tcPr>
-            <w:tcBorders>
-              <w:bottom w:val="none" w:sz="0" w:space="0" w:color="000000"/>
-              <w:top w:val="none" w:sz="0" w:space="0" w:color="000000"/>
-              <w:left w:val="none" w:sz="0" w:space="0" w:color="000000"/>
-              <w:right w:val="none" w:sz="0" w:space="0" w:color="000000"/>
-            </w:tcBorders>
-            <w:shd w:val="clear" w:color="auto" w:fill="FFFFFF"/>
-            <w:tcMar>
-              <w:top w:w="0" w:type="dxa"/>
-              <w:bottom w:w="0" w:type="dxa"/>
-              <w:left w:w="0" w:type="dxa"/>
-              <w:right w:w="0" w:type="dxa"/>
-            </w:tcMar>
-            <w:vAlign w:val="top"/>
-          </w:tcPr>
-          <w:p>
-            <w:pPr>
-              <w:pStyle w:val="Normal"/>
-              <w:jc w:val="center"/>
-              <w:pBdr>
-                <w:bottom w:val="none" w:sz="0" w:space="0" w:color="000000"/>
-                <w:top w:val="none" w:sz="0" w:space="0" w:color="000000"/>
-                <w:left w:val="none" w:sz="0" w:space="0" w:color="000000"/>
-                <w:right w:val="none" w:sz="0" w:space="0" w:color="000000"/>
-              </w:pBdr>
-              <w:spacing w:after="100" w:before="100" w:line="240"/>
-              <w:ind w:left="100" w:right="100" w:firstLine="0" w:firstLineChars="0"/>
-              <w:rPr>
-                <w:rFonts w:ascii="Helvetica" w:hAnsi="Helvetica" w:eastAsia="Helvetica" w:cs="Helvetica"/>
-                <w:i w:val="false"/>
-                <w:b w:val="false"/>
-                <w:u w:val="none"/>
-                <w:sz w:val="22"/>
-                <w:szCs w:val="22"/>
-                <w:color w:val="000000"/>
-              </w:rPr>
-            </w:pPr>
-            <w:r>
-              <w:rPr>
-                <w:rFonts w:ascii="Helvetica" w:hAnsi="Helvetica" w:eastAsia="Helvetica" w:cs="Helvetica"/>
-                <w:i w:val="false"/>
-                <w:b w:val="false"/>
-                <w:u w:val="none"/>
-                <w:sz w:val="22"/>
-                <w:szCs w:val="22"/>
-                <w:color w:val="000000"/>
-              </w:rPr>
-              <w:t xml:space="preserve">0.16, 1.37</w:t>
-            </w:r>
-          </w:p>
-        </w:tc>
-        <w:tc>
-          <w:tcPr>
-            <w:tcBorders>
-              <w:bottom w:val="none" w:sz="0" w:space="0" w:color="000000"/>
-              <w:top w:val="none" w:sz="0" w:space="0" w:color="000000"/>
-              <w:left w:val="none" w:sz="0" w:space="0" w:color="000000"/>
-              <w:right w:val="none" w:sz="0" w:space="0" w:color="000000"/>
-            </w:tcBorders>
-            <w:shd w:val="clear" w:color="auto" w:fill="FFFFFF"/>
-            <w:tcMar>
-              <w:top w:w="0" w:type="dxa"/>
-              <w:bottom w:w="0" w:type="dxa"/>
-              <w:left w:w="0" w:type="dxa"/>
-              <w:right w:w="0" w:type="dxa"/>
-            </w:tcMar>
-            <w:vAlign w:val="top"/>
-          </w:tcPr>
-          <w:p>
-            <w:pPr>
-              <w:pStyle w:val="Normal"/>
-              <w:jc w:val="center"/>
-              <w:pBdr>
-                <w:bottom w:val="none" w:sz="0" w:space="0" w:color="000000"/>
-                <w:top w:val="none" w:sz="0" w:space="0" w:color="000000"/>
-                <w:left w:val="none" w:sz="0" w:space="0" w:color="000000"/>
-                <w:right w:val="none" w:sz="0" w:space="0" w:color="000000"/>
-              </w:pBdr>
-              <w:spacing w:after="100" w:before="100" w:line="240"/>
-              <w:ind w:left="100" w:right="100" w:firstLine="0" w:firstLineChars="0"/>
-              <w:rPr>
-                <w:rFonts w:ascii="Helvetica" w:hAnsi="Helvetica" w:eastAsia="Helvetica" w:cs="Helvetica"/>
-                <w:i w:val="false"/>
-                <w:b w:val="false"/>
-                <w:u w:val="none"/>
-                <w:sz w:val="22"/>
-                <w:szCs w:val="22"/>
-                <w:color w:val="000000"/>
-              </w:rPr>
-            </w:pPr>
-            <w:r>
-              <w:rPr>
-                <w:rFonts w:ascii="Helvetica" w:hAnsi="Helvetica" w:eastAsia="Helvetica" w:cs="Helvetica"/>
-                <w:i w:val="false"/>
-                <w:b w:val="false"/>
-                <w:u w:val="none"/>
-                <w:sz w:val="22"/>
-                <w:szCs w:val="22"/>
-                <w:color w:val="000000"/>
-              </w:rPr>
-              <w:t xml:space="preserve">0.160</w:t>
+              <w:t xml:space="preserve">0.51</w:t>
+            </w:r>
+          </w:p>
+        </w:tc>
+        <w:tc>
+          <w:tcPr>
+            <w:tcBorders>
+              <w:bottom w:val="none" w:sz="0" w:space="0" w:color="000000"/>
+              <w:top w:val="none" w:sz="0" w:space="0" w:color="000000"/>
+              <w:left w:val="none" w:sz="0" w:space="0" w:color="000000"/>
+              <w:right w:val="none" w:sz="0" w:space="0" w:color="000000"/>
+            </w:tcBorders>
+            <w:shd w:val="clear" w:color="auto" w:fill="FFFFFF"/>
+            <w:tcMar>
+              <w:top w:w="0" w:type="dxa"/>
+              <w:bottom w:w="0" w:type="dxa"/>
+              <w:left w:w="0" w:type="dxa"/>
+              <w:right w:w="0" w:type="dxa"/>
+            </w:tcMar>
+            <w:vAlign w:val="top"/>
+          </w:tcPr>
+          <w:p>
+            <w:pPr>
+              <w:pStyle w:val="Normal"/>
+              <w:jc w:val="center"/>
+              <w:pBdr>
+                <w:bottom w:val="none" w:sz="0" w:space="0" w:color="000000"/>
+                <w:top w:val="none" w:sz="0" w:space="0" w:color="000000"/>
+                <w:left w:val="none" w:sz="0" w:space="0" w:color="000000"/>
+                <w:right w:val="none" w:sz="0" w:space="0" w:color="000000"/>
+              </w:pBdr>
+              <w:spacing w:after="100" w:before="100" w:line="240"/>
+              <w:ind w:left="100" w:right="100" w:firstLine="0" w:firstLineChars="0"/>
+              <w:rPr>
+                <w:rFonts w:ascii="Helvetica" w:hAnsi="Helvetica" w:eastAsia="Helvetica" w:cs="Helvetica"/>
+                <w:i w:val="false"/>
+                <w:b w:val="false"/>
+                <w:u w:val="none"/>
+                <w:sz w:val="22"/>
+                <w:szCs w:val="22"/>
+                <w:color w:val="000000"/>
+              </w:rPr>
+            </w:pPr>
+            <w:r>
+              <w:rPr>
+                <w:rFonts w:ascii="Helvetica" w:hAnsi="Helvetica" w:eastAsia="Helvetica" w:cs="Helvetica"/>
+                <w:i w:val="false"/>
+                <w:b w:val="false"/>
+                <w:u w:val="none"/>
+                <w:sz w:val="22"/>
+                <w:szCs w:val="22"/>
+                <w:color w:val="000000"/>
+              </w:rPr>
+              <w:t xml:space="preserve">0.17, 1.52</w:t>
+            </w:r>
+          </w:p>
+        </w:tc>
+        <w:tc>
+          <w:tcPr>
+            <w:tcBorders>
+              <w:bottom w:val="none" w:sz="0" w:space="0" w:color="000000"/>
+              <w:top w:val="none" w:sz="0" w:space="0" w:color="000000"/>
+              <w:left w:val="none" w:sz="0" w:space="0" w:color="000000"/>
+              <w:right w:val="none" w:sz="0" w:space="0" w:color="000000"/>
+            </w:tcBorders>
+            <w:shd w:val="clear" w:color="auto" w:fill="FFFFFF"/>
+            <w:tcMar>
+              <w:top w:w="0" w:type="dxa"/>
+              <w:bottom w:w="0" w:type="dxa"/>
+              <w:left w:w="0" w:type="dxa"/>
+              <w:right w:w="0" w:type="dxa"/>
+            </w:tcMar>
+            <w:vAlign w:val="top"/>
+          </w:tcPr>
+          <w:p>
+            <w:pPr>
+              <w:pStyle w:val="Normal"/>
+              <w:jc w:val="center"/>
+              <w:pBdr>
+                <w:bottom w:val="none" w:sz="0" w:space="0" w:color="000000"/>
+                <w:top w:val="none" w:sz="0" w:space="0" w:color="000000"/>
+                <w:left w:val="none" w:sz="0" w:space="0" w:color="000000"/>
+                <w:right w:val="none" w:sz="0" w:space="0" w:color="000000"/>
+              </w:pBdr>
+              <w:spacing w:after="100" w:before="100" w:line="240"/>
+              <w:ind w:left="100" w:right="100" w:firstLine="0" w:firstLineChars="0"/>
+              <w:rPr>
+                <w:rFonts w:ascii="Helvetica" w:hAnsi="Helvetica" w:eastAsia="Helvetica" w:cs="Helvetica"/>
+                <w:i w:val="false"/>
+                <w:b w:val="false"/>
+                <w:u w:val="none"/>
+                <w:sz w:val="22"/>
+                <w:szCs w:val="22"/>
+                <w:color w:val="000000"/>
+              </w:rPr>
+            </w:pPr>
+            <w:r>
+              <w:rPr>
+                <w:rFonts w:ascii="Helvetica" w:hAnsi="Helvetica" w:eastAsia="Helvetica" w:cs="Helvetica"/>
+                <w:i w:val="false"/>
+                <w:b w:val="false"/>
+                <w:u w:val="none"/>
+                <w:sz w:val="22"/>
+                <w:szCs w:val="22"/>
+                <w:color w:val="000000"/>
+              </w:rPr>
+              <w:t xml:space="preserve">0.230</w:t>
             </w:r>
           </w:p>
         </w:tc>
@@ -6899,113 +6899,113 @@
                 <w:szCs w:val="22"/>
                 <w:color w:val="000000"/>
               </w:rPr>
-              <w:t xml:space="preserve">2.76</w:t>
-            </w:r>
-          </w:p>
-        </w:tc>
-        <w:tc>
-          <w:tcPr>
-            <w:tcBorders>
-              <w:bottom w:val="none" w:sz="0" w:space="0" w:color="000000"/>
-              <w:top w:val="none" w:sz="0" w:space="0" w:color="000000"/>
-              <w:left w:val="none" w:sz="0" w:space="0" w:color="000000"/>
-              <w:right w:val="none" w:sz="0" w:space="0" w:color="000000"/>
-            </w:tcBorders>
-            <w:shd w:val="clear" w:color="auto" w:fill="FFFFFF"/>
-            <w:tcMar>
-              <w:top w:w="0" w:type="dxa"/>
-              <w:bottom w:w="0" w:type="dxa"/>
-              <w:left w:w="0" w:type="dxa"/>
-              <w:right w:w="0" w:type="dxa"/>
-            </w:tcMar>
-            <w:vAlign w:val="top"/>
-          </w:tcPr>
-          <w:p>
-            <w:pPr>
-              <w:pStyle w:val="Normal"/>
-              <w:jc w:val="center"/>
-              <w:pBdr>
-                <w:bottom w:val="none" w:sz="0" w:space="0" w:color="000000"/>
-                <w:top w:val="none" w:sz="0" w:space="0" w:color="000000"/>
-                <w:left w:val="none" w:sz="0" w:space="0" w:color="000000"/>
-                <w:right w:val="none" w:sz="0" w:space="0" w:color="000000"/>
-              </w:pBdr>
-              <w:spacing w:after="100" w:before="100" w:line="240"/>
-              <w:ind w:left="100" w:right="100" w:firstLine="0" w:firstLineChars="0"/>
-              <w:rPr>
-                <w:rFonts w:ascii="Helvetica" w:hAnsi="Helvetica" w:eastAsia="Helvetica" w:cs="Helvetica"/>
-                <w:i w:val="false"/>
-                <w:b w:val="false"/>
-                <w:u w:val="none"/>
-                <w:sz w:val="22"/>
-                <w:szCs w:val="22"/>
-                <w:color w:val="000000"/>
-              </w:rPr>
-            </w:pPr>
-            <w:r>
-              <w:rPr>
-                <w:rFonts w:ascii="Helvetica" w:hAnsi="Helvetica" w:eastAsia="Helvetica" w:cs="Helvetica"/>
-                <w:i w:val="false"/>
-                <w:b w:val="false"/>
-                <w:u w:val="none"/>
-                <w:sz w:val="22"/>
-                <w:szCs w:val="22"/>
-                <w:color w:val="000000"/>
-              </w:rPr>
-              <w:t xml:space="preserve">0.49, 15.7</w:t>
-            </w:r>
-          </w:p>
-        </w:tc>
-        <w:tc>
-          <w:tcPr>
-            <w:tcBorders>
-              <w:bottom w:val="none" w:sz="0" w:space="0" w:color="000000"/>
-              <w:top w:val="none" w:sz="0" w:space="0" w:color="000000"/>
-              <w:left w:val="none" w:sz="0" w:space="0" w:color="000000"/>
-              <w:right w:val="none" w:sz="0" w:space="0" w:color="000000"/>
-            </w:tcBorders>
-            <w:shd w:val="clear" w:color="auto" w:fill="FFFFFF"/>
-            <w:tcMar>
-              <w:top w:w="0" w:type="dxa"/>
-              <w:bottom w:w="0" w:type="dxa"/>
-              <w:left w:w="0" w:type="dxa"/>
-              <w:right w:w="0" w:type="dxa"/>
-            </w:tcMar>
-            <w:vAlign w:val="top"/>
-          </w:tcPr>
-          <w:p>
-            <w:pPr>
-              <w:pStyle w:val="Normal"/>
-              <w:jc w:val="center"/>
-              <w:pBdr>
-                <w:bottom w:val="none" w:sz="0" w:space="0" w:color="000000"/>
-                <w:top w:val="none" w:sz="0" w:space="0" w:color="000000"/>
-                <w:left w:val="none" w:sz="0" w:space="0" w:color="000000"/>
-                <w:right w:val="none" w:sz="0" w:space="0" w:color="000000"/>
-              </w:pBdr>
-              <w:spacing w:after="100" w:before="100" w:line="240"/>
-              <w:ind w:left="100" w:right="100" w:firstLine="0" w:firstLineChars="0"/>
-              <w:rPr>
-                <w:rFonts w:ascii="Helvetica" w:hAnsi="Helvetica" w:eastAsia="Helvetica" w:cs="Helvetica"/>
-                <w:i w:val="false"/>
-                <w:b w:val="false"/>
-                <w:u w:val="none"/>
-                <w:sz w:val="22"/>
-                <w:szCs w:val="22"/>
-                <w:color w:val="000000"/>
-              </w:rPr>
-            </w:pPr>
-            <w:r>
-              <w:rPr>
-                <w:rFonts w:ascii="Helvetica" w:hAnsi="Helvetica" w:eastAsia="Helvetica" w:cs="Helvetica"/>
-                <w:i w:val="false"/>
-                <w:b w:val="false"/>
-                <w:u w:val="none"/>
-                <w:sz w:val="22"/>
-                <w:szCs w:val="22"/>
-                <w:color w:val="000000"/>
-              </w:rPr>
-              <w:t xml:space="preserve">0.250</w:t>
+              <w:t xml:space="preserve">2.97</w:t>
+            </w:r>
+          </w:p>
+        </w:tc>
+        <w:tc>
+          <w:tcPr>
+            <w:tcBorders>
+              <w:bottom w:val="none" w:sz="0" w:space="0" w:color="000000"/>
+              <w:top w:val="none" w:sz="0" w:space="0" w:color="000000"/>
+              <w:left w:val="none" w:sz="0" w:space="0" w:color="000000"/>
+              <w:right w:val="none" w:sz="0" w:space="0" w:color="000000"/>
+            </w:tcBorders>
+            <w:shd w:val="clear" w:color="auto" w:fill="FFFFFF"/>
+            <w:tcMar>
+              <w:top w:w="0" w:type="dxa"/>
+              <w:bottom w:w="0" w:type="dxa"/>
+              <w:left w:w="0" w:type="dxa"/>
+              <w:right w:w="0" w:type="dxa"/>
+            </w:tcMar>
+            <w:vAlign w:val="top"/>
+          </w:tcPr>
+          <w:p>
+            <w:pPr>
+              <w:pStyle w:val="Normal"/>
+              <w:jc w:val="center"/>
+              <w:pBdr>
+                <w:bottom w:val="none" w:sz="0" w:space="0" w:color="000000"/>
+                <w:top w:val="none" w:sz="0" w:space="0" w:color="000000"/>
+                <w:left w:val="none" w:sz="0" w:space="0" w:color="000000"/>
+                <w:right w:val="none" w:sz="0" w:space="0" w:color="000000"/>
+              </w:pBdr>
+              <w:spacing w:after="100" w:before="100" w:line="240"/>
+              <w:ind w:left="100" w:right="100" w:firstLine="0" w:firstLineChars="0"/>
+              <w:rPr>
+                <w:rFonts w:ascii="Helvetica" w:hAnsi="Helvetica" w:eastAsia="Helvetica" w:cs="Helvetica"/>
+                <w:i w:val="false"/>
+                <w:b w:val="false"/>
+                <w:u w:val="none"/>
+                <w:sz w:val="22"/>
+                <w:szCs w:val="22"/>
+                <w:color w:val="000000"/>
+              </w:rPr>
+            </w:pPr>
+            <w:r>
+              <w:rPr>
+                <w:rFonts w:ascii="Helvetica" w:hAnsi="Helvetica" w:eastAsia="Helvetica" w:cs="Helvetica"/>
+                <w:i w:val="false"/>
+                <w:b w:val="false"/>
+                <w:u w:val="none"/>
+                <w:sz w:val="22"/>
+                <w:szCs w:val="22"/>
+                <w:color w:val="000000"/>
+              </w:rPr>
+              <w:t xml:space="preserve">0.52, 17.2</w:t>
+            </w:r>
+          </w:p>
+        </w:tc>
+        <w:tc>
+          <w:tcPr>
+            <w:tcBorders>
+              <w:bottom w:val="none" w:sz="0" w:space="0" w:color="000000"/>
+              <w:top w:val="none" w:sz="0" w:space="0" w:color="000000"/>
+              <w:left w:val="none" w:sz="0" w:space="0" w:color="000000"/>
+              <w:right w:val="none" w:sz="0" w:space="0" w:color="000000"/>
+            </w:tcBorders>
+            <w:shd w:val="clear" w:color="auto" w:fill="FFFFFF"/>
+            <w:tcMar>
+              <w:top w:w="0" w:type="dxa"/>
+              <w:bottom w:w="0" w:type="dxa"/>
+              <w:left w:w="0" w:type="dxa"/>
+              <w:right w:w="0" w:type="dxa"/>
+            </w:tcMar>
+            <w:vAlign w:val="top"/>
+          </w:tcPr>
+          <w:p>
+            <w:pPr>
+              <w:pStyle w:val="Normal"/>
+              <w:jc w:val="center"/>
+              <w:pBdr>
+                <w:bottom w:val="none" w:sz="0" w:space="0" w:color="000000"/>
+                <w:top w:val="none" w:sz="0" w:space="0" w:color="000000"/>
+                <w:left w:val="none" w:sz="0" w:space="0" w:color="000000"/>
+                <w:right w:val="none" w:sz="0" w:space="0" w:color="000000"/>
+              </w:pBdr>
+              <w:spacing w:after="100" w:before="100" w:line="240"/>
+              <w:ind w:left="100" w:right="100" w:firstLine="0" w:firstLineChars="0"/>
+              <w:rPr>
+                <w:rFonts w:ascii="Helvetica" w:hAnsi="Helvetica" w:eastAsia="Helvetica" w:cs="Helvetica"/>
+                <w:i w:val="false"/>
+                <w:b w:val="false"/>
+                <w:u w:val="none"/>
+                <w:sz w:val="22"/>
+                <w:szCs w:val="22"/>
+                <w:color w:val="000000"/>
+              </w:rPr>
+            </w:pPr>
+            <w:r>
+              <w:rPr>
+                <w:rFonts w:ascii="Helvetica" w:hAnsi="Helvetica" w:eastAsia="Helvetica" w:cs="Helvetica"/>
+                <w:i w:val="false"/>
+                <w:b w:val="false"/>
+                <w:u w:val="none"/>
+                <w:sz w:val="22"/>
+                <w:szCs w:val="22"/>
+                <w:color w:val="000000"/>
+              </w:rPr>
+              <w:t xml:space="preserve">0.220</w:t>
             </w:r>
           </w:p>
         </w:tc>
@@ -7170,60 +7170,272 @@
                 <w:szCs w:val="22"/>
                 <w:color w:val="000000"/>
               </w:rPr>
-              <w:t xml:space="preserve">0.45</w:t>
-            </w:r>
-          </w:p>
-        </w:tc>
-        <w:tc>
-          <w:tcPr>
-            <w:tcBorders>
-              <w:bottom w:val="none" w:sz="0" w:space="0" w:color="000000"/>
-              <w:top w:val="none" w:sz="0" w:space="0" w:color="000000"/>
-              <w:left w:val="none" w:sz="0" w:space="0" w:color="000000"/>
-              <w:right w:val="none" w:sz="0" w:space="0" w:color="000000"/>
-            </w:tcBorders>
-            <w:shd w:val="clear" w:color="auto" w:fill="FFFFFF"/>
-            <w:tcMar>
-              <w:top w:w="0" w:type="dxa"/>
-              <w:bottom w:w="0" w:type="dxa"/>
-              <w:left w:w="0" w:type="dxa"/>
-              <w:right w:w="0" w:type="dxa"/>
-            </w:tcMar>
-            <w:vAlign w:val="top"/>
-          </w:tcPr>
-          <w:p>
-            <w:pPr>
-              <w:pStyle w:val="Normal"/>
-              <w:jc w:val="center"/>
-              <w:pBdr>
-                <w:bottom w:val="none" w:sz="0" w:space="0" w:color="000000"/>
-                <w:top w:val="none" w:sz="0" w:space="0" w:color="000000"/>
-                <w:left w:val="none" w:sz="0" w:space="0" w:color="000000"/>
-                <w:right w:val="none" w:sz="0" w:space="0" w:color="000000"/>
-              </w:pBdr>
-              <w:spacing w:after="100" w:before="100" w:line="240"/>
-              <w:ind w:left="100" w:right="100" w:firstLine="0" w:firstLineChars="0"/>
-              <w:rPr>
-                <w:rFonts w:ascii="Helvetica" w:hAnsi="Helvetica" w:eastAsia="Helvetica" w:cs="Helvetica"/>
-                <w:i w:val="false"/>
-                <w:b w:val="false"/>
-                <w:u w:val="none"/>
-                <w:sz w:val="22"/>
-                <w:szCs w:val="22"/>
-                <w:color w:val="000000"/>
-              </w:rPr>
-            </w:pPr>
-            <w:r>
-              <w:rPr>
-                <w:rFonts w:ascii="Helvetica" w:hAnsi="Helvetica" w:eastAsia="Helvetica" w:cs="Helvetica"/>
-                <w:i w:val="false"/>
-                <w:b w:val="false"/>
-                <w:u w:val="none"/>
-                <w:sz w:val="22"/>
-                <w:szCs w:val="22"/>
-                <w:color w:val="000000"/>
-              </w:rPr>
-              <w:t xml:space="preserve">0.05, 4.28</w:t>
+              <w:t xml:space="preserve">0.49</w:t>
+            </w:r>
+          </w:p>
+        </w:tc>
+        <w:tc>
+          <w:tcPr>
+            <w:tcBorders>
+              <w:bottom w:val="none" w:sz="0" w:space="0" w:color="000000"/>
+              <w:top w:val="none" w:sz="0" w:space="0" w:color="000000"/>
+              <w:left w:val="none" w:sz="0" w:space="0" w:color="000000"/>
+              <w:right w:val="none" w:sz="0" w:space="0" w:color="000000"/>
+            </w:tcBorders>
+            <w:shd w:val="clear" w:color="auto" w:fill="FFFFFF"/>
+            <w:tcMar>
+              <w:top w:w="0" w:type="dxa"/>
+              <w:bottom w:w="0" w:type="dxa"/>
+              <w:left w:w="0" w:type="dxa"/>
+              <w:right w:w="0" w:type="dxa"/>
+            </w:tcMar>
+            <w:vAlign w:val="top"/>
+          </w:tcPr>
+          <w:p>
+            <w:pPr>
+              <w:pStyle w:val="Normal"/>
+              <w:jc w:val="center"/>
+              <w:pBdr>
+                <w:bottom w:val="none" w:sz="0" w:space="0" w:color="000000"/>
+                <w:top w:val="none" w:sz="0" w:space="0" w:color="000000"/>
+                <w:left w:val="none" w:sz="0" w:space="0" w:color="000000"/>
+                <w:right w:val="none" w:sz="0" w:space="0" w:color="000000"/>
+              </w:pBdr>
+              <w:spacing w:after="100" w:before="100" w:line="240"/>
+              <w:ind w:left="100" w:right="100" w:firstLine="0" w:firstLineChars="0"/>
+              <w:rPr>
+                <w:rFonts w:ascii="Helvetica" w:hAnsi="Helvetica" w:eastAsia="Helvetica" w:cs="Helvetica"/>
+                <w:i w:val="false"/>
+                <w:b w:val="false"/>
+                <w:u w:val="none"/>
+                <w:sz w:val="22"/>
+                <w:szCs w:val="22"/>
+                <w:color w:val="000000"/>
+              </w:rPr>
+            </w:pPr>
+            <w:r>
+              <w:rPr>
+                <w:rFonts w:ascii="Helvetica" w:hAnsi="Helvetica" w:eastAsia="Helvetica" w:cs="Helvetica"/>
+                <w:i w:val="false"/>
+                <w:b w:val="false"/>
+                <w:u w:val="none"/>
+                <w:sz w:val="22"/>
+                <w:szCs w:val="22"/>
+                <w:color w:val="000000"/>
+              </w:rPr>
+              <w:t xml:space="preserve">0.05, 4.69</w:t>
+            </w:r>
+          </w:p>
+        </w:tc>
+        <w:tc>
+          <w:tcPr>
+            <w:tcBorders>
+              <w:bottom w:val="none" w:sz="0" w:space="0" w:color="000000"/>
+              <w:top w:val="none" w:sz="0" w:space="0" w:color="000000"/>
+              <w:left w:val="none" w:sz="0" w:space="0" w:color="000000"/>
+              <w:right w:val="none" w:sz="0" w:space="0" w:color="000000"/>
+            </w:tcBorders>
+            <w:shd w:val="clear" w:color="auto" w:fill="FFFFFF"/>
+            <w:tcMar>
+              <w:top w:w="0" w:type="dxa"/>
+              <w:bottom w:w="0" w:type="dxa"/>
+              <w:left w:w="0" w:type="dxa"/>
+              <w:right w:w="0" w:type="dxa"/>
+            </w:tcMar>
+            <w:vAlign w:val="top"/>
+          </w:tcPr>
+          <w:p>
+            <w:pPr>
+              <w:pStyle w:val="Normal"/>
+              <w:jc w:val="center"/>
+              <w:pBdr>
+                <w:bottom w:val="none" w:sz="0" w:space="0" w:color="000000"/>
+                <w:top w:val="none" w:sz="0" w:space="0" w:color="000000"/>
+                <w:left w:val="none" w:sz="0" w:space="0" w:color="000000"/>
+                <w:right w:val="none" w:sz="0" w:space="0" w:color="000000"/>
+              </w:pBdr>
+              <w:spacing w:after="100" w:before="100" w:line="240"/>
+              <w:ind w:left="100" w:right="100" w:firstLine="0" w:firstLineChars="0"/>
+              <w:rPr>
+                <w:rFonts w:ascii="Helvetica" w:hAnsi="Helvetica" w:eastAsia="Helvetica" w:cs="Helvetica"/>
+                <w:i w:val="false"/>
+                <w:b w:val="false"/>
+                <w:u w:val="none"/>
+                <w:sz w:val="22"/>
+                <w:szCs w:val="22"/>
+                <w:color w:val="000000"/>
+              </w:rPr>
+            </w:pPr>
+            <w:r>
+              <w:rPr>
+                <w:rFonts w:ascii="Helvetica" w:hAnsi="Helvetica" w:eastAsia="Helvetica" w:cs="Helvetica"/>
+                <w:i w:val="false"/>
+                <w:b w:val="false"/>
+                <w:u w:val="none"/>
+                <w:sz w:val="22"/>
+                <w:szCs w:val="22"/>
+                <w:color w:val="000000"/>
+              </w:rPr>
+              <w:t xml:space="preserve">0.530</w:t>
+            </w:r>
+          </w:p>
+        </w:tc>
+        <w:tc>
+          <w:tcPr>
+            <w:tcBorders>
+              <w:bottom w:val="none" w:sz="0" w:space="0" w:color="000000"/>
+              <w:top w:val="none" w:sz="0" w:space="0" w:color="000000"/>
+              <w:left w:val="none" w:sz="0" w:space="0" w:color="000000"/>
+              <w:right w:val="none" w:sz="0" w:space="0" w:color="000000"/>
+            </w:tcBorders>
+            <w:shd w:val="clear" w:color="auto" w:fill="FFFFFF"/>
+            <w:tcMar>
+              <w:top w:w="0" w:type="dxa"/>
+              <w:bottom w:w="0" w:type="dxa"/>
+              <w:left w:w="0" w:type="dxa"/>
+              <w:right w:w="0" w:type="dxa"/>
+            </w:tcMar>
+            <w:vAlign w:val="top"/>
+          </w:tcPr>
+          <w:p>
+            <w:pPr>
+              <w:pStyle w:val="Normal"/>
+              <w:jc w:val="center"/>
+              <w:pBdr>
+                <w:bottom w:val="none" w:sz="0" w:space="0" w:color="000000"/>
+                <w:top w:val="none" w:sz="0" w:space="0" w:color="000000"/>
+                <w:left w:val="none" w:sz="0" w:space="0" w:color="000000"/>
+                <w:right w:val="none" w:sz="0" w:space="0" w:color="000000"/>
+              </w:pBdr>
+              <w:spacing w:after="100" w:before="100" w:line="240"/>
+              <w:ind w:left="100" w:right="100" w:firstLine="0" w:firstLineChars="0"/>
+              <w:rPr>
+                <w:rFonts w:ascii="Helvetica" w:hAnsi="Helvetica" w:eastAsia="Helvetica" w:cs="Helvetica"/>
+                <w:i w:val="false"/>
+                <w:b w:val="false"/>
+                <w:u w:val="none"/>
+                <w:sz w:val="22"/>
+                <w:szCs w:val="22"/>
+                <w:color w:val="000000"/>
+              </w:rPr>
+            </w:pPr>
+            <w:r>
+              <w:rPr>
+                <w:rFonts w:ascii="Helvetica" w:hAnsi="Helvetica" w:eastAsia="Helvetica" w:cs="Helvetica"/>
+                <w:i w:val="false"/>
+                <w:b w:val="false"/>
+                <w:u w:val="none"/>
+                <w:sz w:val="22"/>
+                <w:szCs w:val="22"/>
+                <w:color w:val="000000"/>
+              </w:rPr>
+              <w:t xml:space="preserve"/>
+            </w:r>
+          </w:p>
+        </w:tc>
+        <w:tc>
+          <w:tcPr>
+            <w:tcBorders>
+              <w:bottom w:val="none" w:sz="0" w:space="0" w:color="000000"/>
+              <w:top w:val="none" w:sz="0" w:space="0" w:color="000000"/>
+              <w:left w:val="none" w:sz="0" w:space="0" w:color="000000"/>
+              <w:right w:val="none" w:sz="0" w:space="0" w:color="000000"/>
+            </w:tcBorders>
+            <w:shd w:val="clear" w:color="auto" w:fill="FFFFFF"/>
+            <w:tcMar>
+              <w:top w:w="0" w:type="dxa"/>
+              <w:bottom w:w="0" w:type="dxa"/>
+              <w:left w:w="0" w:type="dxa"/>
+              <w:right w:w="0" w:type="dxa"/>
+            </w:tcMar>
+            <w:vAlign w:val="top"/>
+          </w:tcPr>
+          <w:p>
+            <w:pPr>
+              <w:pStyle w:val="Normal"/>
+              <w:jc w:val="center"/>
+              <w:pBdr>
+                <w:bottom w:val="none" w:sz="0" w:space="0" w:color="000000"/>
+                <w:top w:val="none" w:sz="0" w:space="0" w:color="000000"/>
+                <w:left w:val="none" w:sz="0" w:space="0" w:color="000000"/>
+                <w:right w:val="none" w:sz="0" w:space="0" w:color="000000"/>
+              </w:pBdr>
+              <w:spacing w:after="100" w:before="100" w:line="240"/>
+              <w:ind w:left="100" w:right="100" w:firstLine="0" w:firstLineChars="0"/>
+              <w:rPr>
+                <w:rFonts w:ascii="Helvetica" w:hAnsi="Helvetica" w:eastAsia="Helvetica" w:cs="Helvetica"/>
+                <w:i w:val="false"/>
+                <w:b w:val="false"/>
+                <w:u w:val="none"/>
+                <w:sz w:val="22"/>
+                <w:szCs w:val="22"/>
+                <w:color w:val="000000"/>
+              </w:rPr>
+            </w:pPr>
+            <w:r>
+              <w:rPr>
+                <w:rFonts w:ascii="Helvetica" w:hAnsi="Helvetica" w:eastAsia="Helvetica" w:cs="Helvetica"/>
+                <w:i w:val="false"/>
+                <w:b w:val="false"/>
+                <w:u w:val="none"/>
+                <w:sz w:val="22"/>
+                <w:szCs w:val="22"/>
+                <w:color w:val="000000"/>
+              </w:rPr>
+              <w:t xml:space="preserve">0.55</w:t>
+            </w:r>
+          </w:p>
+        </w:tc>
+        <w:tc>
+          <w:tcPr>
+            <w:tcBorders>
+              <w:bottom w:val="none" w:sz="0" w:space="0" w:color="000000"/>
+              <w:top w:val="none" w:sz="0" w:space="0" w:color="000000"/>
+              <w:left w:val="none" w:sz="0" w:space="0" w:color="000000"/>
+              <w:right w:val="none" w:sz="0" w:space="0" w:color="000000"/>
+            </w:tcBorders>
+            <w:shd w:val="clear" w:color="auto" w:fill="FFFFFF"/>
+            <w:tcMar>
+              <w:top w:w="0" w:type="dxa"/>
+              <w:bottom w:w="0" w:type="dxa"/>
+              <w:left w:w="0" w:type="dxa"/>
+              <w:right w:w="0" w:type="dxa"/>
+            </w:tcMar>
+            <w:vAlign w:val="top"/>
+          </w:tcPr>
+          <w:p>
+            <w:pPr>
+              <w:pStyle w:val="Normal"/>
+              <w:jc w:val="center"/>
+              <w:pBdr>
+                <w:bottom w:val="none" w:sz="0" w:space="0" w:color="000000"/>
+                <w:top w:val="none" w:sz="0" w:space="0" w:color="000000"/>
+                <w:left w:val="none" w:sz="0" w:space="0" w:color="000000"/>
+                <w:right w:val="none" w:sz="0" w:space="0" w:color="000000"/>
+              </w:pBdr>
+              <w:spacing w:after="100" w:before="100" w:line="240"/>
+              <w:ind w:left="100" w:right="100" w:firstLine="0" w:firstLineChars="0"/>
+              <w:rPr>
+                <w:rFonts w:ascii="Helvetica" w:hAnsi="Helvetica" w:eastAsia="Helvetica" w:cs="Helvetica"/>
+                <w:i w:val="false"/>
+                <w:b w:val="false"/>
+                <w:u w:val="none"/>
+                <w:sz w:val="22"/>
+                <w:szCs w:val="22"/>
+                <w:color w:val="000000"/>
+              </w:rPr>
+            </w:pPr>
+            <w:r>
+              <w:rPr>
+                <w:rFonts w:ascii="Helvetica" w:hAnsi="Helvetica" w:eastAsia="Helvetica" w:cs="Helvetica"/>
+                <w:i w:val="false"/>
+                <w:b w:val="false"/>
+                <w:u w:val="none"/>
+                <w:sz w:val="22"/>
+                <w:szCs w:val="22"/>
+                <w:color w:val="000000"/>
+              </w:rPr>
+              <w:t xml:space="preserve">0.10, 3.03</w:t>
             </w:r>
           </w:p>
         </w:tc>
@@ -7277,218 +7489,6 @@
                 <w:color w:val="000000"/>
               </w:rPr>
               <w:t xml:space="preserve">0.490</w:t>
-            </w:r>
-          </w:p>
-        </w:tc>
-        <w:tc>
-          <w:tcPr>
-            <w:tcBorders>
-              <w:bottom w:val="none" w:sz="0" w:space="0" w:color="000000"/>
-              <w:top w:val="none" w:sz="0" w:space="0" w:color="000000"/>
-              <w:left w:val="none" w:sz="0" w:space="0" w:color="000000"/>
-              <w:right w:val="none" w:sz="0" w:space="0" w:color="000000"/>
-            </w:tcBorders>
-            <w:shd w:val="clear" w:color="auto" w:fill="FFFFFF"/>
-            <w:tcMar>
-              <w:top w:w="0" w:type="dxa"/>
-              <w:bottom w:w="0" w:type="dxa"/>
-              <w:left w:w="0" w:type="dxa"/>
-              <w:right w:w="0" w:type="dxa"/>
-            </w:tcMar>
-            <w:vAlign w:val="top"/>
-          </w:tcPr>
-          <w:p>
-            <w:pPr>
-              <w:pStyle w:val="Normal"/>
-              <w:jc w:val="center"/>
-              <w:pBdr>
-                <w:bottom w:val="none" w:sz="0" w:space="0" w:color="000000"/>
-                <w:top w:val="none" w:sz="0" w:space="0" w:color="000000"/>
-                <w:left w:val="none" w:sz="0" w:space="0" w:color="000000"/>
-                <w:right w:val="none" w:sz="0" w:space="0" w:color="000000"/>
-              </w:pBdr>
-              <w:spacing w:after="100" w:before="100" w:line="240"/>
-              <w:ind w:left="100" w:right="100" w:firstLine="0" w:firstLineChars="0"/>
-              <w:rPr>
-                <w:rFonts w:ascii="Helvetica" w:hAnsi="Helvetica" w:eastAsia="Helvetica" w:cs="Helvetica"/>
-                <w:i w:val="false"/>
-                <w:b w:val="false"/>
-                <w:u w:val="none"/>
-                <w:sz w:val="22"/>
-                <w:szCs w:val="22"/>
-                <w:color w:val="000000"/>
-              </w:rPr>
-            </w:pPr>
-            <w:r>
-              <w:rPr>
-                <w:rFonts w:ascii="Helvetica" w:hAnsi="Helvetica" w:eastAsia="Helvetica" w:cs="Helvetica"/>
-                <w:i w:val="false"/>
-                <w:b w:val="false"/>
-                <w:u w:val="none"/>
-                <w:sz w:val="22"/>
-                <w:szCs w:val="22"/>
-                <w:color w:val="000000"/>
-              </w:rPr>
-              <w:t xml:space="preserve"/>
-            </w:r>
-          </w:p>
-        </w:tc>
-        <w:tc>
-          <w:tcPr>
-            <w:tcBorders>
-              <w:bottom w:val="none" w:sz="0" w:space="0" w:color="000000"/>
-              <w:top w:val="none" w:sz="0" w:space="0" w:color="000000"/>
-              <w:left w:val="none" w:sz="0" w:space="0" w:color="000000"/>
-              <w:right w:val="none" w:sz="0" w:space="0" w:color="000000"/>
-            </w:tcBorders>
-            <w:shd w:val="clear" w:color="auto" w:fill="FFFFFF"/>
-            <w:tcMar>
-              <w:top w:w="0" w:type="dxa"/>
-              <w:bottom w:w="0" w:type="dxa"/>
-              <w:left w:w="0" w:type="dxa"/>
-              <w:right w:w="0" w:type="dxa"/>
-            </w:tcMar>
-            <w:vAlign w:val="top"/>
-          </w:tcPr>
-          <w:p>
-            <w:pPr>
-              <w:pStyle w:val="Normal"/>
-              <w:jc w:val="center"/>
-              <w:pBdr>
-                <w:bottom w:val="none" w:sz="0" w:space="0" w:color="000000"/>
-                <w:top w:val="none" w:sz="0" w:space="0" w:color="000000"/>
-                <w:left w:val="none" w:sz="0" w:space="0" w:color="000000"/>
-                <w:right w:val="none" w:sz="0" w:space="0" w:color="000000"/>
-              </w:pBdr>
-              <w:spacing w:after="100" w:before="100" w:line="240"/>
-              <w:ind w:left="100" w:right="100" w:firstLine="0" w:firstLineChars="0"/>
-              <w:rPr>
-                <w:rFonts w:ascii="Helvetica" w:hAnsi="Helvetica" w:eastAsia="Helvetica" w:cs="Helvetica"/>
-                <w:i w:val="false"/>
-                <w:b w:val="false"/>
-                <w:u w:val="none"/>
-                <w:sz w:val="22"/>
-                <w:szCs w:val="22"/>
-                <w:color w:val="000000"/>
-              </w:rPr>
-            </w:pPr>
-            <w:r>
-              <w:rPr>
-                <w:rFonts w:ascii="Helvetica" w:hAnsi="Helvetica" w:eastAsia="Helvetica" w:cs="Helvetica"/>
-                <w:i w:val="false"/>
-                <w:b w:val="false"/>
-                <w:u w:val="none"/>
-                <w:sz w:val="22"/>
-                <w:szCs w:val="22"/>
-                <w:color w:val="000000"/>
-              </w:rPr>
-              <w:t xml:space="preserve">0.54</w:t>
-            </w:r>
-          </w:p>
-        </w:tc>
-        <w:tc>
-          <w:tcPr>
-            <w:tcBorders>
-              <w:bottom w:val="none" w:sz="0" w:space="0" w:color="000000"/>
-              <w:top w:val="none" w:sz="0" w:space="0" w:color="000000"/>
-              <w:left w:val="none" w:sz="0" w:space="0" w:color="000000"/>
-              <w:right w:val="none" w:sz="0" w:space="0" w:color="000000"/>
-            </w:tcBorders>
-            <w:shd w:val="clear" w:color="auto" w:fill="FFFFFF"/>
-            <w:tcMar>
-              <w:top w:w="0" w:type="dxa"/>
-              <w:bottom w:w="0" w:type="dxa"/>
-              <w:left w:w="0" w:type="dxa"/>
-              <w:right w:w="0" w:type="dxa"/>
-            </w:tcMar>
-            <w:vAlign w:val="top"/>
-          </w:tcPr>
-          <w:p>
-            <w:pPr>
-              <w:pStyle w:val="Normal"/>
-              <w:jc w:val="center"/>
-              <w:pBdr>
-                <w:bottom w:val="none" w:sz="0" w:space="0" w:color="000000"/>
-                <w:top w:val="none" w:sz="0" w:space="0" w:color="000000"/>
-                <w:left w:val="none" w:sz="0" w:space="0" w:color="000000"/>
-                <w:right w:val="none" w:sz="0" w:space="0" w:color="000000"/>
-              </w:pBdr>
-              <w:spacing w:after="100" w:before="100" w:line="240"/>
-              <w:ind w:left="100" w:right="100" w:firstLine="0" w:firstLineChars="0"/>
-              <w:rPr>
-                <w:rFonts w:ascii="Helvetica" w:hAnsi="Helvetica" w:eastAsia="Helvetica" w:cs="Helvetica"/>
-                <w:i w:val="false"/>
-                <w:b w:val="false"/>
-                <w:u w:val="none"/>
-                <w:sz w:val="22"/>
-                <w:szCs w:val="22"/>
-                <w:color w:val="000000"/>
-              </w:rPr>
-            </w:pPr>
-            <w:r>
-              <w:rPr>
-                <w:rFonts w:ascii="Helvetica" w:hAnsi="Helvetica" w:eastAsia="Helvetica" w:cs="Helvetica"/>
-                <w:i w:val="false"/>
-                <w:b w:val="false"/>
-                <w:u w:val="none"/>
-                <w:sz w:val="22"/>
-                <w:szCs w:val="22"/>
-                <w:color w:val="000000"/>
-              </w:rPr>
-              <w:t xml:space="preserve">0.10, 2.99</w:t>
-            </w:r>
-          </w:p>
-        </w:tc>
-        <w:tc>
-          <w:tcPr>
-            <w:tcBorders>
-              <w:bottom w:val="none" w:sz="0" w:space="0" w:color="000000"/>
-              <w:top w:val="none" w:sz="0" w:space="0" w:color="000000"/>
-              <w:left w:val="none" w:sz="0" w:space="0" w:color="000000"/>
-              <w:right w:val="none" w:sz="0" w:space="0" w:color="000000"/>
-            </w:tcBorders>
-            <w:shd w:val="clear" w:color="auto" w:fill="FFFFFF"/>
-            <w:tcMar>
-              <w:top w:w="0" w:type="dxa"/>
-              <w:bottom w:w="0" w:type="dxa"/>
-              <w:left w:w="0" w:type="dxa"/>
-              <w:right w:w="0" w:type="dxa"/>
-            </w:tcMar>
-            <w:vAlign w:val="top"/>
-          </w:tcPr>
-          <w:p>
-            <w:pPr>
-              <w:pStyle w:val="Normal"/>
-              <w:jc w:val="center"/>
-              <w:pBdr>
-                <w:bottom w:val="none" w:sz="0" w:space="0" w:color="000000"/>
-                <w:top w:val="none" w:sz="0" w:space="0" w:color="000000"/>
-                <w:left w:val="none" w:sz="0" w:space="0" w:color="000000"/>
-                <w:right w:val="none" w:sz="0" w:space="0" w:color="000000"/>
-              </w:pBdr>
-              <w:spacing w:after="100" w:before="100" w:line="240"/>
-              <w:ind w:left="100" w:right="100" w:firstLine="0" w:firstLineChars="0"/>
-              <w:rPr>
-                <w:rFonts w:ascii="Helvetica" w:hAnsi="Helvetica" w:eastAsia="Helvetica" w:cs="Helvetica"/>
-                <w:i w:val="false"/>
-                <w:b w:val="false"/>
-                <w:u w:val="none"/>
-                <w:sz w:val="22"/>
-                <w:szCs w:val="22"/>
-                <w:color w:val="000000"/>
-              </w:rPr>
-            </w:pPr>
-            <w:r>
-              <w:rPr>
-                <w:rFonts w:ascii="Helvetica" w:hAnsi="Helvetica" w:eastAsia="Helvetica" w:cs="Helvetica"/>
-                <w:i w:val="false"/>
-                <w:b w:val="false"/>
-                <w:u w:val="none"/>
-                <w:sz w:val="22"/>
-                <w:szCs w:val="22"/>
-                <w:color w:val="000000"/>
-              </w:rPr>
-              <w:t xml:space="preserve">0.480</w:t>
             </w:r>
           </w:p>
         </w:tc>
@@ -7653,113 +7653,113 @@
                 <w:szCs w:val="22"/>
                 <w:color w:val="000000"/>
               </w:rPr>
-              <w:t xml:space="preserve">0.72</w:t>
-            </w:r>
-          </w:p>
-        </w:tc>
-        <w:tc>
-          <w:tcPr>
-            <w:tcBorders>
-              <w:bottom w:val="none" w:sz="0" w:space="0" w:color="000000"/>
-              <w:top w:val="none" w:sz="0" w:space="0" w:color="000000"/>
-              <w:left w:val="none" w:sz="0" w:space="0" w:color="000000"/>
-              <w:right w:val="none" w:sz="0" w:space="0" w:color="000000"/>
-            </w:tcBorders>
-            <w:shd w:val="clear" w:color="auto" w:fill="FFFFFF"/>
-            <w:tcMar>
-              <w:top w:w="0" w:type="dxa"/>
-              <w:bottom w:w="0" w:type="dxa"/>
-              <w:left w:w="0" w:type="dxa"/>
-              <w:right w:w="0" w:type="dxa"/>
-            </w:tcMar>
-            <w:vAlign w:val="top"/>
-          </w:tcPr>
-          <w:p>
-            <w:pPr>
-              <w:pStyle w:val="Normal"/>
-              <w:jc w:val="center"/>
-              <w:pBdr>
-                <w:bottom w:val="none" w:sz="0" w:space="0" w:color="000000"/>
-                <w:top w:val="none" w:sz="0" w:space="0" w:color="000000"/>
-                <w:left w:val="none" w:sz="0" w:space="0" w:color="000000"/>
-                <w:right w:val="none" w:sz="0" w:space="0" w:color="000000"/>
-              </w:pBdr>
-              <w:spacing w:after="100" w:before="100" w:line="240"/>
-              <w:ind w:left="100" w:right="100" w:firstLine="0" w:firstLineChars="0"/>
-              <w:rPr>
-                <w:rFonts w:ascii="Helvetica" w:hAnsi="Helvetica" w:eastAsia="Helvetica" w:cs="Helvetica"/>
-                <w:i w:val="false"/>
-                <w:b w:val="false"/>
-                <w:u w:val="none"/>
-                <w:sz w:val="22"/>
-                <w:szCs w:val="22"/>
-                <w:color w:val="000000"/>
-              </w:rPr>
-            </w:pPr>
-            <w:r>
-              <w:rPr>
-                <w:rFonts w:ascii="Helvetica" w:hAnsi="Helvetica" w:eastAsia="Helvetica" w:cs="Helvetica"/>
-                <w:i w:val="false"/>
-                <w:b w:val="false"/>
-                <w:u w:val="none"/>
-                <w:sz w:val="22"/>
-                <w:szCs w:val="22"/>
-                <w:color w:val="000000"/>
-              </w:rPr>
-              <w:t xml:space="preserve">0.33, 1.57</w:t>
-            </w:r>
-          </w:p>
-        </w:tc>
-        <w:tc>
-          <w:tcPr>
-            <w:tcBorders>
-              <w:bottom w:val="none" w:sz="0" w:space="0" w:color="000000"/>
-              <w:top w:val="none" w:sz="0" w:space="0" w:color="000000"/>
-              <w:left w:val="none" w:sz="0" w:space="0" w:color="000000"/>
-              <w:right w:val="none" w:sz="0" w:space="0" w:color="000000"/>
-            </w:tcBorders>
-            <w:shd w:val="clear" w:color="auto" w:fill="FFFFFF"/>
-            <w:tcMar>
-              <w:top w:w="0" w:type="dxa"/>
-              <w:bottom w:w="0" w:type="dxa"/>
-              <w:left w:w="0" w:type="dxa"/>
-              <w:right w:w="0" w:type="dxa"/>
-            </w:tcMar>
-            <w:vAlign w:val="top"/>
-          </w:tcPr>
-          <w:p>
-            <w:pPr>
-              <w:pStyle w:val="Normal"/>
-              <w:jc w:val="center"/>
-              <w:pBdr>
-                <w:bottom w:val="none" w:sz="0" w:space="0" w:color="000000"/>
-                <w:top w:val="none" w:sz="0" w:space="0" w:color="000000"/>
-                <w:left w:val="none" w:sz="0" w:space="0" w:color="000000"/>
-                <w:right w:val="none" w:sz="0" w:space="0" w:color="000000"/>
-              </w:pBdr>
-              <w:spacing w:after="100" w:before="100" w:line="240"/>
-              <w:ind w:left="100" w:right="100" w:firstLine="0" w:firstLineChars="0"/>
-              <w:rPr>
-                <w:rFonts w:ascii="Helvetica" w:hAnsi="Helvetica" w:eastAsia="Helvetica" w:cs="Helvetica"/>
-                <w:i w:val="false"/>
-                <w:b w:val="false"/>
-                <w:u w:val="none"/>
-                <w:sz w:val="22"/>
-                <w:szCs w:val="22"/>
-                <w:color w:val="000000"/>
-              </w:rPr>
-            </w:pPr>
-            <w:r>
-              <w:rPr>
-                <w:rFonts w:ascii="Helvetica" w:hAnsi="Helvetica" w:eastAsia="Helvetica" w:cs="Helvetica"/>
-                <w:i w:val="false"/>
-                <w:b w:val="false"/>
-                <w:u w:val="none"/>
-                <w:sz w:val="22"/>
-                <w:szCs w:val="22"/>
-                <w:color w:val="000000"/>
-              </w:rPr>
-              <w:t xml:space="preserve">0.410</w:t>
+              <w:t xml:space="preserve">0.78</w:t>
+            </w:r>
+          </w:p>
+        </w:tc>
+        <w:tc>
+          <w:tcPr>
+            <w:tcBorders>
+              <w:bottom w:val="none" w:sz="0" w:space="0" w:color="000000"/>
+              <w:top w:val="none" w:sz="0" w:space="0" w:color="000000"/>
+              <w:left w:val="none" w:sz="0" w:space="0" w:color="000000"/>
+              <w:right w:val="none" w:sz="0" w:space="0" w:color="000000"/>
+            </w:tcBorders>
+            <w:shd w:val="clear" w:color="auto" w:fill="FFFFFF"/>
+            <w:tcMar>
+              <w:top w:w="0" w:type="dxa"/>
+              <w:bottom w:w="0" w:type="dxa"/>
+              <w:left w:w="0" w:type="dxa"/>
+              <w:right w:w="0" w:type="dxa"/>
+            </w:tcMar>
+            <w:vAlign w:val="top"/>
+          </w:tcPr>
+          <w:p>
+            <w:pPr>
+              <w:pStyle w:val="Normal"/>
+              <w:jc w:val="center"/>
+              <w:pBdr>
+                <w:bottom w:val="none" w:sz="0" w:space="0" w:color="000000"/>
+                <w:top w:val="none" w:sz="0" w:space="0" w:color="000000"/>
+                <w:left w:val="none" w:sz="0" w:space="0" w:color="000000"/>
+                <w:right w:val="none" w:sz="0" w:space="0" w:color="000000"/>
+              </w:pBdr>
+              <w:spacing w:after="100" w:before="100" w:line="240"/>
+              <w:ind w:left="100" w:right="100" w:firstLine="0" w:firstLineChars="0"/>
+              <w:rPr>
+                <w:rFonts w:ascii="Helvetica" w:hAnsi="Helvetica" w:eastAsia="Helvetica" w:cs="Helvetica"/>
+                <w:i w:val="false"/>
+                <w:b w:val="false"/>
+                <w:u w:val="none"/>
+                <w:sz w:val="22"/>
+                <w:szCs w:val="22"/>
+                <w:color w:val="000000"/>
+              </w:rPr>
+            </w:pPr>
+            <w:r>
+              <w:rPr>
+                <w:rFonts w:ascii="Helvetica" w:hAnsi="Helvetica" w:eastAsia="Helvetica" w:cs="Helvetica"/>
+                <w:i w:val="false"/>
+                <w:b w:val="false"/>
+                <w:u w:val="none"/>
+                <w:sz w:val="22"/>
+                <w:szCs w:val="22"/>
+                <w:color w:val="000000"/>
+              </w:rPr>
+              <w:t xml:space="preserve">0.34, 1.77</w:t>
+            </w:r>
+          </w:p>
+        </w:tc>
+        <w:tc>
+          <w:tcPr>
+            <w:tcBorders>
+              <w:bottom w:val="none" w:sz="0" w:space="0" w:color="000000"/>
+              <w:top w:val="none" w:sz="0" w:space="0" w:color="000000"/>
+              <w:left w:val="none" w:sz="0" w:space="0" w:color="000000"/>
+              <w:right w:val="none" w:sz="0" w:space="0" w:color="000000"/>
+            </w:tcBorders>
+            <w:shd w:val="clear" w:color="auto" w:fill="FFFFFF"/>
+            <w:tcMar>
+              <w:top w:w="0" w:type="dxa"/>
+              <w:bottom w:w="0" w:type="dxa"/>
+              <w:left w:w="0" w:type="dxa"/>
+              <w:right w:w="0" w:type="dxa"/>
+            </w:tcMar>
+            <w:vAlign w:val="top"/>
+          </w:tcPr>
+          <w:p>
+            <w:pPr>
+              <w:pStyle w:val="Normal"/>
+              <w:jc w:val="center"/>
+              <w:pBdr>
+                <w:bottom w:val="none" w:sz="0" w:space="0" w:color="000000"/>
+                <w:top w:val="none" w:sz="0" w:space="0" w:color="000000"/>
+                <w:left w:val="none" w:sz="0" w:space="0" w:color="000000"/>
+                <w:right w:val="none" w:sz="0" w:space="0" w:color="000000"/>
+              </w:pBdr>
+              <w:spacing w:after="100" w:before="100" w:line="240"/>
+              <w:ind w:left="100" w:right="100" w:firstLine="0" w:firstLineChars="0"/>
+              <w:rPr>
+                <w:rFonts w:ascii="Helvetica" w:hAnsi="Helvetica" w:eastAsia="Helvetica" w:cs="Helvetica"/>
+                <w:i w:val="false"/>
+                <w:b w:val="false"/>
+                <w:u w:val="none"/>
+                <w:sz w:val="22"/>
+                <w:szCs w:val="22"/>
+                <w:color w:val="000000"/>
+              </w:rPr>
+            </w:pPr>
+            <w:r>
+              <w:rPr>
+                <w:rFonts w:ascii="Helvetica" w:hAnsi="Helvetica" w:eastAsia="Helvetica" w:cs="Helvetica"/>
+                <w:i w:val="false"/>
+                <w:b w:val="false"/>
+                <w:u w:val="none"/>
+                <w:sz w:val="22"/>
+                <w:szCs w:val="22"/>
+                <w:color w:val="000000"/>
+              </w:rPr>
+              <w:t xml:space="preserve">0.550</w:t>
             </w:r>
           </w:p>
         </w:tc>
@@ -7865,113 +7865,113 @@
                 <w:szCs w:val="22"/>
                 <w:color w:val="000000"/>
               </w:rPr>
-              <w:t xml:space="preserve">0.89</w:t>
-            </w:r>
-          </w:p>
-        </w:tc>
-        <w:tc>
-          <w:tcPr>
-            <w:tcBorders>
-              <w:bottom w:val="none" w:sz="0" w:space="0" w:color="000000"/>
-              <w:top w:val="none" w:sz="0" w:space="0" w:color="000000"/>
-              <w:left w:val="none" w:sz="0" w:space="0" w:color="000000"/>
-              <w:right w:val="none" w:sz="0" w:space="0" w:color="000000"/>
-            </w:tcBorders>
-            <w:shd w:val="clear" w:color="auto" w:fill="FFFFFF"/>
-            <w:tcMar>
-              <w:top w:w="0" w:type="dxa"/>
-              <w:bottom w:w="0" w:type="dxa"/>
-              <w:left w:w="0" w:type="dxa"/>
-              <w:right w:w="0" w:type="dxa"/>
-            </w:tcMar>
-            <w:vAlign w:val="top"/>
-          </w:tcPr>
-          <w:p>
-            <w:pPr>
-              <w:pStyle w:val="Normal"/>
-              <w:jc w:val="center"/>
-              <w:pBdr>
-                <w:bottom w:val="none" w:sz="0" w:space="0" w:color="000000"/>
-                <w:top w:val="none" w:sz="0" w:space="0" w:color="000000"/>
-                <w:left w:val="none" w:sz="0" w:space="0" w:color="000000"/>
-                <w:right w:val="none" w:sz="0" w:space="0" w:color="000000"/>
-              </w:pBdr>
-              <w:spacing w:after="100" w:before="100" w:line="240"/>
-              <w:ind w:left="100" w:right="100" w:firstLine="0" w:firstLineChars="0"/>
-              <w:rPr>
-                <w:rFonts w:ascii="Helvetica" w:hAnsi="Helvetica" w:eastAsia="Helvetica" w:cs="Helvetica"/>
-                <w:i w:val="false"/>
-                <w:b w:val="false"/>
-                <w:u w:val="none"/>
-                <w:sz w:val="22"/>
-                <w:szCs w:val="22"/>
-                <w:color w:val="000000"/>
-              </w:rPr>
-            </w:pPr>
-            <w:r>
-              <w:rPr>
-                <w:rFonts w:ascii="Helvetica" w:hAnsi="Helvetica" w:eastAsia="Helvetica" w:cs="Helvetica"/>
-                <w:i w:val="false"/>
-                <w:b w:val="false"/>
-                <w:u w:val="none"/>
-                <w:sz w:val="22"/>
-                <w:szCs w:val="22"/>
-                <w:color w:val="000000"/>
-              </w:rPr>
-              <w:t xml:space="preserve">0.19, 4.27</w:t>
-            </w:r>
-          </w:p>
-        </w:tc>
-        <w:tc>
-          <w:tcPr>
-            <w:tcBorders>
-              <w:bottom w:val="none" w:sz="0" w:space="0" w:color="000000"/>
-              <w:top w:val="none" w:sz="0" w:space="0" w:color="000000"/>
-              <w:left w:val="none" w:sz="0" w:space="0" w:color="000000"/>
-              <w:right w:val="none" w:sz="0" w:space="0" w:color="000000"/>
-            </w:tcBorders>
-            <w:shd w:val="clear" w:color="auto" w:fill="FFFFFF"/>
-            <w:tcMar>
-              <w:top w:w="0" w:type="dxa"/>
-              <w:bottom w:w="0" w:type="dxa"/>
-              <w:left w:w="0" w:type="dxa"/>
-              <w:right w:w="0" w:type="dxa"/>
-            </w:tcMar>
-            <w:vAlign w:val="top"/>
-          </w:tcPr>
-          <w:p>
-            <w:pPr>
-              <w:pStyle w:val="Normal"/>
-              <w:jc w:val="center"/>
-              <w:pBdr>
-                <w:bottom w:val="none" w:sz="0" w:space="0" w:color="000000"/>
-                <w:top w:val="none" w:sz="0" w:space="0" w:color="000000"/>
-                <w:left w:val="none" w:sz="0" w:space="0" w:color="000000"/>
-                <w:right w:val="none" w:sz="0" w:space="0" w:color="000000"/>
-              </w:pBdr>
-              <w:spacing w:after="100" w:before="100" w:line="240"/>
-              <w:ind w:left="100" w:right="100" w:firstLine="0" w:firstLineChars="0"/>
-              <w:rPr>
-                <w:rFonts w:ascii="Helvetica" w:hAnsi="Helvetica" w:eastAsia="Helvetica" w:cs="Helvetica"/>
-                <w:i w:val="false"/>
-                <w:b w:val="false"/>
-                <w:u w:val="none"/>
-                <w:sz w:val="22"/>
-                <w:szCs w:val="22"/>
-                <w:color w:val="000000"/>
-              </w:rPr>
-            </w:pPr>
-            <w:r>
-              <w:rPr>
-                <w:rFonts w:ascii="Helvetica" w:hAnsi="Helvetica" w:eastAsia="Helvetica" w:cs="Helvetica"/>
-                <w:i w:val="false"/>
-                <w:b w:val="false"/>
-                <w:u w:val="none"/>
-                <w:sz w:val="22"/>
-                <w:szCs w:val="22"/>
-                <w:color w:val="000000"/>
-              </w:rPr>
-              <w:t xml:space="preserve">0.890</w:t>
+              <w:t xml:space="preserve">0.82</w:t>
+            </w:r>
+          </w:p>
+        </w:tc>
+        <w:tc>
+          <w:tcPr>
+            <w:tcBorders>
+              <w:bottom w:val="none" w:sz="0" w:space="0" w:color="000000"/>
+              <w:top w:val="none" w:sz="0" w:space="0" w:color="000000"/>
+              <w:left w:val="none" w:sz="0" w:space="0" w:color="000000"/>
+              <w:right w:val="none" w:sz="0" w:space="0" w:color="000000"/>
+            </w:tcBorders>
+            <w:shd w:val="clear" w:color="auto" w:fill="FFFFFF"/>
+            <w:tcMar>
+              <w:top w:w="0" w:type="dxa"/>
+              <w:bottom w:w="0" w:type="dxa"/>
+              <w:left w:w="0" w:type="dxa"/>
+              <w:right w:w="0" w:type="dxa"/>
+            </w:tcMar>
+            <w:vAlign w:val="top"/>
+          </w:tcPr>
+          <w:p>
+            <w:pPr>
+              <w:pStyle w:val="Normal"/>
+              <w:jc w:val="center"/>
+              <w:pBdr>
+                <w:bottom w:val="none" w:sz="0" w:space="0" w:color="000000"/>
+                <w:top w:val="none" w:sz="0" w:space="0" w:color="000000"/>
+                <w:left w:val="none" w:sz="0" w:space="0" w:color="000000"/>
+                <w:right w:val="none" w:sz="0" w:space="0" w:color="000000"/>
+              </w:pBdr>
+              <w:spacing w:after="100" w:before="100" w:line="240"/>
+              <w:ind w:left="100" w:right="100" w:firstLine="0" w:firstLineChars="0"/>
+              <w:rPr>
+                <w:rFonts w:ascii="Helvetica" w:hAnsi="Helvetica" w:eastAsia="Helvetica" w:cs="Helvetica"/>
+                <w:i w:val="false"/>
+                <w:b w:val="false"/>
+                <w:u w:val="none"/>
+                <w:sz w:val="22"/>
+                <w:szCs w:val="22"/>
+                <w:color w:val="000000"/>
+              </w:rPr>
+            </w:pPr>
+            <w:r>
+              <w:rPr>
+                <w:rFonts w:ascii="Helvetica" w:hAnsi="Helvetica" w:eastAsia="Helvetica" w:cs="Helvetica"/>
+                <w:i w:val="false"/>
+                <w:b w:val="false"/>
+                <w:u w:val="none"/>
+                <w:sz w:val="22"/>
+                <w:szCs w:val="22"/>
+                <w:color w:val="000000"/>
+              </w:rPr>
+              <w:t xml:space="preserve">0.16, 4.07</w:t>
+            </w:r>
+          </w:p>
+        </w:tc>
+        <w:tc>
+          <w:tcPr>
+            <w:tcBorders>
+              <w:bottom w:val="none" w:sz="0" w:space="0" w:color="000000"/>
+              <w:top w:val="none" w:sz="0" w:space="0" w:color="000000"/>
+              <w:left w:val="none" w:sz="0" w:space="0" w:color="000000"/>
+              <w:right w:val="none" w:sz="0" w:space="0" w:color="000000"/>
+            </w:tcBorders>
+            <w:shd w:val="clear" w:color="auto" w:fill="FFFFFF"/>
+            <w:tcMar>
+              <w:top w:w="0" w:type="dxa"/>
+              <w:bottom w:w="0" w:type="dxa"/>
+              <w:left w:w="0" w:type="dxa"/>
+              <w:right w:w="0" w:type="dxa"/>
+            </w:tcMar>
+            <w:vAlign w:val="top"/>
+          </w:tcPr>
+          <w:p>
+            <w:pPr>
+              <w:pStyle w:val="Normal"/>
+              <w:jc w:val="center"/>
+              <w:pBdr>
+                <w:bottom w:val="none" w:sz="0" w:space="0" w:color="000000"/>
+                <w:top w:val="none" w:sz="0" w:space="0" w:color="000000"/>
+                <w:left w:val="none" w:sz="0" w:space="0" w:color="000000"/>
+                <w:right w:val="none" w:sz="0" w:space="0" w:color="000000"/>
+              </w:pBdr>
+              <w:spacing w:after="100" w:before="100" w:line="240"/>
+              <w:ind w:left="100" w:right="100" w:firstLine="0" w:firstLineChars="0"/>
+              <w:rPr>
+                <w:rFonts w:ascii="Helvetica" w:hAnsi="Helvetica" w:eastAsia="Helvetica" w:cs="Helvetica"/>
+                <w:i w:val="false"/>
+                <w:b w:val="false"/>
+                <w:u w:val="none"/>
+                <w:sz w:val="22"/>
+                <w:szCs w:val="22"/>
+                <w:color w:val="000000"/>
+              </w:rPr>
+            </w:pPr>
+            <w:r>
+              <w:rPr>
+                <w:rFonts w:ascii="Helvetica" w:hAnsi="Helvetica" w:eastAsia="Helvetica" w:cs="Helvetica"/>
+                <w:i w:val="false"/>
+                <w:b w:val="false"/>
+                <w:u w:val="none"/>
+                <w:sz w:val="22"/>
+                <w:szCs w:val="22"/>
+                <w:color w:val="000000"/>
+              </w:rPr>
+              <w:t xml:space="preserve">0.810</w:t>
             </w:r>
           </w:p>
         </w:tc>
@@ -8136,113 +8136,113 @@
                 <w:szCs w:val="22"/>
                 <w:color w:val="000000"/>
               </w:rPr>
-              <w:t xml:space="preserve">0.58</w:t>
-            </w:r>
-          </w:p>
-        </w:tc>
-        <w:tc>
-          <w:tcPr>
-            <w:tcBorders>
-              <w:bottom w:val="none" w:sz="0" w:space="0" w:color="000000"/>
-              <w:top w:val="none" w:sz="0" w:space="0" w:color="000000"/>
-              <w:left w:val="none" w:sz="0" w:space="0" w:color="000000"/>
-              <w:right w:val="none" w:sz="0" w:space="0" w:color="000000"/>
-            </w:tcBorders>
-            <w:shd w:val="clear" w:color="auto" w:fill="FFFFFF"/>
-            <w:tcMar>
-              <w:top w:w="0" w:type="dxa"/>
-              <w:bottom w:w="0" w:type="dxa"/>
-              <w:left w:w="0" w:type="dxa"/>
-              <w:right w:w="0" w:type="dxa"/>
-            </w:tcMar>
-            <w:vAlign w:val="top"/>
-          </w:tcPr>
-          <w:p>
-            <w:pPr>
-              <w:pStyle w:val="Normal"/>
-              <w:jc w:val="center"/>
-              <w:pBdr>
-                <w:bottom w:val="none" w:sz="0" w:space="0" w:color="000000"/>
-                <w:top w:val="none" w:sz="0" w:space="0" w:color="000000"/>
-                <w:left w:val="none" w:sz="0" w:space="0" w:color="000000"/>
-                <w:right w:val="none" w:sz="0" w:space="0" w:color="000000"/>
-              </w:pBdr>
-              <w:spacing w:after="100" w:before="100" w:line="240"/>
-              <w:ind w:left="100" w:right="100" w:firstLine="0" w:firstLineChars="0"/>
-              <w:rPr>
-                <w:rFonts w:ascii="Helvetica" w:hAnsi="Helvetica" w:eastAsia="Helvetica" w:cs="Helvetica"/>
-                <w:i w:val="false"/>
-                <w:b w:val="false"/>
-                <w:u w:val="none"/>
-                <w:sz w:val="22"/>
-                <w:szCs w:val="22"/>
-                <w:color w:val="000000"/>
-              </w:rPr>
-            </w:pPr>
-            <w:r>
-              <w:rPr>
-                <w:rFonts w:ascii="Helvetica" w:hAnsi="Helvetica" w:eastAsia="Helvetica" w:cs="Helvetica"/>
-                <w:i w:val="false"/>
-                <w:b w:val="false"/>
-                <w:u w:val="none"/>
-                <w:sz w:val="22"/>
-                <w:szCs w:val="22"/>
-                <w:color w:val="000000"/>
-              </w:rPr>
-              <w:t xml:space="preserve">0.18, 1.83</w:t>
-            </w:r>
-          </w:p>
-        </w:tc>
-        <w:tc>
-          <w:tcPr>
-            <w:tcBorders>
-              <w:bottom w:val="none" w:sz="0" w:space="0" w:color="000000"/>
-              <w:top w:val="none" w:sz="0" w:space="0" w:color="000000"/>
-              <w:left w:val="none" w:sz="0" w:space="0" w:color="000000"/>
-              <w:right w:val="none" w:sz="0" w:space="0" w:color="000000"/>
-            </w:tcBorders>
-            <w:shd w:val="clear" w:color="auto" w:fill="FFFFFF"/>
-            <w:tcMar>
-              <w:top w:w="0" w:type="dxa"/>
-              <w:bottom w:w="0" w:type="dxa"/>
-              <w:left w:w="0" w:type="dxa"/>
-              <w:right w:w="0" w:type="dxa"/>
-            </w:tcMar>
-            <w:vAlign w:val="top"/>
-          </w:tcPr>
-          <w:p>
-            <w:pPr>
-              <w:pStyle w:val="Normal"/>
-              <w:jc w:val="center"/>
-              <w:pBdr>
-                <w:bottom w:val="none" w:sz="0" w:space="0" w:color="000000"/>
-                <w:top w:val="none" w:sz="0" w:space="0" w:color="000000"/>
-                <w:left w:val="none" w:sz="0" w:space="0" w:color="000000"/>
-                <w:right w:val="none" w:sz="0" w:space="0" w:color="000000"/>
-              </w:pBdr>
-              <w:spacing w:after="100" w:before="100" w:line="240"/>
-              <w:ind w:left="100" w:right="100" w:firstLine="0" w:firstLineChars="0"/>
-              <w:rPr>
-                <w:rFonts w:ascii="Helvetica" w:hAnsi="Helvetica" w:eastAsia="Helvetica" w:cs="Helvetica"/>
-                <w:i w:val="false"/>
-                <w:b w:val="false"/>
-                <w:u w:val="none"/>
-                <w:sz w:val="22"/>
-                <w:szCs w:val="22"/>
-                <w:color w:val="000000"/>
-              </w:rPr>
-            </w:pPr>
-            <w:r>
-              <w:rPr>
-                <w:rFonts w:ascii="Helvetica" w:hAnsi="Helvetica" w:eastAsia="Helvetica" w:cs="Helvetica"/>
-                <w:i w:val="false"/>
-                <w:b w:val="false"/>
-                <w:u w:val="none"/>
-                <w:sz w:val="22"/>
-                <w:szCs w:val="22"/>
-                <w:color w:val="000000"/>
-              </w:rPr>
-              <w:t xml:space="preserve">0.350</w:t>
+              <w:t xml:space="preserve">0.63</w:t>
+            </w:r>
+          </w:p>
+        </w:tc>
+        <w:tc>
+          <w:tcPr>
+            <w:tcBorders>
+              <w:bottom w:val="none" w:sz="0" w:space="0" w:color="000000"/>
+              <w:top w:val="none" w:sz="0" w:space="0" w:color="000000"/>
+              <w:left w:val="none" w:sz="0" w:space="0" w:color="000000"/>
+              <w:right w:val="none" w:sz="0" w:space="0" w:color="000000"/>
+            </w:tcBorders>
+            <w:shd w:val="clear" w:color="auto" w:fill="FFFFFF"/>
+            <w:tcMar>
+              <w:top w:w="0" w:type="dxa"/>
+              <w:bottom w:w="0" w:type="dxa"/>
+              <w:left w:w="0" w:type="dxa"/>
+              <w:right w:w="0" w:type="dxa"/>
+            </w:tcMar>
+            <w:vAlign w:val="top"/>
+          </w:tcPr>
+          <w:p>
+            <w:pPr>
+              <w:pStyle w:val="Normal"/>
+              <w:jc w:val="center"/>
+              <w:pBdr>
+                <w:bottom w:val="none" w:sz="0" w:space="0" w:color="000000"/>
+                <w:top w:val="none" w:sz="0" w:space="0" w:color="000000"/>
+                <w:left w:val="none" w:sz="0" w:space="0" w:color="000000"/>
+                <w:right w:val="none" w:sz="0" w:space="0" w:color="000000"/>
+              </w:pBdr>
+              <w:spacing w:after="100" w:before="100" w:line="240"/>
+              <w:ind w:left="100" w:right="100" w:firstLine="0" w:firstLineChars="0"/>
+              <w:rPr>
+                <w:rFonts w:ascii="Helvetica" w:hAnsi="Helvetica" w:eastAsia="Helvetica" w:cs="Helvetica"/>
+                <w:i w:val="false"/>
+                <w:b w:val="false"/>
+                <w:u w:val="none"/>
+                <w:sz w:val="22"/>
+                <w:szCs w:val="22"/>
+                <w:color w:val="000000"/>
+              </w:rPr>
+            </w:pPr>
+            <w:r>
+              <w:rPr>
+                <w:rFonts w:ascii="Helvetica" w:hAnsi="Helvetica" w:eastAsia="Helvetica" w:cs="Helvetica"/>
+                <w:i w:val="false"/>
+                <w:b w:val="false"/>
+                <w:u w:val="none"/>
+                <w:sz w:val="22"/>
+                <w:szCs w:val="22"/>
+                <w:color w:val="000000"/>
+              </w:rPr>
+              <w:t xml:space="preserve">0.20, 2.04</w:t>
+            </w:r>
+          </w:p>
+        </w:tc>
+        <w:tc>
+          <w:tcPr>
+            <w:tcBorders>
+              <w:bottom w:val="none" w:sz="0" w:space="0" w:color="000000"/>
+              <w:top w:val="none" w:sz="0" w:space="0" w:color="000000"/>
+              <w:left w:val="none" w:sz="0" w:space="0" w:color="000000"/>
+              <w:right w:val="none" w:sz="0" w:space="0" w:color="000000"/>
+            </w:tcBorders>
+            <w:shd w:val="clear" w:color="auto" w:fill="FFFFFF"/>
+            <w:tcMar>
+              <w:top w:w="0" w:type="dxa"/>
+              <w:bottom w:w="0" w:type="dxa"/>
+              <w:left w:w="0" w:type="dxa"/>
+              <w:right w:w="0" w:type="dxa"/>
+            </w:tcMar>
+            <w:vAlign w:val="top"/>
+          </w:tcPr>
+          <w:p>
+            <w:pPr>
+              <w:pStyle w:val="Normal"/>
+              <w:jc w:val="center"/>
+              <w:pBdr>
+                <w:bottom w:val="none" w:sz="0" w:space="0" w:color="000000"/>
+                <w:top w:val="none" w:sz="0" w:space="0" w:color="000000"/>
+                <w:left w:val="none" w:sz="0" w:space="0" w:color="000000"/>
+                <w:right w:val="none" w:sz="0" w:space="0" w:color="000000"/>
+              </w:pBdr>
+              <w:spacing w:after="100" w:before="100" w:line="240"/>
+              <w:ind w:left="100" w:right="100" w:firstLine="0" w:firstLineChars="0"/>
+              <w:rPr>
+                <w:rFonts w:ascii="Helvetica" w:hAnsi="Helvetica" w:eastAsia="Helvetica" w:cs="Helvetica"/>
+                <w:i w:val="false"/>
+                <w:b w:val="false"/>
+                <w:u w:val="none"/>
+                <w:sz w:val="22"/>
+                <w:szCs w:val="22"/>
+                <w:color w:val="000000"/>
+              </w:rPr>
+            </w:pPr>
+            <w:r>
+              <w:rPr>
+                <w:rFonts w:ascii="Helvetica" w:hAnsi="Helvetica" w:eastAsia="Helvetica" w:cs="Helvetica"/>
+                <w:i w:val="false"/>
+                <w:b w:val="false"/>
+                <w:u w:val="none"/>
+                <w:sz w:val="22"/>
+                <w:szCs w:val="22"/>
+                <w:color w:val="000000"/>
+              </w:rPr>
+              <w:t xml:space="preserve">0.440</w:t>
             </w:r>
           </w:p>
         </w:tc>
@@ -8348,113 +8348,113 @@
                 <w:szCs w:val="22"/>
                 <w:color w:val="000000"/>
               </w:rPr>
-              <w:t xml:space="preserve">1.33</w:t>
-            </w:r>
-          </w:p>
-        </w:tc>
-        <w:tc>
-          <w:tcPr>
-            <w:tcBorders>
-              <w:bottom w:val="none" w:sz="0" w:space="0" w:color="000000"/>
-              <w:top w:val="none" w:sz="0" w:space="0" w:color="000000"/>
-              <w:left w:val="none" w:sz="0" w:space="0" w:color="000000"/>
-              <w:right w:val="none" w:sz="0" w:space="0" w:color="000000"/>
-            </w:tcBorders>
-            <w:shd w:val="clear" w:color="auto" w:fill="FFFFFF"/>
-            <w:tcMar>
-              <w:top w:w="0" w:type="dxa"/>
-              <w:bottom w:w="0" w:type="dxa"/>
-              <w:left w:w="0" w:type="dxa"/>
-              <w:right w:w="0" w:type="dxa"/>
-            </w:tcMar>
-            <w:vAlign w:val="top"/>
-          </w:tcPr>
-          <w:p>
-            <w:pPr>
-              <w:pStyle w:val="Normal"/>
-              <w:jc w:val="center"/>
-              <w:pBdr>
-                <w:bottom w:val="none" w:sz="0" w:space="0" w:color="000000"/>
-                <w:top w:val="none" w:sz="0" w:space="0" w:color="000000"/>
-                <w:left w:val="none" w:sz="0" w:space="0" w:color="000000"/>
-                <w:right w:val="none" w:sz="0" w:space="0" w:color="000000"/>
-              </w:pBdr>
-              <w:spacing w:after="100" w:before="100" w:line="240"/>
-              <w:ind w:left="100" w:right="100" w:firstLine="0" w:firstLineChars="0"/>
-              <w:rPr>
-                <w:rFonts w:ascii="Helvetica" w:hAnsi="Helvetica" w:eastAsia="Helvetica" w:cs="Helvetica"/>
-                <w:i w:val="false"/>
-                <w:b w:val="false"/>
-                <w:u w:val="none"/>
-                <w:sz w:val="22"/>
-                <w:szCs w:val="22"/>
-                <w:color w:val="000000"/>
-              </w:rPr>
-            </w:pPr>
-            <w:r>
-              <w:rPr>
-                <w:rFonts w:ascii="Helvetica" w:hAnsi="Helvetica" w:eastAsia="Helvetica" w:cs="Helvetica"/>
-                <w:i w:val="false"/>
-                <w:b w:val="false"/>
-                <w:u w:val="none"/>
-                <w:sz w:val="22"/>
-                <w:szCs w:val="22"/>
-                <w:color w:val="000000"/>
-              </w:rPr>
-              <w:t xml:space="preserve">0.33, 5.29</w:t>
-            </w:r>
-          </w:p>
-        </w:tc>
-        <w:tc>
-          <w:tcPr>
-            <w:tcBorders>
-              <w:bottom w:val="none" w:sz="0" w:space="0" w:color="000000"/>
-              <w:top w:val="none" w:sz="0" w:space="0" w:color="000000"/>
-              <w:left w:val="none" w:sz="0" w:space="0" w:color="000000"/>
-              <w:right w:val="none" w:sz="0" w:space="0" w:color="000000"/>
-            </w:tcBorders>
-            <w:shd w:val="clear" w:color="auto" w:fill="FFFFFF"/>
-            <w:tcMar>
-              <w:top w:w="0" w:type="dxa"/>
-              <w:bottom w:w="0" w:type="dxa"/>
-              <w:left w:w="0" w:type="dxa"/>
-              <w:right w:w="0" w:type="dxa"/>
-            </w:tcMar>
-            <w:vAlign w:val="top"/>
-          </w:tcPr>
-          <w:p>
-            <w:pPr>
-              <w:pStyle w:val="Normal"/>
-              <w:jc w:val="center"/>
-              <w:pBdr>
-                <w:bottom w:val="none" w:sz="0" w:space="0" w:color="000000"/>
-                <w:top w:val="none" w:sz="0" w:space="0" w:color="000000"/>
-                <w:left w:val="none" w:sz="0" w:space="0" w:color="000000"/>
-                <w:right w:val="none" w:sz="0" w:space="0" w:color="000000"/>
-              </w:pBdr>
-              <w:spacing w:after="100" w:before="100" w:line="240"/>
-              <w:ind w:left="100" w:right="100" w:firstLine="0" w:firstLineChars="0"/>
-              <w:rPr>
-                <w:rFonts w:ascii="Helvetica" w:hAnsi="Helvetica" w:eastAsia="Helvetica" w:cs="Helvetica"/>
-                <w:i w:val="false"/>
-                <w:b w:val="false"/>
-                <w:u w:val="none"/>
-                <w:sz w:val="22"/>
-                <w:szCs w:val="22"/>
-                <w:color w:val="000000"/>
-              </w:rPr>
-            </w:pPr>
-            <w:r>
-              <w:rPr>
-                <w:rFonts w:ascii="Helvetica" w:hAnsi="Helvetica" w:eastAsia="Helvetica" w:cs="Helvetica"/>
-                <w:i w:val="false"/>
-                <w:b w:val="false"/>
-                <w:u w:val="none"/>
-                <w:sz w:val="22"/>
-                <w:szCs w:val="22"/>
-                <w:color w:val="000000"/>
-              </w:rPr>
-              <w:t xml:space="preserve">0.680</w:t>
+              <w:t xml:space="preserve">1.42</w:t>
+            </w:r>
+          </w:p>
+        </w:tc>
+        <w:tc>
+          <w:tcPr>
+            <w:tcBorders>
+              <w:bottom w:val="none" w:sz="0" w:space="0" w:color="000000"/>
+              <w:top w:val="none" w:sz="0" w:space="0" w:color="000000"/>
+              <w:left w:val="none" w:sz="0" w:space="0" w:color="000000"/>
+              <w:right w:val="none" w:sz="0" w:space="0" w:color="000000"/>
+            </w:tcBorders>
+            <w:shd w:val="clear" w:color="auto" w:fill="FFFFFF"/>
+            <w:tcMar>
+              <w:top w:w="0" w:type="dxa"/>
+              <w:bottom w:w="0" w:type="dxa"/>
+              <w:left w:w="0" w:type="dxa"/>
+              <w:right w:w="0" w:type="dxa"/>
+            </w:tcMar>
+            <w:vAlign w:val="top"/>
+          </w:tcPr>
+          <w:p>
+            <w:pPr>
+              <w:pStyle w:val="Normal"/>
+              <w:jc w:val="center"/>
+              <w:pBdr>
+                <w:bottom w:val="none" w:sz="0" w:space="0" w:color="000000"/>
+                <w:top w:val="none" w:sz="0" w:space="0" w:color="000000"/>
+                <w:left w:val="none" w:sz="0" w:space="0" w:color="000000"/>
+                <w:right w:val="none" w:sz="0" w:space="0" w:color="000000"/>
+              </w:pBdr>
+              <w:spacing w:after="100" w:before="100" w:line="240"/>
+              <w:ind w:left="100" w:right="100" w:firstLine="0" w:firstLineChars="0"/>
+              <w:rPr>
+                <w:rFonts w:ascii="Helvetica" w:hAnsi="Helvetica" w:eastAsia="Helvetica" w:cs="Helvetica"/>
+                <w:i w:val="false"/>
+                <w:b w:val="false"/>
+                <w:u w:val="none"/>
+                <w:sz w:val="22"/>
+                <w:szCs w:val="22"/>
+                <w:color w:val="000000"/>
+              </w:rPr>
+            </w:pPr>
+            <w:r>
+              <w:rPr>
+                <w:rFonts w:ascii="Helvetica" w:hAnsi="Helvetica" w:eastAsia="Helvetica" w:cs="Helvetica"/>
+                <w:i w:val="false"/>
+                <w:b w:val="false"/>
+                <w:u w:val="none"/>
+                <w:sz w:val="22"/>
+                <w:szCs w:val="22"/>
+                <w:color w:val="000000"/>
+              </w:rPr>
+              <w:t xml:space="preserve">0.35, 5.65</w:t>
+            </w:r>
+          </w:p>
+        </w:tc>
+        <w:tc>
+          <w:tcPr>
+            <w:tcBorders>
+              <w:bottom w:val="none" w:sz="0" w:space="0" w:color="000000"/>
+              <w:top w:val="none" w:sz="0" w:space="0" w:color="000000"/>
+              <w:left w:val="none" w:sz="0" w:space="0" w:color="000000"/>
+              <w:right w:val="none" w:sz="0" w:space="0" w:color="000000"/>
+            </w:tcBorders>
+            <w:shd w:val="clear" w:color="auto" w:fill="FFFFFF"/>
+            <w:tcMar>
+              <w:top w:w="0" w:type="dxa"/>
+              <w:bottom w:w="0" w:type="dxa"/>
+              <w:left w:w="0" w:type="dxa"/>
+              <w:right w:w="0" w:type="dxa"/>
+            </w:tcMar>
+            <w:vAlign w:val="top"/>
+          </w:tcPr>
+          <w:p>
+            <w:pPr>
+              <w:pStyle w:val="Normal"/>
+              <w:jc w:val="center"/>
+              <w:pBdr>
+                <w:bottom w:val="none" w:sz="0" w:space="0" w:color="000000"/>
+                <w:top w:val="none" w:sz="0" w:space="0" w:color="000000"/>
+                <w:left w:val="none" w:sz="0" w:space="0" w:color="000000"/>
+                <w:right w:val="none" w:sz="0" w:space="0" w:color="000000"/>
+              </w:pBdr>
+              <w:spacing w:after="100" w:before="100" w:line="240"/>
+              <w:ind w:left="100" w:right="100" w:firstLine="0" w:firstLineChars="0"/>
+              <w:rPr>
+                <w:rFonts w:ascii="Helvetica" w:hAnsi="Helvetica" w:eastAsia="Helvetica" w:cs="Helvetica"/>
+                <w:i w:val="false"/>
+                <w:b w:val="false"/>
+                <w:u w:val="none"/>
+                <w:sz w:val="22"/>
+                <w:szCs w:val="22"/>
+                <w:color w:val="000000"/>
+              </w:rPr>
+            </w:pPr>
+            <w:r>
+              <w:rPr>
+                <w:rFonts w:ascii="Helvetica" w:hAnsi="Helvetica" w:eastAsia="Helvetica" w:cs="Helvetica"/>
+                <w:i w:val="false"/>
+                <w:b w:val="false"/>
+                <w:u w:val="none"/>
+                <w:sz w:val="22"/>
+                <w:szCs w:val="22"/>
+                <w:color w:val="000000"/>
+              </w:rPr>
+              <w:t xml:space="preserve">0.620</w:t>
             </w:r>
           </w:p>
         </w:tc>
@@ -8619,113 +8619,113 @@
                 <w:szCs w:val="22"/>
                 <w:color w:val="000000"/>
               </w:rPr>
-              <w:t xml:space="preserve">0.41</w:t>
-            </w:r>
-          </w:p>
-        </w:tc>
-        <w:tc>
-          <w:tcPr>
-            <w:tcBorders>
-              <w:bottom w:val="none" w:sz="0" w:space="0" w:color="000000"/>
-              <w:top w:val="none" w:sz="0" w:space="0" w:color="000000"/>
-              <w:left w:val="none" w:sz="0" w:space="0" w:color="000000"/>
-              <w:right w:val="none" w:sz="0" w:space="0" w:color="000000"/>
-            </w:tcBorders>
-            <w:shd w:val="clear" w:color="auto" w:fill="FFFFFF"/>
-            <w:tcMar>
-              <w:top w:w="0" w:type="dxa"/>
-              <w:bottom w:w="0" w:type="dxa"/>
-              <w:left w:w="0" w:type="dxa"/>
-              <w:right w:w="0" w:type="dxa"/>
-            </w:tcMar>
-            <w:vAlign w:val="top"/>
-          </w:tcPr>
-          <w:p>
-            <w:pPr>
-              <w:pStyle w:val="Normal"/>
-              <w:jc w:val="center"/>
-              <w:pBdr>
-                <w:bottom w:val="none" w:sz="0" w:space="0" w:color="000000"/>
-                <w:top w:val="none" w:sz="0" w:space="0" w:color="000000"/>
-                <w:left w:val="none" w:sz="0" w:space="0" w:color="000000"/>
-                <w:right w:val="none" w:sz="0" w:space="0" w:color="000000"/>
-              </w:pBdr>
-              <w:spacing w:after="100" w:before="100" w:line="240"/>
-              <w:ind w:left="100" w:right="100" w:firstLine="0" w:firstLineChars="0"/>
-              <w:rPr>
-                <w:rFonts w:ascii="Helvetica" w:hAnsi="Helvetica" w:eastAsia="Helvetica" w:cs="Helvetica"/>
-                <w:i w:val="false"/>
-                <w:b w:val="false"/>
-                <w:u w:val="none"/>
-                <w:sz w:val="22"/>
-                <w:szCs w:val="22"/>
-                <w:color w:val="000000"/>
-              </w:rPr>
-            </w:pPr>
-            <w:r>
-              <w:rPr>
-                <w:rFonts w:ascii="Helvetica" w:hAnsi="Helvetica" w:eastAsia="Helvetica" w:cs="Helvetica"/>
-                <w:i w:val="false"/>
-                <w:b w:val="false"/>
-                <w:u w:val="none"/>
-                <w:sz w:val="22"/>
-                <w:szCs w:val="22"/>
-                <w:color w:val="000000"/>
-              </w:rPr>
-              <w:t xml:space="preserve">0.05, 3.29</w:t>
-            </w:r>
-          </w:p>
-        </w:tc>
-        <w:tc>
-          <w:tcPr>
-            <w:tcBorders>
-              <w:bottom w:val="none" w:sz="0" w:space="0" w:color="000000"/>
-              <w:top w:val="none" w:sz="0" w:space="0" w:color="000000"/>
-              <w:left w:val="none" w:sz="0" w:space="0" w:color="000000"/>
-              <w:right w:val="none" w:sz="0" w:space="0" w:color="000000"/>
-            </w:tcBorders>
-            <w:shd w:val="clear" w:color="auto" w:fill="FFFFFF"/>
-            <w:tcMar>
-              <w:top w:w="0" w:type="dxa"/>
-              <w:bottom w:w="0" w:type="dxa"/>
-              <w:left w:w="0" w:type="dxa"/>
-              <w:right w:w="0" w:type="dxa"/>
-            </w:tcMar>
-            <w:vAlign w:val="top"/>
-          </w:tcPr>
-          <w:p>
-            <w:pPr>
-              <w:pStyle w:val="Normal"/>
-              <w:jc w:val="center"/>
-              <w:pBdr>
-                <w:bottom w:val="none" w:sz="0" w:space="0" w:color="000000"/>
-                <w:top w:val="none" w:sz="0" w:space="0" w:color="000000"/>
-                <w:left w:val="none" w:sz="0" w:space="0" w:color="000000"/>
-                <w:right w:val="none" w:sz="0" w:space="0" w:color="000000"/>
-              </w:pBdr>
-              <w:spacing w:after="100" w:before="100" w:line="240"/>
-              <w:ind w:left="100" w:right="100" w:firstLine="0" w:firstLineChars="0"/>
-              <w:rPr>
-                <w:rFonts w:ascii="Helvetica" w:hAnsi="Helvetica" w:eastAsia="Helvetica" w:cs="Helvetica"/>
-                <w:i w:val="false"/>
-                <w:b w:val="false"/>
-                <w:u w:val="none"/>
-                <w:sz w:val="22"/>
-                <w:szCs w:val="22"/>
-                <w:color w:val="000000"/>
-              </w:rPr>
-            </w:pPr>
-            <w:r>
-              <w:rPr>
-                <w:rFonts w:ascii="Helvetica" w:hAnsi="Helvetica" w:eastAsia="Helvetica" w:cs="Helvetica"/>
-                <w:i w:val="false"/>
-                <w:b w:val="false"/>
-                <w:u w:val="none"/>
-                <w:sz w:val="22"/>
-                <w:szCs w:val="22"/>
-                <w:color w:val="000000"/>
-              </w:rPr>
-              <w:t xml:space="preserve">0.400</w:t>
+              <w:t xml:space="preserve">0.45</w:t>
+            </w:r>
+          </w:p>
+        </w:tc>
+        <w:tc>
+          <w:tcPr>
+            <w:tcBorders>
+              <w:bottom w:val="none" w:sz="0" w:space="0" w:color="000000"/>
+              <w:top w:val="none" w:sz="0" w:space="0" w:color="000000"/>
+              <w:left w:val="none" w:sz="0" w:space="0" w:color="000000"/>
+              <w:right w:val="none" w:sz="0" w:space="0" w:color="000000"/>
+            </w:tcBorders>
+            <w:shd w:val="clear" w:color="auto" w:fill="FFFFFF"/>
+            <w:tcMar>
+              <w:top w:w="0" w:type="dxa"/>
+              <w:bottom w:w="0" w:type="dxa"/>
+              <w:left w:w="0" w:type="dxa"/>
+              <w:right w:w="0" w:type="dxa"/>
+            </w:tcMar>
+            <w:vAlign w:val="top"/>
+          </w:tcPr>
+          <w:p>
+            <w:pPr>
+              <w:pStyle w:val="Normal"/>
+              <w:jc w:val="center"/>
+              <w:pBdr>
+                <w:bottom w:val="none" w:sz="0" w:space="0" w:color="000000"/>
+                <w:top w:val="none" w:sz="0" w:space="0" w:color="000000"/>
+                <w:left w:val="none" w:sz="0" w:space="0" w:color="000000"/>
+                <w:right w:val="none" w:sz="0" w:space="0" w:color="000000"/>
+              </w:pBdr>
+              <w:spacing w:after="100" w:before="100" w:line="240"/>
+              <w:ind w:left="100" w:right="100" w:firstLine="0" w:firstLineChars="0"/>
+              <w:rPr>
+                <w:rFonts w:ascii="Helvetica" w:hAnsi="Helvetica" w:eastAsia="Helvetica" w:cs="Helvetica"/>
+                <w:i w:val="false"/>
+                <w:b w:val="false"/>
+                <w:u w:val="none"/>
+                <w:sz w:val="22"/>
+                <w:szCs w:val="22"/>
+                <w:color w:val="000000"/>
+              </w:rPr>
+            </w:pPr>
+            <w:r>
+              <w:rPr>
+                <w:rFonts w:ascii="Helvetica" w:hAnsi="Helvetica" w:eastAsia="Helvetica" w:cs="Helvetica"/>
+                <w:i w:val="false"/>
+                <w:b w:val="false"/>
+                <w:u w:val="none"/>
+                <w:sz w:val="22"/>
+                <w:szCs w:val="22"/>
+                <w:color w:val="000000"/>
+              </w:rPr>
+              <w:t xml:space="preserve">0.06, 3.63</w:t>
+            </w:r>
+          </w:p>
+        </w:tc>
+        <w:tc>
+          <w:tcPr>
+            <w:tcBorders>
+              <w:bottom w:val="none" w:sz="0" w:space="0" w:color="000000"/>
+              <w:top w:val="none" w:sz="0" w:space="0" w:color="000000"/>
+              <w:left w:val="none" w:sz="0" w:space="0" w:color="000000"/>
+              <w:right w:val="none" w:sz="0" w:space="0" w:color="000000"/>
+            </w:tcBorders>
+            <w:shd w:val="clear" w:color="auto" w:fill="FFFFFF"/>
+            <w:tcMar>
+              <w:top w:w="0" w:type="dxa"/>
+              <w:bottom w:w="0" w:type="dxa"/>
+              <w:left w:w="0" w:type="dxa"/>
+              <w:right w:w="0" w:type="dxa"/>
+            </w:tcMar>
+            <w:vAlign w:val="top"/>
+          </w:tcPr>
+          <w:p>
+            <w:pPr>
+              <w:pStyle w:val="Normal"/>
+              <w:jc w:val="center"/>
+              <w:pBdr>
+                <w:bottom w:val="none" w:sz="0" w:space="0" w:color="000000"/>
+                <w:top w:val="none" w:sz="0" w:space="0" w:color="000000"/>
+                <w:left w:val="none" w:sz="0" w:space="0" w:color="000000"/>
+                <w:right w:val="none" w:sz="0" w:space="0" w:color="000000"/>
+              </w:pBdr>
+              <w:spacing w:after="100" w:before="100" w:line="240"/>
+              <w:ind w:left="100" w:right="100" w:firstLine="0" w:firstLineChars="0"/>
+              <w:rPr>
+                <w:rFonts w:ascii="Helvetica" w:hAnsi="Helvetica" w:eastAsia="Helvetica" w:cs="Helvetica"/>
+                <w:i w:val="false"/>
+                <w:b w:val="false"/>
+                <w:u w:val="none"/>
+                <w:sz w:val="22"/>
+                <w:szCs w:val="22"/>
+                <w:color w:val="000000"/>
+              </w:rPr>
+            </w:pPr>
+            <w:r>
+              <w:rPr>
+                <w:rFonts w:ascii="Helvetica" w:hAnsi="Helvetica" w:eastAsia="Helvetica" w:cs="Helvetica"/>
+                <w:i w:val="false"/>
+                <w:b w:val="false"/>
+                <w:u w:val="none"/>
+                <w:sz w:val="22"/>
+                <w:szCs w:val="22"/>
+                <w:color w:val="000000"/>
+              </w:rPr>
+              <w:t xml:space="preserve">0.450</w:t>
             </w:r>
           </w:p>
         </w:tc>
@@ -8831,113 +8831,113 @@
                 <w:szCs w:val="22"/>
                 <w:color w:val="000000"/>
               </w:rPr>
-              <w:t xml:space="preserve">0.79</w:t>
-            </w:r>
-          </w:p>
-        </w:tc>
-        <w:tc>
-          <w:tcPr>
-            <w:tcBorders>
-              <w:bottom w:val="none" w:sz="0" w:space="0" w:color="000000"/>
-              <w:top w:val="none" w:sz="0" w:space="0" w:color="000000"/>
-              <w:left w:val="none" w:sz="0" w:space="0" w:color="000000"/>
-              <w:right w:val="none" w:sz="0" w:space="0" w:color="000000"/>
-            </w:tcBorders>
-            <w:shd w:val="clear" w:color="auto" w:fill="FFFFFF"/>
-            <w:tcMar>
-              <w:top w:w="0" w:type="dxa"/>
-              <w:bottom w:w="0" w:type="dxa"/>
-              <w:left w:w="0" w:type="dxa"/>
-              <w:right w:w="0" w:type="dxa"/>
-            </w:tcMar>
-            <w:vAlign w:val="top"/>
-          </w:tcPr>
-          <w:p>
-            <w:pPr>
-              <w:pStyle w:val="Normal"/>
-              <w:jc w:val="center"/>
-              <w:pBdr>
-                <w:bottom w:val="none" w:sz="0" w:space="0" w:color="000000"/>
-                <w:top w:val="none" w:sz="0" w:space="0" w:color="000000"/>
-                <w:left w:val="none" w:sz="0" w:space="0" w:color="000000"/>
-                <w:right w:val="none" w:sz="0" w:space="0" w:color="000000"/>
-              </w:pBdr>
-              <w:spacing w:after="100" w:before="100" w:line="240"/>
-              <w:ind w:left="100" w:right="100" w:firstLine="0" w:firstLineChars="0"/>
-              <w:rPr>
-                <w:rFonts w:ascii="Helvetica" w:hAnsi="Helvetica" w:eastAsia="Helvetica" w:cs="Helvetica"/>
-                <w:i w:val="false"/>
-                <w:b w:val="false"/>
-                <w:u w:val="none"/>
-                <w:sz w:val="22"/>
-                <w:szCs w:val="22"/>
-                <w:color w:val="000000"/>
-              </w:rPr>
-            </w:pPr>
-            <w:r>
-              <w:rPr>
-                <w:rFonts w:ascii="Helvetica" w:hAnsi="Helvetica" w:eastAsia="Helvetica" w:cs="Helvetica"/>
-                <w:i w:val="false"/>
-                <w:b w:val="false"/>
-                <w:u w:val="none"/>
-                <w:sz w:val="22"/>
-                <w:szCs w:val="22"/>
-                <w:color w:val="000000"/>
-              </w:rPr>
-              <w:t xml:space="preserve">0.11, 5.61</w:t>
-            </w:r>
-          </w:p>
-        </w:tc>
-        <w:tc>
-          <w:tcPr>
-            <w:tcBorders>
-              <w:bottom w:val="none" w:sz="0" w:space="0" w:color="000000"/>
-              <w:top w:val="none" w:sz="0" w:space="0" w:color="000000"/>
-              <w:left w:val="none" w:sz="0" w:space="0" w:color="000000"/>
-              <w:right w:val="none" w:sz="0" w:space="0" w:color="000000"/>
-            </w:tcBorders>
-            <w:shd w:val="clear" w:color="auto" w:fill="FFFFFF"/>
-            <w:tcMar>
-              <w:top w:w="0" w:type="dxa"/>
-              <w:bottom w:w="0" w:type="dxa"/>
-              <w:left w:w="0" w:type="dxa"/>
-              <w:right w:w="0" w:type="dxa"/>
-            </w:tcMar>
-            <w:vAlign w:val="top"/>
-          </w:tcPr>
-          <w:p>
-            <w:pPr>
-              <w:pStyle w:val="Normal"/>
-              <w:jc w:val="center"/>
-              <w:pBdr>
-                <w:bottom w:val="none" w:sz="0" w:space="0" w:color="000000"/>
-                <w:top w:val="none" w:sz="0" w:space="0" w:color="000000"/>
-                <w:left w:val="none" w:sz="0" w:space="0" w:color="000000"/>
-                <w:right w:val="none" w:sz="0" w:space="0" w:color="000000"/>
-              </w:pBdr>
-              <w:spacing w:after="100" w:before="100" w:line="240"/>
-              <w:ind w:left="100" w:right="100" w:firstLine="0" w:firstLineChars="0"/>
-              <w:rPr>
-                <w:rFonts w:ascii="Helvetica" w:hAnsi="Helvetica" w:eastAsia="Helvetica" w:cs="Helvetica"/>
-                <w:i w:val="false"/>
-                <w:b w:val="false"/>
-                <w:u w:val="none"/>
-                <w:sz w:val="22"/>
-                <w:szCs w:val="22"/>
-                <w:color w:val="000000"/>
-              </w:rPr>
-            </w:pPr>
-            <w:r>
-              <w:rPr>
-                <w:rFonts w:ascii="Helvetica" w:hAnsi="Helvetica" w:eastAsia="Helvetica" w:cs="Helvetica"/>
-                <w:i w:val="false"/>
-                <w:b w:val="false"/>
-                <w:u w:val="none"/>
-                <w:sz w:val="22"/>
-                <w:szCs w:val="22"/>
-                <w:color w:val="000000"/>
-              </w:rPr>
-              <w:t xml:space="preserve">0.810</w:t>
+              <w:t xml:space="preserve">0.82</w:t>
+            </w:r>
+          </w:p>
+        </w:tc>
+        <w:tc>
+          <w:tcPr>
+            <w:tcBorders>
+              <w:bottom w:val="none" w:sz="0" w:space="0" w:color="000000"/>
+              <w:top w:val="none" w:sz="0" w:space="0" w:color="000000"/>
+              <w:left w:val="none" w:sz="0" w:space="0" w:color="000000"/>
+              <w:right w:val="none" w:sz="0" w:space="0" w:color="000000"/>
+            </w:tcBorders>
+            <w:shd w:val="clear" w:color="auto" w:fill="FFFFFF"/>
+            <w:tcMar>
+              <w:top w:w="0" w:type="dxa"/>
+              <w:bottom w:w="0" w:type="dxa"/>
+              <w:left w:w="0" w:type="dxa"/>
+              <w:right w:w="0" w:type="dxa"/>
+            </w:tcMar>
+            <w:vAlign w:val="top"/>
+          </w:tcPr>
+          <w:p>
+            <w:pPr>
+              <w:pStyle w:val="Normal"/>
+              <w:jc w:val="center"/>
+              <w:pBdr>
+                <w:bottom w:val="none" w:sz="0" w:space="0" w:color="000000"/>
+                <w:top w:val="none" w:sz="0" w:space="0" w:color="000000"/>
+                <w:left w:val="none" w:sz="0" w:space="0" w:color="000000"/>
+                <w:right w:val="none" w:sz="0" w:space="0" w:color="000000"/>
+              </w:pBdr>
+              <w:spacing w:after="100" w:before="100" w:line="240"/>
+              <w:ind w:left="100" w:right="100" w:firstLine="0" w:firstLineChars="0"/>
+              <w:rPr>
+                <w:rFonts w:ascii="Helvetica" w:hAnsi="Helvetica" w:eastAsia="Helvetica" w:cs="Helvetica"/>
+                <w:i w:val="false"/>
+                <w:b w:val="false"/>
+                <w:u w:val="none"/>
+                <w:sz w:val="22"/>
+                <w:szCs w:val="22"/>
+                <w:color w:val="000000"/>
+              </w:rPr>
+            </w:pPr>
+            <w:r>
+              <w:rPr>
+                <w:rFonts w:ascii="Helvetica" w:hAnsi="Helvetica" w:eastAsia="Helvetica" w:cs="Helvetica"/>
+                <w:i w:val="false"/>
+                <w:b w:val="false"/>
+                <w:u w:val="none"/>
+                <w:sz w:val="22"/>
+                <w:szCs w:val="22"/>
+                <w:color w:val="000000"/>
+              </w:rPr>
+              <w:t xml:space="preserve">0.11, 6.28</w:t>
+            </w:r>
+          </w:p>
+        </w:tc>
+        <w:tc>
+          <w:tcPr>
+            <w:tcBorders>
+              <w:bottom w:val="none" w:sz="0" w:space="0" w:color="000000"/>
+              <w:top w:val="none" w:sz="0" w:space="0" w:color="000000"/>
+              <w:left w:val="none" w:sz="0" w:space="0" w:color="000000"/>
+              <w:right w:val="none" w:sz="0" w:space="0" w:color="000000"/>
+            </w:tcBorders>
+            <w:shd w:val="clear" w:color="auto" w:fill="FFFFFF"/>
+            <w:tcMar>
+              <w:top w:w="0" w:type="dxa"/>
+              <w:bottom w:w="0" w:type="dxa"/>
+              <w:left w:w="0" w:type="dxa"/>
+              <w:right w:w="0" w:type="dxa"/>
+            </w:tcMar>
+            <w:vAlign w:val="top"/>
+          </w:tcPr>
+          <w:p>
+            <w:pPr>
+              <w:pStyle w:val="Normal"/>
+              <w:jc w:val="center"/>
+              <w:pBdr>
+                <w:bottom w:val="none" w:sz="0" w:space="0" w:color="000000"/>
+                <w:top w:val="none" w:sz="0" w:space="0" w:color="000000"/>
+                <w:left w:val="none" w:sz="0" w:space="0" w:color="000000"/>
+                <w:right w:val="none" w:sz="0" w:space="0" w:color="000000"/>
+              </w:pBdr>
+              <w:spacing w:after="100" w:before="100" w:line="240"/>
+              <w:ind w:left="100" w:right="100" w:firstLine="0" w:firstLineChars="0"/>
+              <w:rPr>
+                <w:rFonts w:ascii="Helvetica" w:hAnsi="Helvetica" w:eastAsia="Helvetica" w:cs="Helvetica"/>
+                <w:i w:val="false"/>
+                <w:b w:val="false"/>
+                <w:u w:val="none"/>
+                <w:sz w:val="22"/>
+                <w:szCs w:val="22"/>
+                <w:color w:val="000000"/>
+              </w:rPr>
+            </w:pPr>
+            <w:r>
+              <w:rPr>
+                <w:rFonts w:ascii="Helvetica" w:hAnsi="Helvetica" w:eastAsia="Helvetica" w:cs="Helvetica"/>
+                <w:i w:val="false"/>
+                <w:b w:val="false"/>
+                <w:u w:val="none"/>
+                <w:sz w:val="22"/>
+                <w:szCs w:val="22"/>
+                <w:color w:val="000000"/>
+              </w:rPr>
+              <w:t xml:space="preserve">0.850</w:t>
             </w:r>
           </w:p>
         </w:tc>
@@ -9049,7 +9049,7 @@
                 <w:szCs w:val="22"/>
                 <w:color w:val="000000"/>
               </w:rPr>
-              <w:t xml:space="preserve">190</w:t>
+              <w:t xml:space="preserve">189</w:t>
             </w:r>
           </w:p>
         </w:tc>
@@ -9261,7 +9261,7 @@
                 <w:szCs w:val="22"/>
                 <w:color w:val="000000"/>
               </w:rPr>
-              <w:t xml:space="preserve">190</w:t>
+              <w:t xml:space="preserve">189</w:t>
             </w:r>
           </w:p>
         </w:tc>
@@ -10068,113 +10068,113 @@
                 <w:szCs w:val="22"/>
                 <w:color w:val="000000"/>
               </w:rPr>
-              <w:t xml:space="preserve">1.00</w:t>
-            </w:r>
-          </w:p>
-        </w:tc>
-        <w:tc>
-          <w:tcPr>
-            <w:tcBorders>
-              <w:bottom w:val="none" w:sz="0" w:space="0" w:color="000000"/>
-              <w:top w:val="none" w:sz="0" w:space="0" w:color="000000"/>
-              <w:left w:val="none" w:sz="0" w:space="0" w:color="000000"/>
-              <w:right w:val="none" w:sz="0" w:space="0" w:color="000000"/>
-            </w:tcBorders>
-            <w:shd w:val="clear" w:color="auto" w:fill="FFFFFF"/>
-            <w:tcMar>
-              <w:top w:w="0" w:type="dxa"/>
-              <w:bottom w:w="0" w:type="dxa"/>
-              <w:left w:w="0" w:type="dxa"/>
-              <w:right w:w="0" w:type="dxa"/>
-            </w:tcMar>
-            <w:vAlign w:val="top"/>
-          </w:tcPr>
-          <w:p>
-            <w:pPr>
-              <w:pStyle w:val="Normal"/>
-              <w:jc w:val="center"/>
-              <w:pBdr>
-                <w:bottom w:val="none" w:sz="0" w:space="0" w:color="000000"/>
-                <w:top w:val="none" w:sz="0" w:space="0" w:color="000000"/>
-                <w:left w:val="none" w:sz="0" w:space="0" w:color="000000"/>
-                <w:right w:val="none" w:sz="0" w:space="0" w:color="000000"/>
-              </w:pBdr>
-              <w:spacing w:after="100" w:before="100" w:line="240"/>
-              <w:ind w:left="100" w:right="100" w:firstLine="0" w:firstLineChars="0"/>
-              <w:rPr>
-                <w:rFonts w:ascii="Helvetica" w:hAnsi="Helvetica" w:eastAsia="Helvetica" w:cs="Helvetica"/>
-                <w:i w:val="false"/>
-                <w:b w:val="false"/>
-                <w:u w:val="none"/>
-                <w:sz w:val="22"/>
-                <w:szCs w:val="22"/>
-                <w:color w:val="000000"/>
-              </w:rPr>
-            </w:pPr>
-            <w:r>
-              <w:rPr>
-                <w:rFonts w:ascii="Helvetica" w:hAnsi="Helvetica" w:eastAsia="Helvetica" w:cs="Helvetica"/>
-                <w:i w:val="false"/>
-                <w:b w:val="false"/>
-                <w:u w:val="none"/>
-                <w:sz w:val="22"/>
-                <w:szCs w:val="22"/>
-                <w:color w:val="000000"/>
-              </w:rPr>
-              <w:t xml:space="preserve">0.61, 1.65</w:t>
-            </w:r>
-          </w:p>
-        </w:tc>
-        <w:tc>
-          <w:tcPr>
-            <w:tcBorders>
-              <w:bottom w:val="none" w:sz="0" w:space="0" w:color="000000"/>
-              <w:top w:val="none" w:sz="0" w:space="0" w:color="000000"/>
-              <w:left w:val="none" w:sz="0" w:space="0" w:color="000000"/>
-              <w:right w:val="none" w:sz="0" w:space="0" w:color="000000"/>
-            </w:tcBorders>
-            <w:shd w:val="clear" w:color="auto" w:fill="FFFFFF"/>
-            <w:tcMar>
-              <w:top w:w="0" w:type="dxa"/>
-              <w:bottom w:w="0" w:type="dxa"/>
-              <w:left w:w="0" w:type="dxa"/>
-              <w:right w:w="0" w:type="dxa"/>
-            </w:tcMar>
-            <w:vAlign w:val="top"/>
-          </w:tcPr>
-          <w:p>
-            <w:pPr>
-              <w:pStyle w:val="Normal"/>
-              <w:jc w:val="center"/>
-              <w:pBdr>
-                <w:bottom w:val="none" w:sz="0" w:space="0" w:color="000000"/>
-                <w:top w:val="none" w:sz="0" w:space="0" w:color="000000"/>
-                <w:left w:val="none" w:sz="0" w:space="0" w:color="000000"/>
-                <w:right w:val="none" w:sz="0" w:space="0" w:color="000000"/>
-              </w:pBdr>
-              <w:spacing w:after="100" w:before="100" w:line="240"/>
-              <w:ind w:left="100" w:right="100" w:firstLine="0" w:firstLineChars="0"/>
-              <w:rPr>
-                <w:rFonts w:ascii="Helvetica" w:hAnsi="Helvetica" w:eastAsia="Helvetica" w:cs="Helvetica"/>
-                <w:i w:val="false"/>
-                <w:b w:val="false"/>
-                <w:u w:val="none"/>
-                <w:sz w:val="22"/>
-                <w:szCs w:val="22"/>
-                <w:color w:val="000000"/>
-              </w:rPr>
-            </w:pPr>
-            <w:r>
-              <w:rPr>
-                <w:rFonts w:ascii="Helvetica" w:hAnsi="Helvetica" w:eastAsia="Helvetica" w:cs="Helvetica"/>
-                <w:i w:val="false"/>
-                <w:b w:val="false"/>
-                <w:u w:val="none"/>
-                <w:sz w:val="22"/>
-                <w:szCs w:val="22"/>
-                <w:color w:val="000000"/>
-              </w:rPr>
-              <w:t xml:space="preserve">0.990</w:t>
+              <w:t xml:space="preserve">1.04</w:t>
+            </w:r>
+          </w:p>
+        </w:tc>
+        <w:tc>
+          <w:tcPr>
+            <w:tcBorders>
+              <w:bottom w:val="none" w:sz="0" w:space="0" w:color="000000"/>
+              <w:top w:val="none" w:sz="0" w:space="0" w:color="000000"/>
+              <w:left w:val="none" w:sz="0" w:space="0" w:color="000000"/>
+              <w:right w:val="none" w:sz="0" w:space="0" w:color="000000"/>
+            </w:tcBorders>
+            <w:shd w:val="clear" w:color="auto" w:fill="FFFFFF"/>
+            <w:tcMar>
+              <w:top w:w="0" w:type="dxa"/>
+              <w:bottom w:w="0" w:type="dxa"/>
+              <w:left w:w="0" w:type="dxa"/>
+              <w:right w:w="0" w:type="dxa"/>
+            </w:tcMar>
+            <w:vAlign w:val="top"/>
+          </w:tcPr>
+          <w:p>
+            <w:pPr>
+              <w:pStyle w:val="Normal"/>
+              <w:jc w:val="center"/>
+              <w:pBdr>
+                <w:bottom w:val="none" w:sz="0" w:space="0" w:color="000000"/>
+                <w:top w:val="none" w:sz="0" w:space="0" w:color="000000"/>
+                <w:left w:val="none" w:sz="0" w:space="0" w:color="000000"/>
+                <w:right w:val="none" w:sz="0" w:space="0" w:color="000000"/>
+              </w:pBdr>
+              <w:spacing w:after="100" w:before="100" w:line="240"/>
+              <w:ind w:left="100" w:right="100" w:firstLine="0" w:firstLineChars="0"/>
+              <w:rPr>
+                <w:rFonts w:ascii="Helvetica" w:hAnsi="Helvetica" w:eastAsia="Helvetica" w:cs="Helvetica"/>
+                <w:i w:val="false"/>
+                <w:b w:val="false"/>
+                <w:u w:val="none"/>
+                <w:sz w:val="22"/>
+                <w:szCs w:val="22"/>
+                <w:color w:val="000000"/>
+              </w:rPr>
+            </w:pPr>
+            <w:r>
+              <w:rPr>
+                <w:rFonts w:ascii="Helvetica" w:hAnsi="Helvetica" w:eastAsia="Helvetica" w:cs="Helvetica"/>
+                <w:i w:val="false"/>
+                <w:b w:val="false"/>
+                <w:u w:val="none"/>
+                <w:sz w:val="22"/>
+                <w:szCs w:val="22"/>
+                <w:color w:val="000000"/>
+              </w:rPr>
+              <w:t xml:space="preserve">0.63, 1.72</w:t>
+            </w:r>
+          </w:p>
+        </w:tc>
+        <w:tc>
+          <w:tcPr>
+            <w:tcBorders>
+              <w:bottom w:val="none" w:sz="0" w:space="0" w:color="000000"/>
+              <w:top w:val="none" w:sz="0" w:space="0" w:color="000000"/>
+              <w:left w:val="none" w:sz="0" w:space="0" w:color="000000"/>
+              <w:right w:val="none" w:sz="0" w:space="0" w:color="000000"/>
+            </w:tcBorders>
+            <w:shd w:val="clear" w:color="auto" w:fill="FFFFFF"/>
+            <w:tcMar>
+              <w:top w:w="0" w:type="dxa"/>
+              <w:bottom w:w="0" w:type="dxa"/>
+              <w:left w:w="0" w:type="dxa"/>
+              <w:right w:w="0" w:type="dxa"/>
+            </w:tcMar>
+            <w:vAlign w:val="top"/>
+          </w:tcPr>
+          <w:p>
+            <w:pPr>
+              <w:pStyle w:val="Normal"/>
+              <w:jc w:val="center"/>
+              <w:pBdr>
+                <w:bottom w:val="none" w:sz="0" w:space="0" w:color="000000"/>
+                <w:top w:val="none" w:sz="0" w:space="0" w:color="000000"/>
+                <w:left w:val="none" w:sz="0" w:space="0" w:color="000000"/>
+                <w:right w:val="none" w:sz="0" w:space="0" w:color="000000"/>
+              </w:pBdr>
+              <w:spacing w:after="100" w:before="100" w:line="240"/>
+              <w:ind w:left="100" w:right="100" w:firstLine="0" w:firstLineChars="0"/>
+              <w:rPr>
+                <w:rFonts w:ascii="Helvetica" w:hAnsi="Helvetica" w:eastAsia="Helvetica" w:cs="Helvetica"/>
+                <w:i w:val="false"/>
+                <w:b w:val="false"/>
+                <w:u w:val="none"/>
+                <w:sz w:val="22"/>
+                <w:szCs w:val="22"/>
+                <w:color w:val="000000"/>
+              </w:rPr>
+            </w:pPr>
+            <w:r>
+              <w:rPr>
+                <w:rFonts w:ascii="Helvetica" w:hAnsi="Helvetica" w:eastAsia="Helvetica" w:cs="Helvetica"/>
+                <w:i w:val="false"/>
+                <w:b w:val="false"/>
+                <w:u w:val="none"/>
+                <w:sz w:val="22"/>
+                <w:szCs w:val="22"/>
+                <w:color w:val="000000"/>
+              </w:rPr>
+              <w:t xml:space="preserve">0.870</w:t>
             </w:r>
           </w:p>
         </w:tc>
@@ -10280,113 +10280,113 @@
                 <w:szCs w:val="22"/>
                 <w:color w:val="000000"/>
               </w:rPr>
-              <w:t xml:space="preserve">1.48</w:t>
-            </w:r>
-          </w:p>
-        </w:tc>
-        <w:tc>
-          <w:tcPr>
-            <w:tcBorders>
-              <w:bottom w:val="none" w:sz="0" w:space="0" w:color="000000"/>
-              <w:top w:val="none" w:sz="0" w:space="0" w:color="000000"/>
-              <w:left w:val="none" w:sz="0" w:space="0" w:color="000000"/>
-              <w:right w:val="none" w:sz="0" w:space="0" w:color="000000"/>
-            </w:tcBorders>
-            <w:shd w:val="clear" w:color="auto" w:fill="FFFFFF"/>
-            <w:tcMar>
-              <w:top w:w="0" w:type="dxa"/>
-              <w:bottom w:w="0" w:type="dxa"/>
-              <w:left w:w="0" w:type="dxa"/>
-              <w:right w:w="0" w:type="dxa"/>
-            </w:tcMar>
-            <w:vAlign w:val="top"/>
-          </w:tcPr>
-          <w:p>
-            <w:pPr>
-              <w:pStyle w:val="Normal"/>
-              <w:jc w:val="center"/>
-              <w:pBdr>
-                <w:bottom w:val="none" w:sz="0" w:space="0" w:color="000000"/>
-                <w:top w:val="none" w:sz="0" w:space="0" w:color="000000"/>
-                <w:left w:val="none" w:sz="0" w:space="0" w:color="000000"/>
-                <w:right w:val="none" w:sz="0" w:space="0" w:color="000000"/>
-              </w:pBdr>
-              <w:spacing w:after="100" w:before="100" w:line="240"/>
-              <w:ind w:left="100" w:right="100" w:firstLine="0" w:firstLineChars="0"/>
-              <w:rPr>
-                <w:rFonts w:ascii="Helvetica" w:hAnsi="Helvetica" w:eastAsia="Helvetica" w:cs="Helvetica"/>
-                <w:i w:val="false"/>
-                <w:b w:val="false"/>
-                <w:u w:val="none"/>
-                <w:sz w:val="22"/>
-                <w:szCs w:val="22"/>
-                <w:color w:val="000000"/>
-              </w:rPr>
-            </w:pPr>
-            <w:r>
-              <w:rPr>
-                <w:rFonts w:ascii="Helvetica" w:hAnsi="Helvetica" w:eastAsia="Helvetica" w:cs="Helvetica"/>
-                <w:i w:val="false"/>
-                <w:b w:val="false"/>
-                <w:u w:val="none"/>
-                <w:sz w:val="22"/>
-                <w:szCs w:val="22"/>
-                <w:color w:val="000000"/>
-              </w:rPr>
-              <w:t xml:space="preserve">0.40, 5.48</w:t>
-            </w:r>
-          </w:p>
-        </w:tc>
-        <w:tc>
-          <w:tcPr>
-            <w:tcBorders>
-              <w:bottom w:val="none" w:sz="0" w:space="0" w:color="000000"/>
-              <w:top w:val="none" w:sz="0" w:space="0" w:color="000000"/>
-              <w:left w:val="none" w:sz="0" w:space="0" w:color="000000"/>
-              <w:right w:val="none" w:sz="0" w:space="0" w:color="000000"/>
-            </w:tcBorders>
-            <w:shd w:val="clear" w:color="auto" w:fill="FFFFFF"/>
-            <w:tcMar>
-              <w:top w:w="0" w:type="dxa"/>
-              <w:bottom w:w="0" w:type="dxa"/>
-              <w:left w:w="0" w:type="dxa"/>
-              <w:right w:w="0" w:type="dxa"/>
-            </w:tcMar>
-            <w:vAlign w:val="top"/>
-          </w:tcPr>
-          <w:p>
-            <w:pPr>
-              <w:pStyle w:val="Normal"/>
-              <w:jc w:val="center"/>
-              <w:pBdr>
-                <w:bottom w:val="none" w:sz="0" w:space="0" w:color="000000"/>
-                <w:top w:val="none" w:sz="0" w:space="0" w:color="000000"/>
-                <w:left w:val="none" w:sz="0" w:space="0" w:color="000000"/>
-                <w:right w:val="none" w:sz="0" w:space="0" w:color="000000"/>
-              </w:pBdr>
-              <w:spacing w:after="100" w:before="100" w:line="240"/>
-              <w:ind w:left="100" w:right="100" w:firstLine="0" w:firstLineChars="0"/>
-              <w:rPr>
-                <w:rFonts w:ascii="Helvetica" w:hAnsi="Helvetica" w:eastAsia="Helvetica" w:cs="Helvetica"/>
-                <w:i w:val="false"/>
-                <w:b w:val="false"/>
-                <w:u w:val="none"/>
-                <w:sz w:val="22"/>
-                <w:szCs w:val="22"/>
-                <w:color w:val="000000"/>
-              </w:rPr>
-            </w:pPr>
-            <w:r>
-              <w:rPr>
-                <w:rFonts w:ascii="Helvetica" w:hAnsi="Helvetica" w:eastAsia="Helvetica" w:cs="Helvetica"/>
-                <w:i w:val="false"/>
-                <w:b w:val="false"/>
-                <w:u w:val="none"/>
-                <w:sz w:val="22"/>
-                <w:szCs w:val="22"/>
-                <w:color w:val="000000"/>
-              </w:rPr>
-              <w:t xml:space="preserve">0.560</w:t>
+              <w:t xml:space="preserve">1.76</w:t>
+            </w:r>
+          </w:p>
+        </w:tc>
+        <w:tc>
+          <w:tcPr>
+            <w:tcBorders>
+              <w:bottom w:val="none" w:sz="0" w:space="0" w:color="000000"/>
+              <w:top w:val="none" w:sz="0" w:space="0" w:color="000000"/>
+              <w:left w:val="none" w:sz="0" w:space="0" w:color="000000"/>
+              <w:right w:val="none" w:sz="0" w:space="0" w:color="000000"/>
+            </w:tcBorders>
+            <w:shd w:val="clear" w:color="auto" w:fill="FFFFFF"/>
+            <w:tcMar>
+              <w:top w:w="0" w:type="dxa"/>
+              <w:bottom w:w="0" w:type="dxa"/>
+              <w:left w:w="0" w:type="dxa"/>
+              <w:right w:w="0" w:type="dxa"/>
+            </w:tcMar>
+            <w:vAlign w:val="top"/>
+          </w:tcPr>
+          <w:p>
+            <w:pPr>
+              <w:pStyle w:val="Normal"/>
+              <w:jc w:val="center"/>
+              <w:pBdr>
+                <w:bottom w:val="none" w:sz="0" w:space="0" w:color="000000"/>
+                <w:top w:val="none" w:sz="0" w:space="0" w:color="000000"/>
+                <w:left w:val="none" w:sz="0" w:space="0" w:color="000000"/>
+                <w:right w:val="none" w:sz="0" w:space="0" w:color="000000"/>
+              </w:pBdr>
+              <w:spacing w:after="100" w:before="100" w:line="240"/>
+              <w:ind w:left="100" w:right="100" w:firstLine="0" w:firstLineChars="0"/>
+              <w:rPr>
+                <w:rFonts w:ascii="Helvetica" w:hAnsi="Helvetica" w:eastAsia="Helvetica" w:cs="Helvetica"/>
+                <w:i w:val="false"/>
+                <w:b w:val="false"/>
+                <w:u w:val="none"/>
+                <w:sz w:val="22"/>
+                <w:szCs w:val="22"/>
+                <w:color w:val="000000"/>
+              </w:rPr>
+            </w:pPr>
+            <w:r>
+              <w:rPr>
+                <w:rFonts w:ascii="Helvetica" w:hAnsi="Helvetica" w:eastAsia="Helvetica" w:cs="Helvetica"/>
+                <w:i w:val="false"/>
+                <w:b w:val="false"/>
+                <w:u w:val="none"/>
+                <w:sz w:val="22"/>
+                <w:szCs w:val="22"/>
+                <w:color w:val="000000"/>
+              </w:rPr>
+              <w:t xml:space="preserve">0.44, 7.00</w:t>
+            </w:r>
+          </w:p>
+        </w:tc>
+        <w:tc>
+          <w:tcPr>
+            <w:tcBorders>
+              <w:bottom w:val="none" w:sz="0" w:space="0" w:color="000000"/>
+              <w:top w:val="none" w:sz="0" w:space="0" w:color="000000"/>
+              <w:left w:val="none" w:sz="0" w:space="0" w:color="000000"/>
+              <w:right w:val="none" w:sz="0" w:space="0" w:color="000000"/>
+            </w:tcBorders>
+            <w:shd w:val="clear" w:color="auto" w:fill="FFFFFF"/>
+            <w:tcMar>
+              <w:top w:w="0" w:type="dxa"/>
+              <w:bottom w:w="0" w:type="dxa"/>
+              <w:left w:w="0" w:type="dxa"/>
+              <w:right w:w="0" w:type="dxa"/>
+            </w:tcMar>
+            <w:vAlign w:val="top"/>
+          </w:tcPr>
+          <w:p>
+            <w:pPr>
+              <w:pStyle w:val="Normal"/>
+              <w:jc w:val="center"/>
+              <w:pBdr>
+                <w:bottom w:val="none" w:sz="0" w:space="0" w:color="000000"/>
+                <w:top w:val="none" w:sz="0" w:space="0" w:color="000000"/>
+                <w:left w:val="none" w:sz="0" w:space="0" w:color="000000"/>
+                <w:right w:val="none" w:sz="0" w:space="0" w:color="000000"/>
+              </w:pBdr>
+              <w:spacing w:after="100" w:before="100" w:line="240"/>
+              <w:ind w:left="100" w:right="100" w:firstLine="0" w:firstLineChars="0"/>
+              <w:rPr>
+                <w:rFonts w:ascii="Helvetica" w:hAnsi="Helvetica" w:eastAsia="Helvetica" w:cs="Helvetica"/>
+                <w:i w:val="false"/>
+                <w:b w:val="false"/>
+                <w:u w:val="none"/>
+                <w:sz w:val="22"/>
+                <w:szCs w:val="22"/>
+                <w:color w:val="000000"/>
+              </w:rPr>
+            </w:pPr>
+            <w:r>
+              <w:rPr>
+                <w:rFonts w:ascii="Helvetica" w:hAnsi="Helvetica" w:eastAsia="Helvetica" w:cs="Helvetica"/>
+                <w:i w:val="false"/>
+                <w:b w:val="false"/>
+                <w:u w:val="none"/>
+                <w:sz w:val="22"/>
+                <w:szCs w:val="22"/>
+                <w:color w:val="000000"/>
+              </w:rPr>
+              <w:t xml:space="preserve">0.420</w:t>
             </w:r>
           </w:p>
         </w:tc>
@@ -10498,378 +10498,378 @@
                 <w:szCs w:val="22"/>
                 <w:color w:val="000000"/>
               </w:rPr>
-              <w:t xml:space="preserve">190</w:t>
-            </w:r>
-          </w:p>
-        </w:tc>
-        <w:tc>
-          <w:tcPr>
-            <w:tcBorders>
-              <w:bottom w:val="none" w:sz="0" w:space="0" w:color="000000"/>
-              <w:top w:val="none" w:sz="0" w:space="0" w:color="000000"/>
-              <w:left w:val="none" w:sz="0" w:space="0" w:color="000000"/>
-              <w:right w:val="none" w:sz="0" w:space="0" w:color="000000"/>
-            </w:tcBorders>
-            <w:shd w:val="clear" w:color="auto" w:fill="FFFFFF"/>
-            <w:tcMar>
-              <w:top w:w="0" w:type="dxa"/>
-              <w:bottom w:w="0" w:type="dxa"/>
-              <w:left w:w="0" w:type="dxa"/>
-              <w:right w:w="0" w:type="dxa"/>
-            </w:tcMar>
-            <w:vAlign w:val="top"/>
-          </w:tcPr>
-          <w:p>
-            <w:pPr>
-              <w:pStyle w:val="Normal"/>
-              <w:jc w:val="center"/>
-              <w:pBdr>
-                <w:bottom w:val="none" w:sz="0" w:space="0" w:color="000000"/>
-                <w:top w:val="none" w:sz="0" w:space="0" w:color="000000"/>
-                <w:left w:val="none" w:sz="0" w:space="0" w:color="000000"/>
-                <w:right w:val="none" w:sz="0" w:space="0" w:color="000000"/>
-              </w:pBdr>
-              <w:spacing w:after="100" w:before="100" w:line="240"/>
-              <w:ind w:left="100" w:right="100" w:firstLine="0" w:firstLineChars="0"/>
-              <w:rPr>
-                <w:rFonts w:ascii="Helvetica" w:hAnsi="Helvetica" w:eastAsia="Helvetica" w:cs="Helvetica"/>
-                <w:i w:val="false"/>
-                <w:b w:val="false"/>
-                <w:u w:val="none"/>
-                <w:sz w:val="22"/>
-                <w:szCs w:val="22"/>
-                <w:color w:val="000000"/>
-              </w:rPr>
-            </w:pPr>
-            <w:r>
-              <w:rPr>
-                <w:rFonts w:ascii="Helvetica" w:hAnsi="Helvetica" w:eastAsia="Helvetica" w:cs="Helvetica"/>
-                <w:i w:val="false"/>
-                <w:b w:val="false"/>
-                <w:u w:val="none"/>
-                <w:sz w:val="22"/>
-                <w:szCs w:val="22"/>
-                <w:color w:val="000000"/>
-              </w:rPr>
-              <w:t xml:space="preserve">0.78</w:t>
-            </w:r>
-          </w:p>
-        </w:tc>
-        <w:tc>
-          <w:tcPr>
-            <w:tcBorders>
-              <w:bottom w:val="none" w:sz="0" w:space="0" w:color="000000"/>
-              <w:top w:val="none" w:sz="0" w:space="0" w:color="000000"/>
-              <w:left w:val="none" w:sz="0" w:space="0" w:color="000000"/>
-              <w:right w:val="none" w:sz="0" w:space="0" w:color="000000"/>
-            </w:tcBorders>
-            <w:shd w:val="clear" w:color="auto" w:fill="FFFFFF"/>
-            <w:tcMar>
-              <w:top w:w="0" w:type="dxa"/>
-              <w:bottom w:w="0" w:type="dxa"/>
-              <w:left w:w="0" w:type="dxa"/>
-              <w:right w:w="0" w:type="dxa"/>
-            </w:tcMar>
-            <w:vAlign w:val="top"/>
-          </w:tcPr>
-          <w:p>
-            <w:pPr>
-              <w:pStyle w:val="Normal"/>
-              <w:jc w:val="center"/>
-              <w:pBdr>
-                <w:bottom w:val="none" w:sz="0" w:space="0" w:color="000000"/>
-                <w:top w:val="none" w:sz="0" w:space="0" w:color="000000"/>
-                <w:left w:val="none" w:sz="0" w:space="0" w:color="000000"/>
-                <w:right w:val="none" w:sz="0" w:space="0" w:color="000000"/>
-              </w:pBdr>
-              <w:spacing w:after="100" w:before="100" w:line="240"/>
-              <w:ind w:left="100" w:right="100" w:firstLine="0" w:firstLineChars="0"/>
-              <w:rPr>
-                <w:rFonts w:ascii="Helvetica" w:hAnsi="Helvetica" w:eastAsia="Helvetica" w:cs="Helvetica"/>
-                <w:i w:val="false"/>
-                <w:b w:val="false"/>
-                <w:u w:val="none"/>
-                <w:sz w:val="22"/>
-                <w:szCs w:val="22"/>
-                <w:color w:val="000000"/>
-              </w:rPr>
-            </w:pPr>
-            <w:r>
-              <w:rPr>
-                <w:rFonts w:ascii="Helvetica" w:hAnsi="Helvetica" w:eastAsia="Helvetica" w:cs="Helvetica"/>
-                <w:i w:val="false"/>
-                <w:b w:val="false"/>
-                <w:u w:val="none"/>
-                <w:sz w:val="22"/>
-                <w:szCs w:val="22"/>
-                <w:color w:val="000000"/>
-              </w:rPr>
-              <w:t xml:space="preserve">0.50, 1.20</w:t>
-            </w:r>
-          </w:p>
-        </w:tc>
-        <w:tc>
-          <w:tcPr>
-            <w:tcBorders>
-              <w:bottom w:val="none" w:sz="0" w:space="0" w:color="000000"/>
-              <w:top w:val="none" w:sz="0" w:space="0" w:color="000000"/>
-              <w:left w:val="none" w:sz="0" w:space="0" w:color="000000"/>
-              <w:right w:val="none" w:sz="0" w:space="0" w:color="000000"/>
-            </w:tcBorders>
-            <w:shd w:val="clear" w:color="auto" w:fill="FFFFFF"/>
-            <w:tcMar>
-              <w:top w:w="0" w:type="dxa"/>
-              <w:bottom w:w="0" w:type="dxa"/>
-              <w:left w:w="0" w:type="dxa"/>
-              <w:right w:w="0" w:type="dxa"/>
-            </w:tcMar>
-            <w:vAlign w:val="top"/>
-          </w:tcPr>
-          <w:p>
-            <w:pPr>
-              <w:pStyle w:val="Normal"/>
-              <w:jc w:val="center"/>
-              <w:pBdr>
-                <w:bottom w:val="none" w:sz="0" w:space="0" w:color="000000"/>
-                <w:top w:val="none" w:sz="0" w:space="0" w:color="000000"/>
-                <w:left w:val="none" w:sz="0" w:space="0" w:color="000000"/>
-                <w:right w:val="none" w:sz="0" w:space="0" w:color="000000"/>
-              </w:pBdr>
-              <w:spacing w:after="100" w:before="100" w:line="240"/>
-              <w:ind w:left="100" w:right="100" w:firstLine="0" w:firstLineChars="0"/>
-              <w:rPr>
-                <w:rFonts w:ascii="Helvetica" w:hAnsi="Helvetica" w:eastAsia="Helvetica" w:cs="Helvetica"/>
-                <w:i w:val="false"/>
-                <w:b w:val="false"/>
-                <w:u w:val="none"/>
-                <w:sz w:val="22"/>
-                <w:szCs w:val="22"/>
-                <w:color w:val="000000"/>
-              </w:rPr>
-            </w:pPr>
-            <w:r>
-              <w:rPr>
-                <w:rFonts w:ascii="Helvetica" w:hAnsi="Helvetica" w:eastAsia="Helvetica" w:cs="Helvetica"/>
-                <w:i w:val="false"/>
-                <w:b w:val="false"/>
-                <w:u w:val="none"/>
-                <w:sz w:val="22"/>
-                <w:szCs w:val="22"/>
-                <w:color w:val="000000"/>
-              </w:rPr>
-              <w:t xml:space="preserve">0.250</w:t>
-            </w:r>
-          </w:p>
-        </w:tc>
-        <w:tc>
-          <w:tcPr>
-            <w:tcBorders>
-              <w:bottom w:val="none" w:sz="0" w:space="0" w:color="000000"/>
-              <w:top w:val="none" w:sz="0" w:space="0" w:color="000000"/>
-              <w:left w:val="none" w:sz="0" w:space="0" w:color="000000"/>
-              <w:right w:val="none" w:sz="0" w:space="0" w:color="000000"/>
-            </w:tcBorders>
-            <w:shd w:val="clear" w:color="auto" w:fill="FFFFFF"/>
-            <w:tcMar>
-              <w:top w:w="0" w:type="dxa"/>
-              <w:bottom w:w="0" w:type="dxa"/>
-              <w:left w:w="0" w:type="dxa"/>
-              <w:right w:w="0" w:type="dxa"/>
-            </w:tcMar>
-            <w:vAlign w:val="top"/>
-          </w:tcPr>
-          <w:p>
-            <w:pPr>
-              <w:pStyle w:val="Normal"/>
-              <w:jc w:val="center"/>
-              <w:pBdr>
-                <w:bottom w:val="none" w:sz="0" w:space="0" w:color="000000"/>
-                <w:top w:val="none" w:sz="0" w:space="0" w:color="000000"/>
-                <w:left w:val="none" w:sz="0" w:space="0" w:color="000000"/>
-                <w:right w:val="none" w:sz="0" w:space="0" w:color="000000"/>
-              </w:pBdr>
-              <w:spacing w:after="100" w:before="100" w:line="240"/>
-              <w:ind w:left="100" w:right="100" w:firstLine="0" w:firstLineChars="0"/>
-              <w:rPr>
-                <w:rFonts w:ascii="Helvetica" w:hAnsi="Helvetica" w:eastAsia="Helvetica" w:cs="Helvetica"/>
-                <w:i w:val="false"/>
-                <w:b w:val="false"/>
-                <w:u w:val="none"/>
-                <w:sz w:val="22"/>
-                <w:szCs w:val="22"/>
-                <w:color w:val="000000"/>
-              </w:rPr>
-            </w:pPr>
-            <w:r>
-              <w:rPr>
-                <w:rFonts w:ascii="Helvetica" w:hAnsi="Helvetica" w:eastAsia="Helvetica" w:cs="Helvetica"/>
-                <w:i w:val="false"/>
-                <w:b w:val="false"/>
-                <w:u w:val="none"/>
-                <w:sz w:val="22"/>
-                <w:szCs w:val="22"/>
-                <w:color w:val="000000"/>
-              </w:rPr>
-              <w:t xml:space="preserve">190</w:t>
-            </w:r>
-          </w:p>
-        </w:tc>
-        <w:tc>
-          <w:tcPr>
-            <w:tcBorders>
-              <w:bottom w:val="none" w:sz="0" w:space="0" w:color="000000"/>
-              <w:top w:val="none" w:sz="0" w:space="0" w:color="000000"/>
-              <w:left w:val="none" w:sz="0" w:space="0" w:color="000000"/>
-              <w:right w:val="none" w:sz="0" w:space="0" w:color="000000"/>
-            </w:tcBorders>
-            <w:shd w:val="clear" w:color="auto" w:fill="FFFFFF"/>
-            <w:tcMar>
-              <w:top w:w="0" w:type="dxa"/>
-              <w:bottom w:w="0" w:type="dxa"/>
-              <w:left w:w="0" w:type="dxa"/>
-              <w:right w:w="0" w:type="dxa"/>
-            </w:tcMar>
-            <w:vAlign w:val="top"/>
-          </w:tcPr>
-          <w:p>
-            <w:pPr>
-              <w:pStyle w:val="Normal"/>
-              <w:jc w:val="center"/>
-              <w:pBdr>
-                <w:bottom w:val="none" w:sz="0" w:space="0" w:color="000000"/>
-                <w:top w:val="none" w:sz="0" w:space="0" w:color="000000"/>
-                <w:left w:val="none" w:sz="0" w:space="0" w:color="000000"/>
-                <w:right w:val="none" w:sz="0" w:space="0" w:color="000000"/>
-              </w:pBdr>
-              <w:spacing w:after="100" w:before="100" w:line="240"/>
-              <w:ind w:left="100" w:right="100" w:firstLine="0" w:firstLineChars="0"/>
-              <w:rPr>
-                <w:rFonts w:ascii="Helvetica" w:hAnsi="Helvetica" w:eastAsia="Helvetica" w:cs="Helvetica"/>
-                <w:i w:val="false"/>
-                <w:b w:val="false"/>
-                <w:u w:val="none"/>
-                <w:sz w:val="22"/>
-                <w:szCs w:val="22"/>
-                <w:color w:val="000000"/>
-              </w:rPr>
-            </w:pPr>
-            <w:r>
-              <w:rPr>
-                <w:rFonts w:ascii="Helvetica" w:hAnsi="Helvetica" w:eastAsia="Helvetica" w:cs="Helvetica"/>
-                <w:i w:val="false"/>
-                <w:b w:val="false"/>
-                <w:u w:val="none"/>
-                <w:sz w:val="22"/>
-                <w:szCs w:val="22"/>
-                <w:color w:val="000000"/>
-              </w:rPr>
-              <w:t xml:space="preserve">1.20</w:t>
-            </w:r>
-          </w:p>
-        </w:tc>
-        <w:tc>
-          <w:tcPr>
-            <w:tcBorders>
-              <w:bottom w:val="none" w:sz="0" w:space="0" w:color="000000"/>
-              <w:top w:val="none" w:sz="0" w:space="0" w:color="000000"/>
-              <w:left w:val="none" w:sz="0" w:space="0" w:color="000000"/>
-              <w:right w:val="none" w:sz="0" w:space="0" w:color="000000"/>
-            </w:tcBorders>
-            <w:shd w:val="clear" w:color="auto" w:fill="FFFFFF"/>
-            <w:tcMar>
-              <w:top w:w="0" w:type="dxa"/>
-              <w:bottom w:w="0" w:type="dxa"/>
-              <w:left w:w="0" w:type="dxa"/>
-              <w:right w:w="0" w:type="dxa"/>
-            </w:tcMar>
-            <w:vAlign w:val="top"/>
-          </w:tcPr>
-          <w:p>
-            <w:pPr>
-              <w:pStyle w:val="Normal"/>
-              <w:jc w:val="center"/>
-              <w:pBdr>
-                <w:bottom w:val="none" w:sz="0" w:space="0" w:color="000000"/>
-                <w:top w:val="none" w:sz="0" w:space="0" w:color="000000"/>
-                <w:left w:val="none" w:sz="0" w:space="0" w:color="000000"/>
-                <w:right w:val="none" w:sz="0" w:space="0" w:color="000000"/>
-              </w:pBdr>
-              <w:spacing w:after="100" w:before="100" w:line="240"/>
-              <w:ind w:left="100" w:right="100" w:firstLine="0" w:firstLineChars="0"/>
-              <w:rPr>
-                <w:rFonts w:ascii="Helvetica" w:hAnsi="Helvetica" w:eastAsia="Helvetica" w:cs="Helvetica"/>
-                <w:i w:val="false"/>
-                <w:b w:val="false"/>
-                <w:u w:val="none"/>
-                <w:sz w:val="22"/>
-                <w:szCs w:val="22"/>
-                <w:color w:val="000000"/>
-              </w:rPr>
-            </w:pPr>
-            <w:r>
-              <w:rPr>
-                <w:rFonts w:ascii="Helvetica" w:hAnsi="Helvetica" w:eastAsia="Helvetica" w:cs="Helvetica"/>
-                <w:i w:val="false"/>
-                <w:b w:val="false"/>
-                <w:u w:val="none"/>
-                <w:sz w:val="22"/>
-                <w:szCs w:val="22"/>
-                <w:color w:val="000000"/>
-              </w:rPr>
-              <w:t xml:space="preserve">0.53, 2.72</w:t>
-            </w:r>
-          </w:p>
-        </w:tc>
-        <w:tc>
-          <w:tcPr>
-            <w:tcBorders>
-              <w:bottom w:val="none" w:sz="0" w:space="0" w:color="000000"/>
-              <w:top w:val="none" w:sz="0" w:space="0" w:color="000000"/>
-              <w:left w:val="none" w:sz="0" w:space="0" w:color="000000"/>
-              <w:right w:val="none" w:sz="0" w:space="0" w:color="000000"/>
-            </w:tcBorders>
-            <w:shd w:val="clear" w:color="auto" w:fill="FFFFFF"/>
-            <w:tcMar>
-              <w:top w:w="0" w:type="dxa"/>
-              <w:bottom w:w="0" w:type="dxa"/>
-              <w:left w:w="0" w:type="dxa"/>
-              <w:right w:w="0" w:type="dxa"/>
-            </w:tcMar>
-            <w:vAlign w:val="top"/>
-          </w:tcPr>
-          <w:p>
-            <w:pPr>
-              <w:pStyle w:val="Normal"/>
-              <w:jc w:val="center"/>
-              <w:pBdr>
-                <w:bottom w:val="none" w:sz="0" w:space="0" w:color="000000"/>
-                <w:top w:val="none" w:sz="0" w:space="0" w:color="000000"/>
-                <w:left w:val="none" w:sz="0" w:space="0" w:color="000000"/>
-                <w:right w:val="none" w:sz="0" w:space="0" w:color="000000"/>
-              </w:pBdr>
-              <w:spacing w:after="100" w:before="100" w:line="240"/>
-              <w:ind w:left="100" w:right="100" w:firstLine="0" w:firstLineChars="0"/>
-              <w:rPr>
-                <w:rFonts w:ascii="Helvetica" w:hAnsi="Helvetica" w:eastAsia="Helvetica" w:cs="Helvetica"/>
-                <w:i w:val="false"/>
-                <w:b w:val="false"/>
-                <w:u w:val="none"/>
-                <w:sz w:val="22"/>
-                <w:szCs w:val="22"/>
-                <w:color w:val="000000"/>
-              </w:rPr>
-            </w:pPr>
-            <w:r>
-              <w:rPr>
-                <w:rFonts w:ascii="Helvetica" w:hAnsi="Helvetica" w:eastAsia="Helvetica" w:cs="Helvetica"/>
-                <w:i w:val="false"/>
-                <w:b w:val="false"/>
-                <w:u w:val="none"/>
-                <w:sz w:val="22"/>
-                <w:szCs w:val="22"/>
-                <w:color w:val="000000"/>
-              </w:rPr>
-              <w:t xml:space="preserve">0.650</w:t>
+              <w:t xml:space="preserve">189</w:t>
+            </w:r>
+          </w:p>
+        </w:tc>
+        <w:tc>
+          <w:tcPr>
+            <w:tcBorders>
+              <w:bottom w:val="none" w:sz="0" w:space="0" w:color="000000"/>
+              <w:top w:val="none" w:sz="0" w:space="0" w:color="000000"/>
+              <w:left w:val="none" w:sz="0" w:space="0" w:color="000000"/>
+              <w:right w:val="none" w:sz="0" w:space="0" w:color="000000"/>
+            </w:tcBorders>
+            <w:shd w:val="clear" w:color="auto" w:fill="FFFFFF"/>
+            <w:tcMar>
+              <w:top w:w="0" w:type="dxa"/>
+              <w:bottom w:w="0" w:type="dxa"/>
+              <w:left w:w="0" w:type="dxa"/>
+              <w:right w:w="0" w:type="dxa"/>
+            </w:tcMar>
+            <w:vAlign w:val="top"/>
+          </w:tcPr>
+          <w:p>
+            <w:pPr>
+              <w:pStyle w:val="Normal"/>
+              <w:jc w:val="center"/>
+              <w:pBdr>
+                <w:bottom w:val="none" w:sz="0" w:space="0" w:color="000000"/>
+                <w:top w:val="none" w:sz="0" w:space="0" w:color="000000"/>
+                <w:left w:val="none" w:sz="0" w:space="0" w:color="000000"/>
+                <w:right w:val="none" w:sz="0" w:space="0" w:color="000000"/>
+              </w:pBdr>
+              <w:spacing w:after="100" w:before="100" w:line="240"/>
+              <w:ind w:left="100" w:right="100" w:firstLine="0" w:firstLineChars="0"/>
+              <w:rPr>
+                <w:rFonts w:ascii="Helvetica" w:hAnsi="Helvetica" w:eastAsia="Helvetica" w:cs="Helvetica"/>
+                <w:i w:val="false"/>
+                <w:b w:val="false"/>
+                <w:u w:val="none"/>
+                <w:sz w:val="22"/>
+                <w:szCs w:val="22"/>
+                <w:color w:val="000000"/>
+              </w:rPr>
+            </w:pPr>
+            <w:r>
+              <w:rPr>
+                <w:rFonts w:ascii="Helvetica" w:hAnsi="Helvetica" w:eastAsia="Helvetica" w:cs="Helvetica"/>
+                <w:i w:val="false"/>
+                <w:b w:val="false"/>
+                <w:u w:val="none"/>
+                <w:sz w:val="22"/>
+                <w:szCs w:val="22"/>
+                <w:color w:val="000000"/>
+              </w:rPr>
+              <w:t xml:space="preserve">0.80</w:t>
+            </w:r>
+          </w:p>
+        </w:tc>
+        <w:tc>
+          <w:tcPr>
+            <w:tcBorders>
+              <w:bottom w:val="none" w:sz="0" w:space="0" w:color="000000"/>
+              <w:top w:val="none" w:sz="0" w:space="0" w:color="000000"/>
+              <w:left w:val="none" w:sz="0" w:space="0" w:color="000000"/>
+              <w:right w:val="none" w:sz="0" w:space="0" w:color="000000"/>
+            </w:tcBorders>
+            <w:shd w:val="clear" w:color="auto" w:fill="FFFFFF"/>
+            <w:tcMar>
+              <w:top w:w="0" w:type="dxa"/>
+              <w:bottom w:w="0" w:type="dxa"/>
+              <w:left w:w="0" w:type="dxa"/>
+              <w:right w:w="0" w:type="dxa"/>
+            </w:tcMar>
+            <w:vAlign w:val="top"/>
+          </w:tcPr>
+          <w:p>
+            <w:pPr>
+              <w:pStyle w:val="Normal"/>
+              <w:jc w:val="center"/>
+              <w:pBdr>
+                <w:bottom w:val="none" w:sz="0" w:space="0" w:color="000000"/>
+                <w:top w:val="none" w:sz="0" w:space="0" w:color="000000"/>
+                <w:left w:val="none" w:sz="0" w:space="0" w:color="000000"/>
+                <w:right w:val="none" w:sz="0" w:space="0" w:color="000000"/>
+              </w:pBdr>
+              <w:spacing w:after="100" w:before="100" w:line="240"/>
+              <w:ind w:left="100" w:right="100" w:firstLine="0" w:firstLineChars="0"/>
+              <w:rPr>
+                <w:rFonts w:ascii="Helvetica" w:hAnsi="Helvetica" w:eastAsia="Helvetica" w:cs="Helvetica"/>
+                <w:i w:val="false"/>
+                <w:b w:val="false"/>
+                <w:u w:val="none"/>
+                <w:sz w:val="22"/>
+                <w:szCs w:val="22"/>
+                <w:color w:val="000000"/>
+              </w:rPr>
+            </w:pPr>
+            <w:r>
+              <w:rPr>
+                <w:rFonts w:ascii="Helvetica" w:hAnsi="Helvetica" w:eastAsia="Helvetica" w:cs="Helvetica"/>
+                <w:i w:val="false"/>
+                <w:b w:val="false"/>
+                <w:u w:val="none"/>
+                <w:sz w:val="22"/>
+                <w:szCs w:val="22"/>
+                <w:color w:val="000000"/>
+              </w:rPr>
+              <w:t xml:space="preserve">0.51, 1.23</w:t>
+            </w:r>
+          </w:p>
+        </w:tc>
+        <w:tc>
+          <w:tcPr>
+            <w:tcBorders>
+              <w:bottom w:val="none" w:sz="0" w:space="0" w:color="000000"/>
+              <w:top w:val="none" w:sz="0" w:space="0" w:color="000000"/>
+              <w:left w:val="none" w:sz="0" w:space="0" w:color="000000"/>
+              <w:right w:val="none" w:sz="0" w:space="0" w:color="000000"/>
+            </w:tcBorders>
+            <w:shd w:val="clear" w:color="auto" w:fill="FFFFFF"/>
+            <w:tcMar>
+              <w:top w:w="0" w:type="dxa"/>
+              <w:bottom w:w="0" w:type="dxa"/>
+              <w:left w:w="0" w:type="dxa"/>
+              <w:right w:w="0" w:type="dxa"/>
+            </w:tcMar>
+            <w:vAlign w:val="top"/>
+          </w:tcPr>
+          <w:p>
+            <w:pPr>
+              <w:pStyle w:val="Normal"/>
+              <w:jc w:val="center"/>
+              <w:pBdr>
+                <w:bottom w:val="none" w:sz="0" w:space="0" w:color="000000"/>
+                <w:top w:val="none" w:sz="0" w:space="0" w:color="000000"/>
+                <w:left w:val="none" w:sz="0" w:space="0" w:color="000000"/>
+                <w:right w:val="none" w:sz="0" w:space="0" w:color="000000"/>
+              </w:pBdr>
+              <w:spacing w:after="100" w:before="100" w:line="240"/>
+              <w:ind w:left="100" w:right="100" w:firstLine="0" w:firstLineChars="0"/>
+              <w:rPr>
+                <w:rFonts w:ascii="Helvetica" w:hAnsi="Helvetica" w:eastAsia="Helvetica" w:cs="Helvetica"/>
+                <w:i w:val="false"/>
+                <w:b w:val="false"/>
+                <w:u w:val="none"/>
+                <w:sz w:val="22"/>
+                <w:szCs w:val="22"/>
+                <w:color w:val="000000"/>
+              </w:rPr>
+            </w:pPr>
+            <w:r>
+              <w:rPr>
+                <w:rFonts w:ascii="Helvetica" w:hAnsi="Helvetica" w:eastAsia="Helvetica" w:cs="Helvetica"/>
+                <w:i w:val="false"/>
+                <w:b w:val="false"/>
+                <w:u w:val="none"/>
+                <w:sz w:val="22"/>
+                <w:szCs w:val="22"/>
+                <w:color w:val="000000"/>
+              </w:rPr>
+              <w:t xml:space="preserve">0.300</w:t>
+            </w:r>
+          </w:p>
+        </w:tc>
+        <w:tc>
+          <w:tcPr>
+            <w:tcBorders>
+              <w:bottom w:val="none" w:sz="0" w:space="0" w:color="000000"/>
+              <w:top w:val="none" w:sz="0" w:space="0" w:color="000000"/>
+              <w:left w:val="none" w:sz="0" w:space="0" w:color="000000"/>
+              <w:right w:val="none" w:sz="0" w:space="0" w:color="000000"/>
+            </w:tcBorders>
+            <w:shd w:val="clear" w:color="auto" w:fill="FFFFFF"/>
+            <w:tcMar>
+              <w:top w:w="0" w:type="dxa"/>
+              <w:bottom w:w="0" w:type="dxa"/>
+              <w:left w:w="0" w:type="dxa"/>
+              <w:right w:w="0" w:type="dxa"/>
+            </w:tcMar>
+            <w:vAlign w:val="top"/>
+          </w:tcPr>
+          <w:p>
+            <w:pPr>
+              <w:pStyle w:val="Normal"/>
+              <w:jc w:val="center"/>
+              <w:pBdr>
+                <w:bottom w:val="none" w:sz="0" w:space="0" w:color="000000"/>
+                <w:top w:val="none" w:sz="0" w:space="0" w:color="000000"/>
+                <w:left w:val="none" w:sz="0" w:space="0" w:color="000000"/>
+                <w:right w:val="none" w:sz="0" w:space="0" w:color="000000"/>
+              </w:pBdr>
+              <w:spacing w:after="100" w:before="100" w:line="240"/>
+              <w:ind w:left="100" w:right="100" w:firstLine="0" w:firstLineChars="0"/>
+              <w:rPr>
+                <w:rFonts w:ascii="Helvetica" w:hAnsi="Helvetica" w:eastAsia="Helvetica" w:cs="Helvetica"/>
+                <w:i w:val="false"/>
+                <w:b w:val="false"/>
+                <w:u w:val="none"/>
+                <w:sz w:val="22"/>
+                <w:szCs w:val="22"/>
+                <w:color w:val="000000"/>
+              </w:rPr>
+            </w:pPr>
+            <w:r>
+              <w:rPr>
+                <w:rFonts w:ascii="Helvetica" w:hAnsi="Helvetica" w:eastAsia="Helvetica" w:cs="Helvetica"/>
+                <w:i w:val="false"/>
+                <w:b w:val="false"/>
+                <w:u w:val="none"/>
+                <w:sz w:val="22"/>
+                <w:szCs w:val="22"/>
+                <w:color w:val="000000"/>
+              </w:rPr>
+              <w:t xml:space="preserve">189</w:t>
+            </w:r>
+          </w:p>
+        </w:tc>
+        <w:tc>
+          <w:tcPr>
+            <w:tcBorders>
+              <w:bottom w:val="none" w:sz="0" w:space="0" w:color="000000"/>
+              <w:top w:val="none" w:sz="0" w:space="0" w:color="000000"/>
+              <w:left w:val="none" w:sz="0" w:space="0" w:color="000000"/>
+              <w:right w:val="none" w:sz="0" w:space="0" w:color="000000"/>
+            </w:tcBorders>
+            <w:shd w:val="clear" w:color="auto" w:fill="FFFFFF"/>
+            <w:tcMar>
+              <w:top w:w="0" w:type="dxa"/>
+              <w:bottom w:w="0" w:type="dxa"/>
+              <w:left w:w="0" w:type="dxa"/>
+              <w:right w:w="0" w:type="dxa"/>
+            </w:tcMar>
+            <w:vAlign w:val="top"/>
+          </w:tcPr>
+          <w:p>
+            <w:pPr>
+              <w:pStyle w:val="Normal"/>
+              <w:jc w:val="center"/>
+              <w:pBdr>
+                <w:bottom w:val="none" w:sz="0" w:space="0" w:color="000000"/>
+                <w:top w:val="none" w:sz="0" w:space="0" w:color="000000"/>
+                <w:left w:val="none" w:sz="0" w:space="0" w:color="000000"/>
+                <w:right w:val="none" w:sz="0" w:space="0" w:color="000000"/>
+              </w:pBdr>
+              <w:spacing w:after="100" w:before="100" w:line="240"/>
+              <w:ind w:left="100" w:right="100" w:firstLine="0" w:firstLineChars="0"/>
+              <w:rPr>
+                <w:rFonts w:ascii="Helvetica" w:hAnsi="Helvetica" w:eastAsia="Helvetica" w:cs="Helvetica"/>
+                <w:i w:val="false"/>
+                <w:b w:val="false"/>
+                <w:u w:val="none"/>
+                <w:sz w:val="22"/>
+                <w:szCs w:val="22"/>
+                <w:color w:val="000000"/>
+              </w:rPr>
+            </w:pPr>
+            <w:r>
+              <w:rPr>
+                <w:rFonts w:ascii="Helvetica" w:hAnsi="Helvetica" w:eastAsia="Helvetica" w:cs="Helvetica"/>
+                <w:i w:val="false"/>
+                <w:b w:val="false"/>
+                <w:u w:val="none"/>
+                <w:sz w:val="22"/>
+                <w:szCs w:val="22"/>
+                <w:color w:val="000000"/>
+              </w:rPr>
+              <w:t xml:space="preserve">1.22</w:t>
+            </w:r>
+          </w:p>
+        </w:tc>
+        <w:tc>
+          <w:tcPr>
+            <w:tcBorders>
+              <w:bottom w:val="none" w:sz="0" w:space="0" w:color="000000"/>
+              <w:top w:val="none" w:sz="0" w:space="0" w:color="000000"/>
+              <w:left w:val="none" w:sz="0" w:space="0" w:color="000000"/>
+              <w:right w:val="none" w:sz="0" w:space="0" w:color="000000"/>
+            </w:tcBorders>
+            <w:shd w:val="clear" w:color="auto" w:fill="FFFFFF"/>
+            <w:tcMar>
+              <w:top w:w="0" w:type="dxa"/>
+              <w:bottom w:w="0" w:type="dxa"/>
+              <w:left w:w="0" w:type="dxa"/>
+              <w:right w:w="0" w:type="dxa"/>
+            </w:tcMar>
+            <w:vAlign w:val="top"/>
+          </w:tcPr>
+          <w:p>
+            <w:pPr>
+              <w:pStyle w:val="Normal"/>
+              <w:jc w:val="center"/>
+              <w:pBdr>
+                <w:bottom w:val="none" w:sz="0" w:space="0" w:color="000000"/>
+                <w:top w:val="none" w:sz="0" w:space="0" w:color="000000"/>
+                <w:left w:val="none" w:sz="0" w:space="0" w:color="000000"/>
+                <w:right w:val="none" w:sz="0" w:space="0" w:color="000000"/>
+              </w:pBdr>
+              <w:spacing w:after="100" w:before="100" w:line="240"/>
+              <w:ind w:left="100" w:right="100" w:firstLine="0" w:firstLineChars="0"/>
+              <w:rPr>
+                <w:rFonts w:ascii="Helvetica" w:hAnsi="Helvetica" w:eastAsia="Helvetica" w:cs="Helvetica"/>
+                <w:i w:val="false"/>
+                <w:b w:val="false"/>
+                <w:u w:val="none"/>
+                <w:sz w:val="22"/>
+                <w:szCs w:val="22"/>
+                <w:color w:val="000000"/>
+              </w:rPr>
+            </w:pPr>
+            <w:r>
+              <w:rPr>
+                <w:rFonts w:ascii="Helvetica" w:hAnsi="Helvetica" w:eastAsia="Helvetica" w:cs="Helvetica"/>
+                <w:i w:val="false"/>
+                <w:b w:val="false"/>
+                <w:u w:val="none"/>
+                <w:sz w:val="22"/>
+                <w:szCs w:val="22"/>
+                <w:color w:val="000000"/>
+              </w:rPr>
+              <w:t xml:space="preserve">0.53, 2.81</w:t>
+            </w:r>
+          </w:p>
+        </w:tc>
+        <w:tc>
+          <w:tcPr>
+            <w:tcBorders>
+              <w:bottom w:val="none" w:sz="0" w:space="0" w:color="000000"/>
+              <w:top w:val="none" w:sz="0" w:space="0" w:color="000000"/>
+              <w:left w:val="none" w:sz="0" w:space="0" w:color="000000"/>
+              <w:right w:val="none" w:sz="0" w:space="0" w:color="000000"/>
+            </w:tcBorders>
+            <w:shd w:val="clear" w:color="auto" w:fill="FFFFFF"/>
+            <w:tcMar>
+              <w:top w:w="0" w:type="dxa"/>
+              <w:bottom w:w="0" w:type="dxa"/>
+              <w:left w:w="0" w:type="dxa"/>
+              <w:right w:w="0" w:type="dxa"/>
+            </w:tcMar>
+            <w:vAlign w:val="top"/>
+          </w:tcPr>
+          <w:p>
+            <w:pPr>
+              <w:pStyle w:val="Normal"/>
+              <w:jc w:val="center"/>
+              <w:pBdr>
+                <w:bottom w:val="none" w:sz="0" w:space="0" w:color="000000"/>
+                <w:top w:val="none" w:sz="0" w:space="0" w:color="000000"/>
+                <w:left w:val="none" w:sz="0" w:space="0" w:color="000000"/>
+                <w:right w:val="none" w:sz="0" w:space="0" w:color="000000"/>
+              </w:pBdr>
+              <w:spacing w:after="100" w:before="100" w:line="240"/>
+              <w:ind w:left="100" w:right="100" w:firstLine="0" w:firstLineChars="0"/>
+              <w:rPr>
+                <w:rFonts w:ascii="Helvetica" w:hAnsi="Helvetica" w:eastAsia="Helvetica" w:cs="Helvetica"/>
+                <w:i w:val="false"/>
+                <w:b w:val="false"/>
+                <w:u w:val="none"/>
+                <w:sz w:val="22"/>
+                <w:szCs w:val="22"/>
+                <w:color w:val="000000"/>
+              </w:rPr>
+            </w:pPr>
+            <w:r>
+              <w:rPr>
+                <w:rFonts w:ascii="Helvetica" w:hAnsi="Helvetica" w:eastAsia="Helvetica" w:cs="Helvetica"/>
+                <w:i w:val="false"/>
+                <w:b w:val="false"/>
+                <w:u w:val="none"/>
+                <w:sz w:val="22"/>
+                <w:szCs w:val="22"/>
+                <w:color w:val="000000"/>
+              </w:rPr>
+              <w:t xml:space="preserve">0.640</w:t>
             </w:r>
           </w:p>
         </w:tc>
@@ -10981,378 +10981,378 @@
                 <w:szCs w:val="22"/>
                 <w:color w:val="000000"/>
               </w:rPr>
-              <w:t xml:space="preserve">190</w:t>
-            </w:r>
-          </w:p>
-        </w:tc>
-        <w:tc>
-          <w:tcPr>
-            <w:tcBorders>
-              <w:bottom w:val="none" w:sz="0" w:space="0" w:color="000000"/>
-              <w:top w:val="none" w:sz="0" w:space="0" w:color="000000"/>
-              <w:left w:val="none" w:sz="0" w:space="0" w:color="000000"/>
-              <w:right w:val="none" w:sz="0" w:space="0" w:color="000000"/>
-            </w:tcBorders>
-            <w:shd w:val="clear" w:color="auto" w:fill="FFFFFF"/>
-            <w:tcMar>
-              <w:top w:w="0" w:type="dxa"/>
-              <w:bottom w:w="0" w:type="dxa"/>
-              <w:left w:w="0" w:type="dxa"/>
-              <w:right w:w="0" w:type="dxa"/>
-            </w:tcMar>
-            <w:vAlign w:val="top"/>
-          </w:tcPr>
-          <w:p>
-            <w:pPr>
-              <w:pStyle w:val="Normal"/>
-              <w:jc w:val="center"/>
-              <w:pBdr>
-                <w:bottom w:val="none" w:sz="0" w:space="0" w:color="000000"/>
-                <w:top w:val="none" w:sz="0" w:space="0" w:color="000000"/>
-                <w:left w:val="none" w:sz="0" w:space="0" w:color="000000"/>
-                <w:right w:val="none" w:sz="0" w:space="0" w:color="000000"/>
-              </w:pBdr>
-              <w:spacing w:after="100" w:before="100" w:line="240"/>
-              <w:ind w:left="100" w:right="100" w:firstLine="0" w:firstLineChars="0"/>
-              <w:rPr>
-                <w:rFonts w:ascii="Helvetica" w:hAnsi="Helvetica" w:eastAsia="Helvetica" w:cs="Helvetica"/>
-                <w:i w:val="false"/>
-                <w:b w:val="false"/>
-                <w:u w:val="none"/>
-                <w:sz w:val="22"/>
-                <w:szCs w:val="22"/>
-                <w:color w:val="000000"/>
-              </w:rPr>
-            </w:pPr>
-            <w:r>
-              <w:rPr>
-                <w:rFonts w:ascii="Helvetica" w:hAnsi="Helvetica" w:eastAsia="Helvetica" w:cs="Helvetica"/>
-                <w:i w:val="false"/>
-                <w:b w:val="false"/>
-                <w:u w:val="none"/>
-                <w:sz w:val="22"/>
-                <w:szCs w:val="22"/>
-                <w:color w:val="000000"/>
-              </w:rPr>
-              <w:t xml:space="preserve">1.07</w:t>
-            </w:r>
-          </w:p>
-        </w:tc>
-        <w:tc>
-          <w:tcPr>
-            <w:tcBorders>
-              <w:bottom w:val="none" w:sz="0" w:space="0" w:color="000000"/>
-              <w:top w:val="none" w:sz="0" w:space="0" w:color="000000"/>
-              <w:left w:val="none" w:sz="0" w:space="0" w:color="000000"/>
-              <w:right w:val="none" w:sz="0" w:space="0" w:color="000000"/>
-            </w:tcBorders>
-            <w:shd w:val="clear" w:color="auto" w:fill="FFFFFF"/>
-            <w:tcMar>
-              <w:top w:w="0" w:type="dxa"/>
-              <w:bottom w:w="0" w:type="dxa"/>
-              <w:left w:w="0" w:type="dxa"/>
-              <w:right w:w="0" w:type="dxa"/>
-            </w:tcMar>
-            <w:vAlign w:val="top"/>
-          </w:tcPr>
-          <w:p>
-            <w:pPr>
-              <w:pStyle w:val="Normal"/>
-              <w:jc w:val="center"/>
-              <w:pBdr>
-                <w:bottom w:val="none" w:sz="0" w:space="0" w:color="000000"/>
-                <w:top w:val="none" w:sz="0" w:space="0" w:color="000000"/>
-                <w:left w:val="none" w:sz="0" w:space="0" w:color="000000"/>
-                <w:right w:val="none" w:sz="0" w:space="0" w:color="000000"/>
-              </w:pBdr>
-              <w:spacing w:after="100" w:before="100" w:line="240"/>
-              <w:ind w:left="100" w:right="100" w:firstLine="0" w:firstLineChars="0"/>
-              <w:rPr>
-                <w:rFonts w:ascii="Helvetica" w:hAnsi="Helvetica" w:eastAsia="Helvetica" w:cs="Helvetica"/>
-                <w:i w:val="false"/>
-                <w:b w:val="false"/>
-                <w:u w:val="none"/>
-                <w:sz w:val="22"/>
-                <w:szCs w:val="22"/>
-                <w:color w:val="000000"/>
-              </w:rPr>
-            </w:pPr>
-            <w:r>
-              <w:rPr>
-                <w:rFonts w:ascii="Helvetica" w:hAnsi="Helvetica" w:eastAsia="Helvetica" w:cs="Helvetica"/>
-                <w:i w:val="false"/>
-                <w:b w:val="false"/>
-                <w:u w:val="none"/>
-                <w:sz w:val="22"/>
-                <w:szCs w:val="22"/>
-                <w:color w:val="000000"/>
-              </w:rPr>
-              <w:t xml:space="preserve">0.34, 3.33</w:t>
-            </w:r>
-          </w:p>
-        </w:tc>
-        <w:tc>
-          <w:tcPr>
-            <w:tcBorders>
-              <w:bottom w:val="none" w:sz="0" w:space="0" w:color="000000"/>
-              <w:top w:val="none" w:sz="0" w:space="0" w:color="000000"/>
-              <w:left w:val="none" w:sz="0" w:space="0" w:color="000000"/>
-              <w:right w:val="none" w:sz="0" w:space="0" w:color="000000"/>
-            </w:tcBorders>
-            <w:shd w:val="clear" w:color="auto" w:fill="FFFFFF"/>
-            <w:tcMar>
-              <w:top w:w="0" w:type="dxa"/>
-              <w:bottom w:w="0" w:type="dxa"/>
-              <w:left w:w="0" w:type="dxa"/>
-              <w:right w:w="0" w:type="dxa"/>
-            </w:tcMar>
-            <w:vAlign w:val="top"/>
-          </w:tcPr>
-          <w:p>
-            <w:pPr>
-              <w:pStyle w:val="Normal"/>
-              <w:jc w:val="center"/>
-              <w:pBdr>
-                <w:bottom w:val="none" w:sz="0" w:space="0" w:color="000000"/>
-                <w:top w:val="none" w:sz="0" w:space="0" w:color="000000"/>
-                <w:left w:val="none" w:sz="0" w:space="0" w:color="000000"/>
-                <w:right w:val="none" w:sz="0" w:space="0" w:color="000000"/>
-              </w:pBdr>
-              <w:spacing w:after="100" w:before="100" w:line="240"/>
-              <w:ind w:left="100" w:right="100" w:firstLine="0" w:firstLineChars="0"/>
-              <w:rPr>
-                <w:rFonts w:ascii="Helvetica" w:hAnsi="Helvetica" w:eastAsia="Helvetica" w:cs="Helvetica"/>
-                <w:i w:val="false"/>
-                <w:b w:val="false"/>
-                <w:u w:val="none"/>
-                <w:sz w:val="22"/>
-                <w:szCs w:val="22"/>
-                <w:color w:val="000000"/>
-              </w:rPr>
-            </w:pPr>
-            <w:r>
-              <w:rPr>
-                <w:rFonts w:ascii="Helvetica" w:hAnsi="Helvetica" w:eastAsia="Helvetica" w:cs="Helvetica"/>
-                <w:i w:val="false"/>
-                <w:b w:val="false"/>
-                <w:u w:val="none"/>
-                <w:sz w:val="22"/>
-                <w:szCs w:val="22"/>
-                <w:color w:val="000000"/>
-              </w:rPr>
-              <w:t xml:space="preserve">0.910</w:t>
-            </w:r>
-          </w:p>
-        </w:tc>
-        <w:tc>
-          <w:tcPr>
-            <w:tcBorders>
-              <w:bottom w:val="none" w:sz="0" w:space="0" w:color="000000"/>
-              <w:top w:val="none" w:sz="0" w:space="0" w:color="000000"/>
-              <w:left w:val="none" w:sz="0" w:space="0" w:color="000000"/>
-              <w:right w:val="none" w:sz="0" w:space="0" w:color="000000"/>
-            </w:tcBorders>
-            <w:shd w:val="clear" w:color="auto" w:fill="FFFFFF"/>
-            <w:tcMar>
-              <w:top w:w="0" w:type="dxa"/>
-              <w:bottom w:w="0" w:type="dxa"/>
-              <w:left w:w="0" w:type="dxa"/>
-              <w:right w:w="0" w:type="dxa"/>
-            </w:tcMar>
-            <w:vAlign w:val="top"/>
-          </w:tcPr>
-          <w:p>
-            <w:pPr>
-              <w:pStyle w:val="Normal"/>
-              <w:jc w:val="center"/>
-              <w:pBdr>
-                <w:bottom w:val="none" w:sz="0" w:space="0" w:color="000000"/>
-                <w:top w:val="none" w:sz="0" w:space="0" w:color="000000"/>
-                <w:left w:val="none" w:sz="0" w:space="0" w:color="000000"/>
-                <w:right w:val="none" w:sz="0" w:space="0" w:color="000000"/>
-              </w:pBdr>
-              <w:spacing w:after="100" w:before="100" w:line="240"/>
-              <w:ind w:left="100" w:right="100" w:firstLine="0" w:firstLineChars="0"/>
-              <w:rPr>
-                <w:rFonts w:ascii="Helvetica" w:hAnsi="Helvetica" w:eastAsia="Helvetica" w:cs="Helvetica"/>
-                <w:i w:val="false"/>
-                <w:b w:val="false"/>
-                <w:u w:val="none"/>
-                <w:sz w:val="22"/>
-                <w:szCs w:val="22"/>
-                <w:color w:val="000000"/>
-              </w:rPr>
-            </w:pPr>
-            <w:r>
-              <w:rPr>
-                <w:rFonts w:ascii="Helvetica" w:hAnsi="Helvetica" w:eastAsia="Helvetica" w:cs="Helvetica"/>
-                <w:i w:val="false"/>
-                <w:b w:val="false"/>
-                <w:u w:val="none"/>
-                <w:sz w:val="22"/>
-                <w:szCs w:val="22"/>
-                <w:color w:val="000000"/>
-              </w:rPr>
-              <w:t xml:space="preserve">190</w:t>
-            </w:r>
-          </w:p>
-        </w:tc>
-        <w:tc>
-          <w:tcPr>
-            <w:tcBorders>
-              <w:bottom w:val="none" w:sz="0" w:space="0" w:color="000000"/>
-              <w:top w:val="none" w:sz="0" w:space="0" w:color="000000"/>
-              <w:left w:val="none" w:sz="0" w:space="0" w:color="000000"/>
-              <w:right w:val="none" w:sz="0" w:space="0" w:color="000000"/>
-            </w:tcBorders>
-            <w:shd w:val="clear" w:color="auto" w:fill="FFFFFF"/>
-            <w:tcMar>
-              <w:top w:w="0" w:type="dxa"/>
-              <w:bottom w:w="0" w:type="dxa"/>
-              <w:left w:w="0" w:type="dxa"/>
-              <w:right w:w="0" w:type="dxa"/>
-            </w:tcMar>
-            <w:vAlign w:val="top"/>
-          </w:tcPr>
-          <w:p>
-            <w:pPr>
-              <w:pStyle w:val="Normal"/>
-              <w:jc w:val="center"/>
-              <w:pBdr>
-                <w:bottom w:val="none" w:sz="0" w:space="0" w:color="000000"/>
-                <w:top w:val="none" w:sz="0" w:space="0" w:color="000000"/>
-                <w:left w:val="none" w:sz="0" w:space="0" w:color="000000"/>
-                <w:right w:val="none" w:sz="0" w:space="0" w:color="000000"/>
-              </w:pBdr>
-              <w:spacing w:after="100" w:before="100" w:line="240"/>
-              <w:ind w:left="100" w:right="100" w:firstLine="0" w:firstLineChars="0"/>
-              <w:rPr>
-                <w:rFonts w:ascii="Helvetica" w:hAnsi="Helvetica" w:eastAsia="Helvetica" w:cs="Helvetica"/>
-                <w:i w:val="false"/>
-                <w:b w:val="false"/>
-                <w:u w:val="none"/>
-                <w:sz w:val="22"/>
-                <w:szCs w:val="22"/>
-                <w:color w:val="000000"/>
-              </w:rPr>
-            </w:pPr>
-            <w:r>
-              <w:rPr>
-                <w:rFonts w:ascii="Helvetica" w:hAnsi="Helvetica" w:eastAsia="Helvetica" w:cs="Helvetica"/>
-                <w:i w:val="false"/>
-                <w:b w:val="false"/>
-                <w:u w:val="none"/>
-                <w:sz w:val="22"/>
-                <w:szCs w:val="22"/>
-                <w:color w:val="000000"/>
-              </w:rPr>
-              <w:t xml:space="preserve">1.06</w:t>
-            </w:r>
-          </w:p>
-        </w:tc>
-        <w:tc>
-          <w:tcPr>
-            <w:tcBorders>
-              <w:bottom w:val="none" w:sz="0" w:space="0" w:color="000000"/>
-              <w:top w:val="none" w:sz="0" w:space="0" w:color="000000"/>
-              <w:left w:val="none" w:sz="0" w:space="0" w:color="000000"/>
-              <w:right w:val="none" w:sz="0" w:space="0" w:color="000000"/>
-            </w:tcBorders>
-            <w:shd w:val="clear" w:color="auto" w:fill="FFFFFF"/>
-            <w:tcMar>
-              <w:top w:w="0" w:type="dxa"/>
-              <w:bottom w:w="0" w:type="dxa"/>
-              <w:left w:w="0" w:type="dxa"/>
-              <w:right w:w="0" w:type="dxa"/>
-            </w:tcMar>
-            <w:vAlign w:val="top"/>
-          </w:tcPr>
-          <w:p>
-            <w:pPr>
-              <w:pStyle w:val="Normal"/>
-              <w:jc w:val="center"/>
-              <w:pBdr>
-                <w:bottom w:val="none" w:sz="0" w:space="0" w:color="000000"/>
-                <w:top w:val="none" w:sz="0" w:space="0" w:color="000000"/>
-                <w:left w:val="none" w:sz="0" w:space="0" w:color="000000"/>
-                <w:right w:val="none" w:sz="0" w:space="0" w:color="000000"/>
-              </w:pBdr>
-              <w:spacing w:after="100" w:before="100" w:line="240"/>
-              <w:ind w:left="100" w:right="100" w:firstLine="0" w:firstLineChars="0"/>
-              <w:rPr>
-                <w:rFonts w:ascii="Helvetica" w:hAnsi="Helvetica" w:eastAsia="Helvetica" w:cs="Helvetica"/>
-                <w:i w:val="false"/>
-                <w:b w:val="false"/>
-                <w:u w:val="none"/>
-                <w:sz w:val="22"/>
-                <w:szCs w:val="22"/>
-                <w:color w:val="000000"/>
-              </w:rPr>
-            </w:pPr>
-            <w:r>
-              <w:rPr>
-                <w:rFonts w:ascii="Helvetica" w:hAnsi="Helvetica" w:eastAsia="Helvetica" w:cs="Helvetica"/>
-                <w:i w:val="false"/>
-                <w:b w:val="false"/>
-                <w:u w:val="none"/>
-                <w:sz w:val="22"/>
-                <w:szCs w:val="22"/>
-                <w:color w:val="000000"/>
-              </w:rPr>
-              <w:t xml:space="preserve">0.21, 5.38</w:t>
-            </w:r>
-          </w:p>
-        </w:tc>
-        <w:tc>
-          <w:tcPr>
-            <w:tcBorders>
-              <w:bottom w:val="none" w:sz="0" w:space="0" w:color="000000"/>
-              <w:top w:val="none" w:sz="0" w:space="0" w:color="000000"/>
-              <w:left w:val="none" w:sz="0" w:space="0" w:color="000000"/>
-              <w:right w:val="none" w:sz="0" w:space="0" w:color="000000"/>
-            </w:tcBorders>
-            <w:shd w:val="clear" w:color="auto" w:fill="FFFFFF"/>
-            <w:tcMar>
-              <w:top w:w="0" w:type="dxa"/>
-              <w:bottom w:w="0" w:type="dxa"/>
-              <w:left w:w="0" w:type="dxa"/>
-              <w:right w:w="0" w:type="dxa"/>
-            </w:tcMar>
-            <w:vAlign w:val="top"/>
-          </w:tcPr>
-          <w:p>
-            <w:pPr>
-              <w:pStyle w:val="Normal"/>
-              <w:jc w:val="center"/>
-              <w:pBdr>
-                <w:bottom w:val="none" w:sz="0" w:space="0" w:color="000000"/>
-                <w:top w:val="none" w:sz="0" w:space="0" w:color="000000"/>
-                <w:left w:val="none" w:sz="0" w:space="0" w:color="000000"/>
-                <w:right w:val="none" w:sz="0" w:space="0" w:color="000000"/>
-              </w:pBdr>
-              <w:spacing w:after="100" w:before="100" w:line="240"/>
-              <w:ind w:left="100" w:right="100" w:firstLine="0" w:firstLineChars="0"/>
-              <w:rPr>
-                <w:rFonts w:ascii="Helvetica" w:hAnsi="Helvetica" w:eastAsia="Helvetica" w:cs="Helvetica"/>
-                <w:i w:val="false"/>
-                <w:b w:val="false"/>
-                <w:u w:val="none"/>
-                <w:sz w:val="22"/>
-                <w:szCs w:val="22"/>
-                <w:color w:val="000000"/>
-              </w:rPr>
-            </w:pPr>
-            <w:r>
-              <w:rPr>
-                <w:rFonts w:ascii="Helvetica" w:hAnsi="Helvetica" w:eastAsia="Helvetica" w:cs="Helvetica"/>
-                <w:i w:val="false"/>
-                <w:b w:val="false"/>
-                <w:u w:val="none"/>
-                <w:sz w:val="22"/>
-                <w:szCs w:val="22"/>
-                <w:color w:val="000000"/>
-              </w:rPr>
-              <w:t xml:space="preserve">0.950</w:t>
+              <w:t xml:space="preserve">189</w:t>
+            </w:r>
+          </w:p>
+        </w:tc>
+        <w:tc>
+          <w:tcPr>
+            <w:tcBorders>
+              <w:bottom w:val="none" w:sz="0" w:space="0" w:color="000000"/>
+              <w:top w:val="none" w:sz="0" w:space="0" w:color="000000"/>
+              <w:left w:val="none" w:sz="0" w:space="0" w:color="000000"/>
+              <w:right w:val="none" w:sz="0" w:space="0" w:color="000000"/>
+            </w:tcBorders>
+            <w:shd w:val="clear" w:color="auto" w:fill="FFFFFF"/>
+            <w:tcMar>
+              <w:top w:w="0" w:type="dxa"/>
+              <w:bottom w:w="0" w:type="dxa"/>
+              <w:left w:w="0" w:type="dxa"/>
+              <w:right w:w="0" w:type="dxa"/>
+            </w:tcMar>
+            <w:vAlign w:val="top"/>
+          </w:tcPr>
+          <w:p>
+            <w:pPr>
+              <w:pStyle w:val="Normal"/>
+              <w:jc w:val="center"/>
+              <w:pBdr>
+                <w:bottom w:val="none" w:sz="0" w:space="0" w:color="000000"/>
+                <w:top w:val="none" w:sz="0" w:space="0" w:color="000000"/>
+                <w:left w:val="none" w:sz="0" w:space="0" w:color="000000"/>
+                <w:right w:val="none" w:sz="0" w:space="0" w:color="000000"/>
+              </w:pBdr>
+              <w:spacing w:after="100" w:before="100" w:line="240"/>
+              <w:ind w:left="100" w:right="100" w:firstLine="0" w:firstLineChars="0"/>
+              <w:rPr>
+                <w:rFonts w:ascii="Helvetica" w:hAnsi="Helvetica" w:eastAsia="Helvetica" w:cs="Helvetica"/>
+                <w:i w:val="false"/>
+                <w:b w:val="false"/>
+                <w:u w:val="none"/>
+                <w:sz w:val="22"/>
+                <w:szCs w:val="22"/>
+                <w:color w:val="000000"/>
+              </w:rPr>
+            </w:pPr>
+            <w:r>
+              <w:rPr>
+                <w:rFonts w:ascii="Helvetica" w:hAnsi="Helvetica" w:eastAsia="Helvetica" w:cs="Helvetica"/>
+                <w:i w:val="false"/>
+                <w:b w:val="false"/>
+                <w:u w:val="none"/>
+                <w:sz w:val="22"/>
+                <w:szCs w:val="22"/>
+                <w:color w:val="000000"/>
+              </w:rPr>
+              <w:t xml:space="preserve">0.84</w:t>
+            </w:r>
+          </w:p>
+        </w:tc>
+        <w:tc>
+          <w:tcPr>
+            <w:tcBorders>
+              <w:bottom w:val="none" w:sz="0" w:space="0" w:color="000000"/>
+              <w:top w:val="none" w:sz="0" w:space="0" w:color="000000"/>
+              <w:left w:val="none" w:sz="0" w:space="0" w:color="000000"/>
+              <w:right w:val="none" w:sz="0" w:space="0" w:color="000000"/>
+            </w:tcBorders>
+            <w:shd w:val="clear" w:color="auto" w:fill="FFFFFF"/>
+            <w:tcMar>
+              <w:top w:w="0" w:type="dxa"/>
+              <w:bottom w:w="0" w:type="dxa"/>
+              <w:left w:w="0" w:type="dxa"/>
+              <w:right w:w="0" w:type="dxa"/>
+            </w:tcMar>
+            <w:vAlign w:val="top"/>
+          </w:tcPr>
+          <w:p>
+            <w:pPr>
+              <w:pStyle w:val="Normal"/>
+              <w:jc w:val="center"/>
+              <w:pBdr>
+                <w:bottom w:val="none" w:sz="0" w:space="0" w:color="000000"/>
+                <w:top w:val="none" w:sz="0" w:space="0" w:color="000000"/>
+                <w:left w:val="none" w:sz="0" w:space="0" w:color="000000"/>
+                <w:right w:val="none" w:sz="0" w:space="0" w:color="000000"/>
+              </w:pBdr>
+              <w:spacing w:after="100" w:before="100" w:line="240"/>
+              <w:ind w:left="100" w:right="100" w:firstLine="0" w:firstLineChars="0"/>
+              <w:rPr>
+                <w:rFonts w:ascii="Helvetica" w:hAnsi="Helvetica" w:eastAsia="Helvetica" w:cs="Helvetica"/>
+                <w:i w:val="false"/>
+                <w:b w:val="false"/>
+                <w:u w:val="none"/>
+                <w:sz w:val="22"/>
+                <w:szCs w:val="22"/>
+                <w:color w:val="000000"/>
+              </w:rPr>
+            </w:pPr>
+            <w:r>
+              <w:rPr>
+                <w:rFonts w:ascii="Helvetica" w:hAnsi="Helvetica" w:eastAsia="Helvetica" w:cs="Helvetica"/>
+                <w:i w:val="false"/>
+                <w:b w:val="false"/>
+                <w:u w:val="none"/>
+                <w:sz w:val="22"/>
+                <w:szCs w:val="22"/>
+                <w:color w:val="000000"/>
+              </w:rPr>
+              <w:t xml:space="preserve">0.23, 3.07</w:t>
+            </w:r>
+          </w:p>
+        </w:tc>
+        <w:tc>
+          <w:tcPr>
+            <w:tcBorders>
+              <w:bottom w:val="none" w:sz="0" w:space="0" w:color="000000"/>
+              <w:top w:val="none" w:sz="0" w:space="0" w:color="000000"/>
+              <w:left w:val="none" w:sz="0" w:space="0" w:color="000000"/>
+              <w:right w:val="none" w:sz="0" w:space="0" w:color="000000"/>
+            </w:tcBorders>
+            <w:shd w:val="clear" w:color="auto" w:fill="FFFFFF"/>
+            <w:tcMar>
+              <w:top w:w="0" w:type="dxa"/>
+              <w:bottom w:w="0" w:type="dxa"/>
+              <w:left w:w="0" w:type="dxa"/>
+              <w:right w:w="0" w:type="dxa"/>
+            </w:tcMar>
+            <w:vAlign w:val="top"/>
+          </w:tcPr>
+          <w:p>
+            <w:pPr>
+              <w:pStyle w:val="Normal"/>
+              <w:jc w:val="center"/>
+              <w:pBdr>
+                <w:bottom w:val="none" w:sz="0" w:space="0" w:color="000000"/>
+                <w:top w:val="none" w:sz="0" w:space="0" w:color="000000"/>
+                <w:left w:val="none" w:sz="0" w:space="0" w:color="000000"/>
+                <w:right w:val="none" w:sz="0" w:space="0" w:color="000000"/>
+              </w:pBdr>
+              <w:spacing w:after="100" w:before="100" w:line="240"/>
+              <w:ind w:left="100" w:right="100" w:firstLine="0" w:firstLineChars="0"/>
+              <w:rPr>
+                <w:rFonts w:ascii="Helvetica" w:hAnsi="Helvetica" w:eastAsia="Helvetica" w:cs="Helvetica"/>
+                <w:i w:val="false"/>
+                <w:b w:val="false"/>
+                <w:u w:val="none"/>
+                <w:sz w:val="22"/>
+                <w:szCs w:val="22"/>
+                <w:color w:val="000000"/>
+              </w:rPr>
+            </w:pPr>
+            <w:r>
+              <w:rPr>
+                <w:rFonts w:ascii="Helvetica" w:hAnsi="Helvetica" w:eastAsia="Helvetica" w:cs="Helvetica"/>
+                <w:i w:val="false"/>
+                <w:b w:val="false"/>
+                <w:u w:val="none"/>
+                <w:sz w:val="22"/>
+                <w:szCs w:val="22"/>
+                <w:color w:val="000000"/>
+              </w:rPr>
+              <w:t xml:space="preserve">0.790</w:t>
+            </w:r>
+          </w:p>
+        </w:tc>
+        <w:tc>
+          <w:tcPr>
+            <w:tcBorders>
+              <w:bottom w:val="none" w:sz="0" w:space="0" w:color="000000"/>
+              <w:top w:val="none" w:sz="0" w:space="0" w:color="000000"/>
+              <w:left w:val="none" w:sz="0" w:space="0" w:color="000000"/>
+              <w:right w:val="none" w:sz="0" w:space="0" w:color="000000"/>
+            </w:tcBorders>
+            <w:shd w:val="clear" w:color="auto" w:fill="FFFFFF"/>
+            <w:tcMar>
+              <w:top w:w="0" w:type="dxa"/>
+              <w:bottom w:w="0" w:type="dxa"/>
+              <w:left w:w="0" w:type="dxa"/>
+              <w:right w:w="0" w:type="dxa"/>
+            </w:tcMar>
+            <w:vAlign w:val="top"/>
+          </w:tcPr>
+          <w:p>
+            <w:pPr>
+              <w:pStyle w:val="Normal"/>
+              <w:jc w:val="center"/>
+              <w:pBdr>
+                <w:bottom w:val="none" w:sz="0" w:space="0" w:color="000000"/>
+                <w:top w:val="none" w:sz="0" w:space="0" w:color="000000"/>
+                <w:left w:val="none" w:sz="0" w:space="0" w:color="000000"/>
+                <w:right w:val="none" w:sz="0" w:space="0" w:color="000000"/>
+              </w:pBdr>
+              <w:spacing w:after="100" w:before="100" w:line="240"/>
+              <w:ind w:left="100" w:right="100" w:firstLine="0" w:firstLineChars="0"/>
+              <w:rPr>
+                <w:rFonts w:ascii="Helvetica" w:hAnsi="Helvetica" w:eastAsia="Helvetica" w:cs="Helvetica"/>
+                <w:i w:val="false"/>
+                <w:b w:val="false"/>
+                <w:u w:val="none"/>
+                <w:sz w:val="22"/>
+                <w:szCs w:val="22"/>
+                <w:color w:val="000000"/>
+              </w:rPr>
+            </w:pPr>
+            <w:r>
+              <w:rPr>
+                <w:rFonts w:ascii="Helvetica" w:hAnsi="Helvetica" w:eastAsia="Helvetica" w:cs="Helvetica"/>
+                <w:i w:val="false"/>
+                <w:b w:val="false"/>
+                <w:u w:val="none"/>
+                <w:sz w:val="22"/>
+                <w:szCs w:val="22"/>
+                <w:color w:val="000000"/>
+              </w:rPr>
+              <w:t xml:space="preserve">189</w:t>
+            </w:r>
+          </w:p>
+        </w:tc>
+        <w:tc>
+          <w:tcPr>
+            <w:tcBorders>
+              <w:bottom w:val="none" w:sz="0" w:space="0" w:color="000000"/>
+              <w:top w:val="none" w:sz="0" w:space="0" w:color="000000"/>
+              <w:left w:val="none" w:sz="0" w:space="0" w:color="000000"/>
+              <w:right w:val="none" w:sz="0" w:space="0" w:color="000000"/>
+            </w:tcBorders>
+            <w:shd w:val="clear" w:color="auto" w:fill="FFFFFF"/>
+            <w:tcMar>
+              <w:top w:w="0" w:type="dxa"/>
+              <w:bottom w:w="0" w:type="dxa"/>
+              <w:left w:w="0" w:type="dxa"/>
+              <w:right w:w="0" w:type="dxa"/>
+            </w:tcMar>
+            <w:vAlign w:val="top"/>
+          </w:tcPr>
+          <w:p>
+            <w:pPr>
+              <w:pStyle w:val="Normal"/>
+              <w:jc w:val="center"/>
+              <w:pBdr>
+                <w:bottom w:val="none" w:sz="0" w:space="0" w:color="000000"/>
+                <w:top w:val="none" w:sz="0" w:space="0" w:color="000000"/>
+                <w:left w:val="none" w:sz="0" w:space="0" w:color="000000"/>
+                <w:right w:val="none" w:sz="0" w:space="0" w:color="000000"/>
+              </w:pBdr>
+              <w:spacing w:after="100" w:before="100" w:line="240"/>
+              <w:ind w:left="100" w:right="100" w:firstLine="0" w:firstLineChars="0"/>
+              <w:rPr>
+                <w:rFonts w:ascii="Helvetica" w:hAnsi="Helvetica" w:eastAsia="Helvetica" w:cs="Helvetica"/>
+                <w:i w:val="false"/>
+                <w:b w:val="false"/>
+                <w:u w:val="none"/>
+                <w:sz w:val="22"/>
+                <w:szCs w:val="22"/>
+                <w:color w:val="000000"/>
+              </w:rPr>
+            </w:pPr>
+            <w:r>
+              <w:rPr>
+                <w:rFonts w:ascii="Helvetica" w:hAnsi="Helvetica" w:eastAsia="Helvetica" w:cs="Helvetica"/>
+                <w:i w:val="false"/>
+                <w:b w:val="false"/>
+                <w:u w:val="none"/>
+                <w:sz w:val="22"/>
+                <w:szCs w:val="22"/>
+                <w:color w:val="000000"/>
+              </w:rPr>
+              <w:t xml:space="preserve">0.80</w:t>
+            </w:r>
+          </w:p>
+        </w:tc>
+        <w:tc>
+          <w:tcPr>
+            <w:tcBorders>
+              <w:bottom w:val="none" w:sz="0" w:space="0" w:color="000000"/>
+              <w:top w:val="none" w:sz="0" w:space="0" w:color="000000"/>
+              <w:left w:val="none" w:sz="0" w:space="0" w:color="000000"/>
+              <w:right w:val="none" w:sz="0" w:space="0" w:color="000000"/>
+            </w:tcBorders>
+            <w:shd w:val="clear" w:color="auto" w:fill="FFFFFF"/>
+            <w:tcMar>
+              <w:top w:w="0" w:type="dxa"/>
+              <w:bottom w:w="0" w:type="dxa"/>
+              <w:left w:w="0" w:type="dxa"/>
+              <w:right w:w="0" w:type="dxa"/>
+            </w:tcMar>
+            <w:vAlign w:val="top"/>
+          </w:tcPr>
+          <w:p>
+            <w:pPr>
+              <w:pStyle w:val="Normal"/>
+              <w:jc w:val="center"/>
+              <w:pBdr>
+                <w:bottom w:val="none" w:sz="0" w:space="0" w:color="000000"/>
+                <w:top w:val="none" w:sz="0" w:space="0" w:color="000000"/>
+                <w:left w:val="none" w:sz="0" w:space="0" w:color="000000"/>
+                <w:right w:val="none" w:sz="0" w:space="0" w:color="000000"/>
+              </w:pBdr>
+              <w:spacing w:after="100" w:before="100" w:line="240"/>
+              <w:ind w:left="100" w:right="100" w:firstLine="0" w:firstLineChars="0"/>
+              <w:rPr>
+                <w:rFonts w:ascii="Helvetica" w:hAnsi="Helvetica" w:eastAsia="Helvetica" w:cs="Helvetica"/>
+                <w:i w:val="false"/>
+                <w:b w:val="false"/>
+                <w:u w:val="none"/>
+                <w:sz w:val="22"/>
+                <w:szCs w:val="22"/>
+                <w:color w:val="000000"/>
+              </w:rPr>
+            </w:pPr>
+            <w:r>
+              <w:rPr>
+                <w:rFonts w:ascii="Helvetica" w:hAnsi="Helvetica" w:eastAsia="Helvetica" w:cs="Helvetica"/>
+                <w:i w:val="false"/>
+                <w:b w:val="false"/>
+                <w:u w:val="none"/>
+                <w:sz w:val="22"/>
+                <w:szCs w:val="22"/>
+                <w:color w:val="000000"/>
+              </w:rPr>
+              <w:t xml:space="preserve">0.13, 5.01</w:t>
+            </w:r>
+          </w:p>
+        </w:tc>
+        <w:tc>
+          <w:tcPr>
+            <w:tcBorders>
+              <w:bottom w:val="none" w:sz="0" w:space="0" w:color="000000"/>
+              <w:top w:val="none" w:sz="0" w:space="0" w:color="000000"/>
+              <w:left w:val="none" w:sz="0" w:space="0" w:color="000000"/>
+              <w:right w:val="none" w:sz="0" w:space="0" w:color="000000"/>
+            </w:tcBorders>
+            <w:shd w:val="clear" w:color="auto" w:fill="FFFFFF"/>
+            <w:tcMar>
+              <w:top w:w="0" w:type="dxa"/>
+              <w:bottom w:w="0" w:type="dxa"/>
+              <w:left w:w="0" w:type="dxa"/>
+              <w:right w:w="0" w:type="dxa"/>
+            </w:tcMar>
+            <w:vAlign w:val="top"/>
+          </w:tcPr>
+          <w:p>
+            <w:pPr>
+              <w:pStyle w:val="Normal"/>
+              <w:jc w:val="center"/>
+              <w:pBdr>
+                <w:bottom w:val="none" w:sz="0" w:space="0" w:color="000000"/>
+                <w:top w:val="none" w:sz="0" w:space="0" w:color="000000"/>
+                <w:left w:val="none" w:sz="0" w:space="0" w:color="000000"/>
+                <w:right w:val="none" w:sz="0" w:space="0" w:color="000000"/>
+              </w:pBdr>
+              <w:spacing w:after="100" w:before="100" w:line="240"/>
+              <w:ind w:left="100" w:right="100" w:firstLine="0" w:firstLineChars="0"/>
+              <w:rPr>
+                <w:rFonts w:ascii="Helvetica" w:hAnsi="Helvetica" w:eastAsia="Helvetica" w:cs="Helvetica"/>
+                <w:i w:val="false"/>
+                <w:b w:val="false"/>
+                <w:u w:val="none"/>
+                <w:sz w:val="22"/>
+                <w:szCs w:val="22"/>
+                <w:color w:val="000000"/>
+              </w:rPr>
+            </w:pPr>
+            <w:r>
+              <w:rPr>
+                <w:rFonts w:ascii="Helvetica" w:hAnsi="Helvetica" w:eastAsia="Helvetica" w:cs="Helvetica"/>
+                <w:i w:val="false"/>
+                <w:b w:val="false"/>
+                <w:u w:val="none"/>
+                <w:sz w:val="22"/>
+                <w:szCs w:val="22"/>
+                <w:color w:val="000000"/>
+              </w:rPr>
+              <w:t xml:space="preserve">0.810</w:t>
             </w:r>
           </w:p>
         </w:tc>
@@ -11464,378 +11464,378 @@
                 <w:szCs w:val="22"/>
                 <w:color w:val="000000"/>
               </w:rPr>
-              <w:t xml:space="preserve">190</w:t>
-            </w:r>
-          </w:p>
-        </w:tc>
-        <w:tc>
-          <w:tcPr>
-            <w:tcBorders>
-              <w:bottom w:val="none" w:sz="0" w:space="0" w:color="000000"/>
-              <w:top w:val="none" w:sz="0" w:space="0" w:color="000000"/>
-              <w:left w:val="none" w:sz="0" w:space="0" w:color="000000"/>
-              <w:right w:val="none" w:sz="0" w:space="0" w:color="000000"/>
-            </w:tcBorders>
-            <w:shd w:val="clear" w:color="auto" w:fill="FFFFFF"/>
-            <w:tcMar>
-              <w:top w:w="0" w:type="dxa"/>
-              <w:bottom w:w="0" w:type="dxa"/>
-              <w:left w:w="0" w:type="dxa"/>
-              <w:right w:w="0" w:type="dxa"/>
-            </w:tcMar>
-            <w:vAlign w:val="top"/>
-          </w:tcPr>
-          <w:p>
-            <w:pPr>
-              <w:pStyle w:val="Normal"/>
-              <w:jc w:val="center"/>
-              <w:pBdr>
-                <w:bottom w:val="none" w:sz="0" w:space="0" w:color="000000"/>
-                <w:top w:val="none" w:sz="0" w:space="0" w:color="000000"/>
-                <w:left w:val="none" w:sz="0" w:space="0" w:color="000000"/>
-                <w:right w:val="none" w:sz="0" w:space="0" w:color="000000"/>
-              </w:pBdr>
-              <w:spacing w:after="100" w:before="100" w:line="240"/>
-              <w:ind w:left="100" w:right="100" w:firstLine="0" w:firstLineChars="0"/>
-              <w:rPr>
-                <w:rFonts w:ascii="Helvetica" w:hAnsi="Helvetica" w:eastAsia="Helvetica" w:cs="Helvetica"/>
-                <w:i w:val="false"/>
-                <w:b w:val="false"/>
-                <w:u w:val="none"/>
-                <w:sz w:val="22"/>
-                <w:szCs w:val="22"/>
-                <w:color w:val="000000"/>
-              </w:rPr>
-            </w:pPr>
-            <w:r>
-              <w:rPr>
-                <w:rFonts w:ascii="Helvetica" w:hAnsi="Helvetica" w:eastAsia="Helvetica" w:cs="Helvetica"/>
-                <w:i w:val="false"/>
-                <w:b w:val="false"/>
-                <w:u w:val="none"/>
-                <w:sz w:val="22"/>
-                <w:szCs w:val="22"/>
-                <w:color w:val="000000"/>
-              </w:rPr>
-              <w:t xml:space="preserve">0.56</w:t>
-            </w:r>
-          </w:p>
-        </w:tc>
-        <w:tc>
-          <w:tcPr>
-            <w:tcBorders>
-              <w:bottom w:val="none" w:sz="0" w:space="0" w:color="000000"/>
-              <w:top w:val="none" w:sz="0" w:space="0" w:color="000000"/>
-              <w:left w:val="none" w:sz="0" w:space="0" w:color="000000"/>
-              <w:right w:val="none" w:sz="0" w:space="0" w:color="000000"/>
-            </w:tcBorders>
-            <w:shd w:val="clear" w:color="auto" w:fill="FFFFFF"/>
-            <w:tcMar>
-              <w:top w:w="0" w:type="dxa"/>
-              <w:bottom w:w="0" w:type="dxa"/>
-              <w:left w:w="0" w:type="dxa"/>
-              <w:right w:w="0" w:type="dxa"/>
-            </w:tcMar>
-            <w:vAlign w:val="top"/>
-          </w:tcPr>
-          <w:p>
-            <w:pPr>
-              <w:pStyle w:val="Normal"/>
-              <w:jc w:val="center"/>
-              <w:pBdr>
-                <w:bottom w:val="none" w:sz="0" w:space="0" w:color="000000"/>
-                <w:top w:val="none" w:sz="0" w:space="0" w:color="000000"/>
-                <w:left w:val="none" w:sz="0" w:space="0" w:color="000000"/>
-                <w:right w:val="none" w:sz="0" w:space="0" w:color="000000"/>
-              </w:pBdr>
-              <w:spacing w:after="100" w:before="100" w:line="240"/>
-              <w:ind w:left="100" w:right="100" w:firstLine="0" w:firstLineChars="0"/>
-              <w:rPr>
-                <w:rFonts w:ascii="Helvetica" w:hAnsi="Helvetica" w:eastAsia="Helvetica" w:cs="Helvetica"/>
-                <w:i w:val="false"/>
-                <w:b w:val="false"/>
-                <w:u w:val="none"/>
-                <w:sz w:val="22"/>
-                <w:szCs w:val="22"/>
-                <w:color w:val="000000"/>
-              </w:rPr>
-            </w:pPr>
-            <w:r>
-              <w:rPr>
-                <w:rFonts w:ascii="Helvetica" w:hAnsi="Helvetica" w:eastAsia="Helvetica" w:cs="Helvetica"/>
-                <w:i w:val="false"/>
-                <w:b w:val="false"/>
-                <w:u w:val="none"/>
-                <w:sz w:val="22"/>
-                <w:szCs w:val="22"/>
-                <w:color w:val="000000"/>
-              </w:rPr>
-              <w:t xml:space="preserve">0.07, 4.82</w:t>
-            </w:r>
-          </w:p>
-        </w:tc>
-        <w:tc>
-          <w:tcPr>
-            <w:tcBorders>
-              <w:bottom w:val="none" w:sz="0" w:space="0" w:color="000000"/>
-              <w:top w:val="none" w:sz="0" w:space="0" w:color="000000"/>
-              <w:left w:val="none" w:sz="0" w:space="0" w:color="000000"/>
-              <w:right w:val="none" w:sz="0" w:space="0" w:color="000000"/>
-            </w:tcBorders>
-            <w:shd w:val="clear" w:color="auto" w:fill="FFFFFF"/>
-            <w:tcMar>
-              <w:top w:w="0" w:type="dxa"/>
-              <w:bottom w:w="0" w:type="dxa"/>
-              <w:left w:w="0" w:type="dxa"/>
-              <w:right w:w="0" w:type="dxa"/>
-            </w:tcMar>
-            <w:vAlign w:val="top"/>
-          </w:tcPr>
-          <w:p>
-            <w:pPr>
-              <w:pStyle w:val="Normal"/>
-              <w:jc w:val="center"/>
-              <w:pBdr>
-                <w:bottom w:val="none" w:sz="0" w:space="0" w:color="000000"/>
-                <w:top w:val="none" w:sz="0" w:space="0" w:color="000000"/>
-                <w:left w:val="none" w:sz="0" w:space="0" w:color="000000"/>
-                <w:right w:val="none" w:sz="0" w:space="0" w:color="000000"/>
-              </w:pBdr>
-              <w:spacing w:after="100" w:before="100" w:line="240"/>
-              <w:ind w:left="100" w:right="100" w:firstLine="0" w:firstLineChars="0"/>
-              <w:rPr>
-                <w:rFonts w:ascii="Helvetica" w:hAnsi="Helvetica" w:eastAsia="Helvetica" w:cs="Helvetica"/>
-                <w:i w:val="false"/>
-                <w:b w:val="false"/>
-                <w:u w:val="none"/>
-                <w:sz w:val="22"/>
-                <w:szCs w:val="22"/>
-                <w:color w:val="000000"/>
-              </w:rPr>
-            </w:pPr>
-            <w:r>
-              <w:rPr>
-                <w:rFonts w:ascii="Helvetica" w:hAnsi="Helvetica" w:eastAsia="Helvetica" w:cs="Helvetica"/>
-                <w:i w:val="false"/>
-                <w:b w:val="false"/>
-                <w:u w:val="none"/>
-                <w:sz w:val="22"/>
-                <w:szCs w:val="22"/>
-                <w:color w:val="000000"/>
-              </w:rPr>
-              <w:t xml:space="preserve">0.600</w:t>
-            </w:r>
-          </w:p>
-        </w:tc>
-        <w:tc>
-          <w:tcPr>
-            <w:tcBorders>
-              <w:bottom w:val="none" w:sz="0" w:space="0" w:color="000000"/>
-              <w:top w:val="none" w:sz="0" w:space="0" w:color="000000"/>
-              <w:left w:val="none" w:sz="0" w:space="0" w:color="000000"/>
-              <w:right w:val="none" w:sz="0" w:space="0" w:color="000000"/>
-            </w:tcBorders>
-            <w:shd w:val="clear" w:color="auto" w:fill="FFFFFF"/>
-            <w:tcMar>
-              <w:top w:w="0" w:type="dxa"/>
-              <w:bottom w:w="0" w:type="dxa"/>
-              <w:left w:w="0" w:type="dxa"/>
-              <w:right w:w="0" w:type="dxa"/>
-            </w:tcMar>
-            <w:vAlign w:val="top"/>
-          </w:tcPr>
-          <w:p>
-            <w:pPr>
-              <w:pStyle w:val="Normal"/>
-              <w:jc w:val="center"/>
-              <w:pBdr>
-                <w:bottom w:val="none" w:sz="0" w:space="0" w:color="000000"/>
-                <w:top w:val="none" w:sz="0" w:space="0" w:color="000000"/>
-                <w:left w:val="none" w:sz="0" w:space="0" w:color="000000"/>
-                <w:right w:val="none" w:sz="0" w:space="0" w:color="000000"/>
-              </w:pBdr>
-              <w:spacing w:after="100" w:before="100" w:line="240"/>
-              <w:ind w:left="100" w:right="100" w:firstLine="0" w:firstLineChars="0"/>
-              <w:rPr>
-                <w:rFonts w:ascii="Helvetica" w:hAnsi="Helvetica" w:eastAsia="Helvetica" w:cs="Helvetica"/>
-                <w:i w:val="false"/>
-                <w:b w:val="false"/>
-                <w:u w:val="none"/>
-                <w:sz w:val="22"/>
-                <w:szCs w:val="22"/>
-                <w:color w:val="000000"/>
-              </w:rPr>
-            </w:pPr>
-            <w:r>
-              <w:rPr>
-                <w:rFonts w:ascii="Helvetica" w:hAnsi="Helvetica" w:eastAsia="Helvetica" w:cs="Helvetica"/>
-                <w:i w:val="false"/>
-                <w:b w:val="false"/>
-                <w:u w:val="none"/>
-                <w:sz w:val="22"/>
-                <w:szCs w:val="22"/>
-                <w:color w:val="000000"/>
-              </w:rPr>
-              <w:t xml:space="preserve">190</w:t>
-            </w:r>
-          </w:p>
-        </w:tc>
-        <w:tc>
-          <w:tcPr>
-            <w:tcBorders>
-              <w:bottom w:val="none" w:sz="0" w:space="0" w:color="000000"/>
-              <w:top w:val="none" w:sz="0" w:space="0" w:color="000000"/>
-              <w:left w:val="none" w:sz="0" w:space="0" w:color="000000"/>
-              <w:right w:val="none" w:sz="0" w:space="0" w:color="000000"/>
-            </w:tcBorders>
-            <w:shd w:val="clear" w:color="auto" w:fill="FFFFFF"/>
-            <w:tcMar>
-              <w:top w:w="0" w:type="dxa"/>
-              <w:bottom w:w="0" w:type="dxa"/>
-              <w:left w:w="0" w:type="dxa"/>
-              <w:right w:w="0" w:type="dxa"/>
-            </w:tcMar>
-            <w:vAlign w:val="top"/>
-          </w:tcPr>
-          <w:p>
-            <w:pPr>
-              <w:pStyle w:val="Normal"/>
-              <w:jc w:val="center"/>
-              <w:pBdr>
-                <w:bottom w:val="none" w:sz="0" w:space="0" w:color="000000"/>
-                <w:top w:val="none" w:sz="0" w:space="0" w:color="000000"/>
-                <w:left w:val="none" w:sz="0" w:space="0" w:color="000000"/>
-                <w:right w:val="none" w:sz="0" w:space="0" w:color="000000"/>
-              </w:pBdr>
-              <w:spacing w:after="100" w:before="100" w:line="240"/>
-              <w:ind w:left="100" w:right="100" w:firstLine="0" w:firstLineChars="0"/>
-              <w:rPr>
-                <w:rFonts w:ascii="Helvetica" w:hAnsi="Helvetica" w:eastAsia="Helvetica" w:cs="Helvetica"/>
-                <w:i w:val="false"/>
-                <w:b w:val="false"/>
-                <w:u w:val="none"/>
-                <w:sz w:val="22"/>
-                <w:szCs w:val="22"/>
-                <w:color w:val="000000"/>
-              </w:rPr>
-            </w:pPr>
-            <w:r>
-              <w:rPr>
-                <w:rFonts w:ascii="Helvetica" w:hAnsi="Helvetica" w:eastAsia="Helvetica" w:cs="Helvetica"/>
-                <w:i w:val="false"/>
-                <w:b w:val="false"/>
-                <w:u w:val="none"/>
-                <w:sz w:val="22"/>
-                <w:szCs w:val="22"/>
-                <w:color w:val="000000"/>
-              </w:rPr>
-              <w:t xml:space="preserve">0.47</w:t>
-            </w:r>
-          </w:p>
-        </w:tc>
-        <w:tc>
-          <w:tcPr>
-            <w:tcBorders>
-              <w:bottom w:val="none" w:sz="0" w:space="0" w:color="000000"/>
-              <w:top w:val="none" w:sz="0" w:space="0" w:color="000000"/>
-              <w:left w:val="none" w:sz="0" w:space="0" w:color="000000"/>
-              <w:right w:val="none" w:sz="0" w:space="0" w:color="000000"/>
-            </w:tcBorders>
-            <w:shd w:val="clear" w:color="auto" w:fill="FFFFFF"/>
-            <w:tcMar>
-              <w:top w:w="0" w:type="dxa"/>
-              <w:bottom w:w="0" w:type="dxa"/>
-              <w:left w:w="0" w:type="dxa"/>
-              <w:right w:w="0" w:type="dxa"/>
-            </w:tcMar>
-            <w:vAlign w:val="top"/>
-          </w:tcPr>
-          <w:p>
-            <w:pPr>
-              <w:pStyle w:val="Normal"/>
-              <w:jc w:val="center"/>
-              <w:pBdr>
-                <w:bottom w:val="none" w:sz="0" w:space="0" w:color="000000"/>
-                <w:top w:val="none" w:sz="0" w:space="0" w:color="000000"/>
-                <w:left w:val="none" w:sz="0" w:space="0" w:color="000000"/>
-                <w:right w:val="none" w:sz="0" w:space="0" w:color="000000"/>
-              </w:pBdr>
-              <w:spacing w:after="100" w:before="100" w:line="240"/>
-              <w:ind w:left="100" w:right="100" w:firstLine="0" w:firstLineChars="0"/>
-              <w:rPr>
-                <w:rFonts w:ascii="Helvetica" w:hAnsi="Helvetica" w:eastAsia="Helvetica" w:cs="Helvetica"/>
-                <w:i w:val="false"/>
-                <w:b w:val="false"/>
-                <w:u w:val="none"/>
-                <w:sz w:val="22"/>
-                <w:szCs w:val="22"/>
-                <w:color w:val="000000"/>
-              </w:rPr>
-            </w:pPr>
-            <w:r>
-              <w:rPr>
-                <w:rFonts w:ascii="Helvetica" w:hAnsi="Helvetica" w:eastAsia="Helvetica" w:cs="Helvetica"/>
-                <w:i w:val="false"/>
-                <w:b w:val="false"/>
-                <w:u w:val="none"/>
-                <w:sz w:val="22"/>
-                <w:szCs w:val="22"/>
-                <w:color w:val="000000"/>
-              </w:rPr>
-              <w:t xml:space="preserve">0.07, 3.05</w:t>
-            </w:r>
-          </w:p>
-        </w:tc>
-        <w:tc>
-          <w:tcPr>
-            <w:tcBorders>
-              <w:bottom w:val="none" w:sz="0" w:space="0" w:color="000000"/>
-              <w:top w:val="none" w:sz="0" w:space="0" w:color="000000"/>
-              <w:left w:val="none" w:sz="0" w:space="0" w:color="000000"/>
-              <w:right w:val="none" w:sz="0" w:space="0" w:color="000000"/>
-            </w:tcBorders>
-            <w:shd w:val="clear" w:color="auto" w:fill="FFFFFF"/>
-            <w:tcMar>
-              <w:top w:w="0" w:type="dxa"/>
-              <w:bottom w:w="0" w:type="dxa"/>
-              <w:left w:w="0" w:type="dxa"/>
-              <w:right w:w="0" w:type="dxa"/>
-            </w:tcMar>
-            <w:vAlign w:val="top"/>
-          </w:tcPr>
-          <w:p>
-            <w:pPr>
-              <w:pStyle w:val="Normal"/>
-              <w:jc w:val="center"/>
-              <w:pBdr>
-                <w:bottom w:val="none" w:sz="0" w:space="0" w:color="000000"/>
-                <w:top w:val="none" w:sz="0" w:space="0" w:color="000000"/>
-                <w:left w:val="none" w:sz="0" w:space="0" w:color="000000"/>
-                <w:right w:val="none" w:sz="0" w:space="0" w:color="000000"/>
-              </w:pBdr>
-              <w:spacing w:after="100" w:before="100" w:line="240"/>
-              <w:ind w:left="100" w:right="100" w:firstLine="0" w:firstLineChars="0"/>
-              <w:rPr>
-                <w:rFonts w:ascii="Helvetica" w:hAnsi="Helvetica" w:eastAsia="Helvetica" w:cs="Helvetica"/>
-                <w:i w:val="false"/>
-                <w:b w:val="false"/>
-                <w:u w:val="none"/>
-                <w:sz w:val="22"/>
-                <w:szCs w:val="22"/>
-                <w:color w:val="000000"/>
-              </w:rPr>
-            </w:pPr>
-            <w:r>
-              <w:rPr>
-                <w:rFonts w:ascii="Helvetica" w:hAnsi="Helvetica" w:eastAsia="Helvetica" w:cs="Helvetica"/>
-                <w:i w:val="false"/>
-                <w:b w:val="false"/>
-                <w:u w:val="none"/>
-                <w:sz w:val="22"/>
-                <w:szCs w:val="22"/>
-                <w:color w:val="000000"/>
-              </w:rPr>
-              <w:t xml:space="preserve">0.430</w:t>
+              <w:t xml:space="preserve">189</w:t>
+            </w:r>
+          </w:p>
+        </w:tc>
+        <w:tc>
+          <w:tcPr>
+            <w:tcBorders>
+              <w:bottom w:val="none" w:sz="0" w:space="0" w:color="000000"/>
+              <w:top w:val="none" w:sz="0" w:space="0" w:color="000000"/>
+              <w:left w:val="none" w:sz="0" w:space="0" w:color="000000"/>
+              <w:right w:val="none" w:sz="0" w:space="0" w:color="000000"/>
+            </w:tcBorders>
+            <w:shd w:val="clear" w:color="auto" w:fill="FFFFFF"/>
+            <w:tcMar>
+              <w:top w:w="0" w:type="dxa"/>
+              <w:bottom w:w="0" w:type="dxa"/>
+              <w:left w:w="0" w:type="dxa"/>
+              <w:right w:w="0" w:type="dxa"/>
+            </w:tcMar>
+            <w:vAlign w:val="top"/>
+          </w:tcPr>
+          <w:p>
+            <w:pPr>
+              <w:pStyle w:val="Normal"/>
+              <w:jc w:val="center"/>
+              <w:pBdr>
+                <w:bottom w:val="none" w:sz="0" w:space="0" w:color="000000"/>
+                <w:top w:val="none" w:sz="0" w:space="0" w:color="000000"/>
+                <w:left w:val="none" w:sz="0" w:space="0" w:color="000000"/>
+                <w:right w:val="none" w:sz="0" w:space="0" w:color="000000"/>
+              </w:pBdr>
+              <w:spacing w:after="100" w:before="100" w:line="240"/>
+              <w:ind w:left="100" w:right="100" w:firstLine="0" w:firstLineChars="0"/>
+              <w:rPr>
+                <w:rFonts w:ascii="Helvetica" w:hAnsi="Helvetica" w:eastAsia="Helvetica" w:cs="Helvetica"/>
+                <w:i w:val="false"/>
+                <w:b w:val="false"/>
+                <w:u w:val="none"/>
+                <w:sz w:val="22"/>
+                <w:szCs w:val="22"/>
+                <w:color w:val="000000"/>
+              </w:rPr>
+            </w:pPr>
+            <w:r>
+              <w:rPr>
+                <w:rFonts w:ascii="Helvetica" w:hAnsi="Helvetica" w:eastAsia="Helvetica" w:cs="Helvetica"/>
+                <w:i w:val="false"/>
+                <w:b w:val="false"/>
+                <w:u w:val="none"/>
+                <w:sz w:val="22"/>
+                <w:szCs w:val="22"/>
+                <w:color w:val="000000"/>
+              </w:rPr>
+              <w:t xml:space="preserve">0.57</w:t>
+            </w:r>
+          </w:p>
+        </w:tc>
+        <w:tc>
+          <w:tcPr>
+            <w:tcBorders>
+              <w:bottom w:val="none" w:sz="0" w:space="0" w:color="000000"/>
+              <w:top w:val="none" w:sz="0" w:space="0" w:color="000000"/>
+              <w:left w:val="none" w:sz="0" w:space="0" w:color="000000"/>
+              <w:right w:val="none" w:sz="0" w:space="0" w:color="000000"/>
+            </w:tcBorders>
+            <w:shd w:val="clear" w:color="auto" w:fill="FFFFFF"/>
+            <w:tcMar>
+              <w:top w:w="0" w:type="dxa"/>
+              <w:bottom w:w="0" w:type="dxa"/>
+              <w:left w:w="0" w:type="dxa"/>
+              <w:right w:w="0" w:type="dxa"/>
+            </w:tcMar>
+            <w:vAlign w:val="top"/>
+          </w:tcPr>
+          <w:p>
+            <w:pPr>
+              <w:pStyle w:val="Normal"/>
+              <w:jc w:val="center"/>
+              <w:pBdr>
+                <w:bottom w:val="none" w:sz="0" w:space="0" w:color="000000"/>
+                <w:top w:val="none" w:sz="0" w:space="0" w:color="000000"/>
+                <w:left w:val="none" w:sz="0" w:space="0" w:color="000000"/>
+                <w:right w:val="none" w:sz="0" w:space="0" w:color="000000"/>
+              </w:pBdr>
+              <w:spacing w:after="100" w:before="100" w:line="240"/>
+              <w:ind w:left="100" w:right="100" w:firstLine="0" w:firstLineChars="0"/>
+              <w:rPr>
+                <w:rFonts w:ascii="Helvetica" w:hAnsi="Helvetica" w:eastAsia="Helvetica" w:cs="Helvetica"/>
+                <w:i w:val="false"/>
+                <w:b w:val="false"/>
+                <w:u w:val="none"/>
+                <w:sz w:val="22"/>
+                <w:szCs w:val="22"/>
+                <w:color w:val="000000"/>
+              </w:rPr>
+            </w:pPr>
+            <w:r>
+              <w:rPr>
+                <w:rFonts w:ascii="Helvetica" w:hAnsi="Helvetica" w:eastAsia="Helvetica" w:cs="Helvetica"/>
+                <w:i w:val="false"/>
+                <w:b w:val="false"/>
+                <w:u w:val="none"/>
+                <w:sz w:val="22"/>
+                <w:szCs w:val="22"/>
+                <w:color w:val="000000"/>
+              </w:rPr>
+              <w:t xml:space="preserve">0.07, 4.86</w:t>
+            </w:r>
+          </w:p>
+        </w:tc>
+        <w:tc>
+          <w:tcPr>
+            <w:tcBorders>
+              <w:bottom w:val="none" w:sz="0" w:space="0" w:color="000000"/>
+              <w:top w:val="none" w:sz="0" w:space="0" w:color="000000"/>
+              <w:left w:val="none" w:sz="0" w:space="0" w:color="000000"/>
+              <w:right w:val="none" w:sz="0" w:space="0" w:color="000000"/>
+            </w:tcBorders>
+            <w:shd w:val="clear" w:color="auto" w:fill="FFFFFF"/>
+            <w:tcMar>
+              <w:top w:w="0" w:type="dxa"/>
+              <w:bottom w:w="0" w:type="dxa"/>
+              <w:left w:w="0" w:type="dxa"/>
+              <w:right w:w="0" w:type="dxa"/>
+            </w:tcMar>
+            <w:vAlign w:val="top"/>
+          </w:tcPr>
+          <w:p>
+            <w:pPr>
+              <w:pStyle w:val="Normal"/>
+              <w:jc w:val="center"/>
+              <w:pBdr>
+                <w:bottom w:val="none" w:sz="0" w:space="0" w:color="000000"/>
+                <w:top w:val="none" w:sz="0" w:space="0" w:color="000000"/>
+                <w:left w:val="none" w:sz="0" w:space="0" w:color="000000"/>
+                <w:right w:val="none" w:sz="0" w:space="0" w:color="000000"/>
+              </w:pBdr>
+              <w:spacing w:after="100" w:before="100" w:line="240"/>
+              <w:ind w:left="100" w:right="100" w:firstLine="0" w:firstLineChars="0"/>
+              <w:rPr>
+                <w:rFonts w:ascii="Helvetica" w:hAnsi="Helvetica" w:eastAsia="Helvetica" w:cs="Helvetica"/>
+                <w:i w:val="false"/>
+                <w:b w:val="false"/>
+                <w:u w:val="none"/>
+                <w:sz w:val="22"/>
+                <w:szCs w:val="22"/>
+                <w:color w:val="000000"/>
+              </w:rPr>
+            </w:pPr>
+            <w:r>
+              <w:rPr>
+                <w:rFonts w:ascii="Helvetica" w:hAnsi="Helvetica" w:eastAsia="Helvetica" w:cs="Helvetica"/>
+                <w:i w:val="false"/>
+                <w:b w:val="false"/>
+                <w:u w:val="none"/>
+                <w:sz w:val="22"/>
+                <w:szCs w:val="22"/>
+                <w:color w:val="000000"/>
+              </w:rPr>
+              <w:t xml:space="preserve">0.610</w:t>
+            </w:r>
+          </w:p>
+        </w:tc>
+        <w:tc>
+          <w:tcPr>
+            <w:tcBorders>
+              <w:bottom w:val="none" w:sz="0" w:space="0" w:color="000000"/>
+              <w:top w:val="none" w:sz="0" w:space="0" w:color="000000"/>
+              <w:left w:val="none" w:sz="0" w:space="0" w:color="000000"/>
+              <w:right w:val="none" w:sz="0" w:space="0" w:color="000000"/>
+            </w:tcBorders>
+            <w:shd w:val="clear" w:color="auto" w:fill="FFFFFF"/>
+            <w:tcMar>
+              <w:top w:w="0" w:type="dxa"/>
+              <w:bottom w:w="0" w:type="dxa"/>
+              <w:left w:w="0" w:type="dxa"/>
+              <w:right w:w="0" w:type="dxa"/>
+            </w:tcMar>
+            <w:vAlign w:val="top"/>
+          </w:tcPr>
+          <w:p>
+            <w:pPr>
+              <w:pStyle w:val="Normal"/>
+              <w:jc w:val="center"/>
+              <w:pBdr>
+                <w:bottom w:val="none" w:sz="0" w:space="0" w:color="000000"/>
+                <w:top w:val="none" w:sz="0" w:space="0" w:color="000000"/>
+                <w:left w:val="none" w:sz="0" w:space="0" w:color="000000"/>
+                <w:right w:val="none" w:sz="0" w:space="0" w:color="000000"/>
+              </w:pBdr>
+              <w:spacing w:after="100" w:before="100" w:line="240"/>
+              <w:ind w:left="100" w:right="100" w:firstLine="0" w:firstLineChars="0"/>
+              <w:rPr>
+                <w:rFonts w:ascii="Helvetica" w:hAnsi="Helvetica" w:eastAsia="Helvetica" w:cs="Helvetica"/>
+                <w:i w:val="false"/>
+                <w:b w:val="false"/>
+                <w:u w:val="none"/>
+                <w:sz w:val="22"/>
+                <w:szCs w:val="22"/>
+                <w:color w:val="000000"/>
+              </w:rPr>
+            </w:pPr>
+            <w:r>
+              <w:rPr>
+                <w:rFonts w:ascii="Helvetica" w:hAnsi="Helvetica" w:eastAsia="Helvetica" w:cs="Helvetica"/>
+                <w:i w:val="false"/>
+                <w:b w:val="false"/>
+                <w:u w:val="none"/>
+                <w:sz w:val="22"/>
+                <w:szCs w:val="22"/>
+                <w:color w:val="000000"/>
+              </w:rPr>
+              <w:t xml:space="preserve">189</w:t>
+            </w:r>
+          </w:p>
+        </w:tc>
+        <w:tc>
+          <w:tcPr>
+            <w:tcBorders>
+              <w:bottom w:val="none" w:sz="0" w:space="0" w:color="000000"/>
+              <w:top w:val="none" w:sz="0" w:space="0" w:color="000000"/>
+              <w:left w:val="none" w:sz="0" w:space="0" w:color="000000"/>
+              <w:right w:val="none" w:sz="0" w:space="0" w:color="000000"/>
+            </w:tcBorders>
+            <w:shd w:val="clear" w:color="auto" w:fill="FFFFFF"/>
+            <w:tcMar>
+              <w:top w:w="0" w:type="dxa"/>
+              <w:bottom w:w="0" w:type="dxa"/>
+              <w:left w:w="0" w:type="dxa"/>
+              <w:right w:w="0" w:type="dxa"/>
+            </w:tcMar>
+            <w:vAlign w:val="top"/>
+          </w:tcPr>
+          <w:p>
+            <w:pPr>
+              <w:pStyle w:val="Normal"/>
+              <w:jc w:val="center"/>
+              <w:pBdr>
+                <w:bottom w:val="none" w:sz="0" w:space="0" w:color="000000"/>
+                <w:top w:val="none" w:sz="0" w:space="0" w:color="000000"/>
+                <w:left w:val="none" w:sz="0" w:space="0" w:color="000000"/>
+                <w:right w:val="none" w:sz="0" w:space="0" w:color="000000"/>
+              </w:pBdr>
+              <w:spacing w:after="100" w:before="100" w:line="240"/>
+              <w:ind w:left="100" w:right="100" w:firstLine="0" w:firstLineChars="0"/>
+              <w:rPr>
+                <w:rFonts w:ascii="Helvetica" w:hAnsi="Helvetica" w:eastAsia="Helvetica" w:cs="Helvetica"/>
+                <w:i w:val="false"/>
+                <w:b w:val="false"/>
+                <w:u w:val="none"/>
+                <w:sz w:val="22"/>
+                <w:szCs w:val="22"/>
+                <w:color w:val="000000"/>
+              </w:rPr>
+            </w:pPr>
+            <w:r>
+              <w:rPr>
+                <w:rFonts w:ascii="Helvetica" w:hAnsi="Helvetica" w:eastAsia="Helvetica" w:cs="Helvetica"/>
+                <w:i w:val="false"/>
+                <w:b w:val="false"/>
+                <w:u w:val="none"/>
+                <w:sz w:val="22"/>
+                <w:szCs w:val="22"/>
+                <w:color w:val="000000"/>
+              </w:rPr>
+              <w:t xml:space="preserve">0.44</w:t>
+            </w:r>
+          </w:p>
+        </w:tc>
+        <w:tc>
+          <w:tcPr>
+            <w:tcBorders>
+              <w:bottom w:val="none" w:sz="0" w:space="0" w:color="000000"/>
+              <w:top w:val="none" w:sz="0" w:space="0" w:color="000000"/>
+              <w:left w:val="none" w:sz="0" w:space="0" w:color="000000"/>
+              <w:right w:val="none" w:sz="0" w:space="0" w:color="000000"/>
+            </w:tcBorders>
+            <w:shd w:val="clear" w:color="auto" w:fill="FFFFFF"/>
+            <w:tcMar>
+              <w:top w:w="0" w:type="dxa"/>
+              <w:bottom w:w="0" w:type="dxa"/>
+              <w:left w:w="0" w:type="dxa"/>
+              <w:right w:w="0" w:type="dxa"/>
+            </w:tcMar>
+            <w:vAlign w:val="top"/>
+          </w:tcPr>
+          <w:p>
+            <w:pPr>
+              <w:pStyle w:val="Normal"/>
+              <w:jc w:val="center"/>
+              <w:pBdr>
+                <w:bottom w:val="none" w:sz="0" w:space="0" w:color="000000"/>
+                <w:top w:val="none" w:sz="0" w:space="0" w:color="000000"/>
+                <w:left w:val="none" w:sz="0" w:space="0" w:color="000000"/>
+                <w:right w:val="none" w:sz="0" w:space="0" w:color="000000"/>
+              </w:pBdr>
+              <w:spacing w:after="100" w:before="100" w:line="240"/>
+              <w:ind w:left="100" w:right="100" w:firstLine="0" w:firstLineChars="0"/>
+              <w:rPr>
+                <w:rFonts w:ascii="Helvetica" w:hAnsi="Helvetica" w:eastAsia="Helvetica" w:cs="Helvetica"/>
+                <w:i w:val="false"/>
+                <w:b w:val="false"/>
+                <w:u w:val="none"/>
+                <w:sz w:val="22"/>
+                <w:szCs w:val="22"/>
+                <w:color w:val="000000"/>
+              </w:rPr>
+            </w:pPr>
+            <w:r>
+              <w:rPr>
+                <w:rFonts w:ascii="Helvetica" w:hAnsi="Helvetica" w:eastAsia="Helvetica" w:cs="Helvetica"/>
+                <w:i w:val="false"/>
+                <w:b w:val="false"/>
+                <w:u w:val="none"/>
+                <w:sz w:val="22"/>
+                <w:szCs w:val="22"/>
+                <w:color w:val="000000"/>
+              </w:rPr>
+              <w:t xml:space="preserve">0.07, 2.83</w:t>
+            </w:r>
+          </w:p>
+        </w:tc>
+        <w:tc>
+          <w:tcPr>
+            <w:tcBorders>
+              <w:bottom w:val="none" w:sz="0" w:space="0" w:color="000000"/>
+              <w:top w:val="none" w:sz="0" w:space="0" w:color="000000"/>
+              <w:left w:val="none" w:sz="0" w:space="0" w:color="000000"/>
+              <w:right w:val="none" w:sz="0" w:space="0" w:color="000000"/>
+            </w:tcBorders>
+            <w:shd w:val="clear" w:color="auto" w:fill="FFFFFF"/>
+            <w:tcMar>
+              <w:top w:w="0" w:type="dxa"/>
+              <w:bottom w:w="0" w:type="dxa"/>
+              <w:left w:w="0" w:type="dxa"/>
+              <w:right w:w="0" w:type="dxa"/>
+            </w:tcMar>
+            <w:vAlign w:val="top"/>
+          </w:tcPr>
+          <w:p>
+            <w:pPr>
+              <w:pStyle w:val="Normal"/>
+              <w:jc w:val="center"/>
+              <w:pBdr>
+                <w:bottom w:val="none" w:sz="0" w:space="0" w:color="000000"/>
+                <w:top w:val="none" w:sz="0" w:space="0" w:color="000000"/>
+                <w:left w:val="none" w:sz="0" w:space="0" w:color="000000"/>
+                <w:right w:val="none" w:sz="0" w:space="0" w:color="000000"/>
+              </w:pBdr>
+              <w:spacing w:after="100" w:before="100" w:line="240"/>
+              <w:ind w:left="100" w:right="100" w:firstLine="0" w:firstLineChars="0"/>
+              <w:rPr>
+                <w:rFonts w:ascii="Helvetica" w:hAnsi="Helvetica" w:eastAsia="Helvetica" w:cs="Helvetica"/>
+                <w:i w:val="false"/>
+                <w:b w:val="false"/>
+                <w:u w:val="none"/>
+                <w:sz w:val="22"/>
+                <w:szCs w:val="22"/>
+                <w:color w:val="000000"/>
+              </w:rPr>
+            </w:pPr>
+            <w:r>
+              <w:rPr>
+                <w:rFonts w:ascii="Helvetica" w:hAnsi="Helvetica" w:eastAsia="Helvetica" w:cs="Helvetica"/>
+                <w:i w:val="false"/>
+                <w:b w:val="false"/>
+                <w:u w:val="none"/>
+                <w:sz w:val="22"/>
+                <w:szCs w:val="22"/>
+                <w:color w:val="000000"/>
+              </w:rPr>
+              <w:t xml:space="preserve">0.390</w:t>
             </w:r>
           </w:p>
         </w:tc>
@@ -11947,378 +11947,378 @@
                 <w:szCs w:val="22"/>
                 <w:color w:val="000000"/>
               </w:rPr>
-              <w:t xml:space="preserve">190</w:t>
-            </w:r>
-          </w:p>
-        </w:tc>
-        <w:tc>
-          <w:tcPr>
-            <w:tcBorders>
-              <w:bottom w:val="none" w:sz="0" w:space="0" w:color="000000"/>
-              <w:top w:val="none" w:sz="0" w:space="0" w:color="000000"/>
-              <w:left w:val="none" w:sz="0" w:space="0" w:color="000000"/>
-              <w:right w:val="none" w:sz="0" w:space="0" w:color="000000"/>
-            </w:tcBorders>
-            <w:shd w:val="clear" w:color="auto" w:fill="FFFFFF"/>
-            <w:tcMar>
-              <w:top w:w="0" w:type="dxa"/>
-              <w:bottom w:w="0" w:type="dxa"/>
-              <w:left w:w="0" w:type="dxa"/>
-              <w:right w:w="0" w:type="dxa"/>
-            </w:tcMar>
-            <w:vAlign w:val="top"/>
-          </w:tcPr>
-          <w:p>
-            <w:pPr>
-              <w:pStyle w:val="Normal"/>
-              <w:jc w:val="center"/>
-              <w:pBdr>
-                <w:bottom w:val="none" w:sz="0" w:space="0" w:color="000000"/>
-                <w:top w:val="none" w:sz="0" w:space="0" w:color="000000"/>
-                <w:left w:val="none" w:sz="0" w:space="0" w:color="000000"/>
-                <w:right w:val="none" w:sz="0" w:space="0" w:color="000000"/>
-              </w:pBdr>
-              <w:spacing w:after="100" w:before="100" w:line="240"/>
-              <w:ind w:left="100" w:right="100" w:firstLine="0" w:firstLineChars="0"/>
-              <w:rPr>
-                <w:rFonts w:ascii="Helvetica" w:hAnsi="Helvetica" w:eastAsia="Helvetica" w:cs="Helvetica"/>
-                <w:i w:val="false"/>
-                <w:b w:val="false"/>
-                <w:u w:val="none"/>
-                <w:sz w:val="22"/>
-                <w:szCs w:val="22"/>
-                <w:color w:val="000000"/>
-              </w:rPr>
-            </w:pPr>
-            <w:r>
-              <w:rPr>
-                <w:rFonts w:ascii="Helvetica" w:hAnsi="Helvetica" w:eastAsia="Helvetica" w:cs="Helvetica"/>
-                <w:i w:val="false"/>
-                <w:b w:val="false"/>
-                <w:u w:val="none"/>
-                <w:sz w:val="22"/>
-                <w:szCs w:val="22"/>
-                <w:color w:val="000000"/>
-              </w:rPr>
-              <w:t xml:space="preserve">2.14</w:t>
-            </w:r>
-          </w:p>
-        </w:tc>
-        <w:tc>
-          <w:tcPr>
-            <w:tcBorders>
-              <w:bottom w:val="none" w:sz="0" w:space="0" w:color="000000"/>
-              <w:top w:val="none" w:sz="0" w:space="0" w:color="000000"/>
-              <w:left w:val="none" w:sz="0" w:space="0" w:color="000000"/>
-              <w:right w:val="none" w:sz="0" w:space="0" w:color="000000"/>
-            </w:tcBorders>
-            <w:shd w:val="clear" w:color="auto" w:fill="FFFFFF"/>
-            <w:tcMar>
-              <w:top w:w="0" w:type="dxa"/>
-              <w:bottom w:w="0" w:type="dxa"/>
-              <w:left w:w="0" w:type="dxa"/>
-              <w:right w:w="0" w:type="dxa"/>
-            </w:tcMar>
-            <w:vAlign w:val="top"/>
-          </w:tcPr>
-          <w:p>
-            <w:pPr>
-              <w:pStyle w:val="Normal"/>
-              <w:jc w:val="center"/>
-              <w:pBdr>
-                <w:bottom w:val="none" w:sz="0" w:space="0" w:color="000000"/>
-                <w:top w:val="none" w:sz="0" w:space="0" w:color="000000"/>
-                <w:left w:val="none" w:sz="0" w:space="0" w:color="000000"/>
-                <w:right w:val="none" w:sz="0" w:space="0" w:color="000000"/>
-              </w:pBdr>
-              <w:spacing w:after="100" w:before="100" w:line="240"/>
-              <w:ind w:left="100" w:right="100" w:firstLine="0" w:firstLineChars="0"/>
-              <w:rPr>
-                <w:rFonts w:ascii="Helvetica" w:hAnsi="Helvetica" w:eastAsia="Helvetica" w:cs="Helvetica"/>
-                <w:i w:val="false"/>
-                <w:b w:val="false"/>
-                <w:u w:val="none"/>
-                <w:sz w:val="22"/>
-                <w:szCs w:val="22"/>
-                <w:color w:val="000000"/>
-              </w:rPr>
-            </w:pPr>
-            <w:r>
-              <w:rPr>
-                <w:rFonts w:ascii="Helvetica" w:hAnsi="Helvetica" w:eastAsia="Helvetica" w:cs="Helvetica"/>
-                <w:i w:val="false"/>
-                <w:b w:val="false"/>
-                <w:u w:val="none"/>
-                <w:sz w:val="22"/>
-                <w:szCs w:val="22"/>
-                <w:color w:val="000000"/>
-              </w:rPr>
-              <w:t xml:space="preserve">1.11, 4.15</w:t>
-            </w:r>
-          </w:p>
-        </w:tc>
-        <w:tc>
-          <w:tcPr>
-            <w:tcBorders>
-              <w:bottom w:val="none" w:sz="0" w:space="0" w:color="000000"/>
-              <w:top w:val="none" w:sz="0" w:space="0" w:color="000000"/>
-              <w:left w:val="none" w:sz="0" w:space="0" w:color="000000"/>
-              <w:right w:val="none" w:sz="0" w:space="0" w:color="000000"/>
-            </w:tcBorders>
-            <w:shd w:val="clear" w:color="auto" w:fill="FFFFFF"/>
-            <w:tcMar>
-              <w:top w:w="0" w:type="dxa"/>
-              <w:bottom w:w="0" w:type="dxa"/>
-              <w:left w:w="0" w:type="dxa"/>
-              <w:right w:w="0" w:type="dxa"/>
-            </w:tcMar>
-            <w:vAlign w:val="top"/>
-          </w:tcPr>
-          <w:p>
-            <w:pPr>
-              <w:pStyle w:val="Normal"/>
-              <w:jc w:val="center"/>
-              <w:pBdr>
-                <w:bottom w:val="none" w:sz="0" w:space="0" w:color="000000"/>
-                <w:top w:val="none" w:sz="0" w:space="0" w:color="000000"/>
-                <w:left w:val="none" w:sz="0" w:space="0" w:color="000000"/>
-                <w:right w:val="none" w:sz="0" w:space="0" w:color="000000"/>
-              </w:pBdr>
-              <w:spacing w:after="100" w:before="100" w:line="240"/>
-              <w:ind w:left="100" w:right="100" w:firstLine="0" w:firstLineChars="0"/>
-              <w:rPr>
-                <w:rFonts w:ascii="Helvetica" w:hAnsi="Helvetica" w:eastAsia="Helvetica" w:cs="Helvetica"/>
-                <w:i w:val="false"/>
-                <w:b w:val="false"/>
-                <w:u w:val="none"/>
-                <w:sz w:val="22"/>
-                <w:szCs w:val="22"/>
-                <w:color w:val="000000"/>
-              </w:rPr>
-            </w:pPr>
-            <w:r>
-              <w:rPr>
-                <w:rFonts w:ascii="Helvetica" w:hAnsi="Helvetica" w:eastAsia="Helvetica" w:cs="Helvetica"/>
-                <w:i w:val="false"/>
-                <w:b w:val="false"/>
-                <w:u w:val="none"/>
-                <w:sz w:val="22"/>
-                <w:szCs w:val="22"/>
-                <w:color w:val="000000"/>
-              </w:rPr>
-              <w:t xml:space="preserve">0.024</w:t>
-            </w:r>
-          </w:p>
-        </w:tc>
-        <w:tc>
-          <w:tcPr>
-            <w:tcBorders>
-              <w:bottom w:val="none" w:sz="0" w:space="0" w:color="000000"/>
-              <w:top w:val="none" w:sz="0" w:space="0" w:color="000000"/>
-              <w:left w:val="none" w:sz="0" w:space="0" w:color="000000"/>
-              <w:right w:val="none" w:sz="0" w:space="0" w:color="000000"/>
-            </w:tcBorders>
-            <w:shd w:val="clear" w:color="auto" w:fill="FFFFFF"/>
-            <w:tcMar>
-              <w:top w:w="0" w:type="dxa"/>
-              <w:bottom w:w="0" w:type="dxa"/>
-              <w:left w:w="0" w:type="dxa"/>
-              <w:right w:w="0" w:type="dxa"/>
-            </w:tcMar>
-            <w:vAlign w:val="top"/>
-          </w:tcPr>
-          <w:p>
-            <w:pPr>
-              <w:pStyle w:val="Normal"/>
-              <w:jc w:val="center"/>
-              <w:pBdr>
-                <w:bottom w:val="none" w:sz="0" w:space="0" w:color="000000"/>
-                <w:top w:val="none" w:sz="0" w:space="0" w:color="000000"/>
-                <w:left w:val="none" w:sz="0" w:space="0" w:color="000000"/>
-                <w:right w:val="none" w:sz="0" w:space="0" w:color="000000"/>
-              </w:pBdr>
-              <w:spacing w:after="100" w:before="100" w:line="240"/>
-              <w:ind w:left="100" w:right="100" w:firstLine="0" w:firstLineChars="0"/>
-              <w:rPr>
-                <w:rFonts w:ascii="Helvetica" w:hAnsi="Helvetica" w:eastAsia="Helvetica" w:cs="Helvetica"/>
-                <w:i w:val="false"/>
-                <w:b w:val="false"/>
-                <w:u w:val="none"/>
-                <w:sz w:val="22"/>
-                <w:szCs w:val="22"/>
-                <w:color w:val="000000"/>
-              </w:rPr>
-            </w:pPr>
-            <w:r>
-              <w:rPr>
-                <w:rFonts w:ascii="Helvetica" w:hAnsi="Helvetica" w:eastAsia="Helvetica" w:cs="Helvetica"/>
-                <w:i w:val="false"/>
-                <w:b w:val="false"/>
-                <w:u w:val="none"/>
-                <w:sz w:val="22"/>
-                <w:szCs w:val="22"/>
-                <w:color w:val="000000"/>
-              </w:rPr>
-              <w:t xml:space="preserve">190</w:t>
-            </w:r>
-          </w:p>
-        </w:tc>
-        <w:tc>
-          <w:tcPr>
-            <w:tcBorders>
-              <w:bottom w:val="none" w:sz="0" w:space="0" w:color="000000"/>
-              <w:top w:val="none" w:sz="0" w:space="0" w:color="000000"/>
-              <w:left w:val="none" w:sz="0" w:space="0" w:color="000000"/>
-              <w:right w:val="none" w:sz="0" w:space="0" w:color="000000"/>
-            </w:tcBorders>
-            <w:shd w:val="clear" w:color="auto" w:fill="FFFFFF"/>
-            <w:tcMar>
-              <w:top w:w="0" w:type="dxa"/>
-              <w:bottom w:w="0" w:type="dxa"/>
-              <w:left w:w="0" w:type="dxa"/>
-              <w:right w:w="0" w:type="dxa"/>
-            </w:tcMar>
-            <w:vAlign w:val="top"/>
-          </w:tcPr>
-          <w:p>
-            <w:pPr>
-              <w:pStyle w:val="Normal"/>
-              <w:jc w:val="center"/>
-              <w:pBdr>
-                <w:bottom w:val="none" w:sz="0" w:space="0" w:color="000000"/>
-                <w:top w:val="none" w:sz="0" w:space="0" w:color="000000"/>
-                <w:left w:val="none" w:sz="0" w:space="0" w:color="000000"/>
-                <w:right w:val="none" w:sz="0" w:space="0" w:color="000000"/>
-              </w:pBdr>
-              <w:spacing w:after="100" w:before="100" w:line="240"/>
-              <w:ind w:left="100" w:right="100" w:firstLine="0" w:firstLineChars="0"/>
-              <w:rPr>
-                <w:rFonts w:ascii="Helvetica" w:hAnsi="Helvetica" w:eastAsia="Helvetica" w:cs="Helvetica"/>
-                <w:i w:val="false"/>
-                <w:b w:val="false"/>
-                <w:u w:val="none"/>
-                <w:sz w:val="22"/>
-                <w:szCs w:val="22"/>
-                <w:color w:val="000000"/>
-              </w:rPr>
-            </w:pPr>
-            <w:r>
-              <w:rPr>
-                <w:rFonts w:ascii="Helvetica" w:hAnsi="Helvetica" w:eastAsia="Helvetica" w:cs="Helvetica"/>
-                <w:i w:val="false"/>
-                <w:b w:val="false"/>
-                <w:u w:val="none"/>
-                <w:sz w:val="22"/>
-                <w:szCs w:val="22"/>
-                <w:color w:val="000000"/>
-              </w:rPr>
-              <w:t xml:space="preserve">2.71</w:t>
-            </w:r>
-          </w:p>
-        </w:tc>
-        <w:tc>
-          <w:tcPr>
-            <w:tcBorders>
-              <w:bottom w:val="none" w:sz="0" w:space="0" w:color="000000"/>
-              <w:top w:val="none" w:sz="0" w:space="0" w:color="000000"/>
-              <w:left w:val="none" w:sz="0" w:space="0" w:color="000000"/>
-              <w:right w:val="none" w:sz="0" w:space="0" w:color="000000"/>
-            </w:tcBorders>
-            <w:shd w:val="clear" w:color="auto" w:fill="FFFFFF"/>
-            <w:tcMar>
-              <w:top w:w="0" w:type="dxa"/>
-              <w:bottom w:w="0" w:type="dxa"/>
-              <w:left w:w="0" w:type="dxa"/>
-              <w:right w:w="0" w:type="dxa"/>
-            </w:tcMar>
-            <w:vAlign w:val="top"/>
-          </w:tcPr>
-          <w:p>
-            <w:pPr>
-              <w:pStyle w:val="Normal"/>
-              <w:jc w:val="center"/>
-              <w:pBdr>
-                <w:bottom w:val="none" w:sz="0" w:space="0" w:color="000000"/>
-                <w:top w:val="none" w:sz="0" w:space="0" w:color="000000"/>
-                <w:left w:val="none" w:sz="0" w:space="0" w:color="000000"/>
-                <w:right w:val="none" w:sz="0" w:space="0" w:color="000000"/>
-              </w:pBdr>
-              <w:spacing w:after="100" w:before="100" w:line="240"/>
-              <w:ind w:left="100" w:right="100" w:firstLine="0" w:firstLineChars="0"/>
-              <w:rPr>
-                <w:rFonts w:ascii="Helvetica" w:hAnsi="Helvetica" w:eastAsia="Helvetica" w:cs="Helvetica"/>
-                <w:i w:val="false"/>
-                <w:b w:val="false"/>
-                <w:u w:val="none"/>
-                <w:sz w:val="22"/>
-                <w:szCs w:val="22"/>
-                <w:color w:val="000000"/>
-              </w:rPr>
-            </w:pPr>
-            <w:r>
-              <w:rPr>
-                <w:rFonts w:ascii="Helvetica" w:hAnsi="Helvetica" w:eastAsia="Helvetica" w:cs="Helvetica"/>
-                <w:i w:val="false"/>
-                <w:b w:val="false"/>
-                <w:u w:val="none"/>
-                <w:sz w:val="22"/>
-                <w:szCs w:val="22"/>
-                <w:color w:val="000000"/>
-              </w:rPr>
-              <w:t xml:space="preserve">0.96, 7.68</w:t>
-            </w:r>
-          </w:p>
-        </w:tc>
-        <w:tc>
-          <w:tcPr>
-            <w:tcBorders>
-              <w:bottom w:val="none" w:sz="0" w:space="0" w:color="000000"/>
-              <w:top w:val="none" w:sz="0" w:space="0" w:color="000000"/>
-              <w:left w:val="none" w:sz="0" w:space="0" w:color="000000"/>
-              <w:right w:val="none" w:sz="0" w:space="0" w:color="000000"/>
-            </w:tcBorders>
-            <w:shd w:val="clear" w:color="auto" w:fill="FFFFFF"/>
-            <w:tcMar>
-              <w:top w:w="0" w:type="dxa"/>
-              <w:bottom w:w="0" w:type="dxa"/>
-              <w:left w:w="0" w:type="dxa"/>
-              <w:right w:w="0" w:type="dxa"/>
-            </w:tcMar>
-            <w:vAlign w:val="top"/>
-          </w:tcPr>
-          <w:p>
-            <w:pPr>
-              <w:pStyle w:val="Normal"/>
-              <w:jc w:val="center"/>
-              <w:pBdr>
-                <w:bottom w:val="none" w:sz="0" w:space="0" w:color="000000"/>
-                <w:top w:val="none" w:sz="0" w:space="0" w:color="000000"/>
-                <w:left w:val="none" w:sz="0" w:space="0" w:color="000000"/>
-                <w:right w:val="none" w:sz="0" w:space="0" w:color="000000"/>
-              </w:pBdr>
-              <w:spacing w:after="100" w:before="100" w:line="240"/>
-              <w:ind w:left="100" w:right="100" w:firstLine="0" w:firstLineChars="0"/>
-              <w:rPr>
-                <w:rFonts w:ascii="Helvetica" w:hAnsi="Helvetica" w:eastAsia="Helvetica" w:cs="Helvetica"/>
-                <w:i w:val="false"/>
-                <w:b w:val="false"/>
-                <w:u w:val="none"/>
-                <w:sz w:val="22"/>
-                <w:szCs w:val="22"/>
-                <w:color w:val="000000"/>
-              </w:rPr>
-            </w:pPr>
-            <w:r>
-              <w:rPr>
-                <w:rFonts w:ascii="Helvetica" w:hAnsi="Helvetica" w:eastAsia="Helvetica" w:cs="Helvetica"/>
-                <w:i w:val="false"/>
-                <w:b w:val="false"/>
-                <w:u w:val="none"/>
-                <w:sz w:val="22"/>
-                <w:szCs w:val="22"/>
-                <w:color w:val="000000"/>
-              </w:rPr>
-              <w:t xml:space="preserve">0.060</w:t>
+              <w:t xml:space="preserve">189</w:t>
+            </w:r>
+          </w:p>
+        </w:tc>
+        <w:tc>
+          <w:tcPr>
+            <w:tcBorders>
+              <w:bottom w:val="none" w:sz="0" w:space="0" w:color="000000"/>
+              <w:top w:val="none" w:sz="0" w:space="0" w:color="000000"/>
+              <w:left w:val="none" w:sz="0" w:space="0" w:color="000000"/>
+              <w:right w:val="none" w:sz="0" w:space="0" w:color="000000"/>
+            </w:tcBorders>
+            <w:shd w:val="clear" w:color="auto" w:fill="FFFFFF"/>
+            <w:tcMar>
+              <w:top w:w="0" w:type="dxa"/>
+              <w:bottom w:w="0" w:type="dxa"/>
+              <w:left w:w="0" w:type="dxa"/>
+              <w:right w:w="0" w:type="dxa"/>
+            </w:tcMar>
+            <w:vAlign w:val="top"/>
+          </w:tcPr>
+          <w:p>
+            <w:pPr>
+              <w:pStyle w:val="Normal"/>
+              <w:jc w:val="center"/>
+              <w:pBdr>
+                <w:bottom w:val="none" w:sz="0" w:space="0" w:color="000000"/>
+                <w:top w:val="none" w:sz="0" w:space="0" w:color="000000"/>
+                <w:left w:val="none" w:sz="0" w:space="0" w:color="000000"/>
+                <w:right w:val="none" w:sz="0" w:space="0" w:color="000000"/>
+              </w:pBdr>
+              <w:spacing w:after="100" w:before="100" w:line="240"/>
+              <w:ind w:left="100" w:right="100" w:firstLine="0" w:firstLineChars="0"/>
+              <w:rPr>
+                <w:rFonts w:ascii="Helvetica" w:hAnsi="Helvetica" w:eastAsia="Helvetica" w:cs="Helvetica"/>
+                <w:i w:val="false"/>
+                <w:b w:val="false"/>
+                <w:u w:val="none"/>
+                <w:sz w:val="22"/>
+                <w:szCs w:val="22"/>
+                <w:color w:val="000000"/>
+              </w:rPr>
+            </w:pPr>
+            <w:r>
+              <w:rPr>
+                <w:rFonts w:ascii="Helvetica" w:hAnsi="Helvetica" w:eastAsia="Helvetica" w:cs="Helvetica"/>
+                <w:i w:val="false"/>
+                <w:b w:val="false"/>
+                <w:u w:val="none"/>
+                <w:sz w:val="22"/>
+                <w:szCs w:val="22"/>
+                <w:color w:val="000000"/>
+              </w:rPr>
+              <w:t xml:space="preserve">2.17</w:t>
+            </w:r>
+          </w:p>
+        </w:tc>
+        <w:tc>
+          <w:tcPr>
+            <w:tcBorders>
+              <w:bottom w:val="none" w:sz="0" w:space="0" w:color="000000"/>
+              <w:top w:val="none" w:sz="0" w:space="0" w:color="000000"/>
+              <w:left w:val="none" w:sz="0" w:space="0" w:color="000000"/>
+              <w:right w:val="none" w:sz="0" w:space="0" w:color="000000"/>
+            </w:tcBorders>
+            <w:shd w:val="clear" w:color="auto" w:fill="FFFFFF"/>
+            <w:tcMar>
+              <w:top w:w="0" w:type="dxa"/>
+              <w:bottom w:w="0" w:type="dxa"/>
+              <w:left w:w="0" w:type="dxa"/>
+              <w:right w:w="0" w:type="dxa"/>
+            </w:tcMar>
+            <w:vAlign w:val="top"/>
+          </w:tcPr>
+          <w:p>
+            <w:pPr>
+              <w:pStyle w:val="Normal"/>
+              <w:jc w:val="center"/>
+              <w:pBdr>
+                <w:bottom w:val="none" w:sz="0" w:space="0" w:color="000000"/>
+                <w:top w:val="none" w:sz="0" w:space="0" w:color="000000"/>
+                <w:left w:val="none" w:sz="0" w:space="0" w:color="000000"/>
+                <w:right w:val="none" w:sz="0" w:space="0" w:color="000000"/>
+              </w:pBdr>
+              <w:spacing w:after="100" w:before="100" w:line="240"/>
+              <w:ind w:left="100" w:right="100" w:firstLine="0" w:firstLineChars="0"/>
+              <w:rPr>
+                <w:rFonts w:ascii="Helvetica" w:hAnsi="Helvetica" w:eastAsia="Helvetica" w:cs="Helvetica"/>
+                <w:i w:val="false"/>
+                <w:b w:val="false"/>
+                <w:u w:val="none"/>
+                <w:sz w:val="22"/>
+                <w:szCs w:val="22"/>
+                <w:color w:val="000000"/>
+              </w:rPr>
+            </w:pPr>
+            <w:r>
+              <w:rPr>
+                <w:rFonts w:ascii="Helvetica" w:hAnsi="Helvetica" w:eastAsia="Helvetica" w:cs="Helvetica"/>
+                <w:i w:val="false"/>
+                <w:b w:val="false"/>
+                <w:u w:val="none"/>
+                <w:sz w:val="22"/>
+                <w:szCs w:val="22"/>
+                <w:color w:val="000000"/>
+              </w:rPr>
+              <w:t xml:space="preserve">1.12, 4.20</w:t>
+            </w:r>
+          </w:p>
+        </w:tc>
+        <w:tc>
+          <w:tcPr>
+            <w:tcBorders>
+              <w:bottom w:val="none" w:sz="0" w:space="0" w:color="000000"/>
+              <w:top w:val="none" w:sz="0" w:space="0" w:color="000000"/>
+              <w:left w:val="none" w:sz="0" w:space="0" w:color="000000"/>
+              <w:right w:val="none" w:sz="0" w:space="0" w:color="000000"/>
+            </w:tcBorders>
+            <w:shd w:val="clear" w:color="auto" w:fill="FFFFFF"/>
+            <w:tcMar>
+              <w:top w:w="0" w:type="dxa"/>
+              <w:bottom w:w="0" w:type="dxa"/>
+              <w:left w:w="0" w:type="dxa"/>
+              <w:right w:w="0" w:type="dxa"/>
+            </w:tcMar>
+            <w:vAlign w:val="top"/>
+          </w:tcPr>
+          <w:p>
+            <w:pPr>
+              <w:pStyle w:val="Normal"/>
+              <w:jc w:val="center"/>
+              <w:pBdr>
+                <w:bottom w:val="none" w:sz="0" w:space="0" w:color="000000"/>
+                <w:top w:val="none" w:sz="0" w:space="0" w:color="000000"/>
+                <w:left w:val="none" w:sz="0" w:space="0" w:color="000000"/>
+                <w:right w:val="none" w:sz="0" w:space="0" w:color="000000"/>
+              </w:pBdr>
+              <w:spacing w:after="100" w:before="100" w:line="240"/>
+              <w:ind w:left="100" w:right="100" w:firstLine="0" w:firstLineChars="0"/>
+              <w:rPr>
+                <w:rFonts w:ascii="Helvetica" w:hAnsi="Helvetica" w:eastAsia="Helvetica" w:cs="Helvetica"/>
+                <w:i w:val="false"/>
+                <w:b w:val="false"/>
+                <w:u w:val="none"/>
+                <w:sz w:val="22"/>
+                <w:szCs w:val="22"/>
+                <w:color w:val="000000"/>
+              </w:rPr>
+            </w:pPr>
+            <w:r>
+              <w:rPr>
+                <w:rFonts w:ascii="Helvetica" w:hAnsi="Helvetica" w:eastAsia="Helvetica" w:cs="Helvetica"/>
+                <w:i w:val="false"/>
+                <w:b w:val="false"/>
+                <w:u w:val="none"/>
+                <w:sz w:val="22"/>
+                <w:szCs w:val="22"/>
+                <w:color w:val="000000"/>
+              </w:rPr>
+              <w:t xml:space="preserve">0.022</w:t>
+            </w:r>
+          </w:p>
+        </w:tc>
+        <w:tc>
+          <w:tcPr>
+            <w:tcBorders>
+              <w:bottom w:val="none" w:sz="0" w:space="0" w:color="000000"/>
+              <w:top w:val="none" w:sz="0" w:space="0" w:color="000000"/>
+              <w:left w:val="none" w:sz="0" w:space="0" w:color="000000"/>
+              <w:right w:val="none" w:sz="0" w:space="0" w:color="000000"/>
+            </w:tcBorders>
+            <w:shd w:val="clear" w:color="auto" w:fill="FFFFFF"/>
+            <w:tcMar>
+              <w:top w:w="0" w:type="dxa"/>
+              <w:bottom w:w="0" w:type="dxa"/>
+              <w:left w:w="0" w:type="dxa"/>
+              <w:right w:w="0" w:type="dxa"/>
+            </w:tcMar>
+            <w:vAlign w:val="top"/>
+          </w:tcPr>
+          <w:p>
+            <w:pPr>
+              <w:pStyle w:val="Normal"/>
+              <w:jc w:val="center"/>
+              <w:pBdr>
+                <w:bottom w:val="none" w:sz="0" w:space="0" w:color="000000"/>
+                <w:top w:val="none" w:sz="0" w:space="0" w:color="000000"/>
+                <w:left w:val="none" w:sz="0" w:space="0" w:color="000000"/>
+                <w:right w:val="none" w:sz="0" w:space="0" w:color="000000"/>
+              </w:pBdr>
+              <w:spacing w:after="100" w:before="100" w:line="240"/>
+              <w:ind w:left="100" w:right="100" w:firstLine="0" w:firstLineChars="0"/>
+              <w:rPr>
+                <w:rFonts w:ascii="Helvetica" w:hAnsi="Helvetica" w:eastAsia="Helvetica" w:cs="Helvetica"/>
+                <w:i w:val="false"/>
+                <w:b w:val="false"/>
+                <w:u w:val="none"/>
+                <w:sz w:val="22"/>
+                <w:szCs w:val="22"/>
+                <w:color w:val="000000"/>
+              </w:rPr>
+            </w:pPr>
+            <w:r>
+              <w:rPr>
+                <w:rFonts w:ascii="Helvetica" w:hAnsi="Helvetica" w:eastAsia="Helvetica" w:cs="Helvetica"/>
+                <w:i w:val="false"/>
+                <w:b w:val="false"/>
+                <w:u w:val="none"/>
+                <w:sz w:val="22"/>
+                <w:szCs w:val="22"/>
+                <w:color w:val="000000"/>
+              </w:rPr>
+              <w:t xml:space="preserve">189</w:t>
+            </w:r>
+          </w:p>
+        </w:tc>
+        <w:tc>
+          <w:tcPr>
+            <w:tcBorders>
+              <w:bottom w:val="none" w:sz="0" w:space="0" w:color="000000"/>
+              <w:top w:val="none" w:sz="0" w:space="0" w:color="000000"/>
+              <w:left w:val="none" w:sz="0" w:space="0" w:color="000000"/>
+              <w:right w:val="none" w:sz="0" w:space="0" w:color="000000"/>
+            </w:tcBorders>
+            <w:shd w:val="clear" w:color="auto" w:fill="FFFFFF"/>
+            <w:tcMar>
+              <w:top w:w="0" w:type="dxa"/>
+              <w:bottom w:w="0" w:type="dxa"/>
+              <w:left w:w="0" w:type="dxa"/>
+              <w:right w:w="0" w:type="dxa"/>
+            </w:tcMar>
+            <w:vAlign w:val="top"/>
+          </w:tcPr>
+          <w:p>
+            <w:pPr>
+              <w:pStyle w:val="Normal"/>
+              <w:jc w:val="center"/>
+              <w:pBdr>
+                <w:bottom w:val="none" w:sz="0" w:space="0" w:color="000000"/>
+                <w:top w:val="none" w:sz="0" w:space="0" w:color="000000"/>
+                <w:left w:val="none" w:sz="0" w:space="0" w:color="000000"/>
+                <w:right w:val="none" w:sz="0" w:space="0" w:color="000000"/>
+              </w:pBdr>
+              <w:spacing w:after="100" w:before="100" w:line="240"/>
+              <w:ind w:left="100" w:right="100" w:firstLine="0" w:firstLineChars="0"/>
+              <w:rPr>
+                <w:rFonts w:ascii="Helvetica" w:hAnsi="Helvetica" w:eastAsia="Helvetica" w:cs="Helvetica"/>
+                <w:i w:val="false"/>
+                <w:b w:val="false"/>
+                <w:u w:val="none"/>
+                <w:sz w:val="22"/>
+                <w:szCs w:val="22"/>
+                <w:color w:val="000000"/>
+              </w:rPr>
+            </w:pPr>
+            <w:r>
+              <w:rPr>
+                <w:rFonts w:ascii="Helvetica" w:hAnsi="Helvetica" w:eastAsia="Helvetica" w:cs="Helvetica"/>
+                <w:i w:val="false"/>
+                <w:b w:val="false"/>
+                <w:u w:val="none"/>
+                <w:sz w:val="22"/>
+                <w:szCs w:val="22"/>
+                <w:color w:val="000000"/>
+              </w:rPr>
+              <w:t xml:space="preserve">2.92</w:t>
+            </w:r>
+          </w:p>
+        </w:tc>
+        <w:tc>
+          <w:tcPr>
+            <w:tcBorders>
+              <w:bottom w:val="none" w:sz="0" w:space="0" w:color="000000"/>
+              <w:top w:val="none" w:sz="0" w:space="0" w:color="000000"/>
+              <w:left w:val="none" w:sz="0" w:space="0" w:color="000000"/>
+              <w:right w:val="none" w:sz="0" w:space="0" w:color="000000"/>
+            </w:tcBorders>
+            <w:shd w:val="clear" w:color="auto" w:fill="FFFFFF"/>
+            <w:tcMar>
+              <w:top w:w="0" w:type="dxa"/>
+              <w:bottom w:w="0" w:type="dxa"/>
+              <w:left w:w="0" w:type="dxa"/>
+              <w:right w:w="0" w:type="dxa"/>
+            </w:tcMar>
+            <w:vAlign w:val="top"/>
+          </w:tcPr>
+          <w:p>
+            <w:pPr>
+              <w:pStyle w:val="Normal"/>
+              <w:jc w:val="center"/>
+              <w:pBdr>
+                <w:bottom w:val="none" w:sz="0" w:space="0" w:color="000000"/>
+                <w:top w:val="none" w:sz="0" w:space="0" w:color="000000"/>
+                <w:left w:val="none" w:sz="0" w:space="0" w:color="000000"/>
+                <w:right w:val="none" w:sz="0" w:space="0" w:color="000000"/>
+              </w:pBdr>
+              <w:spacing w:after="100" w:before="100" w:line="240"/>
+              <w:ind w:left="100" w:right="100" w:firstLine="0" w:firstLineChars="0"/>
+              <w:rPr>
+                <w:rFonts w:ascii="Helvetica" w:hAnsi="Helvetica" w:eastAsia="Helvetica" w:cs="Helvetica"/>
+                <w:i w:val="false"/>
+                <w:b w:val="false"/>
+                <w:u w:val="none"/>
+                <w:sz w:val="22"/>
+                <w:szCs w:val="22"/>
+                <w:color w:val="000000"/>
+              </w:rPr>
+            </w:pPr>
+            <w:r>
+              <w:rPr>
+                <w:rFonts w:ascii="Helvetica" w:hAnsi="Helvetica" w:eastAsia="Helvetica" w:cs="Helvetica"/>
+                <w:i w:val="false"/>
+                <w:b w:val="false"/>
+                <w:u w:val="none"/>
+                <w:sz w:val="22"/>
+                <w:szCs w:val="22"/>
+                <w:color w:val="000000"/>
+              </w:rPr>
+              <w:t xml:space="preserve">1.04, 8.19</w:t>
+            </w:r>
+          </w:p>
+        </w:tc>
+        <w:tc>
+          <w:tcPr>
+            <w:tcBorders>
+              <w:bottom w:val="none" w:sz="0" w:space="0" w:color="000000"/>
+              <w:top w:val="none" w:sz="0" w:space="0" w:color="000000"/>
+              <w:left w:val="none" w:sz="0" w:space="0" w:color="000000"/>
+              <w:right w:val="none" w:sz="0" w:space="0" w:color="000000"/>
+            </w:tcBorders>
+            <w:shd w:val="clear" w:color="auto" w:fill="FFFFFF"/>
+            <w:tcMar>
+              <w:top w:w="0" w:type="dxa"/>
+              <w:bottom w:w="0" w:type="dxa"/>
+              <w:left w:w="0" w:type="dxa"/>
+              <w:right w:w="0" w:type="dxa"/>
+            </w:tcMar>
+            <w:vAlign w:val="top"/>
+          </w:tcPr>
+          <w:p>
+            <w:pPr>
+              <w:pStyle w:val="Normal"/>
+              <w:jc w:val="center"/>
+              <w:pBdr>
+                <w:bottom w:val="none" w:sz="0" w:space="0" w:color="000000"/>
+                <w:top w:val="none" w:sz="0" w:space="0" w:color="000000"/>
+                <w:left w:val="none" w:sz="0" w:space="0" w:color="000000"/>
+                <w:right w:val="none" w:sz="0" w:space="0" w:color="000000"/>
+              </w:pBdr>
+              <w:spacing w:after="100" w:before="100" w:line="240"/>
+              <w:ind w:left="100" w:right="100" w:firstLine="0" w:firstLineChars="0"/>
+              <w:rPr>
+                <w:rFonts w:ascii="Helvetica" w:hAnsi="Helvetica" w:eastAsia="Helvetica" w:cs="Helvetica"/>
+                <w:i w:val="false"/>
+                <w:b w:val="false"/>
+                <w:u w:val="none"/>
+                <w:sz w:val="22"/>
+                <w:szCs w:val="22"/>
+                <w:color w:val="000000"/>
+              </w:rPr>
+            </w:pPr>
+            <w:r>
+              <w:rPr>
+                <w:rFonts w:ascii="Helvetica" w:hAnsi="Helvetica" w:eastAsia="Helvetica" w:cs="Helvetica"/>
+                <w:i w:val="false"/>
+                <w:b w:val="false"/>
+                <w:u w:val="none"/>
+                <w:sz w:val="22"/>
+                <w:szCs w:val="22"/>
+                <w:color w:val="000000"/>
+              </w:rPr>
+              <w:t xml:space="preserve">0.042</w:t>
             </w:r>
           </w:p>
         </w:tc>
@@ -12430,7 +12430,7 @@
                 <w:szCs w:val="22"/>
                 <w:color w:val="000000"/>
               </w:rPr>
-              <w:t xml:space="preserve">190</w:t>
+              <w:t xml:space="preserve">189</w:t>
             </w:r>
           </w:p>
         </w:tc>
@@ -12536,166 +12536,166 @@
                 <w:szCs w:val="22"/>
                 <w:color w:val="000000"/>
               </w:rPr>
-              <w:t xml:space="preserve">0.95, 1.03</w:t>
-            </w:r>
-          </w:p>
-        </w:tc>
-        <w:tc>
-          <w:tcPr>
-            <w:tcBorders>
-              <w:bottom w:val="none" w:sz="0" w:space="0" w:color="000000"/>
-              <w:top w:val="none" w:sz="0" w:space="0" w:color="000000"/>
-              <w:left w:val="none" w:sz="0" w:space="0" w:color="000000"/>
-              <w:right w:val="none" w:sz="0" w:space="0" w:color="000000"/>
-            </w:tcBorders>
-            <w:shd w:val="clear" w:color="auto" w:fill="FFFFFF"/>
-            <w:tcMar>
-              <w:top w:w="0" w:type="dxa"/>
-              <w:bottom w:w="0" w:type="dxa"/>
-              <w:left w:w="0" w:type="dxa"/>
-              <w:right w:w="0" w:type="dxa"/>
-            </w:tcMar>
-            <w:vAlign w:val="top"/>
-          </w:tcPr>
-          <w:p>
-            <w:pPr>
-              <w:pStyle w:val="Normal"/>
-              <w:jc w:val="center"/>
-              <w:pBdr>
-                <w:bottom w:val="none" w:sz="0" w:space="0" w:color="000000"/>
-                <w:top w:val="none" w:sz="0" w:space="0" w:color="000000"/>
-                <w:left w:val="none" w:sz="0" w:space="0" w:color="000000"/>
-                <w:right w:val="none" w:sz="0" w:space="0" w:color="000000"/>
-              </w:pBdr>
-              <w:spacing w:after="100" w:before="100" w:line="240"/>
-              <w:ind w:left="100" w:right="100" w:firstLine="0" w:firstLineChars="0"/>
-              <w:rPr>
-                <w:rFonts w:ascii="Helvetica" w:hAnsi="Helvetica" w:eastAsia="Helvetica" w:cs="Helvetica"/>
-                <w:i w:val="false"/>
-                <w:b w:val="false"/>
-                <w:u w:val="none"/>
-                <w:sz w:val="22"/>
-                <w:szCs w:val="22"/>
-                <w:color w:val="000000"/>
-              </w:rPr>
-            </w:pPr>
-            <w:r>
-              <w:rPr>
-                <w:rFonts w:ascii="Helvetica" w:hAnsi="Helvetica" w:eastAsia="Helvetica" w:cs="Helvetica"/>
-                <w:i w:val="false"/>
-                <w:b w:val="false"/>
-                <w:u w:val="none"/>
-                <w:sz w:val="22"/>
-                <w:szCs w:val="22"/>
-                <w:color w:val="000000"/>
-              </w:rPr>
-              <w:t xml:space="preserve">0.540</w:t>
-            </w:r>
-          </w:p>
-        </w:tc>
-        <w:tc>
-          <w:tcPr>
-            <w:tcBorders>
-              <w:bottom w:val="none" w:sz="0" w:space="0" w:color="000000"/>
-              <w:top w:val="none" w:sz="0" w:space="0" w:color="000000"/>
-              <w:left w:val="none" w:sz="0" w:space="0" w:color="000000"/>
-              <w:right w:val="none" w:sz="0" w:space="0" w:color="000000"/>
-            </w:tcBorders>
-            <w:shd w:val="clear" w:color="auto" w:fill="FFFFFF"/>
-            <w:tcMar>
-              <w:top w:w="0" w:type="dxa"/>
-              <w:bottom w:w="0" w:type="dxa"/>
-              <w:left w:w="0" w:type="dxa"/>
-              <w:right w:w="0" w:type="dxa"/>
-            </w:tcMar>
-            <w:vAlign w:val="top"/>
-          </w:tcPr>
-          <w:p>
-            <w:pPr>
-              <w:pStyle w:val="Normal"/>
-              <w:jc w:val="center"/>
-              <w:pBdr>
-                <w:bottom w:val="none" w:sz="0" w:space="0" w:color="000000"/>
-                <w:top w:val="none" w:sz="0" w:space="0" w:color="000000"/>
-                <w:left w:val="none" w:sz="0" w:space="0" w:color="000000"/>
-                <w:right w:val="none" w:sz="0" w:space="0" w:color="000000"/>
-              </w:pBdr>
-              <w:spacing w:after="100" w:before="100" w:line="240"/>
-              <w:ind w:left="100" w:right="100" w:firstLine="0" w:firstLineChars="0"/>
-              <w:rPr>
-                <w:rFonts w:ascii="Helvetica" w:hAnsi="Helvetica" w:eastAsia="Helvetica" w:cs="Helvetica"/>
-                <w:i w:val="false"/>
-                <w:b w:val="false"/>
-                <w:u w:val="none"/>
-                <w:sz w:val="22"/>
-                <w:szCs w:val="22"/>
-                <w:color w:val="000000"/>
-              </w:rPr>
-            </w:pPr>
-            <w:r>
-              <w:rPr>
-                <w:rFonts w:ascii="Helvetica" w:hAnsi="Helvetica" w:eastAsia="Helvetica" w:cs="Helvetica"/>
-                <w:i w:val="false"/>
-                <w:b w:val="false"/>
-                <w:u w:val="none"/>
-                <w:sz w:val="22"/>
-                <w:szCs w:val="22"/>
-                <w:color w:val="000000"/>
-              </w:rPr>
-              <w:t xml:space="preserve">190</w:t>
-            </w:r>
-          </w:p>
-        </w:tc>
-        <w:tc>
-          <w:tcPr>
-            <w:tcBorders>
-              <w:bottom w:val="none" w:sz="0" w:space="0" w:color="000000"/>
-              <w:top w:val="none" w:sz="0" w:space="0" w:color="000000"/>
-              <w:left w:val="none" w:sz="0" w:space="0" w:color="000000"/>
-              <w:right w:val="none" w:sz="0" w:space="0" w:color="000000"/>
-            </w:tcBorders>
-            <w:shd w:val="clear" w:color="auto" w:fill="FFFFFF"/>
-            <w:tcMar>
-              <w:top w:w="0" w:type="dxa"/>
-              <w:bottom w:w="0" w:type="dxa"/>
-              <w:left w:w="0" w:type="dxa"/>
-              <w:right w:w="0" w:type="dxa"/>
-            </w:tcMar>
-            <w:vAlign w:val="top"/>
-          </w:tcPr>
-          <w:p>
-            <w:pPr>
-              <w:pStyle w:val="Normal"/>
-              <w:jc w:val="center"/>
-              <w:pBdr>
-                <w:bottom w:val="none" w:sz="0" w:space="0" w:color="000000"/>
-                <w:top w:val="none" w:sz="0" w:space="0" w:color="000000"/>
-                <w:left w:val="none" w:sz="0" w:space="0" w:color="000000"/>
-                <w:right w:val="none" w:sz="0" w:space="0" w:color="000000"/>
-              </w:pBdr>
-              <w:spacing w:after="100" w:before="100" w:line="240"/>
-              <w:ind w:left="100" w:right="100" w:firstLine="0" w:firstLineChars="0"/>
-              <w:rPr>
-                <w:rFonts w:ascii="Helvetica" w:hAnsi="Helvetica" w:eastAsia="Helvetica" w:cs="Helvetica"/>
-                <w:i w:val="false"/>
-                <w:b w:val="false"/>
-                <w:u w:val="none"/>
-                <w:sz w:val="22"/>
-                <w:szCs w:val="22"/>
-                <w:color w:val="000000"/>
-              </w:rPr>
-            </w:pPr>
-            <w:r>
-              <w:rPr>
-                <w:rFonts w:ascii="Helvetica" w:hAnsi="Helvetica" w:eastAsia="Helvetica" w:cs="Helvetica"/>
-                <w:i w:val="false"/>
-                <w:b w:val="false"/>
-                <w:u w:val="none"/>
-                <w:sz w:val="22"/>
-                <w:szCs w:val="22"/>
-                <w:color w:val="000000"/>
-              </w:rPr>
-              <w:t xml:space="preserve">0.94</w:t>
+              <w:t xml:space="preserve">0.95, 1.02</w:t>
+            </w:r>
+          </w:p>
+        </w:tc>
+        <w:tc>
+          <w:tcPr>
+            <w:tcBorders>
+              <w:bottom w:val="none" w:sz="0" w:space="0" w:color="000000"/>
+              <w:top w:val="none" w:sz="0" w:space="0" w:color="000000"/>
+              <w:left w:val="none" w:sz="0" w:space="0" w:color="000000"/>
+              <w:right w:val="none" w:sz="0" w:space="0" w:color="000000"/>
+            </w:tcBorders>
+            <w:shd w:val="clear" w:color="auto" w:fill="FFFFFF"/>
+            <w:tcMar>
+              <w:top w:w="0" w:type="dxa"/>
+              <w:bottom w:w="0" w:type="dxa"/>
+              <w:left w:w="0" w:type="dxa"/>
+              <w:right w:w="0" w:type="dxa"/>
+            </w:tcMar>
+            <w:vAlign w:val="top"/>
+          </w:tcPr>
+          <w:p>
+            <w:pPr>
+              <w:pStyle w:val="Normal"/>
+              <w:jc w:val="center"/>
+              <w:pBdr>
+                <w:bottom w:val="none" w:sz="0" w:space="0" w:color="000000"/>
+                <w:top w:val="none" w:sz="0" w:space="0" w:color="000000"/>
+                <w:left w:val="none" w:sz="0" w:space="0" w:color="000000"/>
+                <w:right w:val="none" w:sz="0" w:space="0" w:color="000000"/>
+              </w:pBdr>
+              <w:spacing w:after="100" w:before="100" w:line="240"/>
+              <w:ind w:left="100" w:right="100" w:firstLine="0" w:firstLineChars="0"/>
+              <w:rPr>
+                <w:rFonts w:ascii="Helvetica" w:hAnsi="Helvetica" w:eastAsia="Helvetica" w:cs="Helvetica"/>
+                <w:i w:val="false"/>
+                <w:b w:val="false"/>
+                <w:u w:val="none"/>
+                <w:sz w:val="22"/>
+                <w:szCs w:val="22"/>
+                <w:color w:val="000000"/>
+              </w:rPr>
+            </w:pPr>
+            <w:r>
+              <w:rPr>
+                <w:rFonts w:ascii="Helvetica" w:hAnsi="Helvetica" w:eastAsia="Helvetica" w:cs="Helvetica"/>
+                <w:i w:val="false"/>
+                <w:b w:val="false"/>
+                <w:u w:val="none"/>
+                <w:sz w:val="22"/>
+                <w:szCs w:val="22"/>
+                <w:color w:val="000000"/>
+              </w:rPr>
+              <w:t xml:space="preserve">0.470</w:t>
+            </w:r>
+          </w:p>
+        </w:tc>
+        <w:tc>
+          <w:tcPr>
+            <w:tcBorders>
+              <w:bottom w:val="none" w:sz="0" w:space="0" w:color="000000"/>
+              <w:top w:val="none" w:sz="0" w:space="0" w:color="000000"/>
+              <w:left w:val="none" w:sz="0" w:space="0" w:color="000000"/>
+              <w:right w:val="none" w:sz="0" w:space="0" w:color="000000"/>
+            </w:tcBorders>
+            <w:shd w:val="clear" w:color="auto" w:fill="FFFFFF"/>
+            <w:tcMar>
+              <w:top w:w="0" w:type="dxa"/>
+              <w:bottom w:w="0" w:type="dxa"/>
+              <w:left w:w="0" w:type="dxa"/>
+              <w:right w:w="0" w:type="dxa"/>
+            </w:tcMar>
+            <w:vAlign w:val="top"/>
+          </w:tcPr>
+          <w:p>
+            <w:pPr>
+              <w:pStyle w:val="Normal"/>
+              <w:jc w:val="center"/>
+              <w:pBdr>
+                <w:bottom w:val="none" w:sz="0" w:space="0" w:color="000000"/>
+                <w:top w:val="none" w:sz="0" w:space="0" w:color="000000"/>
+                <w:left w:val="none" w:sz="0" w:space="0" w:color="000000"/>
+                <w:right w:val="none" w:sz="0" w:space="0" w:color="000000"/>
+              </w:pBdr>
+              <w:spacing w:after="100" w:before="100" w:line="240"/>
+              <w:ind w:left="100" w:right="100" w:firstLine="0" w:firstLineChars="0"/>
+              <w:rPr>
+                <w:rFonts w:ascii="Helvetica" w:hAnsi="Helvetica" w:eastAsia="Helvetica" w:cs="Helvetica"/>
+                <w:i w:val="false"/>
+                <w:b w:val="false"/>
+                <w:u w:val="none"/>
+                <w:sz w:val="22"/>
+                <w:szCs w:val="22"/>
+                <w:color w:val="000000"/>
+              </w:rPr>
+            </w:pPr>
+            <w:r>
+              <w:rPr>
+                <w:rFonts w:ascii="Helvetica" w:hAnsi="Helvetica" w:eastAsia="Helvetica" w:cs="Helvetica"/>
+                <w:i w:val="false"/>
+                <w:b w:val="false"/>
+                <w:u w:val="none"/>
+                <w:sz w:val="22"/>
+                <w:szCs w:val="22"/>
+                <w:color w:val="000000"/>
+              </w:rPr>
+              <w:t xml:space="preserve">189</w:t>
+            </w:r>
+          </w:p>
+        </w:tc>
+        <w:tc>
+          <w:tcPr>
+            <w:tcBorders>
+              <w:bottom w:val="none" w:sz="0" w:space="0" w:color="000000"/>
+              <w:top w:val="none" w:sz="0" w:space="0" w:color="000000"/>
+              <w:left w:val="none" w:sz="0" w:space="0" w:color="000000"/>
+              <w:right w:val="none" w:sz="0" w:space="0" w:color="000000"/>
+            </w:tcBorders>
+            <w:shd w:val="clear" w:color="auto" w:fill="FFFFFF"/>
+            <w:tcMar>
+              <w:top w:w="0" w:type="dxa"/>
+              <w:bottom w:w="0" w:type="dxa"/>
+              <w:left w:w="0" w:type="dxa"/>
+              <w:right w:w="0" w:type="dxa"/>
+            </w:tcMar>
+            <w:vAlign w:val="top"/>
+          </w:tcPr>
+          <w:p>
+            <w:pPr>
+              <w:pStyle w:val="Normal"/>
+              <w:jc w:val="center"/>
+              <w:pBdr>
+                <w:bottom w:val="none" w:sz="0" w:space="0" w:color="000000"/>
+                <w:top w:val="none" w:sz="0" w:space="0" w:color="000000"/>
+                <w:left w:val="none" w:sz="0" w:space="0" w:color="000000"/>
+                <w:right w:val="none" w:sz="0" w:space="0" w:color="000000"/>
+              </w:pBdr>
+              <w:spacing w:after="100" w:before="100" w:line="240"/>
+              <w:ind w:left="100" w:right="100" w:firstLine="0" w:firstLineChars="0"/>
+              <w:rPr>
+                <w:rFonts w:ascii="Helvetica" w:hAnsi="Helvetica" w:eastAsia="Helvetica" w:cs="Helvetica"/>
+                <w:i w:val="false"/>
+                <w:b w:val="false"/>
+                <w:u w:val="none"/>
+                <w:sz w:val="22"/>
+                <w:szCs w:val="22"/>
+                <w:color w:val="000000"/>
+              </w:rPr>
+            </w:pPr>
+            <w:r>
+              <w:rPr>
+                <w:rFonts w:ascii="Helvetica" w:hAnsi="Helvetica" w:eastAsia="Helvetica" w:cs="Helvetica"/>
+                <w:i w:val="false"/>
+                <w:b w:val="false"/>
+                <w:u w:val="none"/>
+                <w:sz w:val="22"/>
+                <w:szCs w:val="22"/>
+                <w:color w:val="000000"/>
+              </w:rPr>
+              <w:t xml:space="preserve">0.93</w:t>
             </w:r>
           </w:p>
         </w:tc>
@@ -12801,7 +12801,7 @@
                 <w:szCs w:val="22"/>
                 <w:color w:val="000000"/>
               </w:rPr>
-              <w:t xml:space="preserve">0.029</w:t>
+              <w:t xml:space="preserve">0.021</w:t>
             </w:r>
           </w:p>
         </w:tc>
@@ -12913,378 +12913,378 @@
                 <w:szCs w:val="22"/>
                 <w:color w:val="000000"/>
               </w:rPr>
-              <w:t xml:space="preserve">190</w:t>
-            </w:r>
-          </w:p>
-        </w:tc>
-        <w:tc>
-          <w:tcPr>
-            <w:tcBorders>
-              <w:bottom w:val="none" w:sz="0" w:space="0" w:color="000000"/>
-              <w:top w:val="none" w:sz="0" w:space="0" w:color="000000"/>
-              <w:left w:val="none" w:sz="0" w:space="0" w:color="000000"/>
-              <w:right w:val="none" w:sz="0" w:space="0" w:color="000000"/>
-            </w:tcBorders>
-            <w:shd w:val="clear" w:color="auto" w:fill="FFFFFF"/>
-            <w:tcMar>
-              <w:top w:w="0" w:type="dxa"/>
-              <w:bottom w:w="0" w:type="dxa"/>
-              <w:left w:w="0" w:type="dxa"/>
-              <w:right w:w="0" w:type="dxa"/>
-            </w:tcMar>
-            <w:vAlign w:val="top"/>
-          </w:tcPr>
-          <w:p>
-            <w:pPr>
-              <w:pStyle w:val="Normal"/>
-              <w:jc w:val="center"/>
-              <w:pBdr>
-                <w:bottom w:val="none" w:sz="0" w:space="0" w:color="000000"/>
-                <w:top w:val="none" w:sz="0" w:space="0" w:color="000000"/>
-                <w:left w:val="none" w:sz="0" w:space="0" w:color="000000"/>
-                <w:right w:val="none" w:sz="0" w:space="0" w:color="000000"/>
-              </w:pBdr>
-              <w:spacing w:after="100" w:before="100" w:line="240"/>
-              <w:ind w:left="100" w:right="100" w:firstLine="0" w:firstLineChars="0"/>
-              <w:rPr>
-                <w:rFonts w:ascii="Helvetica" w:hAnsi="Helvetica" w:eastAsia="Helvetica" w:cs="Helvetica"/>
-                <w:i w:val="false"/>
-                <w:b w:val="false"/>
-                <w:u w:val="none"/>
-                <w:sz w:val="22"/>
-                <w:szCs w:val="22"/>
-                <w:color w:val="000000"/>
-              </w:rPr>
-            </w:pPr>
-            <w:r>
-              <w:rPr>
-                <w:rFonts w:ascii="Helvetica" w:hAnsi="Helvetica" w:eastAsia="Helvetica" w:cs="Helvetica"/>
-                <w:i w:val="false"/>
-                <w:b w:val="false"/>
-                <w:u w:val="none"/>
-                <w:sz w:val="22"/>
-                <w:szCs w:val="22"/>
-                <w:color w:val="000000"/>
-              </w:rPr>
-              <w:t xml:space="preserve">0.90</w:t>
-            </w:r>
-          </w:p>
-        </w:tc>
-        <w:tc>
-          <w:tcPr>
-            <w:tcBorders>
-              <w:bottom w:val="none" w:sz="0" w:space="0" w:color="000000"/>
-              <w:top w:val="none" w:sz="0" w:space="0" w:color="000000"/>
-              <w:left w:val="none" w:sz="0" w:space="0" w:color="000000"/>
-              <w:right w:val="none" w:sz="0" w:space="0" w:color="000000"/>
-            </w:tcBorders>
-            <w:shd w:val="clear" w:color="auto" w:fill="FFFFFF"/>
-            <w:tcMar>
-              <w:top w:w="0" w:type="dxa"/>
-              <w:bottom w:w="0" w:type="dxa"/>
-              <w:left w:w="0" w:type="dxa"/>
-              <w:right w:w="0" w:type="dxa"/>
-            </w:tcMar>
-            <w:vAlign w:val="top"/>
-          </w:tcPr>
-          <w:p>
-            <w:pPr>
-              <w:pStyle w:val="Normal"/>
-              <w:jc w:val="center"/>
-              <w:pBdr>
-                <w:bottom w:val="none" w:sz="0" w:space="0" w:color="000000"/>
-                <w:top w:val="none" w:sz="0" w:space="0" w:color="000000"/>
-                <w:left w:val="none" w:sz="0" w:space="0" w:color="000000"/>
-                <w:right w:val="none" w:sz="0" w:space="0" w:color="000000"/>
-              </w:pBdr>
-              <w:spacing w:after="100" w:before="100" w:line="240"/>
-              <w:ind w:left="100" w:right="100" w:firstLine="0" w:firstLineChars="0"/>
-              <w:rPr>
-                <w:rFonts w:ascii="Helvetica" w:hAnsi="Helvetica" w:eastAsia="Helvetica" w:cs="Helvetica"/>
-                <w:i w:val="false"/>
-                <w:b w:val="false"/>
-                <w:u w:val="none"/>
-                <w:sz w:val="22"/>
-                <w:szCs w:val="22"/>
-                <w:color w:val="000000"/>
-              </w:rPr>
-            </w:pPr>
-            <w:r>
-              <w:rPr>
-                <w:rFonts w:ascii="Helvetica" w:hAnsi="Helvetica" w:eastAsia="Helvetica" w:cs="Helvetica"/>
-                <w:i w:val="false"/>
-                <w:b w:val="false"/>
-                <w:u w:val="none"/>
-                <w:sz w:val="22"/>
-                <w:szCs w:val="22"/>
-                <w:color w:val="000000"/>
-              </w:rPr>
-              <w:t xml:space="preserve">0.55, 1.48</w:t>
-            </w:r>
-          </w:p>
-        </w:tc>
-        <w:tc>
-          <w:tcPr>
-            <w:tcBorders>
-              <w:bottom w:val="none" w:sz="0" w:space="0" w:color="000000"/>
-              <w:top w:val="none" w:sz="0" w:space="0" w:color="000000"/>
-              <w:left w:val="none" w:sz="0" w:space="0" w:color="000000"/>
-              <w:right w:val="none" w:sz="0" w:space="0" w:color="000000"/>
-            </w:tcBorders>
-            <w:shd w:val="clear" w:color="auto" w:fill="FFFFFF"/>
-            <w:tcMar>
-              <w:top w:w="0" w:type="dxa"/>
-              <w:bottom w:w="0" w:type="dxa"/>
-              <w:left w:w="0" w:type="dxa"/>
-              <w:right w:w="0" w:type="dxa"/>
-            </w:tcMar>
-            <w:vAlign w:val="top"/>
-          </w:tcPr>
-          <w:p>
-            <w:pPr>
-              <w:pStyle w:val="Normal"/>
-              <w:jc w:val="center"/>
-              <w:pBdr>
-                <w:bottom w:val="none" w:sz="0" w:space="0" w:color="000000"/>
-                <w:top w:val="none" w:sz="0" w:space="0" w:color="000000"/>
-                <w:left w:val="none" w:sz="0" w:space="0" w:color="000000"/>
-                <w:right w:val="none" w:sz="0" w:space="0" w:color="000000"/>
-              </w:pBdr>
-              <w:spacing w:after="100" w:before="100" w:line="240"/>
-              <w:ind w:left="100" w:right="100" w:firstLine="0" w:firstLineChars="0"/>
-              <w:rPr>
-                <w:rFonts w:ascii="Helvetica" w:hAnsi="Helvetica" w:eastAsia="Helvetica" w:cs="Helvetica"/>
-                <w:i w:val="false"/>
-                <w:b w:val="false"/>
-                <w:u w:val="none"/>
-                <w:sz w:val="22"/>
-                <w:szCs w:val="22"/>
-                <w:color w:val="000000"/>
-              </w:rPr>
-            </w:pPr>
-            <w:r>
-              <w:rPr>
-                <w:rFonts w:ascii="Helvetica" w:hAnsi="Helvetica" w:eastAsia="Helvetica" w:cs="Helvetica"/>
-                <w:i w:val="false"/>
-                <w:b w:val="false"/>
-                <w:u w:val="none"/>
-                <w:sz w:val="22"/>
-                <w:szCs w:val="22"/>
-                <w:color w:val="000000"/>
-              </w:rPr>
-              <w:t xml:space="preserve">0.680</w:t>
-            </w:r>
-          </w:p>
-        </w:tc>
-        <w:tc>
-          <w:tcPr>
-            <w:tcBorders>
-              <w:bottom w:val="none" w:sz="0" w:space="0" w:color="000000"/>
-              <w:top w:val="none" w:sz="0" w:space="0" w:color="000000"/>
-              <w:left w:val="none" w:sz="0" w:space="0" w:color="000000"/>
-              <w:right w:val="none" w:sz="0" w:space="0" w:color="000000"/>
-            </w:tcBorders>
-            <w:shd w:val="clear" w:color="auto" w:fill="FFFFFF"/>
-            <w:tcMar>
-              <w:top w:w="0" w:type="dxa"/>
-              <w:bottom w:w="0" w:type="dxa"/>
-              <w:left w:w="0" w:type="dxa"/>
-              <w:right w:w="0" w:type="dxa"/>
-            </w:tcMar>
-            <w:vAlign w:val="top"/>
-          </w:tcPr>
-          <w:p>
-            <w:pPr>
-              <w:pStyle w:val="Normal"/>
-              <w:jc w:val="center"/>
-              <w:pBdr>
-                <w:bottom w:val="none" w:sz="0" w:space="0" w:color="000000"/>
-                <w:top w:val="none" w:sz="0" w:space="0" w:color="000000"/>
-                <w:left w:val="none" w:sz="0" w:space="0" w:color="000000"/>
-                <w:right w:val="none" w:sz="0" w:space="0" w:color="000000"/>
-              </w:pBdr>
-              <w:spacing w:after="100" w:before="100" w:line="240"/>
-              <w:ind w:left="100" w:right="100" w:firstLine="0" w:firstLineChars="0"/>
-              <w:rPr>
-                <w:rFonts w:ascii="Helvetica" w:hAnsi="Helvetica" w:eastAsia="Helvetica" w:cs="Helvetica"/>
-                <w:i w:val="false"/>
-                <w:b w:val="false"/>
-                <w:u w:val="none"/>
-                <w:sz w:val="22"/>
-                <w:szCs w:val="22"/>
-                <w:color w:val="000000"/>
-              </w:rPr>
-            </w:pPr>
-            <w:r>
-              <w:rPr>
-                <w:rFonts w:ascii="Helvetica" w:hAnsi="Helvetica" w:eastAsia="Helvetica" w:cs="Helvetica"/>
-                <w:i w:val="false"/>
-                <w:b w:val="false"/>
-                <w:u w:val="none"/>
-                <w:sz w:val="22"/>
-                <w:szCs w:val="22"/>
-                <w:color w:val="000000"/>
-              </w:rPr>
-              <w:t xml:space="preserve">190</w:t>
-            </w:r>
-          </w:p>
-        </w:tc>
-        <w:tc>
-          <w:tcPr>
-            <w:tcBorders>
-              <w:bottom w:val="none" w:sz="0" w:space="0" w:color="000000"/>
-              <w:top w:val="none" w:sz="0" w:space="0" w:color="000000"/>
-              <w:left w:val="none" w:sz="0" w:space="0" w:color="000000"/>
-              <w:right w:val="none" w:sz="0" w:space="0" w:color="000000"/>
-            </w:tcBorders>
-            <w:shd w:val="clear" w:color="auto" w:fill="FFFFFF"/>
-            <w:tcMar>
-              <w:top w:w="0" w:type="dxa"/>
-              <w:bottom w:w="0" w:type="dxa"/>
-              <w:left w:w="0" w:type="dxa"/>
-              <w:right w:w="0" w:type="dxa"/>
-            </w:tcMar>
-            <w:vAlign w:val="top"/>
-          </w:tcPr>
-          <w:p>
-            <w:pPr>
-              <w:pStyle w:val="Normal"/>
-              <w:jc w:val="center"/>
-              <w:pBdr>
-                <w:bottom w:val="none" w:sz="0" w:space="0" w:color="000000"/>
-                <w:top w:val="none" w:sz="0" w:space="0" w:color="000000"/>
-                <w:left w:val="none" w:sz="0" w:space="0" w:color="000000"/>
-                <w:right w:val="none" w:sz="0" w:space="0" w:color="000000"/>
-              </w:pBdr>
-              <w:spacing w:after="100" w:before="100" w:line="240"/>
-              <w:ind w:left="100" w:right="100" w:firstLine="0" w:firstLineChars="0"/>
-              <w:rPr>
-                <w:rFonts w:ascii="Helvetica" w:hAnsi="Helvetica" w:eastAsia="Helvetica" w:cs="Helvetica"/>
-                <w:i w:val="false"/>
-                <w:b w:val="false"/>
-                <w:u w:val="none"/>
-                <w:sz w:val="22"/>
-                <w:szCs w:val="22"/>
-                <w:color w:val="000000"/>
-              </w:rPr>
-            </w:pPr>
-            <w:r>
-              <w:rPr>
-                <w:rFonts w:ascii="Helvetica" w:hAnsi="Helvetica" w:eastAsia="Helvetica" w:cs="Helvetica"/>
-                <w:i w:val="false"/>
-                <w:b w:val="false"/>
-                <w:u w:val="none"/>
-                <w:sz w:val="22"/>
-                <w:szCs w:val="22"/>
-                <w:color w:val="000000"/>
-              </w:rPr>
-              <w:t xml:space="preserve">0.90</w:t>
-            </w:r>
-          </w:p>
-        </w:tc>
-        <w:tc>
-          <w:tcPr>
-            <w:tcBorders>
-              <w:bottom w:val="none" w:sz="0" w:space="0" w:color="000000"/>
-              <w:top w:val="none" w:sz="0" w:space="0" w:color="000000"/>
-              <w:left w:val="none" w:sz="0" w:space="0" w:color="000000"/>
-              <w:right w:val="none" w:sz="0" w:space="0" w:color="000000"/>
-            </w:tcBorders>
-            <w:shd w:val="clear" w:color="auto" w:fill="FFFFFF"/>
-            <w:tcMar>
-              <w:top w:w="0" w:type="dxa"/>
-              <w:bottom w:w="0" w:type="dxa"/>
-              <w:left w:w="0" w:type="dxa"/>
-              <w:right w:w="0" w:type="dxa"/>
-            </w:tcMar>
-            <w:vAlign w:val="top"/>
-          </w:tcPr>
-          <w:p>
-            <w:pPr>
-              <w:pStyle w:val="Normal"/>
-              <w:jc w:val="center"/>
-              <w:pBdr>
-                <w:bottom w:val="none" w:sz="0" w:space="0" w:color="000000"/>
-                <w:top w:val="none" w:sz="0" w:space="0" w:color="000000"/>
-                <w:left w:val="none" w:sz="0" w:space="0" w:color="000000"/>
-                <w:right w:val="none" w:sz="0" w:space="0" w:color="000000"/>
-              </w:pBdr>
-              <w:spacing w:after="100" w:before="100" w:line="240"/>
-              <w:ind w:left="100" w:right="100" w:firstLine="0" w:firstLineChars="0"/>
-              <w:rPr>
-                <w:rFonts w:ascii="Helvetica" w:hAnsi="Helvetica" w:eastAsia="Helvetica" w:cs="Helvetica"/>
-                <w:i w:val="false"/>
-                <w:b w:val="false"/>
-                <w:u w:val="none"/>
-                <w:sz w:val="22"/>
-                <w:szCs w:val="22"/>
-                <w:color w:val="000000"/>
-              </w:rPr>
-            </w:pPr>
-            <w:r>
-              <w:rPr>
-                <w:rFonts w:ascii="Helvetica" w:hAnsi="Helvetica" w:eastAsia="Helvetica" w:cs="Helvetica"/>
-                <w:i w:val="false"/>
-                <w:b w:val="false"/>
-                <w:u w:val="none"/>
-                <w:sz w:val="22"/>
-                <w:szCs w:val="22"/>
-                <w:color w:val="000000"/>
-              </w:rPr>
-              <w:t xml:space="preserve">0.51, 1.57</w:t>
-            </w:r>
-          </w:p>
-        </w:tc>
-        <w:tc>
-          <w:tcPr>
-            <w:tcBorders>
-              <w:bottom w:val="none" w:sz="0" w:space="0" w:color="000000"/>
-              <w:top w:val="none" w:sz="0" w:space="0" w:color="000000"/>
-              <w:left w:val="none" w:sz="0" w:space="0" w:color="000000"/>
-              <w:right w:val="none" w:sz="0" w:space="0" w:color="000000"/>
-            </w:tcBorders>
-            <w:shd w:val="clear" w:color="auto" w:fill="FFFFFF"/>
-            <w:tcMar>
-              <w:top w:w="0" w:type="dxa"/>
-              <w:bottom w:w="0" w:type="dxa"/>
-              <w:left w:w="0" w:type="dxa"/>
-              <w:right w:w="0" w:type="dxa"/>
-            </w:tcMar>
-            <w:vAlign w:val="top"/>
-          </w:tcPr>
-          <w:p>
-            <w:pPr>
-              <w:pStyle w:val="Normal"/>
-              <w:jc w:val="center"/>
-              <w:pBdr>
-                <w:bottom w:val="none" w:sz="0" w:space="0" w:color="000000"/>
-                <w:top w:val="none" w:sz="0" w:space="0" w:color="000000"/>
-                <w:left w:val="none" w:sz="0" w:space="0" w:color="000000"/>
-                <w:right w:val="none" w:sz="0" w:space="0" w:color="000000"/>
-              </w:pBdr>
-              <w:spacing w:after="100" w:before="100" w:line="240"/>
-              <w:ind w:left="100" w:right="100" w:firstLine="0" w:firstLineChars="0"/>
-              <w:rPr>
-                <w:rFonts w:ascii="Helvetica" w:hAnsi="Helvetica" w:eastAsia="Helvetica" w:cs="Helvetica"/>
-                <w:i w:val="false"/>
-                <w:b w:val="false"/>
-                <w:u w:val="none"/>
-                <w:sz w:val="22"/>
-                <w:szCs w:val="22"/>
-                <w:color w:val="000000"/>
-              </w:rPr>
-            </w:pPr>
-            <w:r>
-              <w:rPr>
-                <w:rFonts w:ascii="Helvetica" w:hAnsi="Helvetica" w:eastAsia="Helvetica" w:cs="Helvetica"/>
-                <w:i w:val="false"/>
-                <w:b w:val="false"/>
-                <w:u w:val="none"/>
-                <w:sz w:val="22"/>
-                <w:szCs w:val="22"/>
-                <w:color w:val="000000"/>
-              </w:rPr>
-              <w:t xml:space="preserve">0.700</w:t>
+              <w:t xml:space="preserve">189</w:t>
+            </w:r>
+          </w:p>
+        </w:tc>
+        <w:tc>
+          <w:tcPr>
+            <w:tcBorders>
+              <w:bottom w:val="none" w:sz="0" w:space="0" w:color="000000"/>
+              <w:top w:val="none" w:sz="0" w:space="0" w:color="000000"/>
+              <w:left w:val="none" w:sz="0" w:space="0" w:color="000000"/>
+              <w:right w:val="none" w:sz="0" w:space="0" w:color="000000"/>
+            </w:tcBorders>
+            <w:shd w:val="clear" w:color="auto" w:fill="FFFFFF"/>
+            <w:tcMar>
+              <w:top w:w="0" w:type="dxa"/>
+              <w:bottom w:w="0" w:type="dxa"/>
+              <w:left w:w="0" w:type="dxa"/>
+              <w:right w:w="0" w:type="dxa"/>
+            </w:tcMar>
+            <w:vAlign w:val="top"/>
+          </w:tcPr>
+          <w:p>
+            <w:pPr>
+              <w:pStyle w:val="Normal"/>
+              <w:jc w:val="center"/>
+              <w:pBdr>
+                <w:bottom w:val="none" w:sz="0" w:space="0" w:color="000000"/>
+                <w:top w:val="none" w:sz="0" w:space="0" w:color="000000"/>
+                <w:left w:val="none" w:sz="0" w:space="0" w:color="000000"/>
+                <w:right w:val="none" w:sz="0" w:space="0" w:color="000000"/>
+              </w:pBdr>
+              <w:spacing w:after="100" w:before="100" w:line="240"/>
+              <w:ind w:left="100" w:right="100" w:firstLine="0" w:firstLineChars="0"/>
+              <w:rPr>
+                <w:rFonts w:ascii="Helvetica" w:hAnsi="Helvetica" w:eastAsia="Helvetica" w:cs="Helvetica"/>
+                <w:i w:val="false"/>
+                <w:b w:val="false"/>
+                <w:u w:val="none"/>
+                <w:sz w:val="22"/>
+                <w:szCs w:val="22"/>
+                <w:color w:val="000000"/>
+              </w:rPr>
+            </w:pPr>
+            <w:r>
+              <w:rPr>
+                <w:rFonts w:ascii="Helvetica" w:hAnsi="Helvetica" w:eastAsia="Helvetica" w:cs="Helvetica"/>
+                <w:i w:val="false"/>
+                <w:b w:val="false"/>
+                <w:u w:val="none"/>
+                <w:sz w:val="22"/>
+                <w:szCs w:val="22"/>
+                <w:color w:val="000000"/>
+              </w:rPr>
+              <w:t xml:space="preserve">0.91</w:t>
+            </w:r>
+          </w:p>
+        </w:tc>
+        <w:tc>
+          <w:tcPr>
+            <w:tcBorders>
+              <w:bottom w:val="none" w:sz="0" w:space="0" w:color="000000"/>
+              <w:top w:val="none" w:sz="0" w:space="0" w:color="000000"/>
+              <w:left w:val="none" w:sz="0" w:space="0" w:color="000000"/>
+              <w:right w:val="none" w:sz="0" w:space="0" w:color="000000"/>
+            </w:tcBorders>
+            <w:shd w:val="clear" w:color="auto" w:fill="FFFFFF"/>
+            <w:tcMar>
+              <w:top w:w="0" w:type="dxa"/>
+              <w:bottom w:w="0" w:type="dxa"/>
+              <w:left w:w="0" w:type="dxa"/>
+              <w:right w:w="0" w:type="dxa"/>
+            </w:tcMar>
+            <w:vAlign w:val="top"/>
+          </w:tcPr>
+          <w:p>
+            <w:pPr>
+              <w:pStyle w:val="Normal"/>
+              <w:jc w:val="center"/>
+              <w:pBdr>
+                <w:bottom w:val="none" w:sz="0" w:space="0" w:color="000000"/>
+                <w:top w:val="none" w:sz="0" w:space="0" w:color="000000"/>
+                <w:left w:val="none" w:sz="0" w:space="0" w:color="000000"/>
+                <w:right w:val="none" w:sz="0" w:space="0" w:color="000000"/>
+              </w:pBdr>
+              <w:spacing w:after="100" w:before="100" w:line="240"/>
+              <w:ind w:left="100" w:right="100" w:firstLine="0" w:firstLineChars="0"/>
+              <w:rPr>
+                <w:rFonts w:ascii="Helvetica" w:hAnsi="Helvetica" w:eastAsia="Helvetica" w:cs="Helvetica"/>
+                <w:i w:val="false"/>
+                <w:b w:val="false"/>
+                <w:u w:val="none"/>
+                <w:sz w:val="22"/>
+                <w:szCs w:val="22"/>
+                <w:color w:val="000000"/>
+              </w:rPr>
+            </w:pPr>
+            <w:r>
+              <w:rPr>
+                <w:rFonts w:ascii="Helvetica" w:hAnsi="Helvetica" w:eastAsia="Helvetica" w:cs="Helvetica"/>
+                <w:i w:val="false"/>
+                <w:b w:val="false"/>
+                <w:u w:val="none"/>
+                <w:sz w:val="22"/>
+                <w:szCs w:val="22"/>
+                <w:color w:val="000000"/>
+              </w:rPr>
+              <w:t xml:space="preserve">0.56, 1.50</w:t>
+            </w:r>
+          </w:p>
+        </w:tc>
+        <w:tc>
+          <w:tcPr>
+            <w:tcBorders>
+              <w:bottom w:val="none" w:sz="0" w:space="0" w:color="000000"/>
+              <w:top w:val="none" w:sz="0" w:space="0" w:color="000000"/>
+              <w:left w:val="none" w:sz="0" w:space="0" w:color="000000"/>
+              <w:right w:val="none" w:sz="0" w:space="0" w:color="000000"/>
+            </w:tcBorders>
+            <w:shd w:val="clear" w:color="auto" w:fill="FFFFFF"/>
+            <w:tcMar>
+              <w:top w:w="0" w:type="dxa"/>
+              <w:bottom w:w="0" w:type="dxa"/>
+              <w:left w:w="0" w:type="dxa"/>
+              <w:right w:w="0" w:type="dxa"/>
+            </w:tcMar>
+            <w:vAlign w:val="top"/>
+          </w:tcPr>
+          <w:p>
+            <w:pPr>
+              <w:pStyle w:val="Normal"/>
+              <w:jc w:val="center"/>
+              <w:pBdr>
+                <w:bottom w:val="none" w:sz="0" w:space="0" w:color="000000"/>
+                <w:top w:val="none" w:sz="0" w:space="0" w:color="000000"/>
+                <w:left w:val="none" w:sz="0" w:space="0" w:color="000000"/>
+                <w:right w:val="none" w:sz="0" w:space="0" w:color="000000"/>
+              </w:pBdr>
+              <w:spacing w:after="100" w:before="100" w:line="240"/>
+              <w:ind w:left="100" w:right="100" w:firstLine="0" w:firstLineChars="0"/>
+              <w:rPr>
+                <w:rFonts w:ascii="Helvetica" w:hAnsi="Helvetica" w:eastAsia="Helvetica" w:cs="Helvetica"/>
+                <w:i w:val="false"/>
+                <w:b w:val="false"/>
+                <w:u w:val="none"/>
+                <w:sz w:val="22"/>
+                <w:szCs w:val="22"/>
+                <w:color w:val="000000"/>
+              </w:rPr>
+            </w:pPr>
+            <w:r>
+              <w:rPr>
+                <w:rFonts w:ascii="Helvetica" w:hAnsi="Helvetica" w:eastAsia="Helvetica" w:cs="Helvetica"/>
+                <w:i w:val="false"/>
+                <w:b w:val="false"/>
+                <w:u w:val="none"/>
+                <w:sz w:val="22"/>
+                <w:szCs w:val="22"/>
+                <w:color w:val="000000"/>
+              </w:rPr>
+              <w:t xml:space="preserve">0.720</w:t>
+            </w:r>
+          </w:p>
+        </w:tc>
+        <w:tc>
+          <w:tcPr>
+            <w:tcBorders>
+              <w:bottom w:val="none" w:sz="0" w:space="0" w:color="000000"/>
+              <w:top w:val="none" w:sz="0" w:space="0" w:color="000000"/>
+              <w:left w:val="none" w:sz="0" w:space="0" w:color="000000"/>
+              <w:right w:val="none" w:sz="0" w:space="0" w:color="000000"/>
+            </w:tcBorders>
+            <w:shd w:val="clear" w:color="auto" w:fill="FFFFFF"/>
+            <w:tcMar>
+              <w:top w:w="0" w:type="dxa"/>
+              <w:bottom w:w="0" w:type="dxa"/>
+              <w:left w:w="0" w:type="dxa"/>
+              <w:right w:w="0" w:type="dxa"/>
+            </w:tcMar>
+            <w:vAlign w:val="top"/>
+          </w:tcPr>
+          <w:p>
+            <w:pPr>
+              <w:pStyle w:val="Normal"/>
+              <w:jc w:val="center"/>
+              <w:pBdr>
+                <w:bottom w:val="none" w:sz="0" w:space="0" w:color="000000"/>
+                <w:top w:val="none" w:sz="0" w:space="0" w:color="000000"/>
+                <w:left w:val="none" w:sz="0" w:space="0" w:color="000000"/>
+                <w:right w:val="none" w:sz="0" w:space="0" w:color="000000"/>
+              </w:pBdr>
+              <w:spacing w:after="100" w:before="100" w:line="240"/>
+              <w:ind w:left="100" w:right="100" w:firstLine="0" w:firstLineChars="0"/>
+              <w:rPr>
+                <w:rFonts w:ascii="Helvetica" w:hAnsi="Helvetica" w:eastAsia="Helvetica" w:cs="Helvetica"/>
+                <w:i w:val="false"/>
+                <w:b w:val="false"/>
+                <w:u w:val="none"/>
+                <w:sz w:val="22"/>
+                <w:szCs w:val="22"/>
+                <w:color w:val="000000"/>
+              </w:rPr>
+            </w:pPr>
+            <w:r>
+              <w:rPr>
+                <w:rFonts w:ascii="Helvetica" w:hAnsi="Helvetica" w:eastAsia="Helvetica" w:cs="Helvetica"/>
+                <w:i w:val="false"/>
+                <w:b w:val="false"/>
+                <w:u w:val="none"/>
+                <w:sz w:val="22"/>
+                <w:szCs w:val="22"/>
+                <w:color w:val="000000"/>
+              </w:rPr>
+              <w:t xml:space="preserve">189</w:t>
+            </w:r>
+          </w:p>
+        </w:tc>
+        <w:tc>
+          <w:tcPr>
+            <w:tcBorders>
+              <w:bottom w:val="none" w:sz="0" w:space="0" w:color="000000"/>
+              <w:top w:val="none" w:sz="0" w:space="0" w:color="000000"/>
+              <w:left w:val="none" w:sz="0" w:space="0" w:color="000000"/>
+              <w:right w:val="none" w:sz="0" w:space="0" w:color="000000"/>
+            </w:tcBorders>
+            <w:shd w:val="clear" w:color="auto" w:fill="FFFFFF"/>
+            <w:tcMar>
+              <w:top w:w="0" w:type="dxa"/>
+              <w:bottom w:w="0" w:type="dxa"/>
+              <w:left w:w="0" w:type="dxa"/>
+              <w:right w:w="0" w:type="dxa"/>
+            </w:tcMar>
+            <w:vAlign w:val="top"/>
+          </w:tcPr>
+          <w:p>
+            <w:pPr>
+              <w:pStyle w:val="Normal"/>
+              <w:jc w:val="center"/>
+              <w:pBdr>
+                <w:bottom w:val="none" w:sz="0" w:space="0" w:color="000000"/>
+                <w:top w:val="none" w:sz="0" w:space="0" w:color="000000"/>
+                <w:left w:val="none" w:sz="0" w:space="0" w:color="000000"/>
+                <w:right w:val="none" w:sz="0" w:space="0" w:color="000000"/>
+              </w:pBdr>
+              <w:spacing w:after="100" w:before="100" w:line="240"/>
+              <w:ind w:left="100" w:right="100" w:firstLine="0" w:firstLineChars="0"/>
+              <w:rPr>
+                <w:rFonts w:ascii="Helvetica" w:hAnsi="Helvetica" w:eastAsia="Helvetica" w:cs="Helvetica"/>
+                <w:i w:val="false"/>
+                <w:b w:val="false"/>
+                <w:u w:val="none"/>
+                <w:sz w:val="22"/>
+                <w:szCs w:val="22"/>
+                <w:color w:val="000000"/>
+              </w:rPr>
+            </w:pPr>
+            <w:r>
+              <w:rPr>
+                <w:rFonts w:ascii="Helvetica" w:hAnsi="Helvetica" w:eastAsia="Helvetica" w:cs="Helvetica"/>
+                <w:i w:val="false"/>
+                <w:b w:val="false"/>
+                <w:u w:val="none"/>
+                <w:sz w:val="22"/>
+                <w:szCs w:val="22"/>
+                <w:color w:val="000000"/>
+              </w:rPr>
+              <w:t xml:space="preserve">0.92</w:t>
+            </w:r>
+          </w:p>
+        </w:tc>
+        <w:tc>
+          <w:tcPr>
+            <w:tcBorders>
+              <w:bottom w:val="none" w:sz="0" w:space="0" w:color="000000"/>
+              <w:top w:val="none" w:sz="0" w:space="0" w:color="000000"/>
+              <w:left w:val="none" w:sz="0" w:space="0" w:color="000000"/>
+              <w:right w:val="none" w:sz="0" w:space="0" w:color="000000"/>
+            </w:tcBorders>
+            <w:shd w:val="clear" w:color="auto" w:fill="FFFFFF"/>
+            <w:tcMar>
+              <w:top w:w="0" w:type="dxa"/>
+              <w:bottom w:w="0" w:type="dxa"/>
+              <w:left w:w="0" w:type="dxa"/>
+              <w:right w:w="0" w:type="dxa"/>
+            </w:tcMar>
+            <w:vAlign w:val="top"/>
+          </w:tcPr>
+          <w:p>
+            <w:pPr>
+              <w:pStyle w:val="Normal"/>
+              <w:jc w:val="center"/>
+              <w:pBdr>
+                <w:bottom w:val="none" w:sz="0" w:space="0" w:color="000000"/>
+                <w:top w:val="none" w:sz="0" w:space="0" w:color="000000"/>
+                <w:left w:val="none" w:sz="0" w:space="0" w:color="000000"/>
+                <w:right w:val="none" w:sz="0" w:space="0" w:color="000000"/>
+              </w:pBdr>
+              <w:spacing w:after="100" w:before="100" w:line="240"/>
+              <w:ind w:left="100" w:right="100" w:firstLine="0" w:firstLineChars="0"/>
+              <w:rPr>
+                <w:rFonts w:ascii="Helvetica" w:hAnsi="Helvetica" w:eastAsia="Helvetica" w:cs="Helvetica"/>
+                <w:i w:val="false"/>
+                <w:b w:val="false"/>
+                <w:u w:val="none"/>
+                <w:sz w:val="22"/>
+                <w:szCs w:val="22"/>
+                <w:color w:val="000000"/>
+              </w:rPr>
+            </w:pPr>
+            <w:r>
+              <w:rPr>
+                <w:rFonts w:ascii="Helvetica" w:hAnsi="Helvetica" w:eastAsia="Helvetica" w:cs="Helvetica"/>
+                <w:i w:val="false"/>
+                <w:b w:val="false"/>
+                <w:u w:val="none"/>
+                <w:sz w:val="22"/>
+                <w:szCs w:val="22"/>
+                <w:color w:val="000000"/>
+              </w:rPr>
+              <w:t xml:space="preserve">0.53, 1.60</w:t>
+            </w:r>
+          </w:p>
+        </w:tc>
+        <w:tc>
+          <w:tcPr>
+            <w:tcBorders>
+              <w:bottom w:val="none" w:sz="0" w:space="0" w:color="000000"/>
+              <w:top w:val="none" w:sz="0" w:space="0" w:color="000000"/>
+              <w:left w:val="none" w:sz="0" w:space="0" w:color="000000"/>
+              <w:right w:val="none" w:sz="0" w:space="0" w:color="000000"/>
+            </w:tcBorders>
+            <w:shd w:val="clear" w:color="auto" w:fill="FFFFFF"/>
+            <w:tcMar>
+              <w:top w:w="0" w:type="dxa"/>
+              <w:bottom w:w="0" w:type="dxa"/>
+              <w:left w:w="0" w:type="dxa"/>
+              <w:right w:w="0" w:type="dxa"/>
+            </w:tcMar>
+            <w:vAlign w:val="top"/>
+          </w:tcPr>
+          <w:p>
+            <w:pPr>
+              <w:pStyle w:val="Normal"/>
+              <w:jc w:val="center"/>
+              <w:pBdr>
+                <w:bottom w:val="none" w:sz="0" w:space="0" w:color="000000"/>
+                <w:top w:val="none" w:sz="0" w:space="0" w:color="000000"/>
+                <w:left w:val="none" w:sz="0" w:space="0" w:color="000000"/>
+                <w:right w:val="none" w:sz="0" w:space="0" w:color="000000"/>
+              </w:pBdr>
+              <w:spacing w:after="100" w:before="100" w:line="240"/>
+              <w:ind w:left="100" w:right="100" w:firstLine="0" w:firstLineChars="0"/>
+              <w:rPr>
+                <w:rFonts w:ascii="Helvetica" w:hAnsi="Helvetica" w:eastAsia="Helvetica" w:cs="Helvetica"/>
+                <w:i w:val="false"/>
+                <w:b w:val="false"/>
+                <w:u w:val="none"/>
+                <w:sz w:val="22"/>
+                <w:szCs w:val="22"/>
+                <w:color w:val="000000"/>
+              </w:rPr>
+            </w:pPr>
+            <w:r>
+              <w:rPr>
+                <w:rFonts w:ascii="Helvetica" w:hAnsi="Helvetica" w:eastAsia="Helvetica" w:cs="Helvetica"/>
+                <w:i w:val="false"/>
+                <w:b w:val="false"/>
+                <w:u w:val="none"/>
+                <w:sz w:val="22"/>
+                <w:szCs w:val="22"/>
+                <w:color w:val="000000"/>
+              </w:rPr>
+              <w:t xml:space="preserve">0.780</w:t>
             </w:r>
           </w:p>
         </w:tc>
@@ -13396,378 +13396,378 @@
                 <w:szCs w:val="22"/>
                 <w:color w:val="000000"/>
               </w:rPr>
-              <w:t xml:space="preserve">190</w:t>
-            </w:r>
-          </w:p>
-        </w:tc>
-        <w:tc>
-          <w:tcPr>
-            <w:tcBorders>
-              <w:bottom w:val="none" w:sz="0" w:space="0" w:color="000000"/>
-              <w:top w:val="none" w:sz="0" w:space="0" w:color="000000"/>
-              <w:left w:val="none" w:sz="0" w:space="0" w:color="000000"/>
-              <w:right w:val="none" w:sz="0" w:space="0" w:color="000000"/>
-            </w:tcBorders>
-            <w:shd w:val="clear" w:color="auto" w:fill="FFFFFF"/>
-            <w:tcMar>
-              <w:top w:w="0" w:type="dxa"/>
-              <w:bottom w:w="0" w:type="dxa"/>
-              <w:left w:w="0" w:type="dxa"/>
-              <w:right w:w="0" w:type="dxa"/>
-            </w:tcMar>
-            <w:vAlign w:val="top"/>
-          </w:tcPr>
-          <w:p>
-            <w:pPr>
-              <w:pStyle w:val="Normal"/>
-              <w:jc w:val="center"/>
-              <w:pBdr>
-                <w:bottom w:val="none" w:sz="0" w:space="0" w:color="000000"/>
-                <w:top w:val="none" w:sz="0" w:space="0" w:color="000000"/>
-                <w:left w:val="none" w:sz="0" w:space="0" w:color="000000"/>
-                <w:right w:val="none" w:sz="0" w:space="0" w:color="000000"/>
-              </w:pBdr>
-              <w:spacing w:after="100" w:before="100" w:line="240"/>
-              <w:ind w:left="100" w:right="100" w:firstLine="0" w:firstLineChars="0"/>
-              <w:rPr>
-                <w:rFonts w:ascii="Helvetica" w:hAnsi="Helvetica" w:eastAsia="Helvetica" w:cs="Helvetica"/>
-                <w:i w:val="false"/>
-                <w:b w:val="false"/>
-                <w:u w:val="none"/>
-                <w:sz w:val="22"/>
-                <w:szCs w:val="22"/>
-                <w:color w:val="000000"/>
-              </w:rPr>
-            </w:pPr>
-            <w:r>
-              <w:rPr>
-                <w:rFonts w:ascii="Helvetica" w:hAnsi="Helvetica" w:eastAsia="Helvetica" w:cs="Helvetica"/>
-                <w:i w:val="false"/>
-                <w:b w:val="false"/>
-                <w:u w:val="none"/>
-                <w:sz w:val="22"/>
-                <w:szCs w:val="22"/>
-                <w:color w:val="000000"/>
-              </w:rPr>
-              <w:t xml:space="preserve">0.73</w:t>
-            </w:r>
-          </w:p>
-        </w:tc>
-        <w:tc>
-          <w:tcPr>
-            <w:tcBorders>
-              <w:bottom w:val="none" w:sz="0" w:space="0" w:color="000000"/>
-              <w:top w:val="none" w:sz="0" w:space="0" w:color="000000"/>
-              <w:left w:val="none" w:sz="0" w:space="0" w:color="000000"/>
-              <w:right w:val="none" w:sz="0" w:space="0" w:color="000000"/>
-            </w:tcBorders>
-            <w:shd w:val="clear" w:color="auto" w:fill="FFFFFF"/>
-            <w:tcMar>
-              <w:top w:w="0" w:type="dxa"/>
-              <w:bottom w:w="0" w:type="dxa"/>
-              <w:left w:w="0" w:type="dxa"/>
-              <w:right w:w="0" w:type="dxa"/>
-            </w:tcMar>
-            <w:vAlign w:val="top"/>
-          </w:tcPr>
-          <w:p>
-            <w:pPr>
-              <w:pStyle w:val="Normal"/>
-              <w:jc w:val="center"/>
-              <w:pBdr>
-                <w:bottom w:val="none" w:sz="0" w:space="0" w:color="000000"/>
-                <w:top w:val="none" w:sz="0" w:space="0" w:color="000000"/>
-                <w:left w:val="none" w:sz="0" w:space="0" w:color="000000"/>
-                <w:right w:val="none" w:sz="0" w:space="0" w:color="000000"/>
-              </w:pBdr>
-              <w:spacing w:after="100" w:before="100" w:line="240"/>
-              <w:ind w:left="100" w:right="100" w:firstLine="0" w:firstLineChars="0"/>
-              <w:rPr>
-                <w:rFonts w:ascii="Helvetica" w:hAnsi="Helvetica" w:eastAsia="Helvetica" w:cs="Helvetica"/>
-                <w:i w:val="false"/>
-                <w:b w:val="false"/>
-                <w:u w:val="none"/>
-                <w:sz w:val="22"/>
-                <w:szCs w:val="22"/>
-                <w:color w:val="000000"/>
-              </w:rPr>
-            </w:pPr>
-            <w:r>
-              <w:rPr>
-                <w:rFonts w:ascii="Helvetica" w:hAnsi="Helvetica" w:eastAsia="Helvetica" w:cs="Helvetica"/>
-                <w:i w:val="false"/>
-                <w:b w:val="false"/>
-                <w:u w:val="none"/>
-                <w:sz w:val="22"/>
-                <w:szCs w:val="22"/>
-                <w:color w:val="000000"/>
-              </w:rPr>
-              <w:t xml:space="preserve">0.09, 5.98</w:t>
-            </w:r>
-          </w:p>
-        </w:tc>
-        <w:tc>
-          <w:tcPr>
-            <w:tcBorders>
-              <w:bottom w:val="none" w:sz="0" w:space="0" w:color="000000"/>
-              <w:top w:val="none" w:sz="0" w:space="0" w:color="000000"/>
-              <w:left w:val="none" w:sz="0" w:space="0" w:color="000000"/>
-              <w:right w:val="none" w:sz="0" w:space="0" w:color="000000"/>
-            </w:tcBorders>
-            <w:shd w:val="clear" w:color="auto" w:fill="FFFFFF"/>
-            <w:tcMar>
-              <w:top w:w="0" w:type="dxa"/>
-              <w:bottom w:w="0" w:type="dxa"/>
-              <w:left w:w="0" w:type="dxa"/>
-              <w:right w:w="0" w:type="dxa"/>
-            </w:tcMar>
-            <w:vAlign w:val="top"/>
-          </w:tcPr>
-          <w:p>
-            <w:pPr>
-              <w:pStyle w:val="Normal"/>
-              <w:jc w:val="center"/>
-              <w:pBdr>
-                <w:bottom w:val="none" w:sz="0" w:space="0" w:color="000000"/>
-                <w:top w:val="none" w:sz="0" w:space="0" w:color="000000"/>
-                <w:left w:val="none" w:sz="0" w:space="0" w:color="000000"/>
-                <w:right w:val="none" w:sz="0" w:space="0" w:color="000000"/>
-              </w:pBdr>
-              <w:spacing w:after="100" w:before="100" w:line="240"/>
-              <w:ind w:left="100" w:right="100" w:firstLine="0" w:firstLineChars="0"/>
-              <w:rPr>
-                <w:rFonts w:ascii="Helvetica" w:hAnsi="Helvetica" w:eastAsia="Helvetica" w:cs="Helvetica"/>
-                <w:i w:val="false"/>
-                <w:b w:val="false"/>
-                <w:u w:val="none"/>
-                <w:sz w:val="22"/>
-                <w:szCs w:val="22"/>
-                <w:color w:val="000000"/>
-              </w:rPr>
-            </w:pPr>
-            <w:r>
-              <w:rPr>
-                <w:rFonts w:ascii="Helvetica" w:hAnsi="Helvetica" w:eastAsia="Helvetica" w:cs="Helvetica"/>
-                <w:i w:val="false"/>
-                <w:b w:val="false"/>
-                <w:u w:val="none"/>
-                <w:sz w:val="22"/>
-                <w:szCs w:val="22"/>
-                <w:color w:val="000000"/>
-              </w:rPr>
-              <w:t xml:space="preserve">0.770</w:t>
-            </w:r>
-          </w:p>
-        </w:tc>
-        <w:tc>
-          <w:tcPr>
-            <w:tcBorders>
-              <w:bottom w:val="none" w:sz="0" w:space="0" w:color="000000"/>
-              <w:top w:val="none" w:sz="0" w:space="0" w:color="000000"/>
-              <w:left w:val="none" w:sz="0" w:space="0" w:color="000000"/>
-              <w:right w:val="none" w:sz="0" w:space="0" w:color="000000"/>
-            </w:tcBorders>
-            <w:shd w:val="clear" w:color="auto" w:fill="FFFFFF"/>
-            <w:tcMar>
-              <w:top w:w="0" w:type="dxa"/>
-              <w:bottom w:w="0" w:type="dxa"/>
-              <w:left w:w="0" w:type="dxa"/>
-              <w:right w:w="0" w:type="dxa"/>
-            </w:tcMar>
-            <w:vAlign w:val="top"/>
-          </w:tcPr>
-          <w:p>
-            <w:pPr>
-              <w:pStyle w:val="Normal"/>
-              <w:jc w:val="center"/>
-              <w:pBdr>
-                <w:bottom w:val="none" w:sz="0" w:space="0" w:color="000000"/>
-                <w:top w:val="none" w:sz="0" w:space="0" w:color="000000"/>
-                <w:left w:val="none" w:sz="0" w:space="0" w:color="000000"/>
-                <w:right w:val="none" w:sz="0" w:space="0" w:color="000000"/>
-              </w:pBdr>
-              <w:spacing w:after="100" w:before="100" w:line="240"/>
-              <w:ind w:left="100" w:right="100" w:firstLine="0" w:firstLineChars="0"/>
-              <w:rPr>
-                <w:rFonts w:ascii="Helvetica" w:hAnsi="Helvetica" w:eastAsia="Helvetica" w:cs="Helvetica"/>
-                <w:i w:val="false"/>
-                <w:b w:val="false"/>
-                <w:u w:val="none"/>
-                <w:sz w:val="22"/>
-                <w:szCs w:val="22"/>
-                <w:color w:val="000000"/>
-              </w:rPr>
-            </w:pPr>
-            <w:r>
-              <w:rPr>
-                <w:rFonts w:ascii="Helvetica" w:hAnsi="Helvetica" w:eastAsia="Helvetica" w:cs="Helvetica"/>
-                <w:i w:val="false"/>
-                <w:b w:val="false"/>
-                <w:u w:val="none"/>
-                <w:sz w:val="22"/>
-                <w:szCs w:val="22"/>
-                <w:color w:val="000000"/>
-              </w:rPr>
-              <w:t xml:space="preserve">190</w:t>
-            </w:r>
-          </w:p>
-        </w:tc>
-        <w:tc>
-          <w:tcPr>
-            <w:tcBorders>
-              <w:bottom w:val="none" w:sz="0" w:space="0" w:color="000000"/>
-              <w:top w:val="none" w:sz="0" w:space="0" w:color="000000"/>
-              <w:left w:val="none" w:sz="0" w:space="0" w:color="000000"/>
-              <w:right w:val="none" w:sz="0" w:space="0" w:color="000000"/>
-            </w:tcBorders>
-            <w:shd w:val="clear" w:color="auto" w:fill="FFFFFF"/>
-            <w:tcMar>
-              <w:top w:w="0" w:type="dxa"/>
-              <w:bottom w:w="0" w:type="dxa"/>
-              <w:left w:w="0" w:type="dxa"/>
-              <w:right w:w="0" w:type="dxa"/>
-            </w:tcMar>
-            <w:vAlign w:val="top"/>
-          </w:tcPr>
-          <w:p>
-            <w:pPr>
-              <w:pStyle w:val="Normal"/>
-              <w:jc w:val="center"/>
-              <w:pBdr>
-                <w:bottom w:val="none" w:sz="0" w:space="0" w:color="000000"/>
-                <w:top w:val="none" w:sz="0" w:space="0" w:color="000000"/>
-                <w:left w:val="none" w:sz="0" w:space="0" w:color="000000"/>
-                <w:right w:val="none" w:sz="0" w:space="0" w:color="000000"/>
-              </w:pBdr>
-              <w:spacing w:after="100" w:before="100" w:line="240"/>
-              <w:ind w:left="100" w:right="100" w:firstLine="0" w:firstLineChars="0"/>
-              <w:rPr>
-                <w:rFonts w:ascii="Helvetica" w:hAnsi="Helvetica" w:eastAsia="Helvetica" w:cs="Helvetica"/>
-                <w:i w:val="false"/>
-                <w:b w:val="false"/>
-                <w:u w:val="none"/>
-                <w:sz w:val="22"/>
-                <w:szCs w:val="22"/>
-                <w:color w:val="000000"/>
-              </w:rPr>
-            </w:pPr>
-            <w:r>
-              <w:rPr>
-                <w:rFonts w:ascii="Helvetica" w:hAnsi="Helvetica" w:eastAsia="Helvetica" w:cs="Helvetica"/>
-                <w:i w:val="false"/>
-                <w:b w:val="false"/>
-                <w:u w:val="none"/>
-                <w:sz w:val="22"/>
-                <w:szCs w:val="22"/>
-                <w:color w:val="000000"/>
-              </w:rPr>
-              <w:t xml:space="preserve">1.42</w:t>
-            </w:r>
-          </w:p>
-        </w:tc>
-        <w:tc>
-          <w:tcPr>
-            <w:tcBorders>
-              <w:bottom w:val="none" w:sz="0" w:space="0" w:color="000000"/>
-              <w:top w:val="none" w:sz="0" w:space="0" w:color="000000"/>
-              <w:left w:val="none" w:sz="0" w:space="0" w:color="000000"/>
-              <w:right w:val="none" w:sz="0" w:space="0" w:color="000000"/>
-            </w:tcBorders>
-            <w:shd w:val="clear" w:color="auto" w:fill="FFFFFF"/>
-            <w:tcMar>
-              <w:top w:w="0" w:type="dxa"/>
-              <w:bottom w:w="0" w:type="dxa"/>
-              <w:left w:w="0" w:type="dxa"/>
-              <w:right w:w="0" w:type="dxa"/>
-            </w:tcMar>
-            <w:vAlign w:val="top"/>
-          </w:tcPr>
-          <w:p>
-            <w:pPr>
-              <w:pStyle w:val="Normal"/>
-              <w:jc w:val="center"/>
-              <w:pBdr>
-                <w:bottom w:val="none" w:sz="0" w:space="0" w:color="000000"/>
-                <w:top w:val="none" w:sz="0" w:space="0" w:color="000000"/>
-                <w:left w:val="none" w:sz="0" w:space="0" w:color="000000"/>
-                <w:right w:val="none" w:sz="0" w:space="0" w:color="000000"/>
-              </w:pBdr>
-              <w:spacing w:after="100" w:before="100" w:line="240"/>
-              <w:ind w:left="100" w:right="100" w:firstLine="0" w:firstLineChars="0"/>
-              <w:rPr>
-                <w:rFonts w:ascii="Helvetica" w:hAnsi="Helvetica" w:eastAsia="Helvetica" w:cs="Helvetica"/>
-                <w:i w:val="false"/>
-                <w:b w:val="false"/>
-                <w:u w:val="none"/>
-                <w:sz w:val="22"/>
-                <w:szCs w:val="22"/>
-                <w:color w:val="000000"/>
-              </w:rPr>
-            </w:pPr>
-            <w:r>
-              <w:rPr>
-                <w:rFonts w:ascii="Helvetica" w:hAnsi="Helvetica" w:eastAsia="Helvetica" w:cs="Helvetica"/>
-                <w:i w:val="false"/>
-                <w:b w:val="false"/>
-                <w:u w:val="none"/>
-                <w:sz w:val="22"/>
-                <w:szCs w:val="22"/>
-                <w:color w:val="000000"/>
-              </w:rPr>
-              <w:t xml:space="preserve">0.09, 23.3</w:t>
-            </w:r>
-          </w:p>
-        </w:tc>
-        <w:tc>
-          <w:tcPr>
-            <w:tcBorders>
-              <w:bottom w:val="none" w:sz="0" w:space="0" w:color="000000"/>
-              <w:top w:val="none" w:sz="0" w:space="0" w:color="000000"/>
-              <w:left w:val="none" w:sz="0" w:space="0" w:color="000000"/>
-              <w:right w:val="none" w:sz="0" w:space="0" w:color="000000"/>
-            </w:tcBorders>
-            <w:shd w:val="clear" w:color="auto" w:fill="FFFFFF"/>
-            <w:tcMar>
-              <w:top w:w="0" w:type="dxa"/>
-              <w:bottom w:w="0" w:type="dxa"/>
-              <w:left w:w="0" w:type="dxa"/>
-              <w:right w:w="0" w:type="dxa"/>
-            </w:tcMar>
-            <w:vAlign w:val="top"/>
-          </w:tcPr>
-          <w:p>
-            <w:pPr>
-              <w:pStyle w:val="Normal"/>
-              <w:jc w:val="center"/>
-              <w:pBdr>
-                <w:bottom w:val="none" w:sz="0" w:space="0" w:color="000000"/>
-                <w:top w:val="none" w:sz="0" w:space="0" w:color="000000"/>
-                <w:left w:val="none" w:sz="0" w:space="0" w:color="000000"/>
-                <w:right w:val="none" w:sz="0" w:space="0" w:color="000000"/>
-              </w:pBdr>
-              <w:spacing w:after="100" w:before="100" w:line="240"/>
-              <w:ind w:left="100" w:right="100" w:firstLine="0" w:firstLineChars="0"/>
-              <w:rPr>
-                <w:rFonts w:ascii="Helvetica" w:hAnsi="Helvetica" w:eastAsia="Helvetica" w:cs="Helvetica"/>
-                <w:i w:val="false"/>
-                <w:b w:val="false"/>
-                <w:u w:val="none"/>
-                <w:sz w:val="22"/>
-                <w:szCs w:val="22"/>
-                <w:color w:val="000000"/>
-              </w:rPr>
-            </w:pPr>
-            <w:r>
-              <w:rPr>
-                <w:rFonts w:ascii="Helvetica" w:hAnsi="Helvetica" w:eastAsia="Helvetica" w:cs="Helvetica"/>
-                <w:i w:val="false"/>
-                <w:b w:val="false"/>
-                <w:u w:val="none"/>
-                <w:sz w:val="22"/>
-                <w:szCs w:val="22"/>
-                <w:color w:val="000000"/>
-              </w:rPr>
-              <w:t xml:space="preserve">0.800</w:t>
+              <w:t xml:space="preserve">189</w:t>
+            </w:r>
+          </w:p>
+        </w:tc>
+        <w:tc>
+          <w:tcPr>
+            <w:tcBorders>
+              <w:bottom w:val="none" w:sz="0" w:space="0" w:color="000000"/>
+              <w:top w:val="none" w:sz="0" w:space="0" w:color="000000"/>
+              <w:left w:val="none" w:sz="0" w:space="0" w:color="000000"/>
+              <w:right w:val="none" w:sz="0" w:space="0" w:color="000000"/>
+            </w:tcBorders>
+            <w:shd w:val="clear" w:color="auto" w:fill="FFFFFF"/>
+            <w:tcMar>
+              <w:top w:w="0" w:type="dxa"/>
+              <w:bottom w:w="0" w:type="dxa"/>
+              <w:left w:w="0" w:type="dxa"/>
+              <w:right w:w="0" w:type="dxa"/>
+            </w:tcMar>
+            <w:vAlign w:val="top"/>
+          </w:tcPr>
+          <w:p>
+            <w:pPr>
+              <w:pStyle w:val="Normal"/>
+              <w:jc w:val="center"/>
+              <w:pBdr>
+                <w:bottom w:val="none" w:sz="0" w:space="0" w:color="000000"/>
+                <w:top w:val="none" w:sz="0" w:space="0" w:color="000000"/>
+                <w:left w:val="none" w:sz="0" w:space="0" w:color="000000"/>
+                <w:right w:val="none" w:sz="0" w:space="0" w:color="000000"/>
+              </w:pBdr>
+              <w:spacing w:after="100" w:before="100" w:line="240"/>
+              <w:ind w:left="100" w:right="100" w:firstLine="0" w:firstLineChars="0"/>
+              <w:rPr>
+                <w:rFonts w:ascii="Helvetica" w:hAnsi="Helvetica" w:eastAsia="Helvetica" w:cs="Helvetica"/>
+                <w:i w:val="false"/>
+                <w:b w:val="false"/>
+                <w:u w:val="none"/>
+                <w:sz w:val="22"/>
+                <w:szCs w:val="22"/>
+                <w:color w:val="000000"/>
+              </w:rPr>
+            </w:pPr>
+            <w:r>
+              <w:rPr>
+                <w:rFonts w:ascii="Helvetica" w:hAnsi="Helvetica" w:eastAsia="Helvetica" w:cs="Helvetica"/>
+                <w:i w:val="false"/>
+                <w:b w:val="false"/>
+                <w:u w:val="none"/>
+                <w:sz w:val="22"/>
+                <w:szCs w:val="22"/>
+                <w:color w:val="000000"/>
+              </w:rPr>
+              <w:t xml:space="preserve">0.72</w:t>
+            </w:r>
+          </w:p>
+        </w:tc>
+        <w:tc>
+          <w:tcPr>
+            <w:tcBorders>
+              <w:bottom w:val="none" w:sz="0" w:space="0" w:color="000000"/>
+              <w:top w:val="none" w:sz="0" w:space="0" w:color="000000"/>
+              <w:left w:val="none" w:sz="0" w:space="0" w:color="000000"/>
+              <w:right w:val="none" w:sz="0" w:space="0" w:color="000000"/>
+            </w:tcBorders>
+            <w:shd w:val="clear" w:color="auto" w:fill="FFFFFF"/>
+            <w:tcMar>
+              <w:top w:w="0" w:type="dxa"/>
+              <w:bottom w:w="0" w:type="dxa"/>
+              <w:left w:w="0" w:type="dxa"/>
+              <w:right w:w="0" w:type="dxa"/>
+            </w:tcMar>
+            <w:vAlign w:val="top"/>
+          </w:tcPr>
+          <w:p>
+            <w:pPr>
+              <w:pStyle w:val="Normal"/>
+              <w:jc w:val="center"/>
+              <w:pBdr>
+                <w:bottom w:val="none" w:sz="0" w:space="0" w:color="000000"/>
+                <w:top w:val="none" w:sz="0" w:space="0" w:color="000000"/>
+                <w:left w:val="none" w:sz="0" w:space="0" w:color="000000"/>
+                <w:right w:val="none" w:sz="0" w:space="0" w:color="000000"/>
+              </w:pBdr>
+              <w:spacing w:after="100" w:before="100" w:line="240"/>
+              <w:ind w:left="100" w:right="100" w:firstLine="0" w:firstLineChars="0"/>
+              <w:rPr>
+                <w:rFonts w:ascii="Helvetica" w:hAnsi="Helvetica" w:eastAsia="Helvetica" w:cs="Helvetica"/>
+                <w:i w:val="false"/>
+                <w:b w:val="false"/>
+                <w:u w:val="none"/>
+                <w:sz w:val="22"/>
+                <w:szCs w:val="22"/>
+                <w:color w:val="000000"/>
+              </w:rPr>
+            </w:pPr>
+            <w:r>
+              <w:rPr>
+                <w:rFonts w:ascii="Helvetica" w:hAnsi="Helvetica" w:eastAsia="Helvetica" w:cs="Helvetica"/>
+                <w:i w:val="false"/>
+                <w:b w:val="false"/>
+                <w:u w:val="none"/>
+                <w:sz w:val="22"/>
+                <w:szCs w:val="22"/>
+                <w:color w:val="000000"/>
+              </w:rPr>
+              <w:t xml:space="preserve">0.09, 5.96</w:t>
+            </w:r>
+          </w:p>
+        </w:tc>
+        <w:tc>
+          <w:tcPr>
+            <w:tcBorders>
+              <w:bottom w:val="none" w:sz="0" w:space="0" w:color="000000"/>
+              <w:top w:val="none" w:sz="0" w:space="0" w:color="000000"/>
+              <w:left w:val="none" w:sz="0" w:space="0" w:color="000000"/>
+              <w:right w:val="none" w:sz="0" w:space="0" w:color="000000"/>
+            </w:tcBorders>
+            <w:shd w:val="clear" w:color="auto" w:fill="FFFFFF"/>
+            <w:tcMar>
+              <w:top w:w="0" w:type="dxa"/>
+              <w:bottom w:w="0" w:type="dxa"/>
+              <w:left w:w="0" w:type="dxa"/>
+              <w:right w:w="0" w:type="dxa"/>
+            </w:tcMar>
+            <w:vAlign w:val="top"/>
+          </w:tcPr>
+          <w:p>
+            <w:pPr>
+              <w:pStyle w:val="Normal"/>
+              <w:jc w:val="center"/>
+              <w:pBdr>
+                <w:bottom w:val="none" w:sz="0" w:space="0" w:color="000000"/>
+                <w:top w:val="none" w:sz="0" w:space="0" w:color="000000"/>
+                <w:left w:val="none" w:sz="0" w:space="0" w:color="000000"/>
+                <w:right w:val="none" w:sz="0" w:space="0" w:color="000000"/>
+              </w:pBdr>
+              <w:spacing w:after="100" w:before="100" w:line="240"/>
+              <w:ind w:left="100" w:right="100" w:firstLine="0" w:firstLineChars="0"/>
+              <w:rPr>
+                <w:rFonts w:ascii="Helvetica" w:hAnsi="Helvetica" w:eastAsia="Helvetica" w:cs="Helvetica"/>
+                <w:i w:val="false"/>
+                <w:b w:val="false"/>
+                <w:u w:val="none"/>
+                <w:sz w:val="22"/>
+                <w:szCs w:val="22"/>
+                <w:color w:val="000000"/>
+              </w:rPr>
+            </w:pPr>
+            <w:r>
+              <w:rPr>
+                <w:rFonts w:ascii="Helvetica" w:hAnsi="Helvetica" w:eastAsia="Helvetica" w:cs="Helvetica"/>
+                <w:i w:val="false"/>
+                <w:b w:val="false"/>
+                <w:u w:val="none"/>
+                <w:sz w:val="22"/>
+                <w:szCs w:val="22"/>
+                <w:color w:val="000000"/>
+              </w:rPr>
+              <w:t xml:space="preserve">0.760</w:t>
+            </w:r>
+          </w:p>
+        </w:tc>
+        <w:tc>
+          <w:tcPr>
+            <w:tcBorders>
+              <w:bottom w:val="none" w:sz="0" w:space="0" w:color="000000"/>
+              <w:top w:val="none" w:sz="0" w:space="0" w:color="000000"/>
+              <w:left w:val="none" w:sz="0" w:space="0" w:color="000000"/>
+              <w:right w:val="none" w:sz="0" w:space="0" w:color="000000"/>
+            </w:tcBorders>
+            <w:shd w:val="clear" w:color="auto" w:fill="FFFFFF"/>
+            <w:tcMar>
+              <w:top w:w="0" w:type="dxa"/>
+              <w:bottom w:w="0" w:type="dxa"/>
+              <w:left w:w="0" w:type="dxa"/>
+              <w:right w:w="0" w:type="dxa"/>
+            </w:tcMar>
+            <w:vAlign w:val="top"/>
+          </w:tcPr>
+          <w:p>
+            <w:pPr>
+              <w:pStyle w:val="Normal"/>
+              <w:jc w:val="center"/>
+              <w:pBdr>
+                <w:bottom w:val="none" w:sz="0" w:space="0" w:color="000000"/>
+                <w:top w:val="none" w:sz="0" w:space="0" w:color="000000"/>
+                <w:left w:val="none" w:sz="0" w:space="0" w:color="000000"/>
+                <w:right w:val="none" w:sz="0" w:space="0" w:color="000000"/>
+              </w:pBdr>
+              <w:spacing w:after="100" w:before="100" w:line="240"/>
+              <w:ind w:left="100" w:right="100" w:firstLine="0" w:firstLineChars="0"/>
+              <w:rPr>
+                <w:rFonts w:ascii="Helvetica" w:hAnsi="Helvetica" w:eastAsia="Helvetica" w:cs="Helvetica"/>
+                <w:i w:val="false"/>
+                <w:b w:val="false"/>
+                <w:u w:val="none"/>
+                <w:sz w:val="22"/>
+                <w:szCs w:val="22"/>
+                <w:color w:val="000000"/>
+              </w:rPr>
+            </w:pPr>
+            <w:r>
+              <w:rPr>
+                <w:rFonts w:ascii="Helvetica" w:hAnsi="Helvetica" w:eastAsia="Helvetica" w:cs="Helvetica"/>
+                <w:i w:val="false"/>
+                <w:b w:val="false"/>
+                <w:u w:val="none"/>
+                <w:sz w:val="22"/>
+                <w:szCs w:val="22"/>
+                <w:color w:val="000000"/>
+              </w:rPr>
+              <w:t xml:space="preserve">189</w:t>
+            </w:r>
+          </w:p>
+        </w:tc>
+        <w:tc>
+          <w:tcPr>
+            <w:tcBorders>
+              <w:bottom w:val="none" w:sz="0" w:space="0" w:color="000000"/>
+              <w:top w:val="none" w:sz="0" w:space="0" w:color="000000"/>
+              <w:left w:val="none" w:sz="0" w:space="0" w:color="000000"/>
+              <w:right w:val="none" w:sz="0" w:space="0" w:color="000000"/>
+            </w:tcBorders>
+            <w:shd w:val="clear" w:color="auto" w:fill="FFFFFF"/>
+            <w:tcMar>
+              <w:top w:w="0" w:type="dxa"/>
+              <w:bottom w:w="0" w:type="dxa"/>
+              <w:left w:w="0" w:type="dxa"/>
+              <w:right w:w="0" w:type="dxa"/>
+            </w:tcMar>
+            <w:vAlign w:val="top"/>
+          </w:tcPr>
+          <w:p>
+            <w:pPr>
+              <w:pStyle w:val="Normal"/>
+              <w:jc w:val="center"/>
+              <w:pBdr>
+                <w:bottom w:val="none" w:sz="0" w:space="0" w:color="000000"/>
+                <w:top w:val="none" w:sz="0" w:space="0" w:color="000000"/>
+                <w:left w:val="none" w:sz="0" w:space="0" w:color="000000"/>
+                <w:right w:val="none" w:sz="0" w:space="0" w:color="000000"/>
+              </w:pBdr>
+              <w:spacing w:after="100" w:before="100" w:line="240"/>
+              <w:ind w:left="100" w:right="100" w:firstLine="0" w:firstLineChars="0"/>
+              <w:rPr>
+                <w:rFonts w:ascii="Helvetica" w:hAnsi="Helvetica" w:eastAsia="Helvetica" w:cs="Helvetica"/>
+                <w:i w:val="false"/>
+                <w:b w:val="false"/>
+                <w:u w:val="none"/>
+                <w:sz w:val="22"/>
+                <w:szCs w:val="22"/>
+                <w:color w:val="000000"/>
+              </w:rPr>
+            </w:pPr>
+            <w:r>
+              <w:rPr>
+                <w:rFonts w:ascii="Helvetica" w:hAnsi="Helvetica" w:eastAsia="Helvetica" w:cs="Helvetica"/>
+                <w:i w:val="false"/>
+                <w:b w:val="false"/>
+                <w:u w:val="none"/>
+                <w:sz w:val="22"/>
+                <w:szCs w:val="22"/>
+                <w:color w:val="000000"/>
+              </w:rPr>
+              <w:t xml:space="preserve">1.41</w:t>
+            </w:r>
+          </w:p>
+        </w:tc>
+        <w:tc>
+          <w:tcPr>
+            <w:tcBorders>
+              <w:bottom w:val="none" w:sz="0" w:space="0" w:color="000000"/>
+              <w:top w:val="none" w:sz="0" w:space="0" w:color="000000"/>
+              <w:left w:val="none" w:sz="0" w:space="0" w:color="000000"/>
+              <w:right w:val="none" w:sz="0" w:space="0" w:color="000000"/>
+            </w:tcBorders>
+            <w:shd w:val="clear" w:color="auto" w:fill="FFFFFF"/>
+            <w:tcMar>
+              <w:top w:w="0" w:type="dxa"/>
+              <w:bottom w:w="0" w:type="dxa"/>
+              <w:left w:w="0" w:type="dxa"/>
+              <w:right w:w="0" w:type="dxa"/>
+            </w:tcMar>
+            <w:vAlign w:val="top"/>
+          </w:tcPr>
+          <w:p>
+            <w:pPr>
+              <w:pStyle w:val="Normal"/>
+              <w:jc w:val="center"/>
+              <w:pBdr>
+                <w:bottom w:val="none" w:sz="0" w:space="0" w:color="000000"/>
+                <w:top w:val="none" w:sz="0" w:space="0" w:color="000000"/>
+                <w:left w:val="none" w:sz="0" w:space="0" w:color="000000"/>
+                <w:right w:val="none" w:sz="0" w:space="0" w:color="000000"/>
+              </w:pBdr>
+              <w:spacing w:after="100" w:before="100" w:line="240"/>
+              <w:ind w:left="100" w:right="100" w:firstLine="0" w:firstLineChars="0"/>
+              <w:rPr>
+                <w:rFonts w:ascii="Helvetica" w:hAnsi="Helvetica" w:eastAsia="Helvetica" w:cs="Helvetica"/>
+                <w:i w:val="false"/>
+                <w:b w:val="false"/>
+                <w:u w:val="none"/>
+                <w:sz w:val="22"/>
+                <w:szCs w:val="22"/>
+                <w:color w:val="000000"/>
+              </w:rPr>
+            </w:pPr>
+            <w:r>
+              <w:rPr>
+                <w:rFonts w:ascii="Helvetica" w:hAnsi="Helvetica" w:eastAsia="Helvetica" w:cs="Helvetica"/>
+                <w:i w:val="false"/>
+                <w:b w:val="false"/>
+                <w:u w:val="none"/>
+                <w:sz w:val="22"/>
+                <w:szCs w:val="22"/>
+                <w:color w:val="000000"/>
+              </w:rPr>
+              <w:t xml:space="preserve">0.09, 22.4</w:t>
+            </w:r>
+          </w:p>
+        </w:tc>
+        <w:tc>
+          <w:tcPr>
+            <w:tcBorders>
+              <w:bottom w:val="none" w:sz="0" w:space="0" w:color="000000"/>
+              <w:top w:val="none" w:sz="0" w:space="0" w:color="000000"/>
+              <w:left w:val="none" w:sz="0" w:space="0" w:color="000000"/>
+              <w:right w:val="none" w:sz="0" w:space="0" w:color="000000"/>
+            </w:tcBorders>
+            <w:shd w:val="clear" w:color="auto" w:fill="FFFFFF"/>
+            <w:tcMar>
+              <w:top w:w="0" w:type="dxa"/>
+              <w:bottom w:w="0" w:type="dxa"/>
+              <w:left w:w="0" w:type="dxa"/>
+              <w:right w:w="0" w:type="dxa"/>
+            </w:tcMar>
+            <w:vAlign w:val="top"/>
+          </w:tcPr>
+          <w:p>
+            <w:pPr>
+              <w:pStyle w:val="Normal"/>
+              <w:jc w:val="center"/>
+              <w:pBdr>
+                <w:bottom w:val="none" w:sz="0" w:space="0" w:color="000000"/>
+                <w:top w:val="none" w:sz="0" w:space="0" w:color="000000"/>
+                <w:left w:val="none" w:sz="0" w:space="0" w:color="000000"/>
+                <w:right w:val="none" w:sz="0" w:space="0" w:color="000000"/>
+              </w:pBdr>
+              <w:spacing w:after="100" w:before="100" w:line="240"/>
+              <w:ind w:left="100" w:right="100" w:firstLine="0" w:firstLineChars="0"/>
+              <w:rPr>
+                <w:rFonts w:ascii="Helvetica" w:hAnsi="Helvetica" w:eastAsia="Helvetica" w:cs="Helvetica"/>
+                <w:i w:val="false"/>
+                <w:b w:val="false"/>
+                <w:u w:val="none"/>
+                <w:sz w:val="22"/>
+                <w:szCs w:val="22"/>
+                <w:color w:val="000000"/>
+              </w:rPr>
+            </w:pPr>
+            <w:r>
+              <w:rPr>
+                <w:rFonts w:ascii="Helvetica" w:hAnsi="Helvetica" w:eastAsia="Helvetica" w:cs="Helvetica"/>
+                <w:i w:val="false"/>
+                <w:b w:val="false"/>
+                <w:u w:val="none"/>
+                <w:sz w:val="22"/>
+                <w:szCs w:val="22"/>
+                <w:color w:val="000000"/>
+              </w:rPr>
+              <w:t xml:space="preserve">0.810</w:t>
             </w:r>
           </w:p>
         </w:tc>
@@ -13879,378 +13879,378 @@
                 <w:szCs w:val="22"/>
                 <w:color w:val="000000"/>
               </w:rPr>
-              <w:t xml:space="preserve">190</w:t>
-            </w:r>
-          </w:p>
-        </w:tc>
-        <w:tc>
-          <w:tcPr>
-            <w:tcBorders>
-              <w:bottom w:val="none" w:sz="0" w:space="0" w:color="000000"/>
-              <w:top w:val="none" w:sz="0" w:space="0" w:color="000000"/>
-              <w:left w:val="none" w:sz="0" w:space="0" w:color="000000"/>
-              <w:right w:val="none" w:sz="0" w:space="0" w:color="000000"/>
-            </w:tcBorders>
-            <w:shd w:val="clear" w:color="auto" w:fill="FFFFFF"/>
-            <w:tcMar>
-              <w:top w:w="0" w:type="dxa"/>
-              <w:bottom w:w="0" w:type="dxa"/>
-              <w:left w:w="0" w:type="dxa"/>
-              <w:right w:w="0" w:type="dxa"/>
-            </w:tcMar>
-            <w:vAlign w:val="top"/>
-          </w:tcPr>
-          <w:p>
-            <w:pPr>
-              <w:pStyle w:val="Normal"/>
-              <w:jc w:val="center"/>
-              <w:pBdr>
-                <w:bottom w:val="none" w:sz="0" w:space="0" w:color="000000"/>
-                <w:top w:val="none" w:sz="0" w:space="0" w:color="000000"/>
-                <w:left w:val="none" w:sz="0" w:space="0" w:color="000000"/>
-                <w:right w:val="none" w:sz="0" w:space="0" w:color="000000"/>
-              </w:pBdr>
-              <w:spacing w:after="100" w:before="100" w:line="240"/>
-              <w:ind w:left="100" w:right="100" w:firstLine="0" w:firstLineChars="0"/>
-              <w:rPr>
-                <w:rFonts w:ascii="Helvetica" w:hAnsi="Helvetica" w:eastAsia="Helvetica" w:cs="Helvetica"/>
-                <w:i w:val="false"/>
-                <w:b w:val="false"/>
-                <w:u w:val="none"/>
-                <w:sz w:val="22"/>
-                <w:szCs w:val="22"/>
-                <w:color w:val="000000"/>
-              </w:rPr>
-            </w:pPr>
-            <w:r>
-              <w:rPr>
-                <w:rFonts w:ascii="Helvetica" w:hAnsi="Helvetica" w:eastAsia="Helvetica" w:cs="Helvetica"/>
-                <w:i w:val="false"/>
-                <w:b w:val="false"/>
-                <w:u w:val="none"/>
-                <w:sz w:val="22"/>
-                <w:szCs w:val="22"/>
-                <w:color w:val="000000"/>
-              </w:rPr>
-              <w:t xml:space="preserve">1.41</w:t>
-            </w:r>
-          </w:p>
-        </w:tc>
-        <w:tc>
-          <w:tcPr>
-            <w:tcBorders>
-              <w:bottom w:val="none" w:sz="0" w:space="0" w:color="000000"/>
-              <w:top w:val="none" w:sz="0" w:space="0" w:color="000000"/>
-              <w:left w:val="none" w:sz="0" w:space="0" w:color="000000"/>
-              <w:right w:val="none" w:sz="0" w:space="0" w:color="000000"/>
-            </w:tcBorders>
-            <w:shd w:val="clear" w:color="auto" w:fill="FFFFFF"/>
-            <w:tcMar>
-              <w:top w:w="0" w:type="dxa"/>
-              <w:bottom w:w="0" w:type="dxa"/>
-              <w:left w:w="0" w:type="dxa"/>
-              <w:right w:w="0" w:type="dxa"/>
-            </w:tcMar>
-            <w:vAlign w:val="top"/>
-          </w:tcPr>
-          <w:p>
-            <w:pPr>
-              <w:pStyle w:val="Normal"/>
-              <w:jc w:val="center"/>
-              <w:pBdr>
-                <w:bottom w:val="none" w:sz="0" w:space="0" w:color="000000"/>
-                <w:top w:val="none" w:sz="0" w:space="0" w:color="000000"/>
-                <w:left w:val="none" w:sz="0" w:space="0" w:color="000000"/>
-                <w:right w:val="none" w:sz="0" w:space="0" w:color="000000"/>
-              </w:pBdr>
-              <w:spacing w:after="100" w:before="100" w:line="240"/>
-              <w:ind w:left="100" w:right="100" w:firstLine="0" w:firstLineChars="0"/>
-              <w:rPr>
-                <w:rFonts w:ascii="Helvetica" w:hAnsi="Helvetica" w:eastAsia="Helvetica" w:cs="Helvetica"/>
-                <w:i w:val="false"/>
-                <w:b w:val="false"/>
-                <w:u w:val="none"/>
-                <w:sz w:val="22"/>
-                <w:szCs w:val="22"/>
-                <w:color w:val="000000"/>
-              </w:rPr>
-            </w:pPr>
-            <w:r>
-              <w:rPr>
-                <w:rFonts w:ascii="Helvetica" w:hAnsi="Helvetica" w:eastAsia="Helvetica" w:cs="Helvetica"/>
-                <w:i w:val="false"/>
-                <w:b w:val="false"/>
-                <w:u w:val="none"/>
-                <w:sz w:val="22"/>
-                <w:szCs w:val="22"/>
-                <w:color w:val="000000"/>
-              </w:rPr>
-              <w:t xml:space="preserve">0.85, 2.33</w:t>
-            </w:r>
-          </w:p>
-        </w:tc>
-        <w:tc>
-          <w:tcPr>
-            <w:tcBorders>
-              <w:bottom w:val="none" w:sz="0" w:space="0" w:color="000000"/>
-              <w:top w:val="none" w:sz="0" w:space="0" w:color="000000"/>
-              <w:left w:val="none" w:sz="0" w:space="0" w:color="000000"/>
-              <w:right w:val="none" w:sz="0" w:space="0" w:color="000000"/>
-            </w:tcBorders>
-            <w:shd w:val="clear" w:color="auto" w:fill="FFFFFF"/>
-            <w:tcMar>
-              <w:top w:w="0" w:type="dxa"/>
-              <w:bottom w:w="0" w:type="dxa"/>
-              <w:left w:w="0" w:type="dxa"/>
-              <w:right w:w="0" w:type="dxa"/>
-            </w:tcMar>
-            <w:vAlign w:val="top"/>
-          </w:tcPr>
-          <w:p>
-            <w:pPr>
-              <w:pStyle w:val="Normal"/>
-              <w:jc w:val="center"/>
-              <w:pBdr>
-                <w:bottom w:val="none" w:sz="0" w:space="0" w:color="000000"/>
-                <w:top w:val="none" w:sz="0" w:space="0" w:color="000000"/>
-                <w:left w:val="none" w:sz="0" w:space="0" w:color="000000"/>
-                <w:right w:val="none" w:sz="0" w:space="0" w:color="000000"/>
-              </w:pBdr>
-              <w:spacing w:after="100" w:before="100" w:line="240"/>
-              <w:ind w:left="100" w:right="100" w:firstLine="0" w:firstLineChars="0"/>
-              <w:rPr>
-                <w:rFonts w:ascii="Helvetica" w:hAnsi="Helvetica" w:eastAsia="Helvetica" w:cs="Helvetica"/>
-                <w:i w:val="false"/>
-                <w:b w:val="false"/>
-                <w:u w:val="none"/>
-                <w:sz w:val="22"/>
-                <w:szCs w:val="22"/>
-                <w:color w:val="000000"/>
-              </w:rPr>
-            </w:pPr>
-            <w:r>
-              <w:rPr>
-                <w:rFonts w:ascii="Helvetica" w:hAnsi="Helvetica" w:eastAsia="Helvetica" w:cs="Helvetica"/>
-                <w:i w:val="false"/>
-                <w:b w:val="false"/>
-                <w:u w:val="none"/>
-                <w:sz w:val="22"/>
-                <w:szCs w:val="22"/>
-                <w:color w:val="000000"/>
-              </w:rPr>
-              <w:t xml:space="preserve">0.190</w:t>
-            </w:r>
-          </w:p>
-        </w:tc>
-        <w:tc>
-          <w:tcPr>
-            <w:tcBorders>
-              <w:bottom w:val="none" w:sz="0" w:space="0" w:color="000000"/>
-              <w:top w:val="none" w:sz="0" w:space="0" w:color="000000"/>
-              <w:left w:val="none" w:sz="0" w:space="0" w:color="000000"/>
-              <w:right w:val="none" w:sz="0" w:space="0" w:color="000000"/>
-            </w:tcBorders>
-            <w:shd w:val="clear" w:color="auto" w:fill="FFFFFF"/>
-            <w:tcMar>
-              <w:top w:w="0" w:type="dxa"/>
-              <w:bottom w:w="0" w:type="dxa"/>
-              <w:left w:w="0" w:type="dxa"/>
-              <w:right w:w="0" w:type="dxa"/>
-            </w:tcMar>
-            <w:vAlign w:val="top"/>
-          </w:tcPr>
-          <w:p>
-            <w:pPr>
-              <w:pStyle w:val="Normal"/>
-              <w:jc w:val="center"/>
-              <w:pBdr>
-                <w:bottom w:val="none" w:sz="0" w:space="0" w:color="000000"/>
-                <w:top w:val="none" w:sz="0" w:space="0" w:color="000000"/>
-                <w:left w:val="none" w:sz="0" w:space="0" w:color="000000"/>
-                <w:right w:val="none" w:sz="0" w:space="0" w:color="000000"/>
-              </w:pBdr>
-              <w:spacing w:after="100" w:before="100" w:line="240"/>
-              <w:ind w:left="100" w:right="100" w:firstLine="0" w:firstLineChars="0"/>
-              <w:rPr>
-                <w:rFonts w:ascii="Helvetica" w:hAnsi="Helvetica" w:eastAsia="Helvetica" w:cs="Helvetica"/>
-                <w:i w:val="false"/>
-                <w:b w:val="false"/>
-                <w:u w:val="none"/>
-                <w:sz w:val="22"/>
-                <w:szCs w:val="22"/>
-                <w:color w:val="000000"/>
-              </w:rPr>
-            </w:pPr>
-            <w:r>
-              <w:rPr>
-                <w:rFonts w:ascii="Helvetica" w:hAnsi="Helvetica" w:eastAsia="Helvetica" w:cs="Helvetica"/>
-                <w:i w:val="false"/>
-                <w:b w:val="false"/>
-                <w:u w:val="none"/>
-                <w:sz w:val="22"/>
-                <w:szCs w:val="22"/>
-                <w:color w:val="000000"/>
-              </w:rPr>
-              <w:t xml:space="preserve">190</w:t>
-            </w:r>
-          </w:p>
-        </w:tc>
-        <w:tc>
-          <w:tcPr>
-            <w:tcBorders>
-              <w:bottom w:val="none" w:sz="0" w:space="0" w:color="000000"/>
-              <w:top w:val="none" w:sz="0" w:space="0" w:color="000000"/>
-              <w:left w:val="none" w:sz="0" w:space="0" w:color="000000"/>
-              <w:right w:val="none" w:sz="0" w:space="0" w:color="000000"/>
-            </w:tcBorders>
-            <w:shd w:val="clear" w:color="auto" w:fill="FFFFFF"/>
-            <w:tcMar>
-              <w:top w:w="0" w:type="dxa"/>
-              <w:bottom w:w="0" w:type="dxa"/>
-              <w:left w:w="0" w:type="dxa"/>
-              <w:right w:w="0" w:type="dxa"/>
-            </w:tcMar>
-            <w:vAlign w:val="top"/>
-          </w:tcPr>
-          <w:p>
-            <w:pPr>
-              <w:pStyle w:val="Normal"/>
-              <w:jc w:val="center"/>
-              <w:pBdr>
-                <w:bottom w:val="none" w:sz="0" w:space="0" w:color="000000"/>
-                <w:top w:val="none" w:sz="0" w:space="0" w:color="000000"/>
-                <w:left w:val="none" w:sz="0" w:space="0" w:color="000000"/>
-                <w:right w:val="none" w:sz="0" w:space="0" w:color="000000"/>
-              </w:pBdr>
-              <w:spacing w:after="100" w:before="100" w:line="240"/>
-              <w:ind w:left="100" w:right="100" w:firstLine="0" w:firstLineChars="0"/>
-              <w:rPr>
-                <w:rFonts w:ascii="Helvetica" w:hAnsi="Helvetica" w:eastAsia="Helvetica" w:cs="Helvetica"/>
-                <w:i w:val="false"/>
-                <w:b w:val="false"/>
-                <w:u w:val="none"/>
-                <w:sz w:val="22"/>
-                <w:szCs w:val="22"/>
-                <w:color w:val="000000"/>
-              </w:rPr>
-            </w:pPr>
-            <w:r>
-              <w:rPr>
-                <w:rFonts w:ascii="Helvetica" w:hAnsi="Helvetica" w:eastAsia="Helvetica" w:cs="Helvetica"/>
-                <w:i w:val="false"/>
-                <w:b w:val="false"/>
-                <w:u w:val="none"/>
-                <w:sz w:val="22"/>
-                <w:szCs w:val="22"/>
-                <w:color w:val="000000"/>
-              </w:rPr>
-              <w:t xml:space="preserve">1.26</w:t>
-            </w:r>
-          </w:p>
-        </w:tc>
-        <w:tc>
-          <w:tcPr>
-            <w:tcBorders>
-              <w:bottom w:val="none" w:sz="0" w:space="0" w:color="000000"/>
-              <w:top w:val="none" w:sz="0" w:space="0" w:color="000000"/>
-              <w:left w:val="none" w:sz="0" w:space="0" w:color="000000"/>
-              <w:right w:val="none" w:sz="0" w:space="0" w:color="000000"/>
-            </w:tcBorders>
-            <w:shd w:val="clear" w:color="auto" w:fill="FFFFFF"/>
-            <w:tcMar>
-              <w:top w:w="0" w:type="dxa"/>
-              <w:bottom w:w="0" w:type="dxa"/>
-              <w:left w:w="0" w:type="dxa"/>
-              <w:right w:w="0" w:type="dxa"/>
-            </w:tcMar>
-            <w:vAlign w:val="top"/>
-          </w:tcPr>
-          <w:p>
-            <w:pPr>
-              <w:pStyle w:val="Normal"/>
-              <w:jc w:val="center"/>
-              <w:pBdr>
-                <w:bottom w:val="none" w:sz="0" w:space="0" w:color="000000"/>
-                <w:top w:val="none" w:sz="0" w:space="0" w:color="000000"/>
-                <w:left w:val="none" w:sz="0" w:space="0" w:color="000000"/>
-                <w:right w:val="none" w:sz="0" w:space="0" w:color="000000"/>
-              </w:pBdr>
-              <w:spacing w:after="100" w:before="100" w:line="240"/>
-              <w:ind w:left="100" w:right="100" w:firstLine="0" w:firstLineChars="0"/>
-              <w:rPr>
-                <w:rFonts w:ascii="Helvetica" w:hAnsi="Helvetica" w:eastAsia="Helvetica" w:cs="Helvetica"/>
-                <w:i w:val="false"/>
-                <w:b w:val="false"/>
-                <w:u w:val="none"/>
-                <w:sz w:val="22"/>
-                <w:szCs w:val="22"/>
-                <w:color w:val="000000"/>
-              </w:rPr>
-            </w:pPr>
-            <w:r>
-              <w:rPr>
-                <w:rFonts w:ascii="Helvetica" w:hAnsi="Helvetica" w:eastAsia="Helvetica" w:cs="Helvetica"/>
-                <w:i w:val="false"/>
-                <w:b w:val="false"/>
-                <w:u w:val="none"/>
-                <w:sz w:val="22"/>
-                <w:szCs w:val="22"/>
-                <w:color w:val="000000"/>
-              </w:rPr>
-              <w:t xml:space="preserve">0.73, 2.20</w:t>
-            </w:r>
-          </w:p>
-        </w:tc>
-        <w:tc>
-          <w:tcPr>
-            <w:tcBorders>
-              <w:bottom w:val="none" w:sz="0" w:space="0" w:color="000000"/>
-              <w:top w:val="none" w:sz="0" w:space="0" w:color="000000"/>
-              <w:left w:val="none" w:sz="0" w:space="0" w:color="000000"/>
-              <w:right w:val="none" w:sz="0" w:space="0" w:color="000000"/>
-            </w:tcBorders>
-            <w:shd w:val="clear" w:color="auto" w:fill="FFFFFF"/>
-            <w:tcMar>
-              <w:top w:w="0" w:type="dxa"/>
-              <w:bottom w:w="0" w:type="dxa"/>
-              <w:left w:w="0" w:type="dxa"/>
-              <w:right w:w="0" w:type="dxa"/>
-            </w:tcMar>
-            <w:vAlign w:val="top"/>
-          </w:tcPr>
-          <w:p>
-            <w:pPr>
-              <w:pStyle w:val="Normal"/>
-              <w:jc w:val="center"/>
-              <w:pBdr>
-                <w:bottom w:val="none" w:sz="0" w:space="0" w:color="000000"/>
-                <w:top w:val="none" w:sz="0" w:space="0" w:color="000000"/>
-                <w:left w:val="none" w:sz="0" w:space="0" w:color="000000"/>
-                <w:right w:val="none" w:sz="0" w:space="0" w:color="000000"/>
-              </w:pBdr>
-              <w:spacing w:after="100" w:before="100" w:line="240"/>
-              <w:ind w:left="100" w:right="100" w:firstLine="0" w:firstLineChars="0"/>
-              <w:rPr>
-                <w:rFonts w:ascii="Helvetica" w:hAnsi="Helvetica" w:eastAsia="Helvetica" w:cs="Helvetica"/>
-                <w:i w:val="false"/>
-                <w:b w:val="false"/>
-                <w:u w:val="none"/>
-                <w:sz w:val="22"/>
-                <w:szCs w:val="22"/>
-                <w:color w:val="000000"/>
-              </w:rPr>
-            </w:pPr>
-            <w:r>
-              <w:rPr>
-                <w:rFonts w:ascii="Helvetica" w:hAnsi="Helvetica" w:eastAsia="Helvetica" w:cs="Helvetica"/>
-                <w:i w:val="false"/>
-                <w:b w:val="false"/>
-                <w:u w:val="none"/>
-                <w:sz w:val="22"/>
-                <w:szCs w:val="22"/>
-                <w:color w:val="000000"/>
-              </w:rPr>
-              <w:t xml:space="preserve">0.410</w:t>
+              <w:t xml:space="preserve">189</w:t>
+            </w:r>
+          </w:p>
+        </w:tc>
+        <w:tc>
+          <w:tcPr>
+            <w:tcBorders>
+              <w:bottom w:val="none" w:sz="0" w:space="0" w:color="000000"/>
+              <w:top w:val="none" w:sz="0" w:space="0" w:color="000000"/>
+              <w:left w:val="none" w:sz="0" w:space="0" w:color="000000"/>
+              <w:right w:val="none" w:sz="0" w:space="0" w:color="000000"/>
+            </w:tcBorders>
+            <w:shd w:val="clear" w:color="auto" w:fill="FFFFFF"/>
+            <w:tcMar>
+              <w:top w:w="0" w:type="dxa"/>
+              <w:bottom w:w="0" w:type="dxa"/>
+              <w:left w:w="0" w:type="dxa"/>
+              <w:right w:w="0" w:type="dxa"/>
+            </w:tcMar>
+            <w:vAlign w:val="top"/>
+          </w:tcPr>
+          <w:p>
+            <w:pPr>
+              <w:pStyle w:val="Normal"/>
+              <w:jc w:val="center"/>
+              <w:pBdr>
+                <w:bottom w:val="none" w:sz="0" w:space="0" w:color="000000"/>
+                <w:top w:val="none" w:sz="0" w:space="0" w:color="000000"/>
+                <w:left w:val="none" w:sz="0" w:space="0" w:color="000000"/>
+                <w:right w:val="none" w:sz="0" w:space="0" w:color="000000"/>
+              </w:pBdr>
+              <w:spacing w:after="100" w:before="100" w:line="240"/>
+              <w:ind w:left="100" w:right="100" w:firstLine="0" w:firstLineChars="0"/>
+              <w:rPr>
+                <w:rFonts w:ascii="Helvetica" w:hAnsi="Helvetica" w:eastAsia="Helvetica" w:cs="Helvetica"/>
+                <w:i w:val="false"/>
+                <w:b w:val="false"/>
+                <w:u w:val="none"/>
+                <w:sz w:val="22"/>
+                <w:szCs w:val="22"/>
+                <w:color w:val="000000"/>
+              </w:rPr>
+            </w:pPr>
+            <w:r>
+              <w:rPr>
+                <w:rFonts w:ascii="Helvetica" w:hAnsi="Helvetica" w:eastAsia="Helvetica" w:cs="Helvetica"/>
+                <w:i w:val="false"/>
+                <w:b w:val="false"/>
+                <w:u w:val="none"/>
+                <w:sz w:val="22"/>
+                <w:szCs w:val="22"/>
+                <w:color w:val="000000"/>
+              </w:rPr>
+              <w:t xml:space="preserve">1.43</w:t>
+            </w:r>
+          </w:p>
+        </w:tc>
+        <w:tc>
+          <w:tcPr>
+            <w:tcBorders>
+              <w:bottom w:val="none" w:sz="0" w:space="0" w:color="000000"/>
+              <w:top w:val="none" w:sz="0" w:space="0" w:color="000000"/>
+              <w:left w:val="none" w:sz="0" w:space="0" w:color="000000"/>
+              <w:right w:val="none" w:sz="0" w:space="0" w:color="000000"/>
+            </w:tcBorders>
+            <w:shd w:val="clear" w:color="auto" w:fill="FFFFFF"/>
+            <w:tcMar>
+              <w:top w:w="0" w:type="dxa"/>
+              <w:bottom w:w="0" w:type="dxa"/>
+              <w:left w:w="0" w:type="dxa"/>
+              <w:right w:w="0" w:type="dxa"/>
+            </w:tcMar>
+            <w:vAlign w:val="top"/>
+          </w:tcPr>
+          <w:p>
+            <w:pPr>
+              <w:pStyle w:val="Normal"/>
+              <w:jc w:val="center"/>
+              <w:pBdr>
+                <w:bottom w:val="none" w:sz="0" w:space="0" w:color="000000"/>
+                <w:top w:val="none" w:sz="0" w:space="0" w:color="000000"/>
+                <w:left w:val="none" w:sz="0" w:space="0" w:color="000000"/>
+                <w:right w:val="none" w:sz="0" w:space="0" w:color="000000"/>
+              </w:pBdr>
+              <w:spacing w:after="100" w:before="100" w:line="240"/>
+              <w:ind w:left="100" w:right="100" w:firstLine="0" w:firstLineChars="0"/>
+              <w:rPr>
+                <w:rFonts w:ascii="Helvetica" w:hAnsi="Helvetica" w:eastAsia="Helvetica" w:cs="Helvetica"/>
+                <w:i w:val="false"/>
+                <w:b w:val="false"/>
+                <w:u w:val="none"/>
+                <w:sz w:val="22"/>
+                <w:szCs w:val="22"/>
+                <w:color w:val="000000"/>
+              </w:rPr>
+            </w:pPr>
+            <w:r>
+              <w:rPr>
+                <w:rFonts w:ascii="Helvetica" w:hAnsi="Helvetica" w:eastAsia="Helvetica" w:cs="Helvetica"/>
+                <w:i w:val="false"/>
+                <w:b w:val="false"/>
+                <w:u w:val="none"/>
+                <w:sz w:val="22"/>
+                <w:szCs w:val="22"/>
+                <w:color w:val="000000"/>
+              </w:rPr>
+              <w:t xml:space="preserve">0.86, 2.37</w:t>
+            </w:r>
+          </w:p>
+        </w:tc>
+        <w:tc>
+          <w:tcPr>
+            <w:tcBorders>
+              <w:bottom w:val="none" w:sz="0" w:space="0" w:color="000000"/>
+              <w:top w:val="none" w:sz="0" w:space="0" w:color="000000"/>
+              <w:left w:val="none" w:sz="0" w:space="0" w:color="000000"/>
+              <w:right w:val="none" w:sz="0" w:space="0" w:color="000000"/>
+            </w:tcBorders>
+            <w:shd w:val="clear" w:color="auto" w:fill="FFFFFF"/>
+            <w:tcMar>
+              <w:top w:w="0" w:type="dxa"/>
+              <w:bottom w:w="0" w:type="dxa"/>
+              <w:left w:w="0" w:type="dxa"/>
+              <w:right w:w="0" w:type="dxa"/>
+            </w:tcMar>
+            <w:vAlign w:val="top"/>
+          </w:tcPr>
+          <w:p>
+            <w:pPr>
+              <w:pStyle w:val="Normal"/>
+              <w:jc w:val="center"/>
+              <w:pBdr>
+                <w:bottom w:val="none" w:sz="0" w:space="0" w:color="000000"/>
+                <w:top w:val="none" w:sz="0" w:space="0" w:color="000000"/>
+                <w:left w:val="none" w:sz="0" w:space="0" w:color="000000"/>
+                <w:right w:val="none" w:sz="0" w:space="0" w:color="000000"/>
+              </w:pBdr>
+              <w:spacing w:after="100" w:before="100" w:line="240"/>
+              <w:ind w:left="100" w:right="100" w:firstLine="0" w:firstLineChars="0"/>
+              <w:rPr>
+                <w:rFonts w:ascii="Helvetica" w:hAnsi="Helvetica" w:eastAsia="Helvetica" w:cs="Helvetica"/>
+                <w:i w:val="false"/>
+                <w:b w:val="false"/>
+                <w:u w:val="none"/>
+                <w:sz w:val="22"/>
+                <w:szCs w:val="22"/>
+                <w:color w:val="000000"/>
+              </w:rPr>
+            </w:pPr>
+            <w:r>
+              <w:rPr>
+                <w:rFonts w:ascii="Helvetica" w:hAnsi="Helvetica" w:eastAsia="Helvetica" w:cs="Helvetica"/>
+                <w:i w:val="false"/>
+                <w:b w:val="false"/>
+                <w:u w:val="none"/>
+                <w:sz w:val="22"/>
+                <w:szCs w:val="22"/>
+                <w:color w:val="000000"/>
+              </w:rPr>
+              <w:t xml:space="preserve">0.170</w:t>
+            </w:r>
+          </w:p>
+        </w:tc>
+        <w:tc>
+          <w:tcPr>
+            <w:tcBorders>
+              <w:bottom w:val="none" w:sz="0" w:space="0" w:color="000000"/>
+              <w:top w:val="none" w:sz="0" w:space="0" w:color="000000"/>
+              <w:left w:val="none" w:sz="0" w:space="0" w:color="000000"/>
+              <w:right w:val="none" w:sz="0" w:space="0" w:color="000000"/>
+            </w:tcBorders>
+            <w:shd w:val="clear" w:color="auto" w:fill="FFFFFF"/>
+            <w:tcMar>
+              <w:top w:w="0" w:type="dxa"/>
+              <w:bottom w:w="0" w:type="dxa"/>
+              <w:left w:w="0" w:type="dxa"/>
+              <w:right w:w="0" w:type="dxa"/>
+            </w:tcMar>
+            <w:vAlign w:val="top"/>
+          </w:tcPr>
+          <w:p>
+            <w:pPr>
+              <w:pStyle w:val="Normal"/>
+              <w:jc w:val="center"/>
+              <w:pBdr>
+                <w:bottom w:val="none" w:sz="0" w:space="0" w:color="000000"/>
+                <w:top w:val="none" w:sz="0" w:space="0" w:color="000000"/>
+                <w:left w:val="none" w:sz="0" w:space="0" w:color="000000"/>
+                <w:right w:val="none" w:sz="0" w:space="0" w:color="000000"/>
+              </w:pBdr>
+              <w:spacing w:after="100" w:before="100" w:line="240"/>
+              <w:ind w:left="100" w:right="100" w:firstLine="0" w:firstLineChars="0"/>
+              <w:rPr>
+                <w:rFonts w:ascii="Helvetica" w:hAnsi="Helvetica" w:eastAsia="Helvetica" w:cs="Helvetica"/>
+                <w:i w:val="false"/>
+                <w:b w:val="false"/>
+                <w:u w:val="none"/>
+                <w:sz w:val="22"/>
+                <w:szCs w:val="22"/>
+                <w:color w:val="000000"/>
+              </w:rPr>
+            </w:pPr>
+            <w:r>
+              <w:rPr>
+                <w:rFonts w:ascii="Helvetica" w:hAnsi="Helvetica" w:eastAsia="Helvetica" w:cs="Helvetica"/>
+                <w:i w:val="false"/>
+                <w:b w:val="false"/>
+                <w:u w:val="none"/>
+                <w:sz w:val="22"/>
+                <w:szCs w:val="22"/>
+                <w:color w:val="000000"/>
+              </w:rPr>
+              <w:t xml:space="preserve">189</w:t>
+            </w:r>
+          </w:p>
+        </w:tc>
+        <w:tc>
+          <w:tcPr>
+            <w:tcBorders>
+              <w:bottom w:val="none" w:sz="0" w:space="0" w:color="000000"/>
+              <w:top w:val="none" w:sz="0" w:space="0" w:color="000000"/>
+              <w:left w:val="none" w:sz="0" w:space="0" w:color="000000"/>
+              <w:right w:val="none" w:sz="0" w:space="0" w:color="000000"/>
+            </w:tcBorders>
+            <w:shd w:val="clear" w:color="auto" w:fill="FFFFFF"/>
+            <w:tcMar>
+              <w:top w:w="0" w:type="dxa"/>
+              <w:bottom w:w="0" w:type="dxa"/>
+              <w:left w:w="0" w:type="dxa"/>
+              <w:right w:w="0" w:type="dxa"/>
+            </w:tcMar>
+            <w:vAlign w:val="top"/>
+          </w:tcPr>
+          <w:p>
+            <w:pPr>
+              <w:pStyle w:val="Normal"/>
+              <w:jc w:val="center"/>
+              <w:pBdr>
+                <w:bottom w:val="none" w:sz="0" w:space="0" w:color="000000"/>
+                <w:top w:val="none" w:sz="0" w:space="0" w:color="000000"/>
+                <w:left w:val="none" w:sz="0" w:space="0" w:color="000000"/>
+                <w:right w:val="none" w:sz="0" w:space="0" w:color="000000"/>
+              </w:pBdr>
+              <w:spacing w:after="100" w:before="100" w:line="240"/>
+              <w:ind w:left="100" w:right="100" w:firstLine="0" w:firstLineChars="0"/>
+              <w:rPr>
+                <w:rFonts w:ascii="Helvetica" w:hAnsi="Helvetica" w:eastAsia="Helvetica" w:cs="Helvetica"/>
+                <w:i w:val="false"/>
+                <w:b w:val="false"/>
+                <w:u w:val="none"/>
+                <w:sz w:val="22"/>
+                <w:szCs w:val="22"/>
+                <w:color w:val="000000"/>
+              </w:rPr>
+            </w:pPr>
+            <w:r>
+              <w:rPr>
+                <w:rFonts w:ascii="Helvetica" w:hAnsi="Helvetica" w:eastAsia="Helvetica" w:cs="Helvetica"/>
+                <w:i w:val="false"/>
+                <w:b w:val="false"/>
+                <w:u w:val="none"/>
+                <w:sz w:val="22"/>
+                <w:szCs w:val="22"/>
+                <w:color w:val="000000"/>
+              </w:rPr>
+              <w:t xml:space="preserve">1.27</w:t>
+            </w:r>
+          </w:p>
+        </w:tc>
+        <w:tc>
+          <w:tcPr>
+            <w:tcBorders>
+              <w:bottom w:val="none" w:sz="0" w:space="0" w:color="000000"/>
+              <w:top w:val="none" w:sz="0" w:space="0" w:color="000000"/>
+              <w:left w:val="none" w:sz="0" w:space="0" w:color="000000"/>
+              <w:right w:val="none" w:sz="0" w:space="0" w:color="000000"/>
+            </w:tcBorders>
+            <w:shd w:val="clear" w:color="auto" w:fill="FFFFFF"/>
+            <w:tcMar>
+              <w:top w:w="0" w:type="dxa"/>
+              <w:bottom w:w="0" w:type="dxa"/>
+              <w:left w:w="0" w:type="dxa"/>
+              <w:right w:w="0" w:type="dxa"/>
+            </w:tcMar>
+            <w:vAlign w:val="top"/>
+          </w:tcPr>
+          <w:p>
+            <w:pPr>
+              <w:pStyle w:val="Normal"/>
+              <w:jc w:val="center"/>
+              <w:pBdr>
+                <w:bottom w:val="none" w:sz="0" w:space="0" w:color="000000"/>
+                <w:top w:val="none" w:sz="0" w:space="0" w:color="000000"/>
+                <w:left w:val="none" w:sz="0" w:space="0" w:color="000000"/>
+                <w:right w:val="none" w:sz="0" w:space="0" w:color="000000"/>
+              </w:pBdr>
+              <w:spacing w:after="100" w:before="100" w:line="240"/>
+              <w:ind w:left="100" w:right="100" w:firstLine="0" w:firstLineChars="0"/>
+              <w:rPr>
+                <w:rFonts w:ascii="Helvetica" w:hAnsi="Helvetica" w:eastAsia="Helvetica" w:cs="Helvetica"/>
+                <w:i w:val="false"/>
+                <w:b w:val="false"/>
+                <w:u w:val="none"/>
+                <w:sz w:val="22"/>
+                <w:szCs w:val="22"/>
+                <w:color w:val="000000"/>
+              </w:rPr>
+            </w:pPr>
+            <w:r>
+              <w:rPr>
+                <w:rFonts w:ascii="Helvetica" w:hAnsi="Helvetica" w:eastAsia="Helvetica" w:cs="Helvetica"/>
+                <w:i w:val="false"/>
+                <w:b w:val="false"/>
+                <w:u w:val="none"/>
+                <w:sz w:val="22"/>
+                <w:szCs w:val="22"/>
+                <w:color w:val="000000"/>
+              </w:rPr>
+              <w:t xml:space="preserve">0.73, 2.22</w:t>
+            </w:r>
+          </w:p>
+        </w:tc>
+        <w:tc>
+          <w:tcPr>
+            <w:tcBorders>
+              <w:bottom w:val="none" w:sz="0" w:space="0" w:color="000000"/>
+              <w:top w:val="none" w:sz="0" w:space="0" w:color="000000"/>
+              <w:left w:val="none" w:sz="0" w:space="0" w:color="000000"/>
+              <w:right w:val="none" w:sz="0" w:space="0" w:color="000000"/>
+            </w:tcBorders>
+            <w:shd w:val="clear" w:color="auto" w:fill="FFFFFF"/>
+            <w:tcMar>
+              <w:top w:w="0" w:type="dxa"/>
+              <w:bottom w:w="0" w:type="dxa"/>
+              <w:left w:w="0" w:type="dxa"/>
+              <w:right w:w="0" w:type="dxa"/>
+            </w:tcMar>
+            <w:vAlign w:val="top"/>
+          </w:tcPr>
+          <w:p>
+            <w:pPr>
+              <w:pStyle w:val="Normal"/>
+              <w:jc w:val="center"/>
+              <w:pBdr>
+                <w:bottom w:val="none" w:sz="0" w:space="0" w:color="000000"/>
+                <w:top w:val="none" w:sz="0" w:space="0" w:color="000000"/>
+                <w:left w:val="none" w:sz="0" w:space="0" w:color="000000"/>
+                <w:right w:val="none" w:sz="0" w:space="0" w:color="000000"/>
+              </w:pBdr>
+              <w:spacing w:after="100" w:before="100" w:line="240"/>
+              <w:ind w:left="100" w:right="100" w:firstLine="0" w:firstLineChars="0"/>
+              <w:rPr>
+                <w:rFonts w:ascii="Helvetica" w:hAnsi="Helvetica" w:eastAsia="Helvetica" w:cs="Helvetica"/>
+                <w:i w:val="false"/>
+                <w:b w:val="false"/>
+                <w:u w:val="none"/>
+                <w:sz w:val="22"/>
+                <w:szCs w:val="22"/>
+                <w:color w:val="000000"/>
+              </w:rPr>
+            </w:pPr>
+            <w:r>
+              <w:rPr>
+                <w:rFonts w:ascii="Helvetica" w:hAnsi="Helvetica" w:eastAsia="Helvetica" w:cs="Helvetica"/>
+                <w:i w:val="false"/>
+                <w:b w:val="false"/>
+                <w:u w:val="none"/>
+                <w:sz w:val="22"/>
+                <w:szCs w:val="22"/>
+                <w:color w:val="000000"/>
+              </w:rPr>
+              <w:t xml:space="preserve">0.390</w:t>
             </w:r>
           </w:p>
         </w:tc>
@@ -14362,7 +14362,7 @@
                 <w:szCs w:val="22"/>
                 <w:color w:val="000000"/>
               </w:rPr>
-              <w:t xml:space="preserve">190</w:t>
+              <w:t xml:space="preserve">189</w:t>
             </w:r>
           </w:p>
         </w:tc>
@@ -14521,7 +14521,7 @@
                 <w:szCs w:val="22"/>
                 <w:color w:val="000000"/>
               </w:rPr>
-              <w:t xml:space="preserve">0.190</w:t>
+              <w:t xml:space="preserve">0.210</w:t>
             </w:r>
           </w:p>
         </w:tc>
@@ -14574,7 +14574,7 @@
                 <w:szCs w:val="22"/>
                 <w:color w:val="000000"/>
               </w:rPr>
-              <w:t xml:space="preserve">190</w:t>
+              <w:t xml:space="preserve">189</w:t>
             </w:r>
           </w:p>
         </w:tc>
@@ -14733,7 +14733,7 @@
                 <w:szCs w:val="22"/>
                 <w:color w:val="000000"/>
               </w:rPr>
-              <w:t xml:space="preserve">0.080</w:t>
+              <w:t xml:space="preserve">0.100</w:t>
             </w:r>
           </w:p>
         </w:tc>
